--- a/专业课/GIS数据结构/20-王朋坤-GIS数据结构与算法-课程学习报告.docx
+++ b/专业课/GIS数据结构/20-王朋坤-GIS数据结构与算法-课程学习报告.docx
@@ -18,17 +18,18 @@
         <w:adjustRightInd/>
         <w:snapToGrid/>
         <w:spacing w:line="24" w:lineRule="atLeast"/>
-        <w:textAlignment w:val="auto"/>
-        <w:rPr>
-          <w:rFonts w:hint="eastAsia" w:ascii="宋体" w:hAnsi="宋体" w:eastAsia="宋体" w:cs="宋体"/>
-          <w:sz w:val="24"/>
-          <w:szCs w:val="24"/>
-          <w:lang w:val="en-US" w:eastAsia="zh-CN"/>
-        </w:rPr>
-      </w:pPr>
-      <w:r>
-        <w:rPr>
-          <w:rFonts w:hint="eastAsia" w:ascii="宋体" w:hAnsi="宋体" w:eastAsia="宋体" w:cs="宋体"/>
+        <w:jc w:val="center"/>
+        <w:textAlignment w:val="auto"/>
+        <w:rPr>
+          <w:rFonts w:hint="eastAsia" w:ascii="宋体" w:hAnsi="宋体" w:eastAsia="宋体" w:cs="宋体"/>
+          <w:sz w:val="24"/>
+          <w:szCs w:val="24"/>
+          <w:lang w:val="en-US" w:eastAsia="zh-CN"/>
+        </w:rPr>
+      </w:pPr>
+      <w:r>
+        <w:rPr>
+          <w:rFonts w:hint="eastAsia" w:ascii="黑体" w:hAnsi="黑体" w:eastAsia="黑体" w:cs="黑体"/>
           <w:sz w:val="24"/>
           <w:szCs w:val="24"/>
           <w:lang w:val="en-US" w:eastAsia="zh-CN"/>
@@ -51,7 +52,7 @@
         <w:bidi w:val="0"/>
         <w:adjustRightInd/>
         <w:snapToGrid/>
-        <w:spacing w:line="24" w:lineRule="atLeast"/>
+        <w:spacing w:line="288" w:lineRule="auto"/>
         <w:textAlignment w:val="auto"/>
         <w:rPr>
           <w:rFonts w:hint="eastAsia" w:ascii="宋体" w:hAnsi="宋体" w:eastAsia="宋体" w:cs="宋体"/>
@@ -85,7 +86,7 @@
         <w:bidi w:val="0"/>
         <w:adjustRightInd/>
         <w:snapToGrid/>
-        <w:spacing w:line="24" w:lineRule="atLeast"/>
+        <w:spacing w:line="288" w:lineRule="auto"/>
         <w:textAlignment w:val="auto"/>
         <w:rPr>
           <w:rFonts w:hint="eastAsia" w:ascii="宋体" w:hAnsi="宋体" w:eastAsia="宋体" w:cs="宋体"/>
@@ -119,7 +120,7 @@
         <w:bidi w:val="0"/>
         <w:adjustRightInd/>
         <w:snapToGrid/>
-        <w:spacing w:line="24" w:lineRule="atLeast"/>
+        <w:spacing w:line="288" w:lineRule="auto"/>
         <w:textAlignment w:val="auto"/>
         <w:rPr>
           <w:rFonts w:hint="eastAsia" w:ascii="宋体" w:hAnsi="宋体" w:eastAsia="宋体" w:cs="宋体"/>
@@ -144,24 +145,28 @@
         <w:bidi w:val="0"/>
         <w:adjustRightInd/>
         <w:snapToGrid/>
-        <w:spacing w:line="24" w:lineRule="atLeast"/>
-        <w:textAlignment w:val="auto"/>
-        <w:rPr>
-          <w:rFonts w:hint="eastAsia" w:ascii="宋体" w:hAnsi="宋体" w:eastAsia="宋体" w:cs="宋体"/>
-          <w:sz w:val="24"/>
-          <w:szCs w:val="24"/>
-          <w:lang w:val="en-US" w:eastAsia="zh-CN"/>
-        </w:rPr>
-      </w:pPr>
-      <w:r>
-        <w:rPr>
-          <w:rFonts w:hint="eastAsia" w:ascii="宋体" w:hAnsi="宋体" w:eastAsia="宋体" w:cs="宋体"/>
-          <w:sz w:val="24"/>
-          <w:szCs w:val="24"/>
-          <w:lang w:val="en-US" w:eastAsia="zh-CN"/>
-        </w:rPr>
-        <w:t>1.学习的总结与思考</w:t>
-      </w:r>
+        <w:spacing w:line="288" w:lineRule="auto"/>
+        <w:textAlignment w:val="auto"/>
+        <w:rPr>
+          <w:rFonts w:hint="eastAsia" w:ascii="宋体" w:hAnsi="宋体" w:eastAsia="宋体" w:cs="宋体"/>
+          <w:sz w:val="24"/>
+          <w:szCs w:val="24"/>
+          <w:lang w:val="en-US" w:eastAsia="zh-CN"/>
+        </w:rPr>
+      </w:pPr>
+      <w:r>
+        <w:rPr>
+          <w:rFonts w:hint="eastAsia" w:ascii="宋体" w:hAnsi="宋体" w:eastAsia="宋体" w:cs="宋体"/>
+          <w:b/>
+          <w:bCs/>
+          <w:sz w:val="24"/>
+          <w:szCs w:val="24"/>
+          <w:lang w:val="en-US" w:eastAsia="zh-CN"/>
+        </w:rPr>
+        <w:t>一、学习的总结与思考</w:t>
+      </w:r>
+      <w:bookmarkStart w:id="0" w:name="_GoBack"/>
+      <w:bookmarkEnd w:id="0"/>
     </w:p>
     <w:p>
       <w:pPr>
@@ -178,7 +183,7 @@
         <w:bidi w:val="0"/>
         <w:adjustRightInd/>
         <w:snapToGrid/>
-        <w:spacing w:line="24" w:lineRule="atLeast"/>
+        <w:spacing w:line="288" w:lineRule="auto"/>
         <w:textAlignment w:val="auto"/>
         <w:rPr>
           <w:rFonts w:hint="eastAsia" w:ascii="宋体" w:hAnsi="宋体" w:eastAsia="宋体" w:cs="宋体"/>
@@ -212,7 +217,7 @@
         <w:bidi w:val="0"/>
         <w:adjustRightInd/>
         <w:snapToGrid/>
-        <w:spacing w:line="24" w:lineRule="atLeast"/>
+        <w:spacing w:line="288" w:lineRule="auto"/>
         <w:textAlignment w:val="auto"/>
         <w:rPr>
           <w:rFonts w:hint="eastAsia" w:ascii="宋体" w:hAnsi="宋体" w:eastAsia="宋体" w:cs="宋体"/>
@@ -237,7 +242,7 @@
         <w:bidi w:val="0"/>
         <w:adjustRightInd/>
         <w:snapToGrid/>
-        <w:spacing w:line="24" w:lineRule="atLeast"/>
+        <w:spacing w:line="288" w:lineRule="auto"/>
         <w:textAlignment w:val="auto"/>
         <w:rPr>
           <w:rFonts w:hint="default" w:ascii="宋体" w:hAnsi="宋体" w:eastAsia="宋体" w:cs="宋体"/>
@@ -249,11 +254,47 @@
       <w:r>
         <w:rPr>
           <w:rFonts w:hint="eastAsia" w:ascii="宋体" w:hAnsi="宋体" w:eastAsia="宋体" w:cs="宋体"/>
-          <w:sz w:val="24"/>
-          <w:szCs w:val="24"/>
-          <w:lang w:val="en-US" w:eastAsia="zh-CN"/>
-        </w:rPr>
-        <w:t>熟悉了指针的使用，即指针：可为NULL，亦可为某个</w:t>
+          <w:b/>
+          <w:bCs/>
+          <w:sz w:val="24"/>
+          <w:szCs w:val="24"/>
+          <w:lang w:val="en-US" w:eastAsia="zh-CN"/>
+        </w:rPr>
+        <w:t>1.1回顾内容总结思考：</w:t>
+      </w:r>
+    </w:p>
+    <w:p>
+      <w:pPr>
+        <w:keepNext w:val="0"/>
+        <w:keepLines w:val="0"/>
+        <w:pageBreakBefore w:val="0"/>
+        <w:widowControl w:val="0"/>
+        <w:kinsoku/>
+        <w:wordWrap/>
+        <w:overflowPunct/>
+        <w:topLinePunct w:val="0"/>
+        <w:autoSpaceDE/>
+        <w:autoSpaceDN/>
+        <w:bidi w:val="0"/>
+        <w:adjustRightInd/>
+        <w:snapToGrid/>
+        <w:spacing w:line="288" w:lineRule="auto"/>
+        <w:textAlignment w:val="auto"/>
+        <w:rPr>
+          <w:rFonts w:hint="eastAsia" w:ascii="宋体" w:hAnsi="宋体" w:eastAsia="宋体" w:cs="宋体"/>
+          <w:sz w:val="24"/>
+          <w:szCs w:val="24"/>
+          <w:lang w:val="en-US" w:eastAsia="zh-CN"/>
+        </w:rPr>
+      </w:pPr>
+      <w:r>
+        <w:rPr>
+          <w:rFonts w:hint="eastAsia" w:ascii="宋体" w:hAnsi="宋体" w:eastAsia="宋体" w:cs="宋体"/>
+          <w:sz w:val="24"/>
+          <w:szCs w:val="24"/>
+          <w:lang w:val="en-US" w:eastAsia="zh-CN"/>
+        </w:rPr>
+        <w:t>1.1.1.熟悉了指针的使用，即指针：可为NULL，亦可为某个</w:t>
       </w:r>
       <w:r>
         <w:rPr>
@@ -311,7 +352,7 @@
         <w:bidi w:val="0"/>
         <w:adjustRightInd/>
         <w:snapToGrid/>
-        <w:spacing w:line="24" w:lineRule="atLeast"/>
+        <w:spacing w:line="288" w:lineRule="auto"/>
         <w:textAlignment w:val="auto"/>
         <w:rPr>
           <w:rFonts w:hint="eastAsia" w:ascii="宋体" w:hAnsi="宋体" w:eastAsia="宋体" w:cs="宋体"/>
@@ -345,7 +386,7 @@
         <w:bidi w:val="0"/>
         <w:adjustRightInd/>
         <w:snapToGrid/>
-        <w:spacing w:line="24" w:lineRule="atLeast"/>
+        <w:spacing w:line="288" w:lineRule="auto"/>
         <w:textAlignment w:val="auto"/>
         <w:rPr>
           <w:rFonts w:hint="eastAsia" w:ascii="宋体" w:hAnsi="宋体" w:eastAsia="宋体" w:cs="宋体"/>
@@ -360,6 +401,7 @@
         <w:pStyle w:val="4"/>
         <w:keepNext w:val="0"/>
         <w:keepLines w:val="0"/>
+        <w:pageBreakBefore w:val="0"/>
         <w:widowControl/>
         <w:suppressLineNumbers w:val="0"/>
         <w:pBdr>
@@ -369,17 +411,27 @@
           <w:right w:val="none" w:color="auto" w:sz="0" w:space="0"/>
         </w:pBdr>
         <w:shd w:val="clear" w:fill="FFFFFF"/>
-        <w:spacing w:before="48" w:beforeAutospacing="0" w:after="48" w:afterAutospacing="0" w:line="315" w:lineRule="atLeast"/>
+        <w:kinsoku/>
+        <w:wordWrap/>
+        <w:overflowPunct/>
+        <w:topLinePunct w:val="0"/>
+        <w:autoSpaceDE/>
+        <w:autoSpaceDN/>
+        <w:bidi w:val="0"/>
+        <w:adjustRightInd/>
+        <w:snapToGrid/>
+        <w:spacing w:before="48" w:beforeAutospacing="0" w:after="48" w:afterAutospacing="0" w:line="288" w:lineRule="auto"/>
         <w:ind w:left="0" w:right="0" w:firstLine="0"/>
         <w:jc w:val="left"/>
-        <w:rPr>
-          <w:rFonts w:hint="eastAsia" w:ascii="Helvetica" w:hAnsi="Helvetica" w:eastAsia="宋体" w:cs="Helvetica"/>
-          <w:i w:val="0"/>
-          <w:caps w:val="0"/>
-          <w:color w:val="333333"/>
-          <w:spacing w:val="0"/>
-          <w:sz w:val="16"/>
-          <w:szCs w:val="16"/>
+        <w:textAlignment w:val="auto"/>
+        <w:rPr>
+          <w:rFonts w:hint="eastAsia" w:ascii="宋体" w:hAnsi="宋体" w:eastAsia="宋体" w:cs="宋体"/>
+          <w:i w:val="0"/>
+          <w:caps w:val="0"/>
+          <w:color w:val="333333"/>
+          <w:spacing w:val="0"/>
+          <w:sz w:val="24"/>
+          <w:szCs w:val="24"/>
           <w:lang w:eastAsia="zh-CN"/>
         </w:rPr>
       </w:pPr>
@@ -390,30 +442,30 @@
           <w:szCs w:val="24"/>
           <w:lang w:val="en-US" w:eastAsia="zh-CN"/>
         </w:rPr>
-        <w:t>熟悉了C++中头文件的使用，一般将所有的</w:t>
-      </w:r>
-      <w:r>
-        <w:rPr>
-          <w:rFonts w:ascii="Helvetica" w:hAnsi="Helvetica" w:eastAsia="Helvetica" w:cs="Helvetica"/>
-          <w:i w:val="0"/>
-          <w:caps w:val="0"/>
-          <w:color w:val="333333"/>
-          <w:spacing w:val="0"/>
-          <w:sz w:val="16"/>
-          <w:szCs w:val="16"/>
+        <w:t>1.1.2.熟悉了C++中头文件的使用，一般将所有的</w:t>
+      </w:r>
+      <w:r>
+        <w:rPr>
+          <w:rFonts w:hint="eastAsia" w:ascii="宋体" w:hAnsi="宋体" w:eastAsia="宋体" w:cs="宋体"/>
+          <w:i w:val="0"/>
+          <w:caps w:val="0"/>
+          <w:color w:val="333333"/>
+          <w:spacing w:val="0"/>
+          <w:sz w:val="24"/>
+          <w:szCs w:val="24"/>
           <w:shd w:val="clear" w:fill="FFFFFF"/>
         </w:rPr>
         <w:t>常量、宏、系统全局变量</w:t>
       </w:r>
       <w:r>
         <w:rPr>
-          <w:rFonts w:hint="eastAsia" w:ascii="Helvetica" w:hAnsi="Helvetica" w:eastAsia="宋体" w:cs="Helvetica"/>
-          <w:i w:val="0"/>
-          <w:caps w:val="0"/>
-          <w:color w:val="333333"/>
-          <w:spacing w:val="0"/>
-          <w:sz w:val="16"/>
-          <w:szCs w:val="16"/>
+          <w:rFonts w:hint="eastAsia" w:ascii="宋体" w:hAnsi="宋体" w:eastAsia="宋体" w:cs="宋体"/>
+          <w:i w:val="0"/>
+          <w:caps w:val="0"/>
+          <w:color w:val="333333"/>
+          <w:spacing w:val="0"/>
+          <w:sz w:val="24"/>
+          <w:szCs w:val="24"/>
           <w:shd w:val="clear" w:fill="FFFFFF"/>
           <w:lang w:eastAsia="zh-CN"/>
         </w:rPr>
@@ -421,13 +473,13 @@
       </w:r>
       <w:r>
         <w:rPr>
-          <w:rFonts w:hint="eastAsia" w:ascii="Helvetica" w:hAnsi="Helvetica" w:eastAsia="宋体" w:cs="Helvetica"/>
-          <w:i w:val="0"/>
-          <w:caps w:val="0"/>
-          <w:color w:val="333333"/>
-          <w:spacing w:val="0"/>
-          <w:sz w:val="16"/>
-          <w:szCs w:val="16"/>
+          <w:rFonts w:hint="eastAsia" w:ascii="宋体" w:hAnsi="宋体" w:eastAsia="宋体" w:cs="宋体"/>
+          <w:i w:val="0"/>
+          <w:caps w:val="0"/>
+          <w:color w:val="333333"/>
+          <w:spacing w:val="0"/>
+          <w:sz w:val="24"/>
+          <w:szCs w:val="24"/>
           <w:shd w:val="clear" w:fill="FFFFFF"/>
           <w:lang w:val="en-US" w:eastAsia="zh-CN"/>
         </w:rPr>
@@ -435,26 +487,26 @@
       </w:r>
       <w:r>
         <w:rPr>
-          <w:rFonts w:ascii="Helvetica" w:hAnsi="Helvetica" w:eastAsia="Helvetica" w:cs="Helvetica"/>
-          <w:i w:val="0"/>
-          <w:caps w:val="0"/>
-          <w:color w:val="333333"/>
-          <w:spacing w:val="0"/>
-          <w:sz w:val="16"/>
-          <w:szCs w:val="16"/>
+          <w:rFonts w:hint="eastAsia" w:ascii="宋体" w:hAnsi="宋体" w:eastAsia="宋体" w:cs="宋体"/>
+          <w:i w:val="0"/>
+          <w:caps w:val="0"/>
+          <w:color w:val="333333"/>
+          <w:spacing w:val="0"/>
+          <w:sz w:val="24"/>
+          <w:szCs w:val="24"/>
           <w:shd w:val="clear" w:fill="FFFFFF"/>
         </w:rPr>
         <w:t>和函数原型写在头文件中</w:t>
       </w:r>
       <w:r>
         <w:rPr>
-          <w:rFonts w:hint="eastAsia" w:ascii="Helvetica" w:hAnsi="Helvetica" w:eastAsia="宋体" w:cs="Helvetica"/>
-          <w:i w:val="0"/>
-          <w:caps w:val="0"/>
-          <w:color w:val="333333"/>
-          <w:spacing w:val="0"/>
-          <w:sz w:val="16"/>
-          <w:szCs w:val="16"/>
+          <w:rFonts w:hint="eastAsia" w:ascii="宋体" w:hAnsi="宋体" w:eastAsia="宋体" w:cs="宋体"/>
+          <w:i w:val="0"/>
+          <w:caps w:val="0"/>
+          <w:color w:val="333333"/>
+          <w:spacing w:val="0"/>
+          <w:sz w:val="24"/>
+          <w:szCs w:val="24"/>
           <w:shd w:val="clear" w:fill="FFFFFF"/>
           <w:lang w:eastAsia="zh-CN"/>
         </w:rPr>
@@ -462,29 +514,14 @@
       </w:r>
       <w:r>
         <w:rPr>
-          <w:rFonts w:hint="eastAsia" w:ascii="Helvetica" w:hAnsi="Helvetica" w:eastAsia="宋体" w:cs="Helvetica"/>
-          <w:i w:val="0"/>
-          <w:caps w:val="0"/>
-          <w:color w:val="333333"/>
-          <w:spacing w:val="0"/>
-          <w:sz w:val="16"/>
-          <w:szCs w:val="16"/>
-          <w:shd w:val="clear" w:fill="FFFFFF"/>
-          <w:lang w:val="en-US" w:eastAsia="zh-CN"/>
-        </w:rPr>
-        <w:t>头文件的使用，</w:t>
-      </w:r>
-      <w:r>
-        <w:rPr>
           <w:rStyle w:val="7"/>
-          <w:rFonts w:hint="default" w:ascii="Helvetica" w:hAnsi="Helvetica" w:eastAsia="Helvetica" w:cs="Helvetica"/>
-          <w:i w:val="0"/>
-          <w:caps w:val="0"/>
-          <w:color w:val="333333"/>
-          <w:spacing w:val="0"/>
-          <w:sz w:val="16"/>
-          <w:szCs w:val="16"/>
-          <w:bdr w:val="none" w:color="auto" w:sz="0" w:space="0"/>
+          <w:rFonts w:hint="eastAsia" w:ascii="宋体" w:hAnsi="宋体" w:eastAsia="宋体" w:cs="宋体"/>
+          <w:i w:val="0"/>
+          <w:caps w:val="0"/>
+          <w:color w:val="333333"/>
+          <w:spacing w:val="0"/>
+          <w:sz w:val="24"/>
+          <w:szCs w:val="24"/>
           <w:shd w:val="clear" w:fill="FFFFFF"/>
         </w:rPr>
         <w:t xml:space="preserve"> include &lt;&gt; 与include "" 的区别</w:t>
@@ -492,14 +529,13 @@
       <w:r>
         <w:rPr>
           <w:rStyle w:val="7"/>
-          <w:rFonts w:hint="eastAsia" w:ascii="Helvetica" w:hAnsi="Helvetica" w:eastAsia="宋体" w:cs="Helvetica"/>
-          <w:i w:val="0"/>
-          <w:caps w:val="0"/>
-          <w:color w:val="333333"/>
-          <w:spacing w:val="0"/>
-          <w:sz w:val="16"/>
-          <w:szCs w:val="16"/>
-          <w:bdr w:val="none" w:color="auto" w:sz="0" w:space="0"/>
+          <w:rFonts w:hint="eastAsia" w:ascii="宋体" w:hAnsi="宋体" w:eastAsia="宋体" w:cs="宋体"/>
+          <w:i w:val="0"/>
+          <w:caps w:val="0"/>
+          <w:color w:val="333333"/>
+          <w:spacing w:val="0"/>
+          <w:sz w:val="24"/>
+          <w:szCs w:val="24"/>
           <w:shd w:val="clear" w:fill="FFFFFF"/>
           <w:lang w:eastAsia="zh-CN"/>
         </w:rPr>
@@ -511,6 +547,7 @@
         <w:pStyle w:val="4"/>
         <w:keepNext w:val="0"/>
         <w:keepLines w:val="0"/>
+        <w:pageBreakBefore w:val="0"/>
         <w:widowControl/>
         <w:suppressLineNumbers w:val="0"/>
         <w:pBdr>
@@ -520,58 +557,65 @@
           <w:right w:val="none" w:color="auto" w:sz="0" w:space="0"/>
         </w:pBdr>
         <w:shd w:val="clear" w:fill="FFFFFF"/>
-        <w:spacing w:before="48" w:beforeAutospacing="0" w:after="48" w:afterAutospacing="0" w:line="315" w:lineRule="atLeast"/>
+        <w:kinsoku/>
+        <w:wordWrap/>
+        <w:overflowPunct/>
+        <w:topLinePunct w:val="0"/>
+        <w:autoSpaceDE/>
+        <w:autoSpaceDN/>
+        <w:bidi w:val="0"/>
+        <w:adjustRightInd/>
+        <w:snapToGrid/>
+        <w:spacing w:before="48" w:beforeAutospacing="0" w:after="48" w:afterAutospacing="0" w:line="288" w:lineRule="auto"/>
         <w:ind w:left="0" w:right="0" w:firstLine="0"/>
         <w:jc w:val="left"/>
-        <w:rPr>
-          <w:rFonts w:hint="default" w:ascii="Helvetica" w:hAnsi="Helvetica" w:eastAsia="Helvetica" w:cs="Helvetica"/>
-          <w:i w:val="0"/>
-          <w:caps w:val="0"/>
-          <w:color w:val="333333"/>
-          <w:spacing w:val="0"/>
-          <w:sz w:val="16"/>
-          <w:szCs w:val="16"/>
-        </w:rPr>
-      </w:pPr>
-      <w:r>
-        <w:rPr>
-          <w:rFonts w:ascii="Consolas" w:hAnsi="Consolas" w:eastAsia="Consolas" w:cs="Consolas"/>
+        <w:textAlignment w:val="auto"/>
+        <w:rPr>
+          <w:rFonts w:hint="eastAsia" w:ascii="宋体" w:hAnsi="宋体" w:eastAsia="宋体" w:cs="宋体"/>
+          <w:i w:val="0"/>
+          <w:caps w:val="0"/>
+          <w:color w:val="333333"/>
+          <w:spacing w:val="0"/>
+          <w:sz w:val="24"/>
+          <w:szCs w:val="24"/>
+        </w:rPr>
+      </w:pPr>
+      <w:r>
+        <w:rPr>
+          <w:rFonts w:hint="eastAsia" w:ascii="宋体" w:hAnsi="宋体" w:eastAsia="宋体" w:cs="宋体"/>
           <w:b/>
           <w:i w:val="0"/>
           <w:caps w:val="0"/>
           <w:color w:val="333333"/>
           <w:spacing w:val="0"/>
-          <w:sz w:val="16"/>
-          <w:szCs w:val="16"/>
-          <w:bdr w:val="none" w:color="auto" w:sz="0" w:space="0"/>
+          <w:sz w:val="24"/>
+          <w:szCs w:val="24"/>
           <w:shd w:val="clear" w:fill="ECEAE6"/>
         </w:rPr>
         <w:t>#include &lt; &gt;</w:t>
       </w:r>
       <w:r>
         <w:rPr>
-          <w:rFonts w:hint="default" w:ascii="Helvetica" w:hAnsi="Helvetica" w:eastAsia="Helvetica" w:cs="Helvetica"/>
-          <w:i w:val="0"/>
-          <w:caps w:val="0"/>
-          <w:color w:val="333333"/>
-          <w:spacing w:val="0"/>
-          <w:sz w:val="16"/>
-          <w:szCs w:val="16"/>
-          <w:bdr w:val="none" w:color="auto" w:sz="0" w:space="0"/>
+          <w:rFonts w:hint="eastAsia" w:ascii="宋体" w:hAnsi="宋体" w:eastAsia="宋体" w:cs="宋体"/>
+          <w:i w:val="0"/>
+          <w:caps w:val="0"/>
+          <w:color w:val="333333"/>
+          <w:spacing w:val="0"/>
+          <w:sz w:val="24"/>
+          <w:szCs w:val="24"/>
           <w:shd w:val="clear" w:fill="FFFFFF"/>
         </w:rPr>
         <w:t> 引用的是编译器的类库路径里面的头文件</w:t>
       </w:r>
       <w:r>
         <w:rPr>
-          <w:rFonts w:hint="eastAsia" w:ascii="Helvetica" w:hAnsi="Helvetica" w:eastAsia="宋体" w:cs="Helvetica"/>
-          <w:i w:val="0"/>
-          <w:caps w:val="0"/>
-          <w:color w:val="333333"/>
-          <w:spacing w:val="0"/>
-          <w:sz w:val="16"/>
-          <w:szCs w:val="16"/>
-          <w:bdr w:val="none" w:color="auto" w:sz="0" w:space="0"/>
+          <w:rFonts w:hint="eastAsia" w:ascii="宋体" w:hAnsi="宋体" w:eastAsia="宋体" w:cs="宋体"/>
+          <w:i w:val="0"/>
+          <w:caps w:val="0"/>
+          <w:color w:val="333333"/>
+          <w:spacing w:val="0"/>
+          <w:sz w:val="24"/>
+          <w:szCs w:val="24"/>
           <w:shd w:val="clear" w:fill="FFFFFF"/>
           <w:lang w:eastAsia="zh-CN"/>
         </w:rPr>
@@ -579,14 +623,13 @@
       </w:r>
       <w:r>
         <w:rPr>
-          <w:rFonts w:hint="eastAsia" w:ascii="Helvetica" w:hAnsi="Helvetica" w:eastAsia="宋体" w:cs="Helvetica"/>
-          <w:i w:val="0"/>
-          <w:caps w:val="0"/>
-          <w:color w:val="333333"/>
-          <w:spacing w:val="0"/>
-          <w:sz w:val="16"/>
-          <w:szCs w:val="16"/>
-          <w:bdr w:val="none" w:color="auto" w:sz="0" w:space="0"/>
+          <w:rFonts w:hint="eastAsia" w:ascii="宋体" w:hAnsi="宋体" w:eastAsia="宋体" w:cs="宋体"/>
+          <w:i w:val="0"/>
+          <w:caps w:val="0"/>
+          <w:color w:val="333333"/>
+          <w:spacing w:val="0"/>
+          <w:sz w:val="24"/>
+          <w:szCs w:val="24"/>
           <w:shd w:val="clear" w:fill="FFFFFF"/>
           <w:lang w:val="en-US" w:eastAsia="zh-CN"/>
         </w:rPr>
@@ -594,14 +637,13 @@
       </w:r>
       <w:r>
         <w:rPr>
-          <w:rFonts w:hint="default" w:ascii="Helvetica" w:hAnsi="Helvetica" w:eastAsia="Helvetica" w:cs="Helvetica"/>
-          <w:i w:val="0"/>
-          <w:caps w:val="0"/>
-          <w:color w:val="333333"/>
-          <w:spacing w:val="0"/>
-          <w:sz w:val="16"/>
-          <w:szCs w:val="16"/>
-          <w:bdr w:val="none" w:color="auto" w:sz="0" w:space="0"/>
+          <w:rFonts w:hint="eastAsia" w:ascii="宋体" w:hAnsi="宋体" w:eastAsia="宋体" w:cs="宋体"/>
+          <w:i w:val="0"/>
+          <w:caps w:val="0"/>
+          <w:color w:val="333333"/>
+          <w:spacing w:val="0"/>
+          <w:sz w:val="24"/>
+          <w:szCs w:val="24"/>
           <w:shd w:val="clear" w:fill="FFFFFF"/>
         </w:rPr>
         <w:t>。</w:t>
@@ -612,6 +654,7 @@
         <w:pStyle w:val="4"/>
         <w:keepNext w:val="0"/>
         <w:keepLines w:val="0"/>
+        <w:pageBreakBefore w:val="0"/>
         <w:widowControl/>
         <w:suppressLineNumbers w:val="0"/>
         <w:pBdr>
@@ -621,60 +664,66 @@
           <w:right w:val="none" w:color="auto" w:sz="0" w:space="0"/>
         </w:pBdr>
         <w:shd w:val="clear" w:fill="FFFFFF"/>
-        <w:spacing w:before="48" w:beforeAutospacing="0" w:after="48" w:afterAutospacing="0" w:line="315" w:lineRule="atLeast"/>
+        <w:kinsoku/>
+        <w:wordWrap/>
+        <w:overflowPunct/>
+        <w:topLinePunct w:val="0"/>
+        <w:autoSpaceDE/>
+        <w:autoSpaceDN/>
+        <w:bidi w:val="0"/>
+        <w:adjustRightInd/>
+        <w:snapToGrid/>
+        <w:spacing w:before="48" w:beforeAutospacing="0" w:after="48" w:afterAutospacing="0" w:line="288" w:lineRule="auto"/>
         <w:ind w:left="0" w:right="0" w:firstLine="0"/>
         <w:jc w:val="left"/>
-        <w:rPr>
-          <w:rFonts w:hint="default" w:ascii="Helvetica" w:hAnsi="Helvetica" w:eastAsia="Helvetica" w:cs="Helvetica"/>
-          <w:i w:val="0"/>
-          <w:caps w:val="0"/>
-          <w:color w:val="333333"/>
-          <w:spacing w:val="0"/>
-          <w:sz w:val="16"/>
-          <w:szCs w:val="16"/>
-          <w:bdr w:val="none" w:color="auto" w:sz="0" w:space="0"/>
-          <w:shd w:val="clear" w:fill="FFFFFF"/>
-        </w:rPr>
-      </w:pPr>
-      <w:r>
-        <w:rPr>
-          <w:rFonts w:hint="default" w:ascii="Consolas" w:hAnsi="Consolas" w:eastAsia="Consolas" w:cs="Consolas"/>
+        <w:textAlignment w:val="auto"/>
+        <w:rPr>
+          <w:rFonts w:hint="eastAsia" w:ascii="宋体" w:hAnsi="宋体" w:eastAsia="宋体" w:cs="宋体"/>
+          <w:i w:val="0"/>
+          <w:caps w:val="0"/>
+          <w:color w:val="333333"/>
+          <w:spacing w:val="0"/>
+          <w:sz w:val="24"/>
+          <w:szCs w:val="24"/>
+          <w:shd w:val="clear" w:fill="FFFFFF"/>
+        </w:rPr>
+      </w:pPr>
+      <w:r>
+        <w:rPr>
+          <w:rFonts w:hint="eastAsia" w:ascii="宋体" w:hAnsi="宋体" w:eastAsia="宋体" w:cs="宋体"/>
           <w:b/>
           <w:i w:val="0"/>
           <w:caps w:val="0"/>
           <w:color w:val="333333"/>
           <w:spacing w:val="0"/>
-          <w:sz w:val="16"/>
-          <w:szCs w:val="16"/>
-          <w:bdr w:val="none" w:color="auto" w:sz="0" w:space="0"/>
+          <w:sz w:val="24"/>
+          <w:szCs w:val="24"/>
           <w:shd w:val="clear" w:fill="ECEAE6"/>
         </w:rPr>
         <w:t>#include " "</w:t>
       </w:r>
       <w:r>
         <w:rPr>
-          <w:rFonts w:hint="default" w:ascii="Helvetica" w:hAnsi="Helvetica" w:eastAsia="Helvetica" w:cs="Helvetica"/>
-          <w:i w:val="0"/>
-          <w:caps w:val="0"/>
-          <w:color w:val="333333"/>
-          <w:spacing w:val="0"/>
-          <w:sz w:val="16"/>
-          <w:szCs w:val="16"/>
-          <w:bdr w:val="none" w:color="auto" w:sz="0" w:space="0"/>
+          <w:rFonts w:hint="eastAsia" w:ascii="宋体" w:hAnsi="宋体" w:eastAsia="宋体" w:cs="宋体"/>
+          <w:i w:val="0"/>
+          <w:caps w:val="0"/>
+          <w:color w:val="333333"/>
+          <w:spacing w:val="0"/>
+          <w:sz w:val="24"/>
+          <w:szCs w:val="24"/>
           <w:shd w:val="clear" w:fill="FFFFFF"/>
         </w:rPr>
         <w:t> 引用的是你程序目录的相对路径中的头文件，如果在程序目录没有找到引用的头文件则到编译器的类库路径的目录下找该头文件</w:t>
       </w:r>
       <w:r>
         <w:rPr>
-          <w:rFonts w:hint="eastAsia" w:ascii="Helvetica" w:hAnsi="Helvetica" w:eastAsia="宋体" w:cs="Helvetica"/>
-          <w:i w:val="0"/>
-          <w:caps w:val="0"/>
-          <w:color w:val="333333"/>
-          <w:spacing w:val="0"/>
-          <w:sz w:val="16"/>
-          <w:szCs w:val="16"/>
-          <w:bdr w:val="none" w:color="auto" w:sz="0" w:space="0"/>
+          <w:rFonts w:hint="eastAsia" w:ascii="宋体" w:hAnsi="宋体" w:eastAsia="宋体" w:cs="宋体"/>
+          <w:i w:val="0"/>
+          <w:caps w:val="0"/>
+          <w:color w:val="333333"/>
+          <w:spacing w:val="0"/>
+          <w:sz w:val="24"/>
+          <w:szCs w:val="24"/>
           <w:shd w:val="clear" w:fill="FFFFFF"/>
           <w:lang w:eastAsia="zh-CN"/>
         </w:rPr>
@@ -682,14 +731,13 @@
       </w:r>
       <w:r>
         <w:rPr>
-          <w:rFonts w:hint="eastAsia" w:ascii="Helvetica" w:hAnsi="Helvetica" w:eastAsia="宋体" w:cs="Helvetica"/>
-          <w:i w:val="0"/>
-          <w:caps w:val="0"/>
-          <w:color w:val="333333"/>
-          <w:spacing w:val="0"/>
-          <w:sz w:val="16"/>
-          <w:szCs w:val="16"/>
-          <w:bdr w:val="none" w:color="auto" w:sz="0" w:space="0"/>
+          <w:rFonts w:hint="eastAsia" w:ascii="宋体" w:hAnsi="宋体" w:eastAsia="宋体" w:cs="宋体"/>
+          <w:i w:val="0"/>
+          <w:caps w:val="0"/>
+          <w:color w:val="333333"/>
+          <w:spacing w:val="0"/>
+          <w:sz w:val="24"/>
+          <w:szCs w:val="24"/>
           <w:shd w:val="clear" w:fill="FFFFFF"/>
           <w:lang w:val="en-US" w:eastAsia="zh-CN"/>
         </w:rPr>
@@ -697,14 +745,13 @@
       </w:r>
       <w:r>
         <w:rPr>
-          <w:rFonts w:hint="default" w:ascii="Helvetica" w:hAnsi="Helvetica" w:eastAsia="Helvetica" w:cs="Helvetica"/>
-          <w:i w:val="0"/>
-          <w:caps w:val="0"/>
-          <w:color w:val="333333"/>
-          <w:spacing w:val="0"/>
-          <w:sz w:val="16"/>
-          <w:szCs w:val="16"/>
-          <w:bdr w:val="none" w:color="auto" w:sz="0" w:space="0"/>
+          <w:rFonts w:hint="eastAsia" w:ascii="宋体" w:hAnsi="宋体" w:eastAsia="宋体" w:cs="宋体"/>
+          <w:i w:val="0"/>
+          <w:caps w:val="0"/>
+          <w:color w:val="333333"/>
+          <w:spacing w:val="0"/>
+          <w:sz w:val="24"/>
+          <w:szCs w:val="24"/>
           <w:shd w:val="clear" w:fill="FFFFFF"/>
         </w:rPr>
         <w:t>。</w:t>
@@ -715,6 +762,7 @@
         <w:pStyle w:val="4"/>
         <w:keepNext w:val="0"/>
         <w:keepLines w:val="0"/>
+        <w:pageBreakBefore w:val="0"/>
         <w:widowControl/>
         <w:suppressLineNumbers w:val="0"/>
         <w:pBdr>
@@ -724,18 +772,27 @@
           <w:right w:val="none" w:color="auto" w:sz="0" w:space="0"/>
         </w:pBdr>
         <w:shd w:val="clear" w:fill="FFFFFF"/>
-        <w:spacing w:before="48" w:beforeAutospacing="0" w:after="48" w:afterAutospacing="0" w:line="315" w:lineRule="atLeast"/>
+        <w:kinsoku/>
+        <w:wordWrap/>
+        <w:overflowPunct/>
+        <w:topLinePunct w:val="0"/>
+        <w:autoSpaceDE/>
+        <w:autoSpaceDN/>
+        <w:bidi w:val="0"/>
+        <w:adjustRightInd/>
+        <w:snapToGrid/>
+        <w:spacing w:before="48" w:beforeAutospacing="0" w:after="48" w:afterAutospacing="0" w:line="288" w:lineRule="auto"/>
         <w:ind w:left="0" w:right="0" w:firstLine="0"/>
         <w:jc w:val="left"/>
-        <w:rPr>
-          <w:rFonts w:hint="default" w:ascii="Helvetica" w:hAnsi="Helvetica" w:eastAsia="Helvetica" w:cs="Helvetica"/>
-          <w:i w:val="0"/>
-          <w:caps w:val="0"/>
-          <w:color w:val="333333"/>
-          <w:spacing w:val="0"/>
-          <w:sz w:val="16"/>
-          <w:szCs w:val="16"/>
-          <w:bdr w:val="none" w:color="auto" w:sz="0" w:space="0"/>
+        <w:textAlignment w:val="auto"/>
+        <w:rPr>
+          <w:rFonts w:hint="eastAsia" w:ascii="宋体" w:hAnsi="宋体" w:eastAsia="宋体" w:cs="宋体"/>
+          <w:i w:val="0"/>
+          <w:caps w:val="0"/>
+          <w:color w:val="333333"/>
+          <w:spacing w:val="0"/>
+          <w:sz w:val="24"/>
+          <w:szCs w:val="24"/>
           <w:shd w:val="clear" w:fill="FFFFFF"/>
         </w:rPr>
       </w:pPr>
@@ -745,6 +802,7 @@
         <w:pStyle w:val="4"/>
         <w:keepNext w:val="0"/>
         <w:keepLines w:val="0"/>
+        <w:pageBreakBefore w:val="0"/>
         <w:widowControl/>
         <w:suppressLineNumbers w:val="0"/>
         <w:pBdr>
@@ -754,36 +812,44 @@
           <w:right w:val="none" w:color="auto" w:sz="0" w:space="0"/>
         </w:pBdr>
         <w:shd w:val="clear" w:fill="FFFFFF"/>
-        <w:spacing w:before="48" w:beforeAutospacing="0" w:after="48" w:afterAutospacing="0" w:line="315" w:lineRule="atLeast"/>
+        <w:kinsoku/>
+        <w:wordWrap/>
+        <w:overflowPunct/>
+        <w:topLinePunct w:val="0"/>
+        <w:autoSpaceDE/>
+        <w:autoSpaceDN/>
+        <w:bidi w:val="0"/>
+        <w:adjustRightInd/>
+        <w:snapToGrid/>
+        <w:spacing w:before="48" w:beforeAutospacing="0" w:after="48" w:afterAutospacing="0" w:line="288" w:lineRule="auto"/>
         <w:ind w:left="0" w:right="0" w:firstLine="0"/>
         <w:jc w:val="left"/>
-        <w:rPr>
-          <w:rFonts w:hint="eastAsia" w:ascii="Helvetica" w:hAnsi="Helvetica" w:eastAsia="宋体" w:cs="Helvetica"/>
-          <w:i w:val="0"/>
-          <w:caps w:val="0"/>
-          <w:color w:val="333333"/>
-          <w:spacing w:val="0"/>
-          <w:sz w:val="16"/>
-          <w:szCs w:val="16"/>
-          <w:bdr w:val="none" w:color="auto" w:sz="0" w:space="0"/>
-          <w:shd w:val="clear" w:fill="FFFFFF"/>
-          <w:lang w:val="en-US" w:eastAsia="zh-CN"/>
-        </w:rPr>
-      </w:pPr>
-      <w:r>
-        <w:rPr>
-          <w:rFonts w:hint="eastAsia" w:ascii="Helvetica" w:hAnsi="Helvetica" w:eastAsia="宋体" w:cs="Helvetica"/>
-          <w:i w:val="0"/>
-          <w:caps w:val="0"/>
-          <w:color w:val="333333"/>
-          <w:spacing w:val="0"/>
-          <w:sz w:val="16"/>
-          <w:szCs w:val="16"/>
-          <w:bdr w:val="none" w:color="auto" w:sz="0" w:space="0"/>
-          <w:shd w:val="clear" w:fill="FFFFFF"/>
-          <w:lang w:val="en-US" w:eastAsia="zh-CN"/>
-        </w:rPr>
-        <w:t>了解了C++中类的使用、C++中类模板的使用，在使用上一般参照一下相关代码即可使用；而C++类模板的使用需要注意，在使用头文件的情况下，类模板相关内容需要写在头文件中。</w:t>
+        <w:textAlignment w:val="auto"/>
+        <w:rPr>
+          <w:rFonts w:hint="eastAsia" w:ascii="宋体" w:hAnsi="宋体" w:eastAsia="宋体" w:cs="宋体"/>
+          <w:i w:val="0"/>
+          <w:caps w:val="0"/>
+          <w:color w:val="333333"/>
+          <w:spacing w:val="0"/>
+          <w:sz w:val="24"/>
+          <w:szCs w:val="24"/>
+          <w:shd w:val="clear" w:fill="FFFFFF"/>
+          <w:lang w:val="en-US" w:eastAsia="zh-CN"/>
+        </w:rPr>
+      </w:pPr>
+      <w:r>
+        <w:rPr>
+          <w:rFonts w:hint="eastAsia" w:ascii="宋体" w:hAnsi="宋体" w:eastAsia="宋体" w:cs="宋体"/>
+          <w:i w:val="0"/>
+          <w:caps w:val="0"/>
+          <w:color w:val="333333"/>
+          <w:spacing w:val="0"/>
+          <w:sz w:val="24"/>
+          <w:szCs w:val="24"/>
+          <w:shd w:val="clear" w:fill="FFFFFF"/>
+          <w:lang w:val="en-US" w:eastAsia="zh-CN"/>
+        </w:rPr>
+        <w:t>1.1.3.了解了C++中类的使用、C++中类模板的使用，在使用上一般参照一下相关代码即可使用；而C++类模板的使用需要注意，在使用头文件的情况下，类模板相关内容需要写在头文件中。</w:t>
       </w:r>
     </w:p>
     <w:p>
@@ -791,6 +857,7 @@
         <w:pStyle w:val="4"/>
         <w:keepNext w:val="0"/>
         <w:keepLines w:val="0"/>
+        <w:pageBreakBefore w:val="0"/>
         <w:widowControl/>
         <w:suppressLineNumbers w:val="0"/>
         <w:pBdr>
@@ -800,18 +867,27 @@
           <w:right w:val="none" w:color="auto" w:sz="0" w:space="0"/>
         </w:pBdr>
         <w:shd w:val="clear" w:fill="FFFFFF"/>
-        <w:spacing w:before="48" w:beforeAutospacing="0" w:after="48" w:afterAutospacing="0" w:line="315" w:lineRule="atLeast"/>
+        <w:kinsoku/>
+        <w:wordWrap/>
+        <w:overflowPunct/>
+        <w:topLinePunct w:val="0"/>
+        <w:autoSpaceDE/>
+        <w:autoSpaceDN/>
+        <w:bidi w:val="0"/>
+        <w:adjustRightInd/>
+        <w:snapToGrid/>
+        <w:spacing w:before="48" w:beforeAutospacing="0" w:after="48" w:afterAutospacing="0" w:line="288" w:lineRule="auto"/>
         <w:ind w:left="0" w:right="0" w:firstLine="0"/>
         <w:jc w:val="left"/>
-        <w:rPr>
-          <w:rFonts w:hint="default" w:ascii="Helvetica" w:hAnsi="Helvetica" w:eastAsia="宋体" w:cs="Helvetica"/>
-          <w:i w:val="0"/>
-          <w:caps w:val="0"/>
-          <w:color w:val="333333"/>
-          <w:spacing w:val="0"/>
-          <w:sz w:val="16"/>
-          <w:szCs w:val="16"/>
-          <w:bdr w:val="none" w:color="auto" w:sz="0" w:space="0"/>
+        <w:textAlignment w:val="auto"/>
+        <w:rPr>
+          <w:rFonts w:hint="eastAsia" w:ascii="宋体" w:hAnsi="宋体" w:eastAsia="宋体" w:cs="宋体"/>
+          <w:i w:val="0"/>
+          <w:caps w:val="0"/>
+          <w:color w:val="333333"/>
+          <w:spacing w:val="0"/>
+          <w:sz w:val="24"/>
+          <w:szCs w:val="24"/>
           <w:shd w:val="clear" w:fill="FFFFFF"/>
           <w:lang w:val="en-US" w:eastAsia="zh-CN"/>
         </w:rPr>
@@ -822,6 +898,7 @@
         <w:pStyle w:val="4"/>
         <w:keepNext w:val="0"/>
         <w:keepLines w:val="0"/>
+        <w:pageBreakBefore w:val="0"/>
         <w:widowControl/>
         <w:suppressLineNumbers w:val="0"/>
         <w:pBdr>
@@ -831,54 +908,1281 @@
           <w:right w:val="none" w:color="auto" w:sz="0" w:space="0"/>
         </w:pBdr>
         <w:shd w:val="clear" w:fill="FFFFFF"/>
-        <w:spacing w:before="48" w:beforeAutospacing="0" w:after="48" w:afterAutospacing="0" w:line="315" w:lineRule="atLeast"/>
+        <w:kinsoku/>
+        <w:wordWrap/>
+        <w:overflowPunct/>
+        <w:topLinePunct w:val="0"/>
+        <w:autoSpaceDE/>
+        <w:autoSpaceDN/>
+        <w:bidi w:val="0"/>
+        <w:adjustRightInd/>
+        <w:snapToGrid/>
+        <w:spacing w:before="48" w:beforeAutospacing="0" w:after="48" w:afterAutospacing="0" w:line="288" w:lineRule="auto"/>
         <w:ind w:left="0" w:right="0" w:firstLine="0"/>
         <w:jc w:val="left"/>
-        <w:rPr>
-          <w:rFonts w:hint="default" w:ascii="Helvetica" w:hAnsi="Helvetica" w:eastAsia="宋体" w:cs="Helvetica"/>
-          <w:i w:val="0"/>
-          <w:caps w:val="0"/>
-          <w:color w:val="333333"/>
-          <w:spacing w:val="0"/>
-          <w:sz w:val="16"/>
-          <w:szCs w:val="16"/>
-          <w:bdr w:val="none" w:color="auto" w:sz="0" w:space="0"/>
-          <w:shd w:val="clear" w:fill="FFFFFF"/>
-          <w:lang w:val="en-US" w:eastAsia="zh-CN"/>
-        </w:rPr>
-      </w:pPr>
-      <w:r>
-        <w:rPr>
-          <w:rFonts w:hint="eastAsia" w:ascii="Helvetica" w:hAnsi="Helvetica" w:eastAsia="宋体" w:cs="Helvetica"/>
-          <w:i w:val="0"/>
-          <w:caps w:val="0"/>
-          <w:color w:val="333333"/>
-          <w:spacing w:val="0"/>
-          <w:sz w:val="16"/>
-          <w:szCs w:val="16"/>
-          <w:bdr w:val="none" w:color="auto" w:sz="0" w:space="0"/>
-          <w:shd w:val="clear" w:fill="FFFFFF"/>
-          <w:lang w:val="en-US" w:eastAsia="zh-CN"/>
-        </w:rPr>
-        <w:t>在学习数据结构与算法的过程中，还要弄</w:t>
-      </w:r>
-      <w:bookmarkStart w:id="0" w:name="_GoBack"/>
-      <w:bookmarkEnd w:id="0"/>
-      <w:r>
-        <w:rPr>
-          <w:rFonts w:hint="eastAsia" w:ascii="Helvetica" w:hAnsi="Helvetica" w:eastAsia="宋体" w:cs="Helvetica"/>
-          <w:i w:val="0"/>
-          <w:caps w:val="0"/>
-          <w:color w:val="333333"/>
-          <w:spacing w:val="0"/>
-          <w:sz w:val="16"/>
-          <w:szCs w:val="16"/>
-          <w:bdr w:val="none" w:color="auto" w:sz="0" w:space="0"/>
-          <w:shd w:val="clear" w:fill="FFFFFF"/>
-          <w:lang w:val="en-US" w:eastAsia="zh-CN"/>
-        </w:rPr>
-        <w:t>清楚三种循环的判断规则，for循环、while循环、do……while循环；</w:t>
-      </w:r>
+        <w:textAlignment w:val="auto"/>
+        <w:rPr>
+          <w:rFonts w:hint="eastAsia" w:ascii="宋体" w:hAnsi="宋体" w:eastAsia="宋体" w:cs="宋体"/>
+          <w:i w:val="0"/>
+          <w:caps w:val="0"/>
+          <w:color w:val="333333"/>
+          <w:spacing w:val="0"/>
+          <w:sz w:val="24"/>
+          <w:szCs w:val="24"/>
+          <w:shd w:val="clear" w:fill="FFFFFF"/>
+          <w:lang w:val="en-US" w:eastAsia="zh-CN"/>
+        </w:rPr>
+      </w:pPr>
+      <w:r>
+        <w:rPr>
+          <w:rFonts w:hint="eastAsia" w:ascii="宋体" w:hAnsi="宋体" w:eastAsia="宋体" w:cs="宋体"/>
+          <w:i w:val="0"/>
+          <w:caps w:val="0"/>
+          <w:color w:val="333333"/>
+          <w:spacing w:val="0"/>
+          <w:sz w:val="24"/>
+          <w:szCs w:val="24"/>
+          <w:shd w:val="clear" w:fill="FFFFFF"/>
+          <w:lang w:val="en-US" w:eastAsia="zh-CN"/>
+        </w:rPr>
+        <w:t>1.1.4.在学习数据结构与算法的过程中，还要弄清楚三种循环的判断规则，for循环、while循环、do…while循环，熟悉它们判断执行顺序，可通过写出程序来判断，得出结论：</w:t>
+      </w:r>
+    </w:p>
+    <w:p>
+      <w:pPr>
+        <w:keepNext w:val="0"/>
+        <w:keepLines w:val="0"/>
+        <w:pageBreakBefore w:val="0"/>
+        <w:kinsoku/>
+        <w:wordWrap/>
+        <w:overflowPunct/>
+        <w:topLinePunct w:val="0"/>
+        <w:autoSpaceDE/>
+        <w:autoSpaceDN/>
+        <w:bidi w:val="0"/>
+        <w:adjustRightInd/>
+        <w:snapToGrid/>
+        <w:spacing w:line="288" w:lineRule="auto"/>
+        <w:textAlignment w:val="auto"/>
+        <w:rPr>
+          <w:rFonts w:hint="eastAsia" w:ascii="宋体" w:hAnsi="宋体" w:eastAsia="宋体" w:cs="宋体"/>
+          <w:i w:val="0"/>
+          <w:caps w:val="0"/>
+          <w:color w:val="333333"/>
+          <w:spacing w:val="0"/>
+          <w:sz w:val="24"/>
+          <w:szCs w:val="24"/>
+          <w:shd w:val="clear" w:fill="FFFFFF"/>
+          <w:lang w:val="en-US" w:eastAsia="zh-CN"/>
+        </w:rPr>
+      </w:pPr>
+      <w:r>
+        <w:rPr>
+          <w:rFonts w:hint="eastAsia" w:ascii="宋体" w:hAnsi="宋体" w:eastAsia="宋体" w:cs="宋体"/>
+          <w:i w:val="0"/>
+          <w:caps w:val="0"/>
+          <w:color w:val="333333"/>
+          <w:spacing w:val="0"/>
+          <w:sz w:val="24"/>
+          <w:szCs w:val="24"/>
+          <w:shd w:val="clear" w:fill="FFFFFF"/>
+          <w:lang w:val="en-US" w:eastAsia="zh-CN"/>
+        </w:rPr>
+        <w:br w:type="page"/>
+      </w:r>
+    </w:p>
+    <w:p>
+      <w:pPr>
+        <w:keepNext w:val="0"/>
+        <w:keepLines w:val="0"/>
+        <w:pageBreakBefore w:val="0"/>
+        <w:kinsoku/>
+        <w:wordWrap/>
+        <w:overflowPunct/>
+        <w:topLinePunct w:val="0"/>
+        <w:autoSpaceDE/>
+        <w:autoSpaceDN/>
+        <w:bidi w:val="0"/>
+        <w:adjustRightInd/>
+        <w:snapToGrid/>
+        <w:spacing w:line="288" w:lineRule="auto"/>
+        <w:textAlignment w:val="auto"/>
+        <w:rPr>
+          <w:rFonts w:hint="default" w:ascii="宋体" w:hAnsi="宋体" w:eastAsia="宋体" w:cs="宋体"/>
+          <w:i w:val="0"/>
+          <w:caps w:val="0"/>
+          <w:color w:val="333333"/>
+          <w:spacing w:val="0"/>
+          <w:sz w:val="24"/>
+          <w:szCs w:val="24"/>
+          <w:shd w:val="clear" w:fill="FFFFFF"/>
+          <w:lang w:val="en-US" w:eastAsia="zh-CN"/>
+        </w:rPr>
+      </w:pPr>
+      <w:r>
+        <w:rPr>
+          <w:rFonts w:hint="eastAsia" w:ascii="宋体" w:hAnsi="宋体" w:eastAsia="宋体" w:cs="宋体"/>
+          <w:b/>
+          <w:bCs/>
+          <w:i w:val="0"/>
+          <w:caps w:val="0"/>
+          <w:color w:val="333333"/>
+          <w:spacing w:val="0"/>
+          <w:sz w:val="24"/>
+          <w:szCs w:val="24"/>
+          <w:shd w:val="clear" w:fill="FFFFFF"/>
+          <w:lang w:val="en-US" w:eastAsia="zh-CN"/>
+        </w:rPr>
+        <w:t>1.2数据结构与算法课总结与思考：</w:t>
+      </w:r>
+    </w:p>
+    <w:p>
+      <w:pPr>
+        <w:keepNext w:val="0"/>
+        <w:keepLines w:val="0"/>
+        <w:pageBreakBefore w:val="0"/>
+        <w:kinsoku/>
+        <w:wordWrap/>
+        <w:overflowPunct/>
+        <w:topLinePunct w:val="0"/>
+        <w:autoSpaceDE/>
+        <w:autoSpaceDN/>
+        <w:bidi w:val="0"/>
+        <w:adjustRightInd/>
+        <w:snapToGrid/>
+        <w:spacing w:line="288" w:lineRule="auto"/>
+        <w:textAlignment w:val="auto"/>
+        <w:rPr>
+          <w:rFonts w:hint="eastAsia" w:ascii="宋体" w:hAnsi="宋体" w:eastAsia="宋体" w:cs="宋体"/>
+          <w:i w:val="0"/>
+          <w:caps w:val="0"/>
+          <w:color w:val="333333"/>
+          <w:spacing w:val="0"/>
+          <w:sz w:val="24"/>
+          <w:szCs w:val="24"/>
+          <w:shd w:val="clear" w:fill="FFFFFF"/>
+          <w:lang w:val="en-US" w:eastAsia="zh-CN"/>
+        </w:rPr>
+      </w:pPr>
+      <w:r>
+        <w:rPr>
+          <w:rFonts w:hint="eastAsia" w:ascii="宋体" w:hAnsi="宋体" w:eastAsia="宋体" w:cs="宋体"/>
+          <w:i w:val="0"/>
+          <w:caps w:val="0"/>
+          <w:color w:val="333333"/>
+          <w:spacing w:val="0"/>
+          <w:sz w:val="24"/>
+          <w:szCs w:val="24"/>
+          <w:shd w:val="clear" w:fill="FFFFFF"/>
+          <w:lang w:val="en-US" w:eastAsia="zh-CN"/>
+        </w:rPr>
+        <w:t>有关数据结构与算法的内容，更加深入的明白了 数据结构+算法=程序，没有数据结构的算法不是程序，同样没有算法的数据结构也不是程序；</w:t>
+      </w:r>
+    </w:p>
+    <w:p>
+      <w:pPr>
+        <w:keepNext w:val="0"/>
+        <w:keepLines w:val="0"/>
+        <w:pageBreakBefore w:val="0"/>
+        <w:kinsoku/>
+        <w:wordWrap/>
+        <w:overflowPunct/>
+        <w:topLinePunct w:val="0"/>
+        <w:autoSpaceDE/>
+        <w:autoSpaceDN/>
+        <w:bidi w:val="0"/>
+        <w:adjustRightInd/>
+        <w:snapToGrid/>
+        <w:spacing w:line="288" w:lineRule="auto"/>
+        <w:textAlignment w:val="auto"/>
+        <w:rPr>
+          <w:rFonts w:hint="eastAsia" w:ascii="宋体" w:hAnsi="宋体" w:eastAsia="宋体" w:cs="宋体"/>
+          <w:i w:val="0"/>
+          <w:caps w:val="0"/>
+          <w:color w:val="333333"/>
+          <w:spacing w:val="0"/>
+          <w:sz w:val="24"/>
+          <w:szCs w:val="24"/>
+          <w:shd w:val="clear" w:fill="FFFFFF"/>
+          <w:lang w:val="en-US" w:eastAsia="zh-CN"/>
+        </w:rPr>
+      </w:pPr>
+    </w:p>
+    <w:p>
+      <w:pPr>
+        <w:keepNext w:val="0"/>
+        <w:keepLines w:val="0"/>
+        <w:pageBreakBefore w:val="0"/>
+        <w:kinsoku/>
+        <w:wordWrap/>
+        <w:overflowPunct/>
+        <w:topLinePunct w:val="0"/>
+        <w:autoSpaceDE/>
+        <w:autoSpaceDN/>
+        <w:bidi w:val="0"/>
+        <w:adjustRightInd/>
+        <w:snapToGrid/>
+        <w:spacing w:line="288" w:lineRule="auto"/>
+        <w:textAlignment w:val="auto"/>
+        <w:rPr>
+          <w:rFonts w:hint="default" w:ascii="宋体" w:hAnsi="宋体" w:eastAsia="宋体" w:cs="宋体"/>
+          <w:i w:val="0"/>
+          <w:caps w:val="0"/>
+          <w:color w:val="333333"/>
+          <w:spacing w:val="0"/>
+          <w:sz w:val="24"/>
+          <w:szCs w:val="24"/>
+          <w:shd w:val="clear" w:fill="FFFFFF"/>
+          <w:lang w:val="en-US" w:eastAsia="zh-CN"/>
+        </w:rPr>
+      </w:pPr>
+      <w:r>
+        <w:rPr>
+          <w:rFonts w:hint="eastAsia" w:ascii="宋体" w:hAnsi="宋体" w:eastAsia="宋体" w:cs="宋体"/>
+          <w:b w:val="0"/>
+          <w:bCs w:val="0"/>
+          <w:i w:val="0"/>
+          <w:caps w:val="0"/>
+          <w:color w:val="333333"/>
+          <w:spacing w:val="0"/>
+          <w:sz w:val="24"/>
+          <w:szCs w:val="24"/>
+          <w:shd w:val="clear" w:fill="FFFFFF"/>
+          <w:lang w:val="en-US" w:eastAsia="zh-CN"/>
+        </w:rPr>
+        <w:t>数据结构</w:t>
+      </w:r>
+    </w:p>
+    <w:p>
+      <w:pPr>
+        <w:keepNext w:val="0"/>
+        <w:keepLines w:val="0"/>
+        <w:pageBreakBefore w:val="0"/>
+        <w:kinsoku/>
+        <w:wordWrap/>
+        <w:overflowPunct/>
+        <w:topLinePunct w:val="0"/>
+        <w:autoSpaceDE/>
+        <w:autoSpaceDN/>
+        <w:bidi w:val="0"/>
+        <w:adjustRightInd/>
+        <w:snapToGrid/>
+        <w:spacing w:line="288" w:lineRule="auto"/>
+        <w:textAlignment w:val="auto"/>
+        <w:rPr>
+          <w:rFonts w:hint="eastAsia" w:ascii="宋体" w:hAnsi="宋体" w:eastAsia="宋体" w:cs="宋体"/>
+          <w:i w:val="0"/>
+          <w:caps w:val="0"/>
+          <w:color w:val="333333"/>
+          <w:spacing w:val="0"/>
+          <w:sz w:val="24"/>
+          <w:szCs w:val="24"/>
+          <w:shd w:val="clear" w:fill="FFFFFF"/>
+          <w:lang w:val="en-US" w:eastAsia="zh-CN"/>
+        </w:rPr>
+      </w:pPr>
+      <w:r>
+        <w:rPr>
+          <w:rFonts w:hint="eastAsia" w:ascii="宋体" w:hAnsi="宋体" w:eastAsia="宋体" w:cs="宋体"/>
+          <w:b/>
+          <w:bCs/>
+          <w:i w:val="0"/>
+          <w:caps w:val="0"/>
+          <w:color w:val="333333"/>
+          <w:spacing w:val="0"/>
+          <w:sz w:val="24"/>
+          <w:szCs w:val="24"/>
+          <w:shd w:val="clear" w:fill="FFFFFF"/>
+          <w:lang w:val="en-US" w:eastAsia="zh-CN"/>
+        </w:rPr>
+        <w:t>数据结构是用来描述数据的抽象数据模型？？</w:t>
+      </w:r>
+      <w:r>
+        <w:rPr>
+          <w:rFonts w:hint="eastAsia" w:ascii="宋体" w:hAnsi="宋体" w:eastAsia="宋体" w:cs="宋体"/>
+          <w:i w:val="0"/>
+          <w:caps w:val="0"/>
+          <w:color w:val="333333"/>
+          <w:spacing w:val="0"/>
+          <w:sz w:val="24"/>
+          <w:szCs w:val="24"/>
+          <w:shd w:val="clear" w:fill="FFFFFF"/>
+          <w:lang w:val="en-US" w:eastAsia="zh-CN"/>
+        </w:rPr>
+        <w:t>，数据是能被计算机识别和处理的集合，而数据的最小单位是数据元素；然而数据元素可以由若干个数据项组成；</w:t>
+      </w:r>
+    </w:p>
+    <w:p>
+      <w:pPr>
+        <w:keepNext w:val="0"/>
+        <w:keepLines w:val="0"/>
+        <w:pageBreakBefore w:val="0"/>
+        <w:kinsoku/>
+        <w:wordWrap/>
+        <w:overflowPunct/>
+        <w:topLinePunct w:val="0"/>
+        <w:autoSpaceDE/>
+        <w:autoSpaceDN/>
+        <w:bidi w:val="0"/>
+        <w:adjustRightInd/>
+        <w:snapToGrid/>
+        <w:spacing w:line="288" w:lineRule="auto"/>
+        <w:textAlignment w:val="auto"/>
+        <w:rPr>
+          <w:rFonts w:hint="eastAsia" w:ascii="宋体" w:hAnsi="宋体" w:eastAsia="宋体" w:cs="宋体"/>
+          <w:i w:val="0"/>
+          <w:caps w:val="0"/>
+          <w:color w:val="333333"/>
+          <w:spacing w:val="0"/>
+          <w:sz w:val="24"/>
+          <w:szCs w:val="24"/>
+          <w:shd w:val="clear" w:fill="FFFFFF"/>
+          <w:lang w:val="en-US" w:eastAsia="zh-CN"/>
+        </w:rPr>
+      </w:pPr>
+    </w:p>
+    <w:p>
+      <w:pPr>
+        <w:keepNext w:val="0"/>
+        <w:keepLines w:val="0"/>
+        <w:pageBreakBefore w:val="0"/>
+        <w:kinsoku/>
+        <w:wordWrap/>
+        <w:overflowPunct/>
+        <w:topLinePunct w:val="0"/>
+        <w:autoSpaceDE/>
+        <w:autoSpaceDN/>
+        <w:bidi w:val="0"/>
+        <w:adjustRightInd/>
+        <w:snapToGrid/>
+        <w:spacing w:line="288" w:lineRule="auto"/>
+        <w:textAlignment w:val="auto"/>
+        <w:rPr>
+          <w:rFonts w:hint="eastAsia" w:ascii="宋体" w:hAnsi="宋体" w:eastAsia="宋体" w:cs="宋体"/>
+          <w:i w:val="0"/>
+          <w:caps w:val="0"/>
+          <w:color w:val="333333"/>
+          <w:spacing w:val="0"/>
+          <w:sz w:val="24"/>
+          <w:szCs w:val="24"/>
+          <w:shd w:val="clear" w:fill="FFFFFF"/>
+          <w:lang w:val="en-US" w:eastAsia="zh-CN"/>
+        </w:rPr>
+      </w:pPr>
+      <w:r>
+        <w:rPr>
+          <w:rFonts w:hint="eastAsia" w:ascii="宋体" w:hAnsi="宋体" w:eastAsia="宋体" w:cs="宋体"/>
+          <w:i w:val="0"/>
+          <w:caps w:val="0"/>
+          <w:color w:val="333333"/>
+          <w:spacing w:val="0"/>
+          <w:sz w:val="24"/>
+          <w:szCs w:val="24"/>
+          <w:shd w:val="clear" w:fill="FFFFFF"/>
+          <w:lang w:val="en-US" w:eastAsia="zh-CN"/>
+        </w:rPr>
+        <w:t>1.逻辑结构：由于数据元素间逻辑上可以存在一定联系，因此可总结出数据结构是相互间存在一种或多种关系的数据元素的集合，可以总结为没有关系的集合、表、树、图结构。</w:t>
+      </w:r>
+    </w:p>
+    <w:p>
+      <w:pPr>
+        <w:keepNext w:val="0"/>
+        <w:keepLines w:val="0"/>
+        <w:pageBreakBefore w:val="0"/>
+        <w:kinsoku/>
+        <w:wordWrap/>
+        <w:overflowPunct/>
+        <w:topLinePunct w:val="0"/>
+        <w:autoSpaceDE/>
+        <w:autoSpaceDN/>
+        <w:bidi w:val="0"/>
+        <w:adjustRightInd/>
+        <w:snapToGrid/>
+        <w:spacing w:line="288" w:lineRule="auto"/>
+        <w:textAlignment w:val="auto"/>
+        <w:rPr>
+          <w:rFonts w:hint="eastAsia" w:ascii="宋体" w:hAnsi="宋体" w:eastAsia="宋体" w:cs="宋体"/>
+          <w:i w:val="0"/>
+          <w:caps w:val="0"/>
+          <w:color w:val="333333"/>
+          <w:spacing w:val="0"/>
+          <w:sz w:val="24"/>
+          <w:szCs w:val="24"/>
+          <w:shd w:val="clear" w:fill="FFFFFF"/>
+          <w:lang w:val="en-US" w:eastAsia="zh-CN"/>
+        </w:rPr>
+      </w:pPr>
+    </w:p>
+    <w:p>
+      <w:pPr>
+        <w:keepNext w:val="0"/>
+        <w:keepLines w:val="0"/>
+        <w:pageBreakBefore w:val="0"/>
+        <w:kinsoku/>
+        <w:wordWrap/>
+        <w:overflowPunct/>
+        <w:topLinePunct w:val="0"/>
+        <w:autoSpaceDE/>
+        <w:autoSpaceDN/>
+        <w:bidi w:val="0"/>
+        <w:adjustRightInd/>
+        <w:snapToGrid/>
+        <w:spacing w:line="288" w:lineRule="auto"/>
+        <w:textAlignment w:val="auto"/>
+        <w:rPr>
+          <w:rFonts w:hint="eastAsia" w:ascii="宋体" w:hAnsi="宋体" w:eastAsia="宋体" w:cs="宋体"/>
+          <w:i w:val="0"/>
+          <w:caps w:val="0"/>
+          <w:color w:val="333333"/>
+          <w:spacing w:val="0"/>
+          <w:sz w:val="24"/>
+          <w:szCs w:val="24"/>
+          <w:shd w:val="clear" w:fill="FFFFFF"/>
+          <w:lang w:val="en-US" w:eastAsia="zh-CN"/>
+        </w:rPr>
+      </w:pPr>
+      <w:r>
+        <w:rPr>
+          <w:rFonts w:hint="eastAsia" w:ascii="宋体" w:hAnsi="宋体" w:eastAsia="宋体" w:cs="宋体"/>
+          <w:i w:val="0"/>
+          <w:caps w:val="0"/>
+          <w:color w:val="333333"/>
+          <w:spacing w:val="0"/>
+          <w:sz w:val="24"/>
+          <w:szCs w:val="24"/>
+          <w:shd w:val="clear" w:fill="FFFFFF"/>
+          <w:lang w:val="en-US" w:eastAsia="zh-CN"/>
+        </w:rPr>
+        <w:t>2.物理结构：由于数据是存储在计算机内存中的，因此数据元素为单位的数据是在物理上存储也有一定联系，大体上分为两种：元素顺序相连存储、元素随机存储；若物理存储进行更细致划分可分为：元素顺序相连存储、元素顺序相连存储和随机存储相结合、元素随机存储，也可以根据不同定义分为顺序结构（逻辑上相邻的结点存储在物理上相邻的存储单元中，结点间的逻辑关系由存储单元的临近关系来体现）、链接结构（对逻辑上相邻的结点不要求物理上位置相邻，结点之间的逻辑关系是由附加的指针表示）、索引结构（存储结点信息的同时，建立索引表）、散列结构（在关键码与对象的存储位置间确定的函数关系，即散列函数）。</w:t>
+      </w:r>
+    </w:p>
+    <w:p>
+      <w:pPr>
+        <w:keepNext w:val="0"/>
+        <w:keepLines w:val="0"/>
+        <w:pageBreakBefore w:val="0"/>
+        <w:kinsoku/>
+        <w:wordWrap/>
+        <w:overflowPunct/>
+        <w:topLinePunct w:val="0"/>
+        <w:autoSpaceDE/>
+        <w:autoSpaceDN/>
+        <w:bidi w:val="0"/>
+        <w:adjustRightInd/>
+        <w:snapToGrid/>
+        <w:spacing w:line="288" w:lineRule="auto"/>
+        <w:textAlignment w:val="auto"/>
+        <w:rPr>
+          <w:rFonts w:hint="eastAsia" w:ascii="宋体" w:hAnsi="宋体" w:eastAsia="宋体" w:cs="宋体"/>
+          <w:i w:val="0"/>
+          <w:caps w:val="0"/>
+          <w:color w:val="333333"/>
+          <w:spacing w:val="0"/>
+          <w:sz w:val="24"/>
+          <w:szCs w:val="24"/>
+          <w:shd w:val="clear" w:fill="FFFFFF"/>
+          <w:lang w:val="en-US" w:eastAsia="zh-CN"/>
+        </w:rPr>
+      </w:pPr>
+    </w:p>
+    <w:p>
+      <w:pPr>
+        <w:keepNext w:val="0"/>
+        <w:keepLines w:val="0"/>
+        <w:pageBreakBefore w:val="0"/>
+        <w:kinsoku/>
+        <w:wordWrap/>
+        <w:overflowPunct/>
+        <w:topLinePunct w:val="0"/>
+        <w:autoSpaceDE/>
+        <w:autoSpaceDN/>
+        <w:bidi w:val="0"/>
+        <w:adjustRightInd/>
+        <w:snapToGrid/>
+        <w:spacing w:line="288" w:lineRule="auto"/>
+        <w:textAlignment w:val="auto"/>
+        <w:rPr>
+          <w:rFonts w:hint="eastAsia" w:ascii="宋体" w:hAnsi="宋体" w:eastAsia="宋体" w:cs="宋体"/>
+          <w:i w:val="0"/>
+          <w:caps w:val="0"/>
+          <w:color w:val="333333"/>
+          <w:spacing w:val="0"/>
+          <w:sz w:val="24"/>
+          <w:szCs w:val="24"/>
+          <w:shd w:val="clear" w:fill="FFFFFF"/>
+          <w:lang w:val="en-US" w:eastAsia="zh-CN"/>
+        </w:rPr>
+      </w:pPr>
+      <w:r>
+        <w:rPr>
+          <w:rFonts w:hint="eastAsia" w:ascii="宋体" w:hAnsi="宋体" w:eastAsia="宋体" w:cs="宋体"/>
+          <w:i w:val="0"/>
+          <w:caps w:val="0"/>
+          <w:color w:val="333333"/>
+          <w:spacing w:val="0"/>
+          <w:sz w:val="24"/>
+          <w:szCs w:val="24"/>
+          <w:shd w:val="clear" w:fill="FFFFFF"/>
+          <w:lang w:val="en-US" w:eastAsia="zh-CN"/>
+        </w:rPr>
+        <w:t>3.基本操作，数据元素间可进行若干操作，大体上分为初始化操作、销毁操作、引用型操作（元素判空、求元素个数、取特定元素、按值查找元素）、加工型操作（插入元素、删除元素、修改元素）</w:t>
+      </w:r>
+    </w:p>
+    <w:p>
+      <w:pPr>
+        <w:keepNext w:val="0"/>
+        <w:keepLines w:val="0"/>
+        <w:pageBreakBefore w:val="0"/>
+        <w:kinsoku/>
+        <w:wordWrap/>
+        <w:overflowPunct/>
+        <w:topLinePunct w:val="0"/>
+        <w:autoSpaceDE/>
+        <w:autoSpaceDN/>
+        <w:bidi w:val="0"/>
+        <w:adjustRightInd/>
+        <w:snapToGrid/>
+        <w:spacing w:line="288" w:lineRule="auto"/>
+        <w:textAlignment w:val="auto"/>
+        <w:rPr>
+          <w:rFonts w:hint="eastAsia" w:ascii="宋体" w:hAnsi="宋体" w:eastAsia="宋体" w:cs="宋体"/>
+          <w:i w:val="0"/>
+          <w:caps w:val="0"/>
+          <w:color w:val="333333"/>
+          <w:spacing w:val="0"/>
+          <w:sz w:val="24"/>
+          <w:szCs w:val="24"/>
+          <w:shd w:val="clear" w:fill="FFFFFF"/>
+          <w:lang w:val="en-US" w:eastAsia="zh-CN"/>
+        </w:rPr>
+      </w:pPr>
+    </w:p>
+    <w:p>
+      <w:pPr>
+        <w:keepNext w:val="0"/>
+        <w:keepLines w:val="0"/>
+        <w:pageBreakBefore w:val="0"/>
+        <w:kinsoku/>
+        <w:wordWrap/>
+        <w:overflowPunct/>
+        <w:topLinePunct w:val="0"/>
+        <w:autoSpaceDE/>
+        <w:autoSpaceDN/>
+        <w:bidi w:val="0"/>
+        <w:adjustRightInd/>
+        <w:snapToGrid/>
+        <w:spacing w:line="288" w:lineRule="auto"/>
+        <w:textAlignment w:val="auto"/>
+        <w:rPr>
+          <w:rFonts w:hint="default" w:ascii="宋体" w:hAnsi="宋体" w:eastAsia="宋体" w:cs="宋体"/>
+          <w:i w:val="0"/>
+          <w:caps w:val="0"/>
+          <w:color w:val="333333"/>
+          <w:spacing w:val="0"/>
+          <w:sz w:val="24"/>
+          <w:szCs w:val="24"/>
+          <w:shd w:val="clear" w:fill="FFFFFF"/>
+          <w:lang w:val="en-US" w:eastAsia="zh-CN"/>
+        </w:rPr>
+      </w:pPr>
+      <w:r>
+        <w:rPr>
+          <w:rFonts w:hint="eastAsia" w:ascii="宋体" w:hAnsi="宋体" w:eastAsia="宋体" w:cs="宋体"/>
+          <w:i w:val="0"/>
+          <w:caps w:val="0"/>
+          <w:color w:val="333333"/>
+          <w:spacing w:val="0"/>
+          <w:sz w:val="24"/>
+          <w:szCs w:val="24"/>
+          <w:shd w:val="clear" w:fill="FFFFFF"/>
+          <w:lang w:val="en-US" w:eastAsia="zh-CN"/>
+        </w:rPr>
+        <w:t>算法：</w:t>
+      </w:r>
+    </w:p>
+    <w:p>
+      <w:pPr>
+        <w:keepNext w:val="0"/>
+        <w:keepLines w:val="0"/>
+        <w:pageBreakBefore w:val="0"/>
+        <w:kinsoku/>
+        <w:wordWrap/>
+        <w:overflowPunct/>
+        <w:topLinePunct w:val="0"/>
+        <w:autoSpaceDE/>
+        <w:autoSpaceDN/>
+        <w:bidi w:val="0"/>
+        <w:adjustRightInd/>
+        <w:snapToGrid/>
+        <w:spacing w:line="288" w:lineRule="auto"/>
+        <w:textAlignment w:val="auto"/>
+        <w:rPr>
+          <w:rFonts w:hint="eastAsia" w:ascii="宋体" w:hAnsi="宋体" w:eastAsia="宋体" w:cs="宋体"/>
+          <w:i w:val="0"/>
+          <w:caps w:val="0"/>
+          <w:color w:val="333333"/>
+          <w:spacing w:val="0"/>
+          <w:sz w:val="24"/>
+          <w:szCs w:val="24"/>
+          <w:shd w:val="clear" w:fill="FFFFFF"/>
+          <w:lang w:val="en-US" w:eastAsia="zh-CN"/>
+        </w:rPr>
+      </w:pPr>
+      <w:r>
+        <w:rPr>
+          <w:rFonts w:hint="eastAsia" w:ascii="宋体" w:hAnsi="宋体" w:eastAsia="宋体" w:cs="宋体"/>
+          <w:i w:val="0"/>
+          <w:caps w:val="0"/>
+          <w:color w:val="333333"/>
+          <w:spacing w:val="0"/>
+          <w:sz w:val="24"/>
+          <w:szCs w:val="24"/>
+          <w:shd w:val="clear" w:fill="FFFFFF"/>
+          <w:lang w:val="en-US" w:eastAsia="zh-CN"/>
+        </w:rPr>
+        <w:t>1.算法是一系列指令的集合，</w:t>
+      </w:r>
+      <w:r>
+        <w:rPr>
+          <w:rFonts w:hint="eastAsia" w:ascii="宋体" w:hAnsi="宋体" w:eastAsia="宋体" w:cs="宋体"/>
+          <w:i w:val="0"/>
+          <w:caps w:val="0"/>
+          <w:color w:val="333333"/>
+          <w:spacing w:val="0"/>
+          <w:sz w:val="24"/>
+          <w:szCs w:val="24"/>
+          <w:shd w:val="clear" w:fill="FFFFFF"/>
+        </w:rPr>
+        <w:t>指令是指示计算机执行某种操作的命令</w:t>
+      </w:r>
+      <w:r>
+        <w:rPr>
+          <w:rFonts w:hint="eastAsia" w:ascii="宋体" w:hAnsi="宋体" w:eastAsia="宋体" w:cs="宋体"/>
+          <w:i w:val="0"/>
+          <w:caps w:val="0"/>
+          <w:color w:val="333333"/>
+          <w:spacing w:val="0"/>
+          <w:sz w:val="24"/>
+          <w:szCs w:val="24"/>
+          <w:shd w:val="clear" w:fill="FFFFFF"/>
+          <w:lang w:eastAsia="zh-CN"/>
+        </w:rPr>
+        <w:t>，</w:t>
+      </w:r>
+      <w:r>
+        <w:rPr>
+          <w:rFonts w:hint="eastAsia" w:ascii="宋体" w:hAnsi="宋体" w:eastAsia="宋体" w:cs="宋体"/>
+          <w:i w:val="0"/>
+          <w:caps w:val="0"/>
+          <w:color w:val="333333"/>
+          <w:spacing w:val="0"/>
+          <w:sz w:val="24"/>
+          <w:szCs w:val="24"/>
+          <w:shd w:val="clear" w:fill="FFFFFF"/>
+        </w:rPr>
+        <w:t>它由一串</w:t>
+      </w:r>
+      <w:r>
+        <w:rPr>
+          <w:rFonts w:hint="eastAsia" w:ascii="宋体" w:hAnsi="宋体" w:eastAsia="宋体" w:cs="宋体"/>
+          <w:i w:val="0"/>
+          <w:caps w:val="0"/>
+          <w:color w:val="136EC2"/>
+          <w:spacing w:val="0"/>
+          <w:sz w:val="24"/>
+          <w:szCs w:val="24"/>
+          <w:u w:val="single"/>
+          <w:shd w:val="clear" w:fill="FFFFFF"/>
+        </w:rPr>
+        <w:fldChar w:fldCharType="begin"/>
+      </w:r>
+      <w:r>
+        <w:rPr>
+          <w:rFonts w:hint="eastAsia" w:ascii="宋体" w:hAnsi="宋体" w:eastAsia="宋体" w:cs="宋体"/>
+          <w:i w:val="0"/>
+          <w:caps w:val="0"/>
+          <w:color w:val="136EC2"/>
+          <w:spacing w:val="0"/>
+          <w:sz w:val="24"/>
+          <w:szCs w:val="24"/>
+          <w:u w:val="single"/>
+          <w:shd w:val="clear" w:fill="FFFFFF"/>
+        </w:rPr>
+        <w:instrText xml:space="preserve"> HYPERLINK "https://baike.baidu.com/item/%E4%BA%8C%E8%BF%9B%E5%88%B6" \t "https://baike.baidu.com/item/%E6%8C%87%E4%BB%A4/_blank" </w:instrText>
+      </w:r>
+      <w:r>
+        <w:rPr>
+          <w:rFonts w:hint="eastAsia" w:ascii="宋体" w:hAnsi="宋体" w:eastAsia="宋体" w:cs="宋体"/>
+          <w:i w:val="0"/>
+          <w:caps w:val="0"/>
+          <w:color w:val="136EC2"/>
+          <w:spacing w:val="0"/>
+          <w:sz w:val="24"/>
+          <w:szCs w:val="24"/>
+          <w:u w:val="single"/>
+          <w:shd w:val="clear" w:fill="FFFFFF"/>
+        </w:rPr>
+        <w:fldChar w:fldCharType="separate"/>
+      </w:r>
+      <w:r>
+        <w:rPr>
+          <w:rStyle w:val="8"/>
+          <w:rFonts w:hint="eastAsia" w:ascii="宋体" w:hAnsi="宋体" w:eastAsia="宋体" w:cs="宋体"/>
+          <w:i w:val="0"/>
+          <w:caps w:val="0"/>
+          <w:color w:val="136EC2"/>
+          <w:spacing w:val="0"/>
+          <w:sz w:val="24"/>
+          <w:szCs w:val="24"/>
+          <w:u w:val="single"/>
+          <w:shd w:val="clear" w:fill="FFFFFF"/>
+        </w:rPr>
+        <w:t>二进制</w:t>
+      </w:r>
+      <w:r>
+        <w:rPr>
+          <w:rFonts w:hint="eastAsia" w:ascii="宋体" w:hAnsi="宋体" w:eastAsia="宋体" w:cs="宋体"/>
+          <w:i w:val="0"/>
+          <w:caps w:val="0"/>
+          <w:color w:val="136EC2"/>
+          <w:spacing w:val="0"/>
+          <w:sz w:val="24"/>
+          <w:szCs w:val="24"/>
+          <w:u w:val="single"/>
+          <w:shd w:val="clear" w:fill="FFFFFF"/>
+        </w:rPr>
+        <w:fldChar w:fldCharType="end"/>
+      </w:r>
+      <w:r>
+        <w:rPr>
+          <w:rFonts w:hint="eastAsia" w:ascii="宋体" w:hAnsi="宋体" w:eastAsia="宋体" w:cs="宋体"/>
+          <w:i w:val="0"/>
+          <w:caps w:val="0"/>
+          <w:color w:val="333333"/>
+          <w:spacing w:val="0"/>
+          <w:sz w:val="24"/>
+          <w:szCs w:val="24"/>
+          <w:shd w:val="clear" w:fill="FFFFFF"/>
+        </w:rPr>
+        <w:t>数码组成</w:t>
+      </w:r>
+      <w:r>
+        <w:rPr>
+          <w:rFonts w:hint="eastAsia" w:ascii="宋体" w:hAnsi="宋体" w:eastAsia="宋体" w:cs="宋体"/>
+          <w:i w:val="0"/>
+          <w:caps w:val="0"/>
+          <w:color w:val="333333"/>
+          <w:spacing w:val="0"/>
+          <w:sz w:val="24"/>
+          <w:szCs w:val="24"/>
+          <w:shd w:val="clear" w:fill="FFFFFF"/>
+          <w:lang w:eastAsia="zh-CN"/>
+        </w:rPr>
+        <w:t>，</w:t>
+      </w:r>
+      <w:r>
+        <w:rPr>
+          <w:rFonts w:hint="eastAsia" w:ascii="宋体" w:hAnsi="宋体" w:eastAsia="宋体" w:cs="宋体"/>
+          <w:i w:val="0"/>
+          <w:caps w:val="0"/>
+          <w:color w:val="333333"/>
+          <w:spacing w:val="0"/>
+          <w:sz w:val="24"/>
+          <w:szCs w:val="24"/>
+          <w:shd w:val="clear" w:fill="FFFFFF"/>
+          <w:lang w:val="en-US" w:eastAsia="zh-CN"/>
+        </w:rPr>
+        <w:t>每一条指令使计算机执行特定的操作；我们学习中算法表示通常用高级语言来表示如C语言/Java等；机器语言是机器指令的集合，汇编语言可转换为机器语言过程叫汇编，而高级语言也可通过编译转换为机器语言；而高级语言中一般通过顺序结构、选择结构、循环结构三种结构组合来表示输入、输出、处理、判断语句间的关系，来表示任何算法；而常见的算法表示方法有，自然语言法、传统流程图、N-S结构流程图、伪代码表示法等形式；</w:t>
+      </w:r>
+    </w:p>
+    <w:p>
+      <w:pPr>
+        <w:keepNext w:val="0"/>
+        <w:keepLines w:val="0"/>
+        <w:pageBreakBefore w:val="0"/>
+        <w:kinsoku/>
+        <w:wordWrap/>
+        <w:overflowPunct/>
+        <w:topLinePunct w:val="0"/>
+        <w:autoSpaceDE/>
+        <w:autoSpaceDN/>
+        <w:bidi w:val="0"/>
+        <w:adjustRightInd/>
+        <w:snapToGrid/>
+        <w:spacing w:line="288" w:lineRule="auto"/>
+        <w:textAlignment w:val="auto"/>
+        <w:rPr>
+          <w:rFonts w:hint="eastAsia" w:ascii="宋体" w:hAnsi="宋体" w:eastAsia="宋体" w:cs="宋体"/>
+          <w:i w:val="0"/>
+          <w:caps w:val="0"/>
+          <w:color w:val="333333"/>
+          <w:spacing w:val="0"/>
+          <w:sz w:val="24"/>
+          <w:szCs w:val="24"/>
+          <w:shd w:val="clear" w:fill="FFFFFF"/>
+          <w:lang w:val="en-US" w:eastAsia="zh-CN"/>
+        </w:rPr>
+      </w:pPr>
+      <w:r>
+        <w:rPr>
+          <w:rFonts w:hint="eastAsia" w:ascii="宋体" w:hAnsi="宋体" w:eastAsia="宋体" w:cs="宋体"/>
+          <w:i w:val="0"/>
+          <w:caps w:val="0"/>
+          <w:color w:val="333333"/>
+          <w:spacing w:val="0"/>
+          <w:sz w:val="24"/>
+          <w:szCs w:val="24"/>
+          <w:shd w:val="clear" w:fill="FFFFFF"/>
+          <w:lang w:val="en-US" w:eastAsia="zh-CN"/>
+        </w:rPr>
+        <w:t>2.而顺序结构、选择结构、循环结构这三种基本的结构有只有一个入口、只有一个出口、结构内的每一部分可以被执行、结构内不存在死循环，由此一个算法应满足的五大特点：有穷性、确定性、可行性、有零个或多个输入、有一个或多个输出；</w:t>
+      </w:r>
+    </w:p>
+    <w:p>
+      <w:pPr>
+        <w:keepNext w:val="0"/>
+        <w:keepLines w:val="0"/>
+        <w:pageBreakBefore w:val="0"/>
+        <w:kinsoku/>
+        <w:wordWrap/>
+        <w:overflowPunct/>
+        <w:topLinePunct w:val="0"/>
+        <w:autoSpaceDE/>
+        <w:autoSpaceDN/>
+        <w:bidi w:val="0"/>
+        <w:adjustRightInd/>
+        <w:snapToGrid/>
+        <w:spacing w:line="288" w:lineRule="auto"/>
+        <w:textAlignment w:val="auto"/>
+        <w:rPr>
+          <w:rFonts w:hint="eastAsia" w:ascii="宋体" w:hAnsi="宋体" w:eastAsia="宋体" w:cs="宋体"/>
+          <w:i w:val="0"/>
+          <w:caps w:val="0"/>
+          <w:color w:val="333333"/>
+          <w:spacing w:val="0"/>
+          <w:sz w:val="24"/>
+          <w:szCs w:val="24"/>
+          <w:shd w:val="clear" w:fill="FFFFFF"/>
+          <w:lang w:val="en-US" w:eastAsia="zh-CN"/>
+        </w:rPr>
+      </w:pPr>
+      <w:r>
+        <w:rPr>
+          <w:rFonts w:hint="eastAsia" w:ascii="宋体" w:hAnsi="宋体" w:eastAsia="宋体" w:cs="宋体"/>
+          <w:i w:val="0"/>
+          <w:caps w:val="0"/>
+          <w:color w:val="333333"/>
+          <w:spacing w:val="0"/>
+          <w:sz w:val="24"/>
+          <w:szCs w:val="24"/>
+          <w:shd w:val="clear" w:fill="FFFFFF"/>
+          <w:lang w:val="en-US" w:eastAsia="zh-CN"/>
+        </w:rPr>
+        <w:t>3.算法设计中若满足结果正确、算法易读、逻辑健壮、高效率和低存储的特点，则该算法是一个好的算法。若对算法进行指标性分析，可对</w:t>
+      </w:r>
+      <w:r>
+        <w:rPr>
+          <w:rFonts w:hint="eastAsia" w:ascii="宋体" w:hAnsi="宋体" w:eastAsia="宋体" w:cs="宋体"/>
+          <w:i w:val="0"/>
+          <w:caps w:val="0"/>
+          <w:color w:val="333333"/>
+          <w:spacing w:val="0"/>
+          <w:sz w:val="24"/>
+          <w:szCs w:val="24"/>
+          <w:shd w:val="clear" w:fill="FFFFFF"/>
+          <w:lang w:val="en-US" w:eastAsia="zh-CN"/>
+        </w:rPr>
+        <w:t>高效率和低存储的要求进行量化分析，即计算算法的时间复杂度和空间复杂度；时间复杂度是算法从开始到运行结束所需要的时间；时间复杂度通常根据问题的规模、数据集的状态划分为渐进时间复杂度、平均时间复杂度和最坏时间复杂度；而空间复杂度是指算法从开始到结束所需要的内存空间的大小，若以固定部分和可变部分来划分：</w:t>
+      </w:r>
+    </w:p>
+    <w:p>
+      <w:pPr>
+        <w:keepNext w:val="0"/>
+        <w:keepLines w:val="0"/>
+        <w:pageBreakBefore w:val="0"/>
+        <w:kinsoku/>
+        <w:wordWrap/>
+        <w:overflowPunct/>
+        <w:topLinePunct w:val="0"/>
+        <w:autoSpaceDE/>
+        <w:autoSpaceDN/>
+        <w:bidi w:val="0"/>
+        <w:adjustRightInd/>
+        <w:snapToGrid/>
+        <w:spacing w:line="288" w:lineRule="auto"/>
+        <w:textAlignment w:val="auto"/>
+        <w:rPr>
+          <w:rFonts w:hint="eastAsia" w:ascii="宋体" w:hAnsi="宋体" w:eastAsia="宋体" w:cs="宋体"/>
+          <w:i w:val="0"/>
+          <w:caps w:val="0"/>
+          <w:color w:val="333333"/>
+          <w:spacing w:val="0"/>
+          <w:sz w:val="24"/>
+          <w:szCs w:val="24"/>
+          <w:shd w:val="clear" w:fill="FFFFFF"/>
+          <w:lang w:val="en-US" w:eastAsia="zh-CN"/>
+        </w:rPr>
+      </w:pPr>
+      <w:r>
+        <w:rPr>
+          <w:rFonts w:hint="eastAsia" w:ascii="宋体" w:hAnsi="宋体" w:eastAsia="宋体" w:cs="宋体"/>
+          <w:i w:val="0"/>
+          <w:caps w:val="0"/>
+          <w:color w:val="333333"/>
+          <w:spacing w:val="0"/>
+          <w:sz w:val="24"/>
+          <w:szCs w:val="24"/>
+          <w:shd w:val="clear" w:fill="FFFFFF"/>
+          <w:lang w:val="en-US" w:eastAsia="zh-CN"/>
+        </w:rPr>
+        <w:t>固定部分：此部分空间与所处理数据的大小和规模无关。通常用来保存本身所用的程序代码、常量、变量等</w:t>
+      </w:r>
+      <w:r>
+        <w:rPr>
+          <w:rFonts w:hint="eastAsia" w:ascii="宋体" w:hAnsi="宋体" w:eastAsia="宋体" w:cs="宋体"/>
+          <w:i w:val="0"/>
+          <w:caps w:val="0"/>
+          <w:color w:val="333333"/>
+          <w:spacing w:val="0"/>
+          <w:sz w:val="24"/>
+          <w:szCs w:val="24"/>
+          <w:shd w:val="clear" w:fill="FFFFFF"/>
+          <w:lang w:val="en-US" w:eastAsia="zh-CN"/>
+        </w:rPr>
+        <w:t>；</w:t>
+      </w:r>
+      <w:r>
+        <w:rPr>
+          <w:rFonts w:hint="eastAsia" w:ascii="宋体" w:hAnsi="宋体" w:eastAsia="宋体" w:cs="宋体"/>
+          <w:i w:val="0"/>
+          <w:caps w:val="0"/>
+          <w:color w:val="333333"/>
+          <w:spacing w:val="0"/>
+          <w:sz w:val="24"/>
+          <w:szCs w:val="24"/>
+          <w:shd w:val="clear" w:fill="FFFFFF"/>
+          <w:lang w:val="en-US" w:eastAsia="zh-CN"/>
+        </w:rPr>
+        <w:t xml:space="preserve">        </w:t>
+      </w:r>
+    </w:p>
+    <w:p>
+      <w:pPr>
+        <w:keepNext w:val="0"/>
+        <w:keepLines w:val="0"/>
+        <w:pageBreakBefore w:val="0"/>
+        <w:kinsoku/>
+        <w:wordWrap/>
+        <w:overflowPunct/>
+        <w:topLinePunct w:val="0"/>
+        <w:autoSpaceDE/>
+        <w:autoSpaceDN/>
+        <w:bidi w:val="0"/>
+        <w:adjustRightInd/>
+        <w:snapToGrid/>
+        <w:spacing w:line="288" w:lineRule="auto"/>
+        <w:textAlignment w:val="auto"/>
+        <w:rPr>
+          <w:rFonts w:hint="eastAsia" w:ascii="宋体" w:hAnsi="宋体" w:eastAsia="宋体" w:cs="宋体"/>
+          <w:i w:val="0"/>
+          <w:caps w:val="0"/>
+          <w:color w:val="333333"/>
+          <w:spacing w:val="0"/>
+          <w:sz w:val="24"/>
+          <w:szCs w:val="24"/>
+          <w:shd w:val="clear" w:fill="FFFFFF"/>
+          <w:lang w:val="en-US" w:eastAsia="zh-CN"/>
+        </w:rPr>
+      </w:pPr>
+      <w:r>
+        <w:rPr>
+          <w:rFonts w:hint="eastAsia" w:ascii="宋体" w:hAnsi="宋体" w:eastAsia="宋体" w:cs="宋体"/>
+          <w:i w:val="0"/>
+          <w:caps w:val="0"/>
+          <w:color w:val="333333"/>
+          <w:spacing w:val="0"/>
+          <w:sz w:val="24"/>
+          <w:szCs w:val="24"/>
+          <w:shd w:val="clear" w:fill="FFFFFF"/>
+          <w:lang w:val="en-US" w:eastAsia="zh-CN"/>
+        </w:rPr>
+        <w:t>可变部分：此部分空间与处理的数据的大小和规模有关，即执行算法时所需额外空间</w:t>
+      </w:r>
+      <w:r>
+        <w:rPr>
+          <w:rFonts w:hint="eastAsia" w:ascii="宋体" w:hAnsi="宋体" w:eastAsia="宋体" w:cs="宋体"/>
+          <w:i w:val="0"/>
+          <w:caps w:val="0"/>
+          <w:color w:val="333333"/>
+          <w:spacing w:val="0"/>
+          <w:sz w:val="24"/>
+          <w:szCs w:val="24"/>
+          <w:shd w:val="clear" w:fill="FFFFFF"/>
+          <w:lang w:val="en-US" w:eastAsia="zh-CN"/>
+        </w:rPr>
+        <w:t>；</w:t>
+      </w:r>
+    </w:p>
+    <w:p>
+      <w:pPr>
+        <w:keepNext w:val="0"/>
+        <w:keepLines w:val="0"/>
+        <w:pageBreakBefore w:val="0"/>
+        <w:kinsoku/>
+        <w:wordWrap/>
+        <w:overflowPunct/>
+        <w:topLinePunct w:val="0"/>
+        <w:autoSpaceDE/>
+        <w:autoSpaceDN/>
+        <w:bidi w:val="0"/>
+        <w:adjustRightInd/>
+        <w:snapToGrid/>
+        <w:spacing w:line="288" w:lineRule="auto"/>
+        <w:textAlignment w:val="auto"/>
+        <w:rPr>
+          <w:rFonts w:hint="default" w:ascii="宋体" w:hAnsi="宋体" w:eastAsia="宋体" w:cs="宋体"/>
+          <w:i w:val="0"/>
+          <w:caps w:val="0"/>
+          <w:color w:val="333333"/>
+          <w:spacing w:val="0"/>
+          <w:sz w:val="24"/>
+          <w:szCs w:val="24"/>
+          <w:shd w:val="clear" w:fill="FFFFFF"/>
+          <w:lang w:val="en-US" w:eastAsia="zh-CN"/>
+        </w:rPr>
+      </w:pPr>
+      <w:r>
+        <w:rPr>
+          <w:rFonts w:hint="default" w:ascii="宋体" w:hAnsi="宋体" w:eastAsia="宋体" w:cs="宋体"/>
+          <w:i w:val="0"/>
+          <w:caps w:val="0"/>
+          <w:color w:val="333333"/>
+          <w:spacing w:val="0"/>
+          <w:sz w:val="24"/>
+          <w:szCs w:val="24"/>
+          <w:shd w:val="clear" w:fill="FFFFFF"/>
+          <w:lang w:val="en-US" w:eastAsia="zh-CN"/>
+        </w:rPr>
+        <w:br w:type="page"/>
+      </w:r>
+    </w:p>
+    <w:p>
+      <w:pPr>
+        <w:keepNext w:val="0"/>
+        <w:keepLines w:val="0"/>
+        <w:pageBreakBefore w:val="0"/>
+        <w:kinsoku/>
+        <w:wordWrap/>
+        <w:overflowPunct/>
+        <w:topLinePunct w:val="0"/>
+        <w:autoSpaceDE/>
+        <w:autoSpaceDN/>
+        <w:bidi w:val="0"/>
+        <w:adjustRightInd/>
+        <w:snapToGrid/>
+        <w:spacing w:line="288" w:lineRule="auto"/>
+        <w:textAlignment w:val="auto"/>
+        <w:rPr>
+          <w:rFonts w:hint="default" w:ascii="宋体" w:hAnsi="宋体" w:eastAsia="宋体" w:cs="宋体"/>
+          <w:i w:val="0"/>
+          <w:caps w:val="0"/>
+          <w:color w:val="333333"/>
+          <w:spacing w:val="0"/>
+          <w:sz w:val="24"/>
+          <w:szCs w:val="24"/>
+          <w:shd w:val="clear" w:fill="FFFFFF"/>
+          <w:lang w:val="en-US" w:eastAsia="zh-CN"/>
+        </w:rPr>
+      </w:pPr>
+      <w:r>
+        <w:rPr>
+          <w:rFonts w:hint="eastAsia" w:ascii="宋体" w:hAnsi="宋体" w:eastAsia="宋体" w:cs="宋体"/>
+          <w:b/>
+          <w:bCs/>
+          <w:i w:val="0"/>
+          <w:caps w:val="0"/>
+          <w:color w:val="333333"/>
+          <w:spacing w:val="0"/>
+          <w:sz w:val="24"/>
+          <w:szCs w:val="24"/>
+          <w:shd w:val="clear" w:fill="FFFFFF"/>
+          <w:lang w:val="en-US" w:eastAsia="zh-CN"/>
+        </w:rPr>
+        <w:t>数据结构与算法部分：</w:t>
+      </w:r>
+    </w:p>
+    <w:p>
+      <w:pPr>
+        <w:keepNext w:val="0"/>
+        <w:keepLines w:val="0"/>
+        <w:pageBreakBefore w:val="0"/>
+        <w:kinsoku/>
+        <w:wordWrap/>
+        <w:overflowPunct/>
+        <w:topLinePunct w:val="0"/>
+        <w:autoSpaceDE/>
+        <w:autoSpaceDN/>
+        <w:bidi w:val="0"/>
+        <w:adjustRightInd/>
+        <w:snapToGrid/>
+        <w:spacing w:line="288" w:lineRule="auto"/>
+        <w:textAlignment w:val="auto"/>
+        <w:rPr>
+          <w:rFonts w:hint="default" w:ascii="宋体" w:hAnsi="宋体" w:eastAsia="宋体" w:cs="宋体"/>
+          <w:i w:val="0"/>
+          <w:caps w:val="0"/>
+          <w:color w:val="333333"/>
+          <w:spacing w:val="0"/>
+          <w:sz w:val="24"/>
+          <w:szCs w:val="24"/>
+          <w:shd w:val="clear" w:fill="FFFFFF"/>
+          <w:lang w:val="en-US" w:eastAsia="zh-CN"/>
+        </w:rPr>
+      </w:pPr>
+      <w:r>
+        <w:rPr>
+          <w:rFonts w:hint="eastAsia" w:ascii="宋体" w:hAnsi="宋体" w:eastAsia="宋体" w:cs="宋体"/>
+          <w:i w:val="0"/>
+          <w:caps w:val="0"/>
+          <w:color w:val="333333"/>
+          <w:spacing w:val="0"/>
+          <w:sz w:val="24"/>
+          <w:szCs w:val="24"/>
+          <w:shd w:val="clear" w:fill="FFFFFF"/>
+          <w:lang w:val="en-US" w:eastAsia="zh-CN"/>
+        </w:rPr>
+        <w:t>按照逻辑结构来划分，数据结构分为表、树、图结构，其实表、树是特殊的图结构；</w:t>
+      </w:r>
+    </w:p>
+    <w:p>
+      <w:pPr>
+        <w:keepNext w:val="0"/>
+        <w:keepLines w:val="0"/>
+        <w:pageBreakBefore w:val="0"/>
+        <w:kinsoku/>
+        <w:wordWrap/>
+        <w:overflowPunct/>
+        <w:topLinePunct w:val="0"/>
+        <w:autoSpaceDE/>
+        <w:autoSpaceDN/>
+        <w:bidi w:val="0"/>
+        <w:adjustRightInd/>
+        <w:snapToGrid/>
+        <w:spacing w:line="288" w:lineRule="auto"/>
+        <w:textAlignment w:val="auto"/>
+        <w:rPr>
+          <w:rFonts w:hint="default" w:ascii="宋体" w:hAnsi="宋体" w:eastAsia="宋体" w:cs="宋体"/>
+          <w:i w:val="0"/>
+          <w:caps w:val="0"/>
+          <w:color w:val="333333"/>
+          <w:spacing w:val="0"/>
+          <w:sz w:val="24"/>
+          <w:szCs w:val="24"/>
+          <w:shd w:val="clear" w:fill="FFFFFF"/>
+          <w:lang w:val="en-US" w:eastAsia="zh-CN"/>
+        </w:rPr>
+      </w:pPr>
+      <w:r>
+        <w:rPr>
+          <w:rFonts w:hint="eastAsia" w:ascii="宋体" w:hAnsi="宋体" w:eastAsia="宋体" w:cs="宋体"/>
+          <w:i w:val="0"/>
+          <w:caps w:val="0"/>
+          <w:color w:val="333333"/>
+          <w:spacing w:val="0"/>
+          <w:sz w:val="24"/>
+          <w:szCs w:val="24"/>
+          <w:shd w:val="clear" w:fill="FFFFFF"/>
+          <w:lang w:val="en-US" w:eastAsia="zh-CN"/>
+        </w:rPr>
+        <w:t>表，</w:t>
+      </w:r>
+    </w:p>
+    <w:p>
+      <w:pPr>
+        <w:keepNext w:val="0"/>
+        <w:keepLines w:val="0"/>
+        <w:pageBreakBefore w:val="0"/>
+        <w:kinsoku/>
+        <w:wordWrap/>
+        <w:overflowPunct/>
+        <w:topLinePunct w:val="0"/>
+        <w:autoSpaceDE/>
+        <w:autoSpaceDN/>
+        <w:bidi w:val="0"/>
+        <w:adjustRightInd/>
+        <w:snapToGrid/>
+        <w:spacing w:line="288" w:lineRule="auto"/>
+        <w:textAlignment w:val="auto"/>
+        <w:rPr>
+          <w:rFonts w:hint="eastAsia" w:ascii="宋体" w:hAnsi="宋体" w:eastAsia="宋体" w:cs="宋体"/>
+          <w:i w:val="0"/>
+          <w:caps w:val="0"/>
+          <w:color w:val="333333"/>
+          <w:spacing w:val="0"/>
+          <w:sz w:val="24"/>
+          <w:szCs w:val="24"/>
+          <w:shd w:val="clear" w:fill="FFFFFF"/>
+          <w:lang w:val="en-US" w:eastAsia="zh-CN"/>
+        </w:rPr>
+      </w:pPr>
+    </w:p>
+    <w:p>
+      <w:pPr>
+        <w:keepNext w:val="0"/>
+        <w:keepLines w:val="0"/>
+        <w:pageBreakBefore w:val="0"/>
+        <w:kinsoku/>
+        <w:wordWrap/>
+        <w:overflowPunct/>
+        <w:topLinePunct w:val="0"/>
+        <w:autoSpaceDE/>
+        <w:autoSpaceDN/>
+        <w:bidi w:val="0"/>
+        <w:adjustRightInd/>
+        <w:snapToGrid/>
+        <w:spacing w:line="288" w:lineRule="auto"/>
+        <w:textAlignment w:val="auto"/>
+        <w:rPr>
+          <w:rFonts w:hint="eastAsia" w:ascii="宋体" w:hAnsi="宋体" w:eastAsia="宋体" w:cs="宋体"/>
+          <w:i w:val="0"/>
+          <w:caps w:val="0"/>
+          <w:color w:val="333333"/>
+          <w:spacing w:val="0"/>
+          <w:sz w:val="24"/>
+          <w:szCs w:val="24"/>
+          <w:shd w:val="clear" w:fill="FFFFFF"/>
+          <w:lang w:val="en-US" w:eastAsia="zh-CN"/>
+        </w:rPr>
+      </w:pPr>
+    </w:p>
+    <w:p>
+      <w:pPr>
+        <w:keepNext w:val="0"/>
+        <w:keepLines w:val="0"/>
+        <w:pageBreakBefore w:val="0"/>
+        <w:kinsoku/>
+        <w:wordWrap/>
+        <w:overflowPunct/>
+        <w:topLinePunct w:val="0"/>
+        <w:autoSpaceDE/>
+        <w:autoSpaceDN/>
+        <w:bidi w:val="0"/>
+        <w:adjustRightInd/>
+        <w:snapToGrid/>
+        <w:spacing w:line="288" w:lineRule="auto"/>
+        <w:textAlignment w:val="auto"/>
+        <w:rPr>
+          <w:rFonts w:hint="eastAsia" w:ascii="宋体" w:hAnsi="宋体" w:eastAsia="宋体" w:cs="宋体"/>
+          <w:i w:val="0"/>
+          <w:caps w:val="0"/>
+          <w:color w:val="333333"/>
+          <w:spacing w:val="0"/>
+          <w:sz w:val="24"/>
+          <w:szCs w:val="24"/>
+          <w:shd w:val="clear" w:fill="FFFFFF"/>
+          <w:lang w:val="en-US" w:eastAsia="zh-CN"/>
+        </w:rPr>
+      </w:pPr>
     </w:p>
     <w:p>
       <w:pPr>
@@ -895,23 +2199,25 @@
         <w:bidi w:val="0"/>
         <w:adjustRightInd/>
         <w:snapToGrid/>
-        <w:spacing w:line="24" w:lineRule="atLeast"/>
-        <w:textAlignment w:val="auto"/>
-        <w:rPr>
-          <w:rFonts w:hint="eastAsia" w:ascii="宋体" w:hAnsi="宋体" w:eastAsia="宋体" w:cs="宋体"/>
-          <w:sz w:val="24"/>
-          <w:szCs w:val="24"/>
-          <w:lang w:val="en-US" w:eastAsia="zh-CN"/>
-        </w:rPr>
-      </w:pPr>
-      <w:r>
-        <w:rPr>
-          <w:rFonts w:hint="eastAsia" w:ascii="宋体" w:hAnsi="宋体" w:eastAsia="宋体" w:cs="宋体"/>
-          <w:sz w:val="24"/>
-          <w:szCs w:val="24"/>
-          <w:lang w:val="en-US" w:eastAsia="zh-CN"/>
-        </w:rPr>
-        <w:t>2.收获与心得</w:t>
+        <w:spacing w:line="288" w:lineRule="auto"/>
+        <w:textAlignment w:val="auto"/>
+        <w:rPr>
+          <w:rFonts w:hint="eastAsia" w:ascii="宋体" w:hAnsi="宋体" w:eastAsia="宋体" w:cs="宋体"/>
+          <w:sz w:val="24"/>
+          <w:szCs w:val="24"/>
+          <w:lang w:val="en-US" w:eastAsia="zh-CN"/>
+        </w:rPr>
+      </w:pPr>
+      <w:r>
+        <w:rPr>
+          <w:rFonts w:hint="eastAsia" w:ascii="宋体" w:hAnsi="宋体" w:eastAsia="宋体" w:cs="宋体"/>
+          <w:b/>
+          <w:bCs/>
+          <w:sz w:val="24"/>
+          <w:szCs w:val="24"/>
+          <w:lang w:val="en-US" w:eastAsia="zh-CN"/>
+        </w:rPr>
+        <w:t>二、收获与心得</w:t>
       </w:r>
     </w:p>
     <w:p>
@@ -929,10 +2235,10 @@
         <w:bidi w:val="0"/>
         <w:adjustRightInd/>
         <w:snapToGrid/>
-        <w:spacing w:line="24" w:lineRule="atLeast"/>
-        <w:textAlignment w:val="auto"/>
-        <w:rPr>
-          <w:rFonts w:hint="default" w:ascii="宋体" w:hAnsi="宋体" w:eastAsia="宋体" w:cs="宋体"/>
+        <w:spacing w:line="288" w:lineRule="auto"/>
+        <w:textAlignment w:val="auto"/>
+        <w:rPr>
+          <w:rFonts w:hint="eastAsia" w:ascii="宋体" w:hAnsi="宋体" w:eastAsia="宋体" w:cs="宋体"/>
           <w:sz w:val="24"/>
           <w:szCs w:val="24"/>
           <w:lang w:val="en-US" w:eastAsia="zh-CN"/>
@@ -1307,6 +2613,15 @@
       <w:b/>
     </w:rPr>
   </w:style>
+  <w:style w:type="character" w:styleId="8">
+    <w:name w:val="Hyperlink"/>
+    <w:basedOn w:val="6"/>
+    <w:uiPriority w:val="0"/>
+    <w:rPr>
+      <w:color w:val="0000FF"/>
+      <w:u w:val="single"/>
+    </w:rPr>
+  </w:style>
 </w:styles>
 </file>
 

--- a/专业课/GIS数据结构/20-王朋坤-GIS数据结构与算法-课程学习报告.docx
+++ b/专业课/GIS数据结构/20-王朋坤-GIS数据结构与算法-课程学习报告.docx
@@ -95,6 +95,8 @@
           <w:lang w:val="en-US" w:eastAsia="zh-CN"/>
         </w:rPr>
       </w:pPr>
+      <w:bookmarkStart w:id="0" w:name="_GoBack"/>
+      <w:bookmarkEnd w:id="0"/>
     </w:p>
     <w:p>
       <w:pPr>
@@ -188,109 +190,48 @@
           <w:lang w:val="en-US" w:eastAsia="zh-CN"/>
         </w:rPr>
       </w:pPr>
-    </w:p>
-    <w:p>
-      <w:pPr>
-        <w:keepNext w:val="0"/>
-        <w:keepLines w:val="0"/>
-        <w:pageBreakBefore w:val="0"/>
-        <w:widowControl w:val="0"/>
-        <w:kinsoku/>
-        <w:wordWrap/>
-        <w:overflowPunct/>
-        <w:topLinePunct w:val="0"/>
-        <w:autoSpaceDE/>
-        <w:autoSpaceDN/>
-        <w:bidi w:val="0"/>
-        <w:adjustRightInd/>
-        <w:snapToGrid/>
-        <w:spacing w:line="288" w:lineRule="auto"/>
-        <w:textAlignment w:val="auto"/>
-        <w:rPr>
-          <w:rFonts w:hint="default" w:ascii="宋体" w:hAnsi="宋体" w:eastAsia="宋体" w:cs="宋体"/>
-          <w:sz w:val="24"/>
-          <w:szCs w:val="24"/>
-          <w:lang w:val="en-US" w:eastAsia="zh-CN"/>
-        </w:rPr>
-      </w:pPr>
-      <w:r>
-        <w:rPr>
-          <w:rFonts w:hint="eastAsia" w:ascii="宋体" w:hAnsi="宋体" w:eastAsia="宋体" w:cs="宋体"/>
-          <w:sz w:val="24"/>
-          <w:szCs w:val="24"/>
-          <w:lang w:val="en-US" w:eastAsia="zh-CN"/>
-        </w:rPr>
-        <w:t>1.1回顾内容总结思考：</w:t>
-      </w:r>
-    </w:p>
-    <w:p>
-      <w:pPr>
-        <w:keepNext w:val="0"/>
-        <w:keepLines w:val="0"/>
-        <w:pageBreakBefore w:val="0"/>
-        <w:widowControl w:val="0"/>
-        <w:kinsoku/>
-        <w:wordWrap/>
-        <w:overflowPunct/>
-        <w:topLinePunct w:val="0"/>
-        <w:autoSpaceDE/>
-        <w:autoSpaceDN/>
-        <w:bidi w:val="0"/>
-        <w:adjustRightInd/>
-        <w:snapToGrid/>
-        <w:spacing w:line="288" w:lineRule="auto"/>
-        <w:textAlignment w:val="auto"/>
-        <w:rPr>
-          <w:rFonts w:hint="eastAsia" w:ascii="宋体" w:hAnsi="宋体" w:eastAsia="宋体" w:cs="宋体"/>
-          <w:sz w:val="24"/>
-          <w:szCs w:val="24"/>
-          <w:lang w:val="en-US" w:eastAsia="zh-CN"/>
-        </w:rPr>
-      </w:pPr>
-      <w:r>
-        <w:rPr>
-          <w:rFonts w:hint="eastAsia" w:ascii="宋体" w:hAnsi="宋体" w:eastAsia="宋体" w:cs="宋体"/>
-          <w:sz w:val="24"/>
-          <w:szCs w:val="24"/>
-          <w:lang w:val="en-US" w:eastAsia="zh-CN"/>
-        </w:rPr>
-        <w:t>1.1.1.熟悉了指针的使用，即指针：某个</w:t>
-      </w:r>
-      <w:r>
-        <w:rPr>
-          <w:rFonts w:hint="eastAsia" w:ascii="宋体" w:hAnsi="宋体" w:eastAsia="宋体" w:cs="宋体"/>
-          <w:sz w:val="24"/>
-          <w:szCs w:val="24"/>
-          <w:lang w:val="en-US" w:eastAsia="zh-CN"/>
-        </w:rPr>
-        <w:t>变量</w:t>
-      </w:r>
-      <w:r>
-        <w:rPr>
-          <w:rFonts w:hint="eastAsia" w:ascii="宋体" w:hAnsi="宋体" w:eastAsia="宋体" w:cs="宋体"/>
-          <w:sz w:val="24"/>
-          <w:szCs w:val="24"/>
-          <w:lang w:val="en-US" w:eastAsia="zh-CN"/>
-        </w:rPr>
-        <w:t>的内存地址，可为NULL；指针变量：能够存储某个</w:t>
-      </w:r>
-      <w:r>
-        <w:rPr>
-          <w:rFonts w:hint="eastAsia" w:ascii="宋体" w:hAnsi="宋体" w:eastAsia="宋体" w:cs="宋体"/>
-          <w:sz w:val="24"/>
-          <w:szCs w:val="24"/>
-          <w:lang w:val="en-US" w:eastAsia="zh-CN"/>
-        </w:rPr>
-        <w:t>变量</w:t>
-      </w:r>
-      <w:r>
-        <w:rPr>
-          <w:rFonts w:hint="eastAsia" w:ascii="宋体" w:hAnsi="宋体" w:eastAsia="宋体" w:cs="宋体"/>
-          <w:sz w:val="24"/>
-          <w:szCs w:val="24"/>
-          <w:lang w:val="en-US" w:eastAsia="zh-CN"/>
-        </w:rPr>
-        <w:t>的内存地址的变量；指针变量获取某个变量的地址后，可通过该变量的内存地址取得该变量存储的字符，若该变量未初始化则该变量对应的字符</w:t>
+      <w:r>
+        <w:rPr>
+          <w:rFonts w:hint="eastAsia" w:ascii="宋体" w:hAnsi="宋体" w:eastAsia="宋体" w:cs="宋体"/>
+          <w:sz w:val="24"/>
+          <w:szCs w:val="24"/>
+          <w:lang w:val="en-US" w:eastAsia="zh-CN"/>
+        </w:rPr>
+        <w:t>1回顾内容总结思考：</w:t>
+      </w:r>
+    </w:p>
+    <w:p>
+      <w:pPr>
+        <w:keepNext w:val="0"/>
+        <w:keepLines w:val="0"/>
+        <w:pageBreakBefore w:val="0"/>
+        <w:widowControl w:val="0"/>
+        <w:kinsoku/>
+        <w:wordWrap/>
+        <w:overflowPunct/>
+        <w:topLinePunct w:val="0"/>
+        <w:autoSpaceDE/>
+        <w:autoSpaceDN/>
+        <w:bidi w:val="0"/>
+        <w:adjustRightInd/>
+        <w:snapToGrid/>
+        <w:spacing w:line="288" w:lineRule="auto"/>
+        <w:textAlignment w:val="auto"/>
+        <w:rPr>
+          <w:rFonts w:hint="eastAsia" w:ascii="宋体" w:hAnsi="宋体" w:eastAsia="宋体" w:cs="宋体"/>
+          <w:sz w:val="24"/>
+          <w:szCs w:val="24"/>
+          <w:lang w:val="en-US" w:eastAsia="zh-CN"/>
+        </w:rPr>
+      </w:pPr>
+      <w:r>
+        <w:rPr>
+          <w:rFonts w:hint="eastAsia" w:ascii="宋体" w:hAnsi="宋体" w:eastAsia="宋体" w:cs="宋体"/>
+          <w:sz w:val="24"/>
+          <w:szCs w:val="24"/>
+          <w:lang w:val="en-US" w:eastAsia="zh-CN"/>
+        </w:rPr>
+        <w:t>1.熟悉了指针的使用，即指针：某个变量的内存地址，可为NULL；指针变量：能够存储某个变量的内存地址的变量；指针变量获取某个变量的地址后，可通过该变量的内存地址取得该变量存储的字符，若该变量未初始化则该变量对应的字符</w:t>
       </w:r>
       <w:r>
         <w:rPr>
@@ -327,7 +268,9 @@
         </w:tblBorders>
         <w:tblLayout w:type="autofit"/>
         <w:tblCellMar>
+          <w:top w:w="0" w:type="dxa"/>
           <w:left w:w="108" w:type="dxa"/>
+          <w:bottom w:w="0" w:type="dxa"/>
           <w:right w:w="108" w:type="dxa"/>
         </w:tblCellMar>
       </w:tblPr>
@@ -345,7 +288,9 @@
             <w:insideV w:val="single" w:color="auto" w:sz="4" w:space="0"/>
           </w:tblBorders>
           <w:tblCellMar>
+            <w:top w:w="0" w:type="dxa"/>
             <w:left w:w="108" w:type="dxa"/>
+            <w:bottom w:w="0" w:type="dxa"/>
             <w:right w:w="108" w:type="dxa"/>
           </w:tblCellMar>
         </w:tblPrEx>
@@ -796,7 +741,9 @@
             <w:insideV w:val="single" w:color="auto" w:sz="4" w:space="0"/>
           </w:tblBorders>
           <w:tblCellMar>
+            <w:top w:w="0" w:type="dxa"/>
             <w:left w:w="108" w:type="dxa"/>
+            <w:bottom w:w="0" w:type="dxa"/>
             <w:right w:w="108" w:type="dxa"/>
           </w:tblCellMar>
         </w:tblPrEx>
@@ -966,7 +913,7 @@
               <w:spacing w:line="288" w:lineRule="auto"/>
               <w:textAlignment w:val="auto"/>
               <w:rPr>
-                <w:rFonts w:hint="default" w:ascii="宋体" w:hAnsi="宋体" w:eastAsia="宋体" w:cs="宋体"/>
+                <w:rFonts w:hint="eastAsia" w:ascii="宋体" w:hAnsi="宋体" w:eastAsia="宋体" w:cs="宋体"/>
                 <w:sz w:val="24"/>
                 <w:szCs w:val="24"/>
                 <w:vertAlign w:val="baseline"/>
@@ -1011,141 +958,107 @@
           <w:lang w:val="en-US" w:eastAsia="zh-CN"/>
         </w:rPr>
       </w:pPr>
-    </w:p>
-    <w:p>
-      <w:pPr>
-        <w:keepNext w:val="0"/>
-        <w:keepLines w:val="0"/>
-        <w:pageBreakBefore w:val="0"/>
-        <w:widowControl w:val="0"/>
-        <w:kinsoku/>
-        <w:wordWrap/>
-        <w:overflowPunct/>
-        <w:topLinePunct w:val="0"/>
-        <w:autoSpaceDE/>
-        <w:autoSpaceDN/>
-        <w:bidi w:val="0"/>
-        <w:adjustRightInd/>
-        <w:snapToGrid/>
-        <w:spacing w:line="288" w:lineRule="auto"/>
-        <w:textAlignment w:val="auto"/>
-        <w:rPr>
-          <w:rFonts w:hint="eastAsia" w:ascii="宋体" w:hAnsi="宋体" w:eastAsia="宋体" w:cs="宋体"/>
-          <w:sz w:val="24"/>
-          <w:szCs w:val="24"/>
-          <w:lang w:val="en-US" w:eastAsia="zh-CN"/>
-        </w:rPr>
-      </w:pPr>
-      <w:r>
-        <w:rPr>
-          <w:rFonts w:hint="eastAsia" w:ascii="宋体" w:hAnsi="宋体" w:eastAsia="宋体" w:cs="宋体"/>
-          <w:sz w:val="24"/>
-          <w:szCs w:val="24"/>
-          <w:lang w:val="en-US" w:eastAsia="zh-CN"/>
-        </w:rPr>
-        <w:t>通过上述指针的相关用法，我们可以得到一维数组和指针的联系；一维数组在定义时其实只是规定了数组变量对应的起始地址；若将该数组变量的起始地址赋给相同变量类型的指针变量，可通过移动指针并对指针对应变量赋值的操作来实现对数组变量的赋值；由此，可理解在C语言中，对数组的常量表达式进行限定后如定义a[8]</w:t>
-      </w:r>
-      <w:r>
-        <w:rPr>
-          <w:rFonts w:hint="eastAsia" w:ascii="宋体" w:hAnsi="宋体" w:eastAsia="宋体" w:cs="宋体"/>
-          <w:sz w:val="24"/>
-          <w:szCs w:val="24"/>
-          <w:lang w:val="en-US" w:eastAsia="zh-CN"/>
-        </w:rPr>
-        <w:t>，依然可以对超出限定大小的下标编号对应数组成员进行赋值和取值，只不过溢出的数组变量成员可能会和接下来定义的变量出现重合的情况。</w:t>
-      </w:r>
-    </w:p>
-    <w:p>
-      <w:pPr>
-        <w:keepNext w:val="0"/>
-        <w:keepLines w:val="0"/>
-        <w:pageBreakBefore w:val="0"/>
-        <w:widowControl w:val="0"/>
-        <w:kinsoku/>
-        <w:wordWrap/>
-        <w:overflowPunct/>
-        <w:topLinePunct w:val="0"/>
-        <w:autoSpaceDE/>
-        <w:autoSpaceDN/>
-        <w:bidi w:val="0"/>
-        <w:adjustRightInd/>
-        <w:snapToGrid/>
-        <w:spacing w:line="288" w:lineRule="auto"/>
-        <w:textAlignment w:val="auto"/>
-        <w:rPr>
-          <w:rFonts w:hint="eastAsia" w:ascii="宋体" w:hAnsi="宋体" w:eastAsia="宋体" w:cs="宋体"/>
-          <w:sz w:val="24"/>
-          <w:szCs w:val="24"/>
-          <w:lang w:val="en-US" w:eastAsia="zh-CN"/>
-        </w:rPr>
-      </w:pPr>
-    </w:p>
-    <w:p>
-      <w:pPr>
-        <w:keepNext w:val="0"/>
-        <w:keepLines w:val="0"/>
-        <w:pageBreakBefore w:val="0"/>
-        <w:widowControl w:val="0"/>
-        <w:kinsoku/>
-        <w:wordWrap/>
-        <w:overflowPunct/>
-        <w:topLinePunct w:val="0"/>
-        <w:autoSpaceDE/>
-        <w:autoSpaceDN/>
-        <w:bidi w:val="0"/>
-        <w:adjustRightInd/>
-        <w:snapToGrid/>
-        <w:spacing w:line="288" w:lineRule="auto"/>
-        <w:textAlignment w:val="auto"/>
-        <w:rPr>
-          <w:rFonts w:hint="eastAsia" w:ascii="宋体" w:hAnsi="宋体" w:eastAsia="宋体" w:cs="宋体"/>
-          <w:sz w:val="24"/>
-          <w:szCs w:val="24"/>
-          <w:lang w:val="en-US" w:eastAsia="zh-CN"/>
-        </w:rPr>
-      </w:pPr>
-      <w:r>
-        <w:rPr>
-          <w:rFonts w:hint="eastAsia" w:ascii="宋体" w:hAnsi="宋体" w:eastAsia="宋体" w:cs="宋体"/>
-          <w:sz w:val="24"/>
-          <w:szCs w:val="24"/>
-          <w:lang w:val="en-US" w:eastAsia="zh-CN"/>
-        </w:rPr>
-        <w:t>1.1.2.熟悉了C++中头文件的使用，一般将所有的常量、宏、系统全局变量、类和函数原型写在头文件中； include &lt;&gt; 与include "" 的区别：</w:t>
-      </w:r>
-    </w:p>
-    <w:p>
-      <w:pPr>
-        <w:keepNext w:val="0"/>
-        <w:keepLines w:val="0"/>
-        <w:pageBreakBefore w:val="0"/>
-        <w:widowControl w:val="0"/>
-        <w:kinsoku/>
-        <w:wordWrap/>
-        <w:overflowPunct/>
-        <w:topLinePunct w:val="0"/>
-        <w:autoSpaceDE/>
-        <w:autoSpaceDN/>
-        <w:bidi w:val="0"/>
-        <w:adjustRightInd/>
-        <w:snapToGrid/>
-        <w:spacing w:line="288" w:lineRule="auto"/>
-        <w:textAlignment w:val="auto"/>
-        <w:rPr>
-          <w:rFonts w:hint="eastAsia" w:ascii="宋体" w:hAnsi="宋体" w:eastAsia="宋体" w:cs="宋体"/>
-          <w:sz w:val="24"/>
-          <w:szCs w:val="24"/>
-          <w:lang w:val="en-US" w:eastAsia="zh-CN"/>
-        </w:rPr>
-      </w:pPr>
-      <w:r>
-        <w:rPr>
-          <w:rFonts w:hint="eastAsia" w:ascii="宋体" w:hAnsi="宋体" w:eastAsia="宋体" w:cs="宋体"/>
-          <w:sz w:val="24"/>
-          <w:szCs w:val="24"/>
-          <w:lang w:val="en-US" w:eastAsia="zh-CN"/>
-        </w:rPr>
-        <w:t>#include &lt; &gt; 引用的是编译器的类库路径里面的头文件；即头文件在标准库中有时。</w:t>
+      <w:r>
+        <w:rPr>
+          <w:rFonts w:hint="eastAsia" w:ascii="宋体" w:hAnsi="宋体" w:eastAsia="宋体" w:cs="宋体"/>
+          <w:sz w:val="24"/>
+          <w:szCs w:val="24"/>
+          <w:lang w:val="en-US" w:eastAsia="zh-CN"/>
+        </w:rPr>
+        <w:t>通过上述指针的相关用法，我们可以得到一维数组和指针的联系；一维数组在定义时其实只是规定了数组变量对应的起始地址；若将该数组变量的起始地址赋给相同变量类型的指针变量，可通过移动指针并对指针对应变量赋值的操作来实现对数组变量的赋值；由此，可理解在C语言中，对数组的常量表达式进行限定后如定义a[8]，依然可以对超出限定大小的下标编号对应数组成员进行赋值和取值，只不过溢出的数组变量成员可能会和接下来定义的变量出现重合的情况。</w:t>
+      </w:r>
+    </w:p>
+    <w:p>
+      <w:pPr>
+        <w:keepNext w:val="0"/>
+        <w:keepLines w:val="0"/>
+        <w:pageBreakBefore w:val="0"/>
+        <w:widowControl w:val="0"/>
+        <w:kinsoku/>
+        <w:wordWrap/>
+        <w:overflowPunct/>
+        <w:topLinePunct w:val="0"/>
+        <w:autoSpaceDE/>
+        <w:autoSpaceDN/>
+        <w:bidi w:val="0"/>
+        <w:adjustRightInd/>
+        <w:snapToGrid/>
+        <w:spacing w:line="288" w:lineRule="auto"/>
+        <w:textAlignment w:val="auto"/>
+        <w:rPr>
+          <w:rFonts w:hint="eastAsia" w:ascii="宋体" w:hAnsi="宋体" w:eastAsia="宋体" w:cs="宋体"/>
+          <w:sz w:val="24"/>
+          <w:szCs w:val="24"/>
+          <w:lang w:val="en-US" w:eastAsia="zh-CN"/>
+        </w:rPr>
+      </w:pPr>
+    </w:p>
+    <w:p>
+      <w:pPr>
+        <w:keepNext w:val="0"/>
+        <w:keepLines w:val="0"/>
+        <w:pageBreakBefore w:val="0"/>
+        <w:widowControl w:val="0"/>
+        <w:kinsoku/>
+        <w:wordWrap/>
+        <w:overflowPunct/>
+        <w:topLinePunct w:val="0"/>
+        <w:autoSpaceDE/>
+        <w:autoSpaceDN/>
+        <w:bidi w:val="0"/>
+        <w:adjustRightInd/>
+        <w:snapToGrid/>
+        <w:spacing w:line="288" w:lineRule="auto"/>
+        <w:textAlignment w:val="auto"/>
+        <w:rPr>
+          <w:rFonts w:hint="eastAsia" w:ascii="宋体" w:hAnsi="宋体" w:eastAsia="宋体" w:cs="宋体"/>
+          <w:sz w:val="24"/>
+          <w:szCs w:val="24"/>
+          <w:lang w:val="en-US" w:eastAsia="zh-CN"/>
+        </w:rPr>
+      </w:pPr>
+      <w:r>
+        <w:rPr>
+          <w:rFonts w:hint="eastAsia" w:ascii="宋体" w:hAnsi="宋体" w:eastAsia="宋体" w:cs="宋体"/>
+          <w:sz w:val="24"/>
+          <w:szCs w:val="24"/>
+          <w:lang w:val="en-US" w:eastAsia="zh-CN"/>
+        </w:rPr>
+        <w:t>2.熟悉了C++中头文件的使用，一般将所有的常量、宏、系统全局变量、类和函数原型写在头文件中；有的头文件引用不需要加(.h) ，include &lt;&gt; 与include "" 的区别：</w:t>
+      </w:r>
+    </w:p>
+    <w:p>
+      <w:pPr>
+        <w:keepNext w:val="0"/>
+        <w:keepLines w:val="0"/>
+        <w:pageBreakBefore w:val="0"/>
+        <w:widowControl w:val="0"/>
+        <w:kinsoku/>
+        <w:wordWrap/>
+        <w:overflowPunct/>
+        <w:topLinePunct w:val="0"/>
+        <w:autoSpaceDE/>
+        <w:autoSpaceDN/>
+        <w:bidi w:val="0"/>
+        <w:adjustRightInd/>
+        <w:snapToGrid/>
+        <w:spacing w:line="288" w:lineRule="auto"/>
+        <w:textAlignment w:val="auto"/>
+        <w:rPr>
+          <w:rFonts w:hint="eastAsia" w:ascii="宋体" w:hAnsi="宋体" w:eastAsia="宋体" w:cs="宋体"/>
+          <w:sz w:val="24"/>
+          <w:szCs w:val="24"/>
+          <w:lang w:val="en-US" w:eastAsia="zh-CN"/>
+        </w:rPr>
+      </w:pPr>
+      <w:r>
+        <w:rPr>
+          <w:rFonts w:hint="eastAsia" w:ascii="宋体" w:hAnsi="宋体" w:eastAsia="宋体" w:cs="宋体"/>
+          <w:sz w:val="24"/>
+          <w:szCs w:val="24"/>
+          <w:lang w:val="en-US" w:eastAsia="zh-CN"/>
+        </w:rPr>
+        <w:t>#include &lt; &gt; 引用的是编译器的类库路径里面的头文件；即头文件在标准库中有时；</w:t>
       </w:r>
     </w:p>
     <w:p>
@@ -1238,66 +1151,66 @@
           <w:szCs w:val="24"/>
           <w:lang w:val="en-US" w:eastAsia="zh-CN"/>
         </w:rPr>
-        <w:t>1.1.3.了解了C++中类的使用、C++中类模板的使用，在使用上一般参照一下相关代码即可使用；而C++类模板的使用需要注意，在使用头文件的情况下，类模板相关内容需要写在头文件中。</w:t>
-      </w:r>
-    </w:p>
-    <w:p>
-      <w:pPr>
-        <w:keepNext w:val="0"/>
-        <w:keepLines w:val="0"/>
-        <w:pageBreakBefore w:val="0"/>
-        <w:widowControl w:val="0"/>
-        <w:kinsoku/>
-        <w:wordWrap/>
-        <w:overflowPunct/>
-        <w:topLinePunct w:val="0"/>
-        <w:autoSpaceDE/>
-        <w:autoSpaceDN/>
-        <w:bidi w:val="0"/>
-        <w:adjustRightInd/>
-        <w:snapToGrid/>
-        <w:spacing w:line="288" w:lineRule="auto"/>
-        <w:textAlignment w:val="auto"/>
-        <w:rPr>
-          <w:rFonts w:hint="eastAsia" w:ascii="宋体" w:hAnsi="宋体" w:eastAsia="宋体" w:cs="宋体"/>
-          <w:sz w:val="24"/>
-          <w:szCs w:val="24"/>
-          <w:lang w:val="en-US" w:eastAsia="zh-CN"/>
-        </w:rPr>
-      </w:pPr>
-    </w:p>
-    <w:p>
-      <w:pPr>
-        <w:keepNext w:val="0"/>
-        <w:keepLines w:val="0"/>
-        <w:pageBreakBefore w:val="0"/>
-        <w:widowControl w:val="0"/>
-        <w:kinsoku/>
-        <w:wordWrap/>
-        <w:overflowPunct/>
-        <w:topLinePunct w:val="0"/>
-        <w:autoSpaceDE/>
-        <w:autoSpaceDN/>
-        <w:bidi w:val="0"/>
-        <w:adjustRightInd/>
-        <w:snapToGrid/>
-        <w:spacing w:line="288" w:lineRule="auto"/>
-        <w:textAlignment w:val="auto"/>
-        <w:rPr>
-          <w:rFonts w:hint="eastAsia" w:ascii="宋体" w:hAnsi="宋体" w:eastAsia="宋体" w:cs="宋体"/>
-          <w:sz w:val="24"/>
-          <w:szCs w:val="24"/>
-          <w:lang w:val="en-US" w:eastAsia="zh-CN"/>
-        </w:rPr>
-      </w:pPr>
-      <w:r>
-        <w:rPr>
-          <w:rFonts w:hint="eastAsia" w:ascii="宋体" w:hAnsi="宋体" w:eastAsia="宋体" w:cs="宋体"/>
-          <w:sz w:val="24"/>
-          <w:szCs w:val="24"/>
-          <w:lang w:val="en-US" w:eastAsia="zh-CN"/>
-        </w:rPr>
-        <w:t>1.1.4.在学习数据结构与算法的过程中，还要弄清楚三种循环的判断规则，for循环、while循环、do…while循环，熟悉它们判断执行顺序，可通过写出程序来判断，得出结论：</w:t>
+        <w:t>3.了解了C++中类的使用、C++中类模板的使用，在使用上一般参照一下相关代码即可使用；而C++类模板的使用需要注意，在使用头文件的情况下，类模板相关内容需要写在头文件中。</w:t>
+      </w:r>
+    </w:p>
+    <w:p>
+      <w:pPr>
+        <w:keepNext w:val="0"/>
+        <w:keepLines w:val="0"/>
+        <w:pageBreakBefore w:val="0"/>
+        <w:widowControl w:val="0"/>
+        <w:kinsoku/>
+        <w:wordWrap/>
+        <w:overflowPunct/>
+        <w:topLinePunct w:val="0"/>
+        <w:autoSpaceDE/>
+        <w:autoSpaceDN/>
+        <w:bidi w:val="0"/>
+        <w:adjustRightInd/>
+        <w:snapToGrid/>
+        <w:spacing w:line="288" w:lineRule="auto"/>
+        <w:textAlignment w:val="auto"/>
+        <w:rPr>
+          <w:rFonts w:hint="eastAsia" w:ascii="宋体" w:hAnsi="宋体" w:eastAsia="宋体" w:cs="宋体"/>
+          <w:sz w:val="24"/>
+          <w:szCs w:val="24"/>
+          <w:lang w:val="en-US" w:eastAsia="zh-CN"/>
+        </w:rPr>
+      </w:pPr>
+    </w:p>
+    <w:p>
+      <w:pPr>
+        <w:keepNext w:val="0"/>
+        <w:keepLines w:val="0"/>
+        <w:pageBreakBefore w:val="0"/>
+        <w:widowControl w:val="0"/>
+        <w:kinsoku/>
+        <w:wordWrap/>
+        <w:overflowPunct/>
+        <w:topLinePunct w:val="0"/>
+        <w:autoSpaceDE/>
+        <w:autoSpaceDN/>
+        <w:bidi w:val="0"/>
+        <w:adjustRightInd/>
+        <w:snapToGrid/>
+        <w:spacing w:line="288" w:lineRule="auto"/>
+        <w:textAlignment w:val="auto"/>
+        <w:rPr>
+          <w:rFonts w:hint="eastAsia" w:ascii="宋体" w:hAnsi="宋体" w:eastAsia="宋体" w:cs="宋体"/>
+          <w:sz w:val="24"/>
+          <w:szCs w:val="24"/>
+          <w:lang w:val="en-US" w:eastAsia="zh-CN"/>
+        </w:rPr>
+      </w:pPr>
+      <w:r>
+        <w:rPr>
+          <w:rFonts w:hint="eastAsia" w:ascii="宋体" w:hAnsi="宋体" w:eastAsia="宋体" w:cs="宋体"/>
+          <w:sz w:val="24"/>
+          <w:szCs w:val="24"/>
+          <w:lang w:val="en-US" w:eastAsia="zh-CN"/>
+        </w:rPr>
+        <w:t>4.在学习数据结构与算法的过程中，还要弄清楚三种循环的判断规则，for循环、while循环、do…while循环，熟悉它们判断执行顺序，可通过写出程序来判断，得出结论：</w:t>
       </w:r>
     </w:p>
     <w:tbl>
@@ -1315,7 +1228,9 @@
         </w:tblBorders>
         <w:tblLayout w:type="autofit"/>
         <w:tblCellMar>
+          <w:top w:w="0" w:type="dxa"/>
           <w:left w:w="108" w:type="dxa"/>
+          <w:bottom w:w="0" w:type="dxa"/>
           <w:right w:w="108" w:type="dxa"/>
         </w:tblCellMar>
       </w:tblPr>
@@ -1332,709 +1247,10 @@
             <w:insideH w:val="single" w:color="auto" w:sz="4" w:space="0"/>
             <w:insideV w:val="single" w:color="auto" w:sz="4" w:space="0"/>
           </w:tblBorders>
-        </w:tblPrEx>
-        <w:tc>
-          <w:tcPr>
-            <w:tcW w:w="8522" w:type="dxa"/>
-          </w:tcPr>
-          <w:p>
-            <w:pPr>
-              <w:keepNext w:val="0"/>
-              <w:keepLines w:val="0"/>
-              <w:pageBreakBefore w:val="0"/>
-              <w:widowControl w:val="0"/>
-              <w:kinsoku/>
-              <w:wordWrap/>
-              <w:overflowPunct/>
-              <w:topLinePunct w:val="0"/>
-              <w:autoSpaceDE/>
-              <w:autoSpaceDN/>
-              <w:bidi w:val="0"/>
-              <w:adjustRightInd/>
-              <w:snapToGrid/>
-              <w:spacing w:line="288" w:lineRule="auto"/>
-              <w:textAlignment w:val="auto"/>
-              <w:rPr>
-                <w:rFonts w:hint="eastAsia" w:ascii="宋体" w:hAnsi="宋体" w:eastAsia="宋体" w:cs="宋体"/>
-                <w:sz w:val="24"/>
-                <w:szCs w:val="24"/>
-                <w:vertAlign w:val="baseline"/>
-                <w:lang w:val="en-US" w:eastAsia="zh-CN"/>
-              </w:rPr>
-            </w:pPr>
-            <w:r>
-              <w:rPr>
-                <w:rFonts w:hint="eastAsia" w:ascii="宋体" w:hAnsi="宋体" w:eastAsia="宋体" w:cs="宋体"/>
-                <w:sz w:val="24"/>
-                <w:szCs w:val="24"/>
-                <w:vertAlign w:val="baseline"/>
-                <w:lang w:val="en-US" w:eastAsia="zh-CN"/>
-              </w:rPr>
-              <w:t>#include&lt;stdio.h&gt;</w:t>
-            </w:r>
-          </w:p>
-          <w:p>
-            <w:pPr>
-              <w:keepNext w:val="0"/>
-              <w:keepLines w:val="0"/>
-              <w:pageBreakBefore w:val="0"/>
-              <w:widowControl w:val="0"/>
-              <w:kinsoku/>
-              <w:wordWrap/>
-              <w:overflowPunct/>
-              <w:topLinePunct w:val="0"/>
-              <w:autoSpaceDE/>
-              <w:autoSpaceDN/>
-              <w:bidi w:val="0"/>
-              <w:adjustRightInd/>
-              <w:snapToGrid/>
-              <w:spacing w:line="288" w:lineRule="auto"/>
-              <w:textAlignment w:val="auto"/>
-              <w:rPr>
-                <w:rFonts w:hint="eastAsia" w:ascii="宋体" w:hAnsi="宋体" w:eastAsia="宋体" w:cs="宋体"/>
-                <w:sz w:val="24"/>
-                <w:szCs w:val="24"/>
-                <w:vertAlign w:val="baseline"/>
-                <w:lang w:val="en-US" w:eastAsia="zh-CN"/>
-              </w:rPr>
-            </w:pPr>
-            <w:r>
-              <w:rPr>
-                <w:rFonts w:hint="eastAsia" w:ascii="宋体" w:hAnsi="宋体" w:eastAsia="宋体" w:cs="宋体"/>
-                <w:sz w:val="24"/>
-                <w:szCs w:val="24"/>
-                <w:vertAlign w:val="baseline"/>
-                <w:lang w:val="en-US" w:eastAsia="zh-CN"/>
-              </w:rPr>
-              <w:t>int main() {</w:t>
-            </w:r>
-          </w:p>
-          <w:p>
-            <w:pPr>
-              <w:keepNext w:val="0"/>
-              <w:keepLines w:val="0"/>
-              <w:pageBreakBefore w:val="0"/>
-              <w:widowControl w:val="0"/>
-              <w:kinsoku/>
-              <w:wordWrap/>
-              <w:overflowPunct/>
-              <w:topLinePunct w:val="0"/>
-              <w:autoSpaceDE/>
-              <w:autoSpaceDN/>
-              <w:bidi w:val="0"/>
-              <w:adjustRightInd/>
-              <w:snapToGrid/>
-              <w:spacing w:line="288" w:lineRule="auto"/>
-              <w:textAlignment w:val="auto"/>
-              <w:rPr>
-                <w:rFonts w:hint="eastAsia" w:ascii="宋体" w:hAnsi="宋体" w:eastAsia="宋体" w:cs="宋体"/>
-                <w:sz w:val="24"/>
-                <w:szCs w:val="24"/>
-                <w:vertAlign w:val="baseline"/>
-                <w:lang w:val="en-US" w:eastAsia="zh-CN"/>
-              </w:rPr>
-            </w:pPr>
-          </w:p>
-          <w:p>
-            <w:pPr>
-              <w:keepNext w:val="0"/>
-              <w:keepLines w:val="0"/>
-              <w:pageBreakBefore w:val="0"/>
-              <w:widowControl w:val="0"/>
-              <w:kinsoku/>
-              <w:wordWrap/>
-              <w:overflowPunct/>
-              <w:topLinePunct w:val="0"/>
-              <w:autoSpaceDE/>
-              <w:autoSpaceDN/>
-              <w:bidi w:val="0"/>
-              <w:adjustRightInd/>
-              <w:snapToGrid/>
-              <w:spacing w:line="288" w:lineRule="auto"/>
-              <w:textAlignment w:val="auto"/>
-              <w:rPr>
-                <w:rFonts w:hint="eastAsia" w:ascii="宋体" w:hAnsi="宋体" w:eastAsia="宋体" w:cs="宋体"/>
-                <w:sz w:val="24"/>
-                <w:szCs w:val="24"/>
-                <w:vertAlign w:val="baseline"/>
-                <w:lang w:val="en-US" w:eastAsia="zh-CN"/>
-              </w:rPr>
-            </w:pPr>
-            <w:r>
-              <w:rPr>
-                <w:rFonts w:hint="eastAsia" w:ascii="宋体" w:hAnsi="宋体" w:eastAsia="宋体" w:cs="宋体"/>
-                <w:sz w:val="24"/>
-                <w:szCs w:val="24"/>
-                <w:vertAlign w:val="baseline"/>
-                <w:lang w:val="en-US" w:eastAsia="zh-CN"/>
-              </w:rPr>
-              <w:t xml:space="preserve">//while循环   </w:t>
-            </w:r>
-          </w:p>
-          <w:p>
-            <w:pPr>
-              <w:keepNext w:val="0"/>
-              <w:keepLines w:val="0"/>
-              <w:pageBreakBefore w:val="0"/>
-              <w:widowControl w:val="0"/>
-              <w:kinsoku/>
-              <w:wordWrap/>
-              <w:overflowPunct/>
-              <w:topLinePunct w:val="0"/>
-              <w:autoSpaceDE/>
-              <w:autoSpaceDN/>
-              <w:bidi w:val="0"/>
-              <w:adjustRightInd/>
-              <w:snapToGrid/>
-              <w:spacing w:line="288" w:lineRule="auto"/>
-              <w:textAlignment w:val="auto"/>
-              <w:rPr>
-                <w:rFonts w:hint="eastAsia" w:ascii="宋体" w:hAnsi="宋体" w:eastAsia="宋体" w:cs="宋体"/>
-                <w:sz w:val="24"/>
-                <w:szCs w:val="24"/>
-                <w:vertAlign w:val="baseline"/>
-                <w:lang w:val="en-US" w:eastAsia="zh-CN"/>
-              </w:rPr>
-            </w:pPr>
-            <w:r>
-              <w:rPr>
-                <w:rFonts w:hint="eastAsia" w:ascii="宋体" w:hAnsi="宋体" w:eastAsia="宋体" w:cs="宋体"/>
-                <w:sz w:val="24"/>
-                <w:szCs w:val="24"/>
-                <w:vertAlign w:val="baseline"/>
-                <w:lang w:val="en-US" w:eastAsia="zh-CN"/>
-              </w:rPr>
-              <w:t xml:space="preserve">  </w:t>
-            </w:r>
-            <w:r>
-              <w:rPr>
-                <w:rFonts w:hint="eastAsia" w:ascii="宋体" w:hAnsi="宋体" w:eastAsia="宋体" w:cs="宋体"/>
-                <w:sz w:val="24"/>
-                <w:szCs w:val="24"/>
-                <w:vertAlign w:val="baseline"/>
-                <w:lang w:val="en-US" w:eastAsia="zh-CN"/>
-              </w:rPr>
-              <w:tab/>
-            </w:r>
-            <w:r>
-              <w:rPr>
-                <w:rFonts w:hint="eastAsia" w:ascii="宋体" w:hAnsi="宋体" w:eastAsia="宋体" w:cs="宋体"/>
-                <w:sz w:val="24"/>
-                <w:szCs w:val="24"/>
-                <w:vertAlign w:val="baseline"/>
-                <w:lang w:val="en-US" w:eastAsia="zh-CN"/>
-              </w:rPr>
-              <w:t>while(0) {</w:t>
-            </w:r>
-          </w:p>
-          <w:p>
-            <w:pPr>
-              <w:keepNext w:val="0"/>
-              <w:keepLines w:val="0"/>
-              <w:pageBreakBefore w:val="0"/>
-              <w:widowControl w:val="0"/>
-              <w:kinsoku/>
-              <w:wordWrap/>
-              <w:overflowPunct/>
-              <w:topLinePunct w:val="0"/>
-              <w:autoSpaceDE/>
-              <w:autoSpaceDN/>
-              <w:bidi w:val="0"/>
-              <w:adjustRightInd/>
-              <w:snapToGrid/>
-              <w:spacing w:line="288" w:lineRule="auto"/>
-              <w:textAlignment w:val="auto"/>
-              <w:rPr>
-                <w:rFonts w:hint="eastAsia" w:ascii="宋体" w:hAnsi="宋体" w:eastAsia="宋体" w:cs="宋体"/>
-                <w:sz w:val="24"/>
-                <w:szCs w:val="24"/>
-                <w:vertAlign w:val="baseline"/>
-                <w:lang w:val="en-US" w:eastAsia="zh-CN"/>
-              </w:rPr>
-            </w:pPr>
-            <w:r>
-              <w:rPr>
-                <w:rFonts w:hint="eastAsia" w:ascii="宋体" w:hAnsi="宋体" w:eastAsia="宋体" w:cs="宋体"/>
-                <w:sz w:val="24"/>
-                <w:szCs w:val="24"/>
-                <w:vertAlign w:val="baseline"/>
-                <w:lang w:val="en-US" w:eastAsia="zh-CN"/>
-              </w:rPr>
-              <w:t xml:space="preserve">        printf("while:test");</w:t>
-            </w:r>
-          </w:p>
-          <w:p>
-            <w:pPr>
-              <w:keepNext w:val="0"/>
-              <w:keepLines w:val="0"/>
-              <w:pageBreakBefore w:val="0"/>
-              <w:widowControl w:val="0"/>
-              <w:kinsoku/>
-              <w:wordWrap/>
-              <w:overflowPunct/>
-              <w:topLinePunct w:val="0"/>
-              <w:autoSpaceDE/>
-              <w:autoSpaceDN/>
-              <w:bidi w:val="0"/>
-              <w:adjustRightInd/>
-              <w:snapToGrid/>
-              <w:spacing w:line="288" w:lineRule="auto"/>
-              <w:textAlignment w:val="auto"/>
-              <w:rPr>
-                <w:rFonts w:hint="eastAsia" w:ascii="宋体" w:hAnsi="宋体" w:eastAsia="宋体" w:cs="宋体"/>
-                <w:sz w:val="24"/>
-                <w:szCs w:val="24"/>
-                <w:vertAlign w:val="baseline"/>
-                <w:lang w:val="en-US" w:eastAsia="zh-CN"/>
-              </w:rPr>
-            </w:pPr>
-            <w:r>
-              <w:rPr>
-                <w:rFonts w:hint="eastAsia" w:ascii="宋体" w:hAnsi="宋体" w:eastAsia="宋体" w:cs="宋体"/>
-                <w:sz w:val="24"/>
-                <w:szCs w:val="24"/>
-                <w:vertAlign w:val="baseline"/>
-                <w:lang w:val="en-US" w:eastAsia="zh-CN"/>
-              </w:rPr>
-              <w:t xml:space="preserve">    }  </w:t>
-            </w:r>
-          </w:p>
-          <w:p>
-            <w:pPr>
-              <w:keepNext w:val="0"/>
-              <w:keepLines w:val="0"/>
-              <w:pageBreakBefore w:val="0"/>
-              <w:widowControl w:val="0"/>
-              <w:kinsoku/>
-              <w:wordWrap/>
-              <w:overflowPunct/>
-              <w:topLinePunct w:val="0"/>
-              <w:autoSpaceDE/>
-              <w:autoSpaceDN/>
-              <w:bidi w:val="0"/>
-              <w:adjustRightInd/>
-              <w:snapToGrid/>
-              <w:spacing w:line="288" w:lineRule="auto"/>
-              <w:textAlignment w:val="auto"/>
-              <w:rPr>
-                <w:rFonts w:hint="eastAsia" w:ascii="宋体" w:hAnsi="宋体" w:eastAsia="宋体" w:cs="宋体"/>
-                <w:sz w:val="24"/>
-                <w:szCs w:val="24"/>
-                <w:vertAlign w:val="baseline"/>
-                <w:lang w:val="en-US" w:eastAsia="zh-CN"/>
-              </w:rPr>
-            </w:pPr>
-          </w:p>
-          <w:p>
-            <w:pPr>
-              <w:keepNext w:val="0"/>
-              <w:keepLines w:val="0"/>
-              <w:pageBreakBefore w:val="0"/>
-              <w:widowControl w:val="0"/>
-              <w:kinsoku/>
-              <w:wordWrap/>
-              <w:overflowPunct/>
-              <w:topLinePunct w:val="0"/>
-              <w:autoSpaceDE/>
-              <w:autoSpaceDN/>
-              <w:bidi w:val="0"/>
-              <w:adjustRightInd/>
-              <w:snapToGrid/>
-              <w:spacing w:line="288" w:lineRule="auto"/>
-              <w:textAlignment w:val="auto"/>
-              <w:rPr>
-                <w:rFonts w:hint="eastAsia" w:ascii="宋体" w:hAnsi="宋体" w:eastAsia="宋体" w:cs="宋体"/>
-                <w:sz w:val="24"/>
-                <w:szCs w:val="24"/>
-                <w:vertAlign w:val="baseline"/>
-                <w:lang w:val="en-US" w:eastAsia="zh-CN"/>
-              </w:rPr>
-            </w:pPr>
-            <w:r>
-              <w:rPr>
-                <w:rFonts w:hint="eastAsia" w:ascii="宋体" w:hAnsi="宋体" w:eastAsia="宋体" w:cs="宋体"/>
-                <w:sz w:val="24"/>
-                <w:szCs w:val="24"/>
-                <w:vertAlign w:val="baseline"/>
-                <w:lang w:val="en-US" w:eastAsia="zh-CN"/>
-              </w:rPr>
-              <w:t>//for循环</w:t>
-            </w:r>
-          </w:p>
-          <w:p>
-            <w:pPr>
-              <w:keepNext w:val="0"/>
-              <w:keepLines w:val="0"/>
-              <w:pageBreakBefore w:val="0"/>
-              <w:widowControl w:val="0"/>
-              <w:kinsoku/>
-              <w:wordWrap/>
-              <w:overflowPunct/>
-              <w:topLinePunct w:val="0"/>
-              <w:autoSpaceDE/>
-              <w:autoSpaceDN/>
-              <w:bidi w:val="0"/>
-              <w:adjustRightInd/>
-              <w:snapToGrid/>
-              <w:spacing w:line="288" w:lineRule="auto"/>
-              <w:textAlignment w:val="auto"/>
-              <w:rPr>
-                <w:rFonts w:hint="eastAsia" w:ascii="宋体" w:hAnsi="宋体" w:eastAsia="宋体" w:cs="宋体"/>
-                <w:sz w:val="24"/>
-                <w:szCs w:val="24"/>
-                <w:vertAlign w:val="baseline"/>
-                <w:lang w:val="en-US" w:eastAsia="zh-CN"/>
-              </w:rPr>
-            </w:pPr>
-            <w:r>
-              <w:rPr>
-                <w:rFonts w:hint="eastAsia" w:ascii="宋体" w:hAnsi="宋体" w:eastAsia="宋体" w:cs="宋体"/>
-                <w:sz w:val="24"/>
-                <w:szCs w:val="24"/>
-                <w:vertAlign w:val="baseline"/>
-                <w:lang w:val="en-US" w:eastAsia="zh-CN"/>
-              </w:rPr>
-              <w:t xml:space="preserve">    for(int i = 0; i!= 0; i++){</w:t>
-            </w:r>
-          </w:p>
-          <w:p>
-            <w:pPr>
-              <w:keepNext w:val="0"/>
-              <w:keepLines w:val="0"/>
-              <w:pageBreakBefore w:val="0"/>
-              <w:widowControl w:val="0"/>
-              <w:kinsoku/>
-              <w:wordWrap/>
-              <w:overflowPunct/>
-              <w:topLinePunct w:val="0"/>
-              <w:autoSpaceDE/>
-              <w:autoSpaceDN/>
-              <w:bidi w:val="0"/>
-              <w:adjustRightInd/>
-              <w:snapToGrid/>
-              <w:spacing w:line="288" w:lineRule="auto"/>
-              <w:textAlignment w:val="auto"/>
-              <w:rPr>
-                <w:rFonts w:hint="eastAsia" w:ascii="宋体" w:hAnsi="宋体" w:eastAsia="宋体" w:cs="宋体"/>
-                <w:sz w:val="24"/>
-                <w:szCs w:val="24"/>
-                <w:vertAlign w:val="baseline"/>
-                <w:lang w:val="en-US" w:eastAsia="zh-CN"/>
-              </w:rPr>
-            </w:pPr>
-            <w:r>
-              <w:rPr>
-                <w:rFonts w:hint="eastAsia" w:ascii="宋体" w:hAnsi="宋体" w:eastAsia="宋体" w:cs="宋体"/>
-                <w:sz w:val="24"/>
-                <w:szCs w:val="24"/>
-                <w:vertAlign w:val="baseline"/>
-                <w:lang w:val="en-US" w:eastAsia="zh-CN"/>
-              </w:rPr>
-              <w:t xml:space="preserve">        printf("for:test");</w:t>
-            </w:r>
-          </w:p>
-          <w:p>
-            <w:pPr>
-              <w:keepNext w:val="0"/>
-              <w:keepLines w:val="0"/>
-              <w:pageBreakBefore w:val="0"/>
-              <w:widowControl w:val="0"/>
-              <w:kinsoku/>
-              <w:wordWrap/>
-              <w:overflowPunct/>
-              <w:topLinePunct w:val="0"/>
-              <w:autoSpaceDE/>
-              <w:autoSpaceDN/>
-              <w:bidi w:val="0"/>
-              <w:adjustRightInd/>
-              <w:snapToGrid/>
-              <w:spacing w:line="288" w:lineRule="auto"/>
-              <w:textAlignment w:val="auto"/>
-              <w:rPr>
-                <w:rFonts w:hint="eastAsia" w:ascii="宋体" w:hAnsi="宋体" w:eastAsia="宋体" w:cs="宋体"/>
-                <w:sz w:val="24"/>
-                <w:szCs w:val="24"/>
-                <w:vertAlign w:val="baseline"/>
-                <w:lang w:val="en-US" w:eastAsia="zh-CN"/>
-              </w:rPr>
-            </w:pPr>
-            <w:r>
-              <w:rPr>
-                <w:rFonts w:hint="eastAsia" w:ascii="宋体" w:hAnsi="宋体" w:eastAsia="宋体" w:cs="宋体"/>
-                <w:sz w:val="24"/>
-                <w:szCs w:val="24"/>
-                <w:vertAlign w:val="baseline"/>
-                <w:lang w:val="en-US" w:eastAsia="zh-CN"/>
-              </w:rPr>
-              <w:t xml:space="preserve">    }</w:t>
-            </w:r>
-          </w:p>
-          <w:p>
-            <w:pPr>
-              <w:keepNext w:val="0"/>
-              <w:keepLines w:val="0"/>
-              <w:pageBreakBefore w:val="0"/>
-              <w:widowControl w:val="0"/>
-              <w:kinsoku/>
-              <w:wordWrap/>
-              <w:overflowPunct/>
-              <w:topLinePunct w:val="0"/>
-              <w:autoSpaceDE/>
-              <w:autoSpaceDN/>
-              <w:bidi w:val="0"/>
-              <w:adjustRightInd/>
-              <w:snapToGrid/>
-              <w:spacing w:line="288" w:lineRule="auto"/>
-              <w:textAlignment w:val="auto"/>
-              <w:rPr>
-                <w:rFonts w:hint="eastAsia" w:ascii="宋体" w:hAnsi="宋体" w:eastAsia="宋体" w:cs="宋体"/>
-                <w:sz w:val="24"/>
-                <w:szCs w:val="24"/>
-                <w:vertAlign w:val="baseline"/>
-                <w:lang w:val="en-US" w:eastAsia="zh-CN"/>
-              </w:rPr>
-            </w:pPr>
-          </w:p>
-          <w:p>
-            <w:pPr>
-              <w:keepNext w:val="0"/>
-              <w:keepLines w:val="0"/>
-              <w:pageBreakBefore w:val="0"/>
-              <w:widowControl w:val="0"/>
-              <w:kinsoku/>
-              <w:wordWrap/>
-              <w:overflowPunct/>
-              <w:topLinePunct w:val="0"/>
-              <w:autoSpaceDE/>
-              <w:autoSpaceDN/>
-              <w:bidi w:val="0"/>
-              <w:adjustRightInd/>
-              <w:snapToGrid/>
-              <w:spacing w:line="288" w:lineRule="auto"/>
-              <w:textAlignment w:val="auto"/>
-              <w:rPr>
-                <w:rFonts w:hint="eastAsia" w:ascii="宋体" w:hAnsi="宋体" w:eastAsia="宋体" w:cs="宋体"/>
-                <w:sz w:val="24"/>
-                <w:szCs w:val="24"/>
-                <w:vertAlign w:val="baseline"/>
-                <w:lang w:val="en-US" w:eastAsia="zh-CN"/>
-              </w:rPr>
-            </w:pPr>
-            <w:r>
-              <w:rPr>
-                <w:rFonts w:hint="eastAsia" w:ascii="宋体" w:hAnsi="宋体" w:eastAsia="宋体" w:cs="宋体"/>
-                <w:sz w:val="24"/>
-                <w:szCs w:val="24"/>
-                <w:vertAlign w:val="baseline"/>
-                <w:lang w:val="en-US" w:eastAsia="zh-CN"/>
-              </w:rPr>
-              <w:t>//do…while循环</w:t>
-            </w:r>
-          </w:p>
-          <w:p>
-            <w:pPr>
-              <w:keepNext w:val="0"/>
-              <w:keepLines w:val="0"/>
-              <w:pageBreakBefore w:val="0"/>
-              <w:widowControl w:val="0"/>
-              <w:kinsoku/>
-              <w:wordWrap/>
-              <w:overflowPunct/>
-              <w:topLinePunct w:val="0"/>
-              <w:autoSpaceDE/>
-              <w:autoSpaceDN/>
-              <w:bidi w:val="0"/>
-              <w:adjustRightInd/>
-              <w:snapToGrid/>
-              <w:spacing w:line="288" w:lineRule="auto"/>
-              <w:textAlignment w:val="auto"/>
-              <w:rPr>
-                <w:rFonts w:hint="eastAsia" w:ascii="宋体" w:hAnsi="宋体" w:eastAsia="宋体" w:cs="宋体"/>
-                <w:sz w:val="24"/>
-                <w:szCs w:val="24"/>
-                <w:vertAlign w:val="baseline"/>
-                <w:lang w:val="en-US" w:eastAsia="zh-CN"/>
-              </w:rPr>
-            </w:pPr>
-            <w:r>
-              <w:rPr>
-                <w:rFonts w:hint="eastAsia" w:ascii="宋体" w:hAnsi="宋体" w:eastAsia="宋体" w:cs="宋体"/>
-                <w:sz w:val="24"/>
-                <w:szCs w:val="24"/>
-                <w:vertAlign w:val="baseline"/>
-                <w:lang w:val="en-US" w:eastAsia="zh-CN"/>
-              </w:rPr>
-              <w:t xml:space="preserve">    do {</w:t>
-            </w:r>
-          </w:p>
-          <w:p>
-            <w:pPr>
-              <w:keepNext w:val="0"/>
-              <w:keepLines w:val="0"/>
-              <w:pageBreakBefore w:val="0"/>
-              <w:widowControl w:val="0"/>
-              <w:kinsoku/>
-              <w:wordWrap/>
-              <w:overflowPunct/>
-              <w:topLinePunct w:val="0"/>
-              <w:autoSpaceDE/>
-              <w:autoSpaceDN/>
-              <w:bidi w:val="0"/>
-              <w:adjustRightInd/>
-              <w:snapToGrid/>
-              <w:spacing w:line="288" w:lineRule="auto"/>
-              <w:textAlignment w:val="auto"/>
-              <w:rPr>
-                <w:rFonts w:hint="eastAsia" w:ascii="宋体" w:hAnsi="宋体" w:eastAsia="宋体" w:cs="宋体"/>
-                <w:sz w:val="24"/>
-                <w:szCs w:val="24"/>
-                <w:vertAlign w:val="baseline"/>
-                <w:lang w:val="en-US" w:eastAsia="zh-CN"/>
-              </w:rPr>
-            </w:pPr>
-            <w:r>
-              <w:rPr>
-                <w:rFonts w:hint="eastAsia" w:ascii="宋体" w:hAnsi="宋体" w:eastAsia="宋体" w:cs="宋体"/>
-                <w:sz w:val="24"/>
-                <w:szCs w:val="24"/>
-                <w:vertAlign w:val="baseline"/>
-                <w:lang w:val="en-US" w:eastAsia="zh-CN"/>
-              </w:rPr>
-              <w:t xml:space="preserve">        printf("do while:test");</w:t>
-            </w:r>
-          </w:p>
-          <w:p>
-            <w:pPr>
-              <w:keepNext w:val="0"/>
-              <w:keepLines w:val="0"/>
-              <w:pageBreakBefore w:val="0"/>
-              <w:widowControl w:val="0"/>
-              <w:kinsoku/>
-              <w:wordWrap/>
-              <w:overflowPunct/>
-              <w:topLinePunct w:val="0"/>
-              <w:autoSpaceDE/>
-              <w:autoSpaceDN/>
-              <w:bidi w:val="0"/>
-              <w:adjustRightInd/>
-              <w:snapToGrid/>
-              <w:spacing w:line="288" w:lineRule="auto"/>
-              <w:textAlignment w:val="auto"/>
-              <w:rPr>
-                <w:rFonts w:hint="eastAsia" w:ascii="宋体" w:hAnsi="宋体" w:eastAsia="宋体" w:cs="宋体"/>
-                <w:sz w:val="24"/>
-                <w:szCs w:val="24"/>
-                <w:vertAlign w:val="baseline"/>
-                <w:lang w:val="en-US" w:eastAsia="zh-CN"/>
-              </w:rPr>
-            </w:pPr>
-            <w:r>
-              <w:rPr>
-                <w:rFonts w:hint="eastAsia" w:ascii="宋体" w:hAnsi="宋体" w:eastAsia="宋体" w:cs="宋体"/>
-                <w:sz w:val="24"/>
-                <w:szCs w:val="24"/>
-                <w:vertAlign w:val="baseline"/>
-                <w:lang w:val="en-US" w:eastAsia="zh-CN"/>
-              </w:rPr>
-              <w:t xml:space="preserve">    } while(0);</w:t>
-            </w:r>
-          </w:p>
-          <w:p>
-            <w:pPr>
-              <w:keepNext w:val="0"/>
-              <w:keepLines w:val="0"/>
-              <w:pageBreakBefore w:val="0"/>
-              <w:widowControl w:val="0"/>
-              <w:kinsoku/>
-              <w:wordWrap/>
-              <w:overflowPunct/>
-              <w:topLinePunct w:val="0"/>
-              <w:autoSpaceDE/>
-              <w:autoSpaceDN/>
-              <w:bidi w:val="0"/>
-              <w:adjustRightInd/>
-              <w:snapToGrid/>
-              <w:spacing w:line="288" w:lineRule="auto"/>
-              <w:textAlignment w:val="auto"/>
-              <w:rPr>
-                <w:rFonts w:hint="eastAsia" w:ascii="宋体" w:hAnsi="宋体" w:eastAsia="宋体" w:cs="宋体"/>
-                <w:sz w:val="24"/>
-                <w:szCs w:val="24"/>
-                <w:vertAlign w:val="baseline"/>
-                <w:lang w:val="en-US" w:eastAsia="zh-CN"/>
-              </w:rPr>
-            </w:pPr>
-            <w:r>
-              <w:rPr>
-                <w:rFonts w:hint="eastAsia" w:ascii="宋体" w:hAnsi="宋体" w:eastAsia="宋体" w:cs="宋体"/>
-                <w:sz w:val="24"/>
-                <w:szCs w:val="24"/>
-                <w:vertAlign w:val="baseline"/>
-                <w:lang w:val="en-US" w:eastAsia="zh-CN"/>
-              </w:rPr>
-              <w:tab/>
-            </w:r>
-            <w:r>
-              <w:rPr>
-                <w:rFonts w:hint="eastAsia" w:ascii="宋体" w:hAnsi="宋体" w:eastAsia="宋体" w:cs="宋体"/>
-                <w:sz w:val="24"/>
-                <w:szCs w:val="24"/>
-                <w:vertAlign w:val="baseline"/>
-                <w:lang w:val="en-US" w:eastAsia="zh-CN"/>
-              </w:rPr>
-              <w:t xml:space="preserve">return 0; </w:t>
-            </w:r>
-          </w:p>
-          <w:p>
-            <w:pPr>
-              <w:keepNext w:val="0"/>
-              <w:keepLines w:val="0"/>
-              <w:pageBreakBefore w:val="0"/>
-              <w:widowControl w:val="0"/>
-              <w:kinsoku/>
-              <w:wordWrap/>
-              <w:overflowPunct/>
-              <w:topLinePunct w:val="0"/>
-              <w:autoSpaceDE/>
-              <w:autoSpaceDN/>
-              <w:bidi w:val="0"/>
-              <w:adjustRightInd/>
-              <w:snapToGrid/>
-              <w:spacing w:line="288" w:lineRule="auto"/>
-              <w:textAlignment w:val="auto"/>
-              <w:rPr>
-                <w:rFonts w:hint="eastAsia" w:ascii="宋体" w:hAnsi="宋体" w:eastAsia="宋体" w:cs="宋体"/>
-                <w:sz w:val="24"/>
-                <w:szCs w:val="24"/>
-                <w:vertAlign w:val="baseline"/>
-                <w:lang w:val="en-US" w:eastAsia="zh-CN"/>
-              </w:rPr>
-            </w:pPr>
-            <w:r>
-              <w:rPr>
-                <w:rFonts w:hint="eastAsia" w:ascii="宋体" w:hAnsi="宋体" w:eastAsia="宋体" w:cs="宋体"/>
-                <w:sz w:val="24"/>
-                <w:szCs w:val="24"/>
-                <w:vertAlign w:val="baseline"/>
-                <w:lang w:val="en-US" w:eastAsia="zh-CN"/>
-              </w:rPr>
-              <w:t xml:space="preserve">} </w:t>
-            </w:r>
-          </w:p>
-        </w:tc>
-      </w:tr>
-      <w:tr>
-        <w:tblPrEx>
-          <w:tblBorders>
-            <w:top w:val="single" w:color="auto" w:sz="4" w:space="0"/>
-            <w:left w:val="single" w:color="auto" w:sz="4" w:space="0"/>
-            <w:bottom w:val="single" w:color="auto" w:sz="4" w:space="0"/>
-            <w:right w:val="single" w:color="auto" w:sz="4" w:space="0"/>
-            <w:insideH w:val="single" w:color="auto" w:sz="4" w:space="0"/>
-            <w:insideV w:val="single" w:color="auto" w:sz="4" w:space="0"/>
-          </w:tblBorders>
           <w:tblCellMar>
+            <w:top w:w="0" w:type="dxa"/>
             <w:left w:w="108" w:type="dxa"/>
+            <w:bottom w:w="0" w:type="dxa"/>
             <w:right w:w="108" w:type="dxa"/>
           </w:tblCellMar>
         </w:tblPrEx>
@@ -2075,10 +1291,8 @@
                 <w:vertAlign w:val="baseline"/>
                 <w:lang w:val="en-US" w:eastAsia="zh-CN"/>
               </w:rPr>
-              <w:t>结果：do while:test</w:t>
+              <w:t>#include&lt;stdio.h&gt;</w:t>
             </w:r>
-            <w:bookmarkStart w:id="0" w:name="_GoBack"/>
-            <w:bookmarkEnd w:id="0"/>
           </w:p>
           <w:p>
             <w:pPr>
@@ -2098,7 +1312,714 @@
               <w:spacing w:line="288" w:lineRule="auto"/>
               <w:textAlignment w:val="auto"/>
               <w:rPr>
-                <w:rFonts w:hint="default" w:ascii="宋体" w:hAnsi="宋体" w:eastAsia="宋体" w:cs="宋体"/>
+                <w:rFonts w:hint="eastAsia" w:ascii="宋体" w:hAnsi="宋体" w:eastAsia="宋体" w:cs="宋体"/>
+                <w:sz w:val="24"/>
+                <w:szCs w:val="24"/>
+                <w:vertAlign w:val="baseline"/>
+                <w:lang w:val="en-US" w:eastAsia="zh-CN"/>
+              </w:rPr>
+            </w:pPr>
+            <w:r>
+              <w:rPr>
+                <w:rFonts w:hint="eastAsia" w:ascii="宋体" w:hAnsi="宋体" w:eastAsia="宋体" w:cs="宋体"/>
+                <w:sz w:val="24"/>
+                <w:szCs w:val="24"/>
+                <w:vertAlign w:val="baseline"/>
+                <w:lang w:val="en-US" w:eastAsia="zh-CN"/>
+              </w:rPr>
+              <w:t>int main() {</w:t>
+            </w:r>
+          </w:p>
+          <w:p>
+            <w:pPr>
+              <w:keepNext w:val="0"/>
+              <w:keepLines w:val="0"/>
+              <w:pageBreakBefore w:val="0"/>
+              <w:widowControl w:val="0"/>
+              <w:kinsoku/>
+              <w:wordWrap/>
+              <w:overflowPunct/>
+              <w:topLinePunct w:val="0"/>
+              <w:autoSpaceDE/>
+              <w:autoSpaceDN/>
+              <w:bidi w:val="0"/>
+              <w:adjustRightInd/>
+              <w:snapToGrid/>
+              <w:spacing w:line="288" w:lineRule="auto"/>
+              <w:textAlignment w:val="auto"/>
+              <w:rPr>
+                <w:rFonts w:hint="eastAsia" w:ascii="宋体" w:hAnsi="宋体" w:eastAsia="宋体" w:cs="宋体"/>
+                <w:sz w:val="24"/>
+                <w:szCs w:val="24"/>
+                <w:vertAlign w:val="baseline"/>
+                <w:lang w:val="en-US" w:eastAsia="zh-CN"/>
+              </w:rPr>
+            </w:pPr>
+          </w:p>
+          <w:p>
+            <w:pPr>
+              <w:keepNext w:val="0"/>
+              <w:keepLines w:val="0"/>
+              <w:pageBreakBefore w:val="0"/>
+              <w:widowControl w:val="0"/>
+              <w:kinsoku/>
+              <w:wordWrap/>
+              <w:overflowPunct/>
+              <w:topLinePunct w:val="0"/>
+              <w:autoSpaceDE/>
+              <w:autoSpaceDN/>
+              <w:bidi w:val="0"/>
+              <w:adjustRightInd/>
+              <w:snapToGrid/>
+              <w:spacing w:line="288" w:lineRule="auto"/>
+              <w:textAlignment w:val="auto"/>
+              <w:rPr>
+                <w:rFonts w:hint="eastAsia" w:ascii="宋体" w:hAnsi="宋体" w:eastAsia="宋体" w:cs="宋体"/>
+                <w:sz w:val="24"/>
+                <w:szCs w:val="24"/>
+                <w:vertAlign w:val="baseline"/>
+                <w:lang w:val="en-US" w:eastAsia="zh-CN"/>
+              </w:rPr>
+            </w:pPr>
+            <w:r>
+              <w:rPr>
+                <w:rFonts w:hint="eastAsia" w:ascii="宋体" w:hAnsi="宋体" w:eastAsia="宋体" w:cs="宋体"/>
+                <w:sz w:val="24"/>
+                <w:szCs w:val="24"/>
+                <w:vertAlign w:val="baseline"/>
+                <w:lang w:val="en-US" w:eastAsia="zh-CN"/>
+              </w:rPr>
+              <w:t xml:space="preserve">//while循环   </w:t>
+            </w:r>
+          </w:p>
+          <w:p>
+            <w:pPr>
+              <w:keepNext w:val="0"/>
+              <w:keepLines w:val="0"/>
+              <w:pageBreakBefore w:val="0"/>
+              <w:widowControl w:val="0"/>
+              <w:kinsoku/>
+              <w:wordWrap/>
+              <w:overflowPunct/>
+              <w:topLinePunct w:val="0"/>
+              <w:autoSpaceDE/>
+              <w:autoSpaceDN/>
+              <w:bidi w:val="0"/>
+              <w:adjustRightInd/>
+              <w:snapToGrid/>
+              <w:spacing w:line="288" w:lineRule="auto"/>
+              <w:textAlignment w:val="auto"/>
+              <w:rPr>
+                <w:rFonts w:hint="eastAsia" w:ascii="宋体" w:hAnsi="宋体" w:eastAsia="宋体" w:cs="宋体"/>
+                <w:sz w:val="24"/>
+                <w:szCs w:val="24"/>
+                <w:vertAlign w:val="baseline"/>
+                <w:lang w:val="en-US" w:eastAsia="zh-CN"/>
+              </w:rPr>
+            </w:pPr>
+            <w:r>
+              <w:rPr>
+                <w:rFonts w:hint="eastAsia" w:ascii="宋体" w:hAnsi="宋体" w:eastAsia="宋体" w:cs="宋体"/>
+                <w:sz w:val="24"/>
+                <w:szCs w:val="24"/>
+                <w:vertAlign w:val="baseline"/>
+                <w:lang w:val="en-US" w:eastAsia="zh-CN"/>
+              </w:rPr>
+              <w:t xml:space="preserve">  </w:t>
+            </w:r>
+            <w:r>
+              <w:rPr>
+                <w:rFonts w:hint="eastAsia" w:ascii="宋体" w:hAnsi="宋体" w:eastAsia="宋体" w:cs="宋体"/>
+                <w:sz w:val="24"/>
+                <w:szCs w:val="24"/>
+                <w:vertAlign w:val="baseline"/>
+                <w:lang w:val="en-US" w:eastAsia="zh-CN"/>
+              </w:rPr>
+              <w:tab/>
+            </w:r>
+            <w:r>
+              <w:rPr>
+                <w:rFonts w:hint="eastAsia" w:ascii="宋体" w:hAnsi="宋体" w:eastAsia="宋体" w:cs="宋体"/>
+                <w:sz w:val="24"/>
+                <w:szCs w:val="24"/>
+                <w:vertAlign w:val="baseline"/>
+                <w:lang w:val="en-US" w:eastAsia="zh-CN"/>
+              </w:rPr>
+              <w:t>while(0) {</w:t>
+            </w:r>
+          </w:p>
+          <w:p>
+            <w:pPr>
+              <w:keepNext w:val="0"/>
+              <w:keepLines w:val="0"/>
+              <w:pageBreakBefore w:val="0"/>
+              <w:widowControl w:val="0"/>
+              <w:kinsoku/>
+              <w:wordWrap/>
+              <w:overflowPunct/>
+              <w:topLinePunct w:val="0"/>
+              <w:autoSpaceDE/>
+              <w:autoSpaceDN/>
+              <w:bidi w:val="0"/>
+              <w:adjustRightInd/>
+              <w:snapToGrid/>
+              <w:spacing w:line="288" w:lineRule="auto"/>
+              <w:textAlignment w:val="auto"/>
+              <w:rPr>
+                <w:rFonts w:hint="eastAsia" w:ascii="宋体" w:hAnsi="宋体" w:eastAsia="宋体" w:cs="宋体"/>
+                <w:sz w:val="24"/>
+                <w:szCs w:val="24"/>
+                <w:vertAlign w:val="baseline"/>
+                <w:lang w:val="en-US" w:eastAsia="zh-CN"/>
+              </w:rPr>
+            </w:pPr>
+            <w:r>
+              <w:rPr>
+                <w:rFonts w:hint="eastAsia" w:ascii="宋体" w:hAnsi="宋体" w:eastAsia="宋体" w:cs="宋体"/>
+                <w:sz w:val="24"/>
+                <w:szCs w:val="24"/>
+                <w:vertAlign w:val="baseline"/>
+                <w:lang w:val="en-US" w:eastAsia="zh-CN"/>
+              </w:rPr>
+              <w:t xml:space="preserve">        printf("while:test");</w:t>
+            </w:r>
+          </w:p>
+          <w:p>
+            <w:pPr>
+              <w:keepNext w:val="0"/>
+              <w:keepLines w:val="0"/>
+              <w:pageBreakBefore w:val="0"/>
+              <w:widowControl w:val="0"/>
+              <w:kinsoku/>
+              <w:wordWrap/>
+              <w:overflowPunct/>
+              <w:topLinePunct w:val="0"/>
+              <w:autoSpaceDE/>
+              <w:autoSpaceDN/>
+              <w:bidi w:val="0"/>
+              <w:adjustRightInd/>
+              <w:snapToGrid/>
+              <w:spacing w:line="288" w:lineRule="auto"/>
+              <w:textAlignment w:val="auto"/>
+              <w:rPr>
+                <w:rFonts w:hint="eastAsia" w:ascii="宋体" w:hAnsi="宋体" w:eastAsia="宋体" w:cs="宋体"/>
+                <w:sz w:val="24"/>
+                <w:szCs w:val="24"/>
+                <w:vertAlign w:val="baseline"/>
+                <w:lang w:val="en-US" w:eastAsia="zh-CN"/>
+              </w:rPr>
+            </w:pPr>
+            <w:r>
+              <w:rPr>
+                <w:rFonts w:hint="eastAsia" w:ascii="宋体" w:hAnsi="宋体" w:eastAsia="宋体" w:cs="宋体"/>
+                <w:sz w:val="24"/>
+                <w:szCs w:val="24"/>
+                <w:vertAlign w:val="baseline"/>
+                <w:lang w:val="en-US" w:eastAsia="zh-CN"/>
+              </w:rPr>
+              <w:t xml:space="preserve">    }  </w:t>
+            </w:r>
+          </w:p>
+          <w:p>
+            <w:pPr>
+              <w:keepNext w:val="0"/>
+              <w:keepLines w:val="0"/>
+              <w:pageBreakBefore w:val="0"/>
+              <w:widowControl w:val="0"/>
+              <w:kinsoku/>
+              <w:wordWrap/>
+              <w:overflowPunct/>
+              <w:topLinePunct w:val="0"/>
+              <w:autoSpaceDE/>
+              <w:autoSpaceDN/>
+              <w:bidi w:val="0"/>
+              <w:adjustRightInd/>
+              <w:snapToGrid/>
+              <w:spacing w:line="288" w:lineRule="auto"/>
+              <w:textAlignment w:val="auto"/>
+              <w:rPr>
+                <w:rFonts w:hint="eastAsia" w:ascii="宋体" w:hAnsi="宋体" w:eastAsia="宋体" w:cs="宋体"/>
+                <w:sz w:val="24"/>
+                <w:szCs w:val="24"/>
+                <w:vertAlign w:val="baseline"/>
+                <w:lang w:val="en-US" w:eastAsia="zh-CN"/>
+              </w:rPr>
+            </w:pPr>
+          </w:p>
+          <w:p>
+            <w:pPr>
+              <w:keepNext w:val="0"/>
+              <w:keepLines w:val="0"/>
+              <w:pageBreakBefore w:val="0"/>
+              <w:widowControl w:val="0"/>
+              <w:kinsoku/>
+              <w:wordWrap/>
+              <w:overflowPunct/>
+              <w:topLinePunct w:val="0"/>
+              <w:autoSpaceDE/>
+              <w:autoSpaceDN/>
+              <w:bidi w:val="0"/>
+              <w:adjustRightInd/>
+              <w:snapToGrid/>
+              <w:spacing w:line="288" w:lineRule="auto"/>
+              <w:textAlignment w:val="auto"/>
+              <w:rPr>
+                <w:rFonts w:hint="eastAsia" w:ascii="宋体" w:hAnsi="宋体" w:eastAsia="宋体" w:cs="宋体"/>
+                <w:sz w:val="24"/>
+                <w:szCs w:val="24"/>
+                <w:vertAlign w:val="baseline"/>
+                <w:lang w:val="en-US" w:eastAsia="zh-CN"/>
+              </w:rPr>
+            </w:pPr>
+            <w:r>
+              <w:rPr>
+                <w:rFonts w:hint="eastAsia" w:ascii="宋体" w:hAnsi="宋体" w:eastAsia="宋体" w:cs="宋体"/>
+                <w:sz w:val="24"/>
+                <w:szCs w:val="24"/>
+                <w:vertAlign w:val="baseline"/>
+                <w:lang w:val="en-US" w:eastAsia="zh-CN"/>
+              </w:rPr>
+              <w:t>//for循环</w:t>
+            </w:r>
+          </w:p>
+          <w:p>
+            <w:pPr>
+              <w:keepNext w:val="0"/>
+              <w:keepLines w:val="0"/>
+              <w:pageBreakBefore w:val="0"/>
+              <w:widowControl w:val="0"/>
+              <w:kinsoku/>
+              <w:wordWrap/>
+              <w:overflowPunct/>
+              <w:topLinePunct w:val="0"/>
+              <w:autoSpaceDE/>
+              <w:autoSpaceDN/>
+              <w:bidi w:val="0"/>
+              <w:adjustRightInd/>
+              <w:snapToGrid/>
+              <w:spacing w:line="288" w:lineRule="auto"/>
+              <w:textAlignment w:val="auto"/>
+              <w:rPr>
+                <w:rFonts w:hint="eastAsia" w:ascii="宋体" w:hAnsi="宋体" w:eastAsia="宋体" w:cs="宋体"/>
+                <w:sz w:val="24"/>
+                <w:szCs w:val="24"/>
+                <w:vertAlign w:val="baseline"/>
+                <w:lang w:val="en-US" w:eastAsia="zh-CN"/>
+              </w:rPr>
+            </w:pPr>
+            <w:r>
+              <w:rPr>
+                <w:rFonts w:hint="eastAsia" w:ascii="宋体" w:hAnsi="宋体" w:eastAsia="宋体" w:cs="宋体"/>
+                <w:sz w:val="24"/>
+                <w:szCs w:val="24"/>
+                <w:vertAlign w:val="baseline"/>
+                <w:lang w:val="en-US" w:eastAsia="zh-CN"/>
+              </w:rPr>
+              <w:t xml:space="preserve">    for(int i = 0; i!= 0; i++){</w:t>
+            </w:r>
+          </w:p>
+          <w:p>
+            <w:pPr>
+              <w:keepNext w:val="0"/>
+              <w:keepLines w:val="0"/>
+              <w:pageBreakBefore w:val="0"/>
+              <w:widowControl w:val="0"/>
+              <w:kinsoku/>
+              <w:wordWrap/>
+              <w:overflowPunct/>
+              <w:topLinePunct w:val="0"/>
+              <w:autoSpaceDE/>
+              <w:autoSpaceDN/>
+              <w:bidi w:val="0"/>
+              <w:adjustRightInd/>
+              <w:snapToGrid/>
+              <w:spacing w:line="288" w:lineRule="auto"/>
+              <w:textAlignment w:val="auto"/>
+              <w:rPr>
+                <w:rFonts w:hint="eastAsia" w:ascii="宋体" w:hAnsi="宋体" w:eastAsia="宋体" w:cs="宋体"/>
+                <w:sz w:val="24"/>
+                <w:szCs w:val="24"/>
+                <w:vertAlign w:val="baseline"/>
+                <w:lang w:val="en-US" w:eastAsia="zh-CN"/>
+              </w:rPr>
+            </w:pPr>
+            <w:r>
+              <w:rPr>
+                <w:rFonts w:hint="eastAsia" w:ascii="宋体" w:hAnsi="宋体" w:eastAsia="宋体" w:cs="宋体"/>
+                <w:sz w:val="24"/>
+                <w:szCs w:val="24"/>
+                <w:vertAlign w:val="baseline"/>
+                <w:lang w:val="en-US" w:eastAsia="zh-CN"/>
+              </w:rPr>
+              <w:t xml:space="preserve">        printf("for:test");</w:t>
+            </w:r>
+          </w:p>
+          <w:p>
+            <w:pPr>
+              <w:keepNext w:val="0"/>
+              <w:keepLines w:val="0"/>
+              <w:pageBreakBefore w:val="0"/>
+              <w:widowControl w:val="0"/>
+              <w:kinsoku/>
+              <w:wordWrap/>
+              <w:overflowPunct/>
+              <w:topLinePunct w:val="0"/>
+              <w:autoSpaceDE/>
+              <w:autoSpaceDN/>
+              <w:bidi w:val="0"/>
+              <w:adjustRightInd/>
+              <w:snapToGrid/>
+              <w:spacing w:line="288" w:lineRule="auto"/>
+              <w:textAlignment w:val="auto"/>
+              <w:rPr>
+                <w:rFonts w:hint="eastAsia" w:ascii="宋体" w:hAnsi="宋体" w:eastAsia="宋体" w:cs="宋体"/>
+                <w:sz w:val="24"/>
+                <w:szCs w:val="24"/>
+                <w:vertAlign w:val="baseline"/>
+                <w:lang w:val="en-US" w:eastAsia="zh-CN"/>
+              </w:rPr>
+            </w:pPr>
+            <w:r>
+              <w:rPr>
+                <w:rFonts w:hint="eastAsia" w:ascii="宋体" w:hAnsi="宋体" w:eastAsia="宋体" w:cs="宋体"/>
+                <w:sz w:val="24"/>
+                <w:szCs w:val="24"/>
+                <w:vertAlign w:val="baseline"/>
+                <w:lang w:val="en-US" w:eastAsia="zh-CN"/>
+              </w:rPr>
+              <w:t xml:space="preserve">    }</w:t>
+            </w:r>
+          </w:p>
+          <w:p>
+            <w:pPr>
+              <w:keepNext w:val="0"/>
+              <w:keepLines w:val="0"/>
+              <w:pageBreakBefore w:val="0"/>
+              <w:widowControl w:val="0"/>
+              <w:kinsoku/>
+              <w:wordWrap/>
+              <w:overflowPunct/>
+              <w:topLinePunct w:val="0"/>
+              <w:autoSpaceDE/>
+              <w:autoSpaceDN/>
+              <w:bidi w:val="0"/>
+              <w:adjustRightInd/>
+              <w:snapToGrid/>
+              <w:spacing w:line="288" w:lineRule="auto"/>
+              <w:textAlignment w:val="auto"/>
+              <w:rPr>
+                <w:rFonts w:hint="eastAsia" w:ascii="宋体" w:hAnsi="宋体" w:eastAsia="宋体" w:cs="宋体"/>
+                <w:sz w:val="24"/>
+                <w:szCs w:val="24"/>
+                <w:vertAlign w:val="baseline"/>
+                <w:lang w:val="en-US" w:eastAsia="zh-CN"/>
+              </w:rPr>
+            </w:pPr>
+          </w:p>
+          <w:p>
+            <w:pPr>
+              <w:keepNext w:val="0"/>
+              <w:keepLines w:val="0"/>
+              <w:pageBreakBefore w:val="0"/>
+              <w:widowControl w:val="0"/>
+              <w:kinsoku/>
+              <w:wordWrap/>
+              <w:overflowPunct/>
+              <w:topLinePunct w:val="0"/>
+              <w:autoSpaceDE/>
+              <w:autoSpaceDN/>
+              <w:bidi w:val="0"/>
+              <w:adjustRightInd/>
+              <w:snapToGrid/>
+              <w:spacing w:line="288" w:lineRule="auto"/>
+              <w:textAlignment w:val="auto"/>
+              <w:rPr>
+                <w:rFonts w:hint="eastAsia" w:ascii="宋体" w:hAnsi="宋体" w:eastAsia="宋体" w:cs="宋体"/>
+                <w:sz w:val="24"/>
+                <w:szCs w:val="24"/>
+                <w:vertAlign w:val="baseline"/>
+                <w:lang w:val="en-US" w:eastAsia="zh-CN"/>
+              </w:rPr>
+            </w:pPr>
+            <w:r>
+              <w:rPr>
+                <w:rFonts w:hint="eastAsia" w:ascii="宋体" w:hAnsi="宋体" w:eastAsia="宋体" w:cs="宋体"/>
+                <w:sz w:val="24"/>
+                <w:szCs w:val="24"/>
+                <w:vertAlign w:val="baseline"/>
+                <w:lang w:val="en-US" w:eastAsia="zh-CN"/>
+              </w:rPr>
+              <w:t>//do…while循环</w:t>
+            </w:r>
+          </w:p>
+          <w:p>
+            <w:pPr>
+              <w:keepNext w:val="0"/>
+              <w:keepLines w:val="0"/>
+              <w:pageBreakBefore w:val="0"/>
+              <w:widowControl w:val="0"/>
+              <w:kinsoku/>
+              <w:wordWrap/>
+              <w:overflowPunct/>
+              <w:topLinePunct w:val="0"/>
+              <w:autoSpaceDE/>
+              <w:autoSpaceDN/>
+              <w:bidi w:val="0"/>
+              <w:adjustRightInd/>
+              <w:snapToGrid/>
+              <w:spacing w:line="288" w:lineRule="auto"/>
+              <w:textAlignment w:val="auto"/>
+              <w:rPr>
+                <w:rFonts w:hint="eastAsia" w:ascii="宋体" w:hAnsi="宋体" w:eastAsia="宋体" w:cs="宋体"/>
+                <w:sz w:val="24"/>
+                <w:szCs w:val="24"/>
+                <w:vertAlign w:val="baseline"/>
+                <w:lang w:val="en-US" w:eastAsia="zh-CN"/>
+              </w:rPr>
+            </w:pPr>
+            <w:r>
+              <w:rPr>
+                <w:rFonts w:hint="eastAsia" w:ascii="宋体" w:hAnsi="宋体" w:eastAsia="宋体" w:cs="宋体"/>
+                <w:sz w:val="24"/>
+                <w:szCs w:val="24"/>
+                <w:vertAlign w:val="baseline"/>
+                <w:lang w:val="en-US" w:eastAsia="zh-CN"/>
+              </w:rPr>
+              <w:t xml:space="preserve">    do {</w:t>
+            </w:r>
+          </w:p>
+          <w:p>
+            <w:pPr>
+              <w:keepNext w:val="0"/>
+              <w:keepLines w:val="0"/>
+              <w:pageBreakBefore w:val="0"/>
+              <w:widowControl w:val="0"/>
+              <w:kinsoku/>
+              <w:wordWrap/>
+              <w:overflowPunct/>
+              <w:topLinePunct w:val="0"/>
+              <w:autoSpaceDE/>
+              <w:autoSpaceDN/>
+              <w:bidi w:val="0"/>
+              <w:adjustRightInd/>
+              <w:snapToGrid/>
+              <w:spacing w:line="288" w:lineRule="auto"/>
+              <w:textAlignment w:val="auto"/>
+              <w:rPr>
+                <w:rFonts w:hint="eastAsia" w:ascii="宋体" w:hAnsi="宋体" w:eastAsia="宋体" w:cs="宋体"/>
+                <w:sz w:val="24"/>
+                <w:szCs w:val="24"/>
+                <w:vertAlign w:val="baseline"/>
+                <w:lang w:val="en-US" w:eastAsia="zh-CN"/>
+              </w:rPr>
+            </w:pPr>
+            <w:r>
+              <w:rPr>
+                <w:rFonts w:hint="eastAsia" w:ascii="宋体" w:hAnsi="宋体" w:eastAsia="宋体" w:cs="宋体"/>
+                <w:sz w:val="24"/>
+                <w:szCs w:val="24"/>
+                <w:vertAlign w:val="baseline"/>
+                <w:lang w:val="en-US" w:eastAsia="zh-CN"/>
+              </w:rPr>
+              <w:t xml:space="preserve">        printf("do while:test");</w:t>
+            </w:r>
+          </w:p>
+          <w:p>
+            <w:pPr>
+              <w:keepNext w:val="0"/>
+              <w:keepLines w:val="0"/>
+              <w:pageBreakBefore w:val="0"/>
+              <w:widowControl w:val="0"/>
+              <w:kinsoku/>
+              <w:wordWrap/>
+              <w:overflowPunct/>
+              <w:topLinePunct w:val="0"/>
+              <w:autoSpaceDE/>
+              <w:autoSpaceDN/>
+              <w:bidi w:val="0"/>
+              <w:adjustRightInd/>
+              <w:snapToGrid/>
+              <w:spacing w:line="288" w:lineRule="auto"/>
+              <w:textAlignment w:val="auto"/>
+              <w:rPr>
+                <w:rFonts w:hint="eastAsia" w:ascii="宋体" w:hAnsi="宋体" w:eastAsia="宋体" w:cs="宋体"/>
+                <w:sz w:val="24"/>
+                <w:szCs w:val="24"/>
+                <w:vertAlign w:val="baseline"/>
+                <w:lang w:val="en-US" w:eastAsia="zh-CN"/>
+              </w:rPr>
+            </w:pPr>
+            <w:r>
+              <w:rPr>
+                <w:rFonts w:hint="eastAsia" w:ascii="宋体" w:hAnsi="宋体" w:eastAsia="宋体" w:cs="宋体"/>
+                <w:sz w:val="24"/>
+                <w:szCs w:val="24"/>
+                <w:vertAlign w:val="baseline"/>
+                <w:lang w:val="en-US" w:eastAsia="zh-CN"/>
+              </w:rPr>
+              <w:t xml:space="preserve">    } while(0);</w:t>
+            </w:r>
+          </w:p>
+          <w:p>
+            <w:pPr>
+              <w:keepNext w:val="0"/>
+              <w:keepLines w:val="0"/>
+              <w:pageBreakBefore w:val="0"/>
+              <w:widowControl w:val="0"/>
+              <w:kinsoku/>
+              <w:wordWrap/>
+              <w:overflowPunct/>
+              <w:topLinePunct w:val="0"/>
+              <w:autoSpaceDE/>
+              <w:autoSpaceDN/>
+              <w:bidi w:val="0"/>
+              <w:adjustRightInd/>
+              <w:snapToGrid/>
+              <w:spacing w:line="288" w:lineRule="auto"/>
+              <w:textAlignment w:val="auto"/>
+              <w:rPr>
+                <w:rFonts w:hint="eastAsia" w:ascii="宋体" w:hAnsi="宋体" w:eastAsia="宋体" w:cs="宋体"/>
+                <w:sz w:val="24"/>
+                <w:szCs w:val="24"/>
+                <w:vertAlign w:val="baseline"/>
+                <w:lang w:val="en-US" w:eastAsia="zh-CN"/>
+              </w:rPr>
+            </w:pPr>
+            <w:r>
+              <w:rPr>
+                <w:rFonts w:hint="eastAsia" w:ascii="宋体" w:hAnsi="宋体" w:eastAsia="宋体" w:cs="宋体"/>
+                <w:sz w:val="24"/>
+                <w:szCs w:val="24"/>
+                <w:vertAlign w:val="baseline"/>
+                <w:lang w:val="en-US" w:eastAsia="zh-CN"/>
+              </w:rPr>
+              <w:tab/>
+            </w:r>
+            <w:r>
+              <w:rPr>
+                <w:rFonts w:hint="eastAsia" w:ascii="宋体" w:hAnsi="宋体" w:eastAsia="宋体" w:cs="宋体"/>
+                <w:sz w:val="24"/>
+                <w:szCs w:val="24"/>
+                <w:vertAlign w:val="baseline"/>
+                <w:lang w:val="en-US" w:eastAsia="zh-CN"/>
+              </w:rPr>
+              <w:t xml:space="preserve">return 0; </w:t>
+            </w:r>
+          </w:p>
+          <w:p>
+            <w:pPr>
+              <w:keepNext w:val="0"/>
+              <w:keepLines w:val="0"/>
+              <w:pageBreakBefore w:val="0"/>
+              <w:widowControl w:val="0"/>
+              <w:kinsoku/>
+              <w:wordWrap/>
+              <w:overflowPunct/>
+              <w:topLinePunct w:val="0"/>
+              <w:autoSpaceDE/>
+              <w:autoSpaceDN/>
+              <w:bidi w:val="0"/>
+              <w:adjustRightInd/>
+              <w:snapToGrid/>
+              <w:spacing w:line="288" w:lineRule="auto"/>
+              <w:textAlignment w:val="auto"/>
+              <w:rPr>
+                <w:rFonts w:hint="eastAsia" w:ascii="宋体" w:hAnsi="宋体" w:eastAsia="宋体" w:cs="宋体"/>
+                <w:sz w:val="24"/>
+                <w:szCs w:val="24"/>
+                <w:vertAlign w:val="baseline"/>
+                <w:lang w:val="en-US" w:eastAsia="zh-CN"/>
+              </w:rPr>
+            </w:pPr>
+            <w:r>
+              <w:rPr>
+                <w:rFonts w:hint="eastAsia" w:ascii="宋体" w:hAnsi="宋体" w:eastAsia="宋体" w:cs="宋体"/>
+                <w:sz w:val="24"/>
+                <w:szCs w:val="24"/>
+                <w:vertAlign w:val="baseline"/>
+                <w:lang w:val="en-US" w:eastAsia="zh-CN"/>
+              </w:rPr>
+              <w:t xml:space="preserve">} </w:t>
+            </w:r>
+          </w:p>
+        </w:tc>
+      </w:tr>
+      <w:tr>
+        <w:tblPrEx>
+          <w:tblBorders>
+            <w:top w:val="single" w:color="auto" w:sz="4" w:space="0"/>
+            <w:left w:val="single" w:color="auto" w:sz="4" w:space="0"/>
+            <w:bottom w:val="single" w:color="auto" w:sz="4" w:space="0"/>
+            <w:right w:val="single" w:color="auto" w:sz="4" w:space="0"/>
+            <w:insideH w:val="single" w:color="auto" w:sz="4" w:space="0"/>
+            <w:insideV w:val="single" w:color="auto" w:sz="4" w:space="0"/>
+          </w:tblBorders>
+          <w:tblCellMar>
+            <w:top w:w="0" w:type="dxa"/>
+            <w:left w:w="108" w:type="dxa"/>
+            <w:bottom w:w="0" w:type="dxa"/>
+            <w:right w:w="108" w:type="dxa"/>
+          </w:tblCellMar>
+        </w:tblPrEx>
+        <w:tc>
+          <w:tcPr>
+            <w:tcW w:w="8522" w:type="dxa"/>
+          </w:tcPr>
+          <w:p>
+            <w:pPr>
+              <w:keepNext w:val="0"/>
+              <w:keepLines w:val="0"/>
+              <w:pageBreakBefore w:val="0"/>
+              <w:widowControl w:val="0"/>
+              <w:kinsoku/>
+              <w:wordWrap/>
+              <w:overflowPunct/>
+              <w:topLinePunct w:val="0"/>
+              <w:autoSpaceDE/>
+              <w:autoSpaceDN/>
+              <w:bidi w:val="0"/>
+              <w:adjustRightInd/>
+              <w:snapToGrid/>
+              <w:spacing w:line="288" w:lineRule="auto"/>
+              <w:textAlignment w:val="auto"/>
+              <w:rPr>
+                <w:rFonts w:hint="eastAsia" w:ascii="宋体" w:hAnsi="宋体" w:eastAsia="宋体" w:cs="宋体"/>
+                <w:sz w:val="24"/>
+                <w:szCs w:val="24"/>
+                <w:vertAlign w:val="baseline"/>
+                <w:lang w:val="en-US" w:eastAsia="zh-CN"/>
+              </w:rPr>
+            </w:pPr>
+            <w:r>
+              <w:rPr>
+                <w:rFonts w:hint="eastAsia" w:ascii="宋体" w:hAnsi="宋体" w:eastAsia="宋体" w:cs="宋体"/>
+                <w:sz w:val="24"/>
+                <w:szCs w:val="24"/>
+                <w:vertAlign w:val="baseline"/>
+                <w:lang w:val="en-US" w:eastAsia="zh-CN"/>
+              </w:rPr>
+              <w:t>结果：do while:test</w:t>
+            </w:r>
+          </w:p>
+          <w:p>
+            <w:pPr>
+              <w:keepNext w:val="0"/>
+              <w:keepLines w:val="0"/>
+              <w:pageBreakBefore w:val="0"/>
+              <w:widowControl w:val="0"/>
+              <w:kinsoku/>
+              <w:wordWrap/>
+              <w:overflowPunct/>
+              <w:topLinePunct w:val="0"/>
+              <w:autoSpaceDE/>
+              <w:autoSpaceDN/>
+              <w:bidi w:val="0"/>
+              <w:adjustRightInd/>
+              <w:snapToGrid/>
+              <w:spacing w:line="288" w:lineRule="auto"/>
+              <w:textAlignment w:val="auto"/>
+              <w:rPr>
+                <w:rFonts w:hint="eastAsia" w:ascii="宋体" w:hAnsi="宋体" w:eastAsia="宋体" w:cs="宋体"/>
                 <w:sz w:val="24"/>
                 <w:szCs w:val="24"/>
                 <w:vertAlign w:val="baseline"/>
@@ -2186,20 +2107,20 @@
         <w:spacing w:line="288" w:lineRule="auto"/>
         <w:textAlignment w:val="auto"/>
         <w:rPr>
-          <w:rFonts w:hint="default" w:ascii="宋体" w:hAnsi="宋体" w:eastAsia="宋体" w:cs="宋体"/>
-          <w:sz w:val="24"/>
-          <w:szCs w:val="24"/>
-          <w:lang w:val="en-US" w:eastAsia="zh-CN"/>
-        </w:rPr>
-      </w:pPr>
-      <w:r>
-        <w:rPr>
-          <w:rFonts w:hint="eastAsia" w:ascii="宋体" w:hAnsi="宋体" w:eastAsia="宋体" w:cs="宋体"/>
-          <w:sz w:val="24"/>
-          <w:szCs w:val="24"/>
-          <w:lang w:val="en-US" w:eastAsia="zh-CN"/>
-        </w:rPr>
-        <w:t>1.2数据结构与算法课总结与思考：</w:t>
+          <w:rFonts w:hint="eastAsia" w:ascii="宋体" w:hAnsi="宋体" w:eastAsia="宋体" w:cs="宋体"/>
+          <w:sz w:val="24"/>
+          <w:szCs w:val="24"/>
+          <w:lang w:val="en-US" w:eastAsia="zh-CN"/>
+        </w:rPr>
+      </w:pPr>
+      <w:r>
+        <w:rPr>
+          <w:rFonts w:hint="eastAsia" w:ascii="宋体" w:hAnsi="宋体" w:eastAsia="宋体" w:cs="宋体"/>
+          <w:sz w:val="24"/>
+          <w:szCs w:val="24"/>
+          <w:lang w:val="en-US" w:eastAsia="zh-CN"/>
+        </w:rPr>
+        <w:t>2数据结构与算法课总结与思考：</w:t>
       </w:r>
     </w:p>
     <w:p>
@@ -2279,7 +2200,7 @@
         <w:spacing w:line="288" w:lineRule="auto"/>
         <w:textAlignment w:val="auto"/>
         <w:rPr>
-          <w:rFonts w:hint="default" w:ascii="宋体" w:hAnsi="宋体" w:eastAsia="宋体" w:cs="宋体"/>
+          <w:rFonts w:hint="eastAsia" w:ascii="宋体" w:hAnsi="宋体" w:eastAsia="宋体" w:cs="宋体"/>
           <w:sz w:val="24"/>
           <w:szCs w:val="24"/>
           <w:lang w:val="en-US" w:eastAsia="zh-CN"/>
@@ -2444,7 +2365,41 @@
           <w:szCs w:val="24"/>
           <w:lang w:val="en-US" w:eastAsia="zh-CN"/>
         </w:rPr>
-        <w:t>2.物理结构：由于数据是存储在计算机内存中的，因此数据元素为单位的数据是在物理上存储也有一定联系，大体上分为两种：元素顺序相连存储、元素随机存储；若细分可根据定义分为顺序结构（逻辑上相邻的结点存储在物理上相邻的存储单元中，结点间的逻辑关系由存储单元的临近关系来体现）、链接结构（对逻辑上相邻的结点不要求物理上位置相邻，结点之间的逻辑关系是由附加的指针表示）、索引结构（存储结点信息的同时，建立索引表）、散列结构（在关键码与对象的存储位置间确定的函数关系，即散列函数）。</w:t>
+        <w:t>2.物理结构：由于数据是存储在计算机内存中的，因此数据元素为单位的数据是在物理上存储也有一定联系，大体上分为两种：元素顺序相连存储、元素随机存储；</w:t>
+      </w:r>
+    </w:p>
+    <w:p>
+      <w:pPr>
+        <w:keepNext w:val="0"/>
+        <w:keepLines w:val="0"/>
+        <w:pageBreakBefore w:val="0"/>
+        <w:widowControl w:val="0"/>
+        <w:kinsoku/>
+        <w:wordWrap/>
+        <w:overflowPunct/>
+        <w:topLinePunct w:val="0"/>
+        <w:autoSpaceDE/>
+        <w:autoSpaceDN/>
+        <w:bidi w:val="0"/>
+        <w:adjustRightInd/>
+        <w:snapToGrid/>
+        <w:spacing w:line="288" w:lineRule="auto"/>
+        <w:textAlignment w:val="auto"/>
+        <w:rPr>
+          <w:rFonts w:hint="eastAsia" w:ascii="宋体" w:hAnsi="宋体" w:eastAsia="宋体" w:cs="宋体"/>
+          <w:sz w:val="24"/>
+          <w:szCs w:val="24"/>
+          <w:lang w:val="en-US" w:eastAsia="zh-CN"/>
+        </w:rPr>
+      </w:pPr>
+      <w:r>
+        <w:rPr>
+          <w:rFonts w:hint="eastAsia" w:ascii="宋体" w:hAnsi="宋体" w:eastAsia="宋体" w:cs="宋体"/>
+          <w:sz w:val="24"/>
+          <w:szCs w:val="24"/>
+          <w:lang w:val="en-US" w:eastAsia="zh-CN"/>
+        </w:rPr>
+        <w:t>可根据定义分为顺序结构（逻辑上相邻的结点存储在物理上相邻的存储单元中，结点间的逻辑关系由存储单元的临近关系来体现）、链接结构（对逻辑上相邻的结点不要求物理上位置相邻，结点之间的逻辑关系是由附加的指针表示）、索引结构（存储结点信息的同时，建立索引表）、散列结构（在关键码与对象的存储位置间确定的函数关系，即散列函数）。</w:t>
       </w:r>
     </w:p>
     <w:p>
@@ -2549,7 +2504,7 @@
         <w:spacing w:line="288" w:lineRule="auto"/>
         <w:textAlignment w:val="auto"/>
         <w:rPr>
-          <w:rFonts w:hint="default" w:ascii="宋体" w:hAnsi="宋体" w:eastAsia="宋体" w:cs="宋体"/>
+          <w:rFonts w:hint="eastAsia" w:ascii="宋体" w:hAnsi="宋体" w:eastAsia="宋体" w:cs="宋体"/>
           <w:sz w:val="24"/>
           <w:szCs w:val="24"/>
           <w:lang w:val="en-US" w:eastAsia="zh-CN"/>
@@ -2596,16 +2551,7 @@
           <w:szCs w:val="24"/>
           <w:lang w:val="en-US" w:eastAsia="zh-CN"/>
         </w:rPr>
-        <w:t>1</w:t>
-      </w:r>
-      <w:r>
-        <w:rPr>
-          <w:rFonts w:hint="eastAsia" w:ascii="宋体" w:hAnsi="宋体" w:eastAsia="宋体" w:cs="宋体"/>
-          <w:sz w:val="24"/>
-          <w:szCs w:val="24"/>
-          <w:lang w:val="en-US" w:eastAsia="zh-CN"/>
-        </w:rPr>
-        <w:t>.算法是一系列指令的集合，指令是指示计算机执行某种操作的命令，它由一串</w:t>
+        <w:t>1.算法是一系列指令的集合，指令是指示计算机执行某种操作的命令，它由一串</w:t>
       </w:r>
       <w:r>
         <w:rPr>
@@ -2686,75 +2632,73 @@
           <w:lang w:val="en-US" w:eastAsia="zh-CN"/>
         </w:rPr>
       </w:pPr>
-      <w:r>
-        <w:rPr>
-          <w:rFonts w:hint="eastAsia" w:ascii="宋体" w:hAnsi="宋体" w:eastAsia="宋体" w:cs="宋体"/>
-          <w:sz w:val="24"/>
-          <w:szCs w:val="24"/>
-          <w:lang w:val="en-US" w:eastAsia="zh-CN"/>
-        </w:rPr>
-        <w:t>2.而顺序结构、选择结构、循环结构这三种基本的结构满足只有一个入口、只有一个出口、结构内的每一部分可以被执行、结构内不存在死循环的规则。由此一个算法应满足的五大特点：有穷性、确定性、可行性、有零个或多个输入、有</w:t>
-      </w:r>
-      <w:r>
-        <w:rPr>
-          <w:rFonts w:hint="eastAsia" w:ascii="宋体" w:hAnsi="宋体" w:eastAsia="宋体" w:cs="宋体"/>
-          <w:sz w:val="24"/>
-          <w:szCs w:val="24"/>
-          <w:lang w:val="en-US" w:eastAsia="zh-CN"/>
-        </w:rPr>
-        <w:t>一个或多个输</w:t>
-      </w:r>
-      <w:r>
-        <w:rPr>
-          <w:rFonts w:hint="eastAsia" w:ascii="宋体" w:hAnsi="宋体" w:eastAsia="宋体" w:cs="宋体"/>
-          <w:sz w:val="24"/>
-          <w:szCs w:val="24"/>
-          <w:lang w:val="en-US" w:eastAsia="zh-CN"/>
-        </w:rPr>
-        <w:t>出；</w:t>
-      </w:r>
-    </w:p>
-    <w:p>
-      <w:pPr>
-        <w:keepNext w:val="0"/>
-        <w:keepLines w:val="0"/>
-        <w:pageBreakBefore w:val="0"/>
-        <w:widowControl w:val="0"/>
-        <w:kinsoku/>
-        <w:wordWrap/>
-        <w:overflowPunct/>
-        <w:topLinePunct w:val="0"/>
-        <w:autoSpaceDE/>
-        <w:autoSpaceDN/>
-        <w:bidi w:val="0"/>
-        <w:adjustRightInd/>
-        <w:snapToGrid/>
-        <w:spacing w:line="288" w:lineRule="auto"/>
-        <w:textAlignment w:val="auto"/>
-        <w:rPr>
-          <w:rFonts w:hint="eastAsia" w:ascii="宋体" w:hAnsi="宋体" w:eastAsia="宋体" w:cs="宋体"/>
-          <w:sz w:val="24"/>
-          <w:szCs w:val="24"/>
-          <w:lang w:val="en-US" w:eastAsia="zh-CN"/>
-        </w:rPr>
-      </w:pPr>
-      <w:r>
-        <w:rPr>
-          <w:rFonts w:hint="eastAsia" w:ascii="宋体" w:hAnsi="宋体" w:eastAsia="宋体" w:cs="宋体"/>
-          <w:sz w:val="24"/>
-          <w:szCs w:val="24"/>
-          <w:lang w:val="en-US" w:eastAsia="zh-CN"/>
-        </w:rPr>
-        <w:t>3</w:t>
-      </w:r>
-      <w:r>
-        <w:rPr>
-          <w:rFonts w:hint="eastAsia" w:ascii="宋体" w:hAnsi="宋体" w:eastAsia="宋体" w:cs="宋体"/>
-          <w:sz w:val="24"/>
-          <w:szCs w:val="24"/>
-          <w:lang w:val="en-US" w:eastAsia="zh-CN"/>
-        </w:rPr>
-        <w:t>.算法设计中若满足结果正确、算法易读、逻辑健壮、高效率和低存储的特点，则该算法是一个好的算法。若对算法进行指标性分析，可对高效率和低存储的要求进行量化分析，即计算算法的时间复杂度和空间复杂度；时间复杂度是算法从开始到运行结束所需要的时间；时间复杂度通常根据问题的规模、数据集的状态划分为渐进时间复杂度、平均时间复杂度和最坏时间复杂度；而空间复杂度是指算法从开始到结束所需要的内存空间的大小，若以固定部分和可变部分来划分：</w:t>
+    </w:p>
+    <w:p>
+      <w:pPr>
+        <w:keepNext w:val="0"/>
+        <w:keepLines w:val="0"/>
+        <w:pageBreakBefore w:val="0"/>
+        <w:widowControl w:val="0"/>
+        <w:kinsoku/>
+        <w:wordWrap/>
+        <w:overflowPunct/>
+        <w:topLinePunct w:val="0"/>
+        <w:autoSpaceDE/>
+        <w:autoSpaceDN/>
+        <w:bidi w:val="0"/>
+        <w:adjustRightInd/>
+        <w:snapToGrid/>
+        <w:spacing w:line="288" w:lineRule="auto"/>
+        <w:textAlignment w:val="auto"/>
+        <w:rPr>
+          <w:rFonts w:hint="eastAsia" w:ascii="宋体" w:hAnsi="宋体" w:eastAsia="宋体" w:cs="宋体"/>
+          <w:sz w:val="24"/>
+          <w:szCs w:val="24"/>
+          <w:lang w:val="en-US" w:eastAsia="zh-CN"/>
+        </w:rPr>
+      </w:pPr>
+      <w:r>
+        <w:rPr>
+          <w:rFonts w:hint="eastAsia" w:ascii="宋体" w:hAnsi="宋体" w:eastAsia="宋体" w:cs="宋体"/>
+          <w:sz w:val="24"/>
+          <w:szCs w:val="24"/>
+          <w:lang w:val="en-US" w:eastAsia="zh-CN"/>
+        </w:rPr>
+        <w:t>2.而顺序结构、选择结构、循环结构这三种基本的结构满足只有一个入口、只有一个出口、结构内的每一部分可以被执行、结构内不存在死循环的规则。由此一个算法应满足的五大特点：有穷性、确定性、可行性、有零个或多个输入、有一个或多个输出；</w:t>
+      </w:r>
+    </w:p>
+    <w:p>
+      <w:pPr>
+        <w:keepNext w:val="0"/>
+        <w:keepLines w:val="0"/>
+        <w:pageBreakBefore w:val="0"/>
+        <w:widowControl w:val="0"/>
+        <w:kinsoku/>
+        <w:wordWrap/>
+        <w:overflowPunct/>
+        <w:topLinePunct w:val="0"/>
+        <w:autoSpaceDE/>
+        <w:autoSpaceDN/>
+        <w:bidi w:val="0"/>
+        <w:adjustRightInd/>
+        <w:snapToGrid/>
+        <w:spacing w:line="288" w:lineRule="auto"/>
+        <w:textAlignment w:val="auto"/>
+        <w:rPr>
+          <w:rFonts w:hint="eastAsia" w:ascii="宋体" w:hAnsi="宋体" w:eastAsia="宋体" w:cs="宋体"/>
+          <w:sz w:val="24"/>
+          <w:szCs w:val="24"/>
+          <w:lang w:val="en-US" w:eastAsia="zh-CN"/>
+        </w:rPr>
+      </w:pPr>
+      <w:r>
+        <w:rPr>
+          <w:rFonts w:hint="eastAsia" w:ascii="宋体" w:hAnsi="宋体" w:eastAsia="宋体" w:cs="宋体"/>
+          <w:sz w:val="24"/>
+          <w:szCs w:val="24"/>
+          <w:lang w:val="en-US" w:eastAsia="zh-CN"/>
+        </w:rPr>
+        <w:t>3.算法设计中若满足结果正确、算法易读、逻辑健壮、高效率和低存储的特点，则该算法是一个好的算法。若对算法进行指标性分析，可对高效率和低存储的要求进行量化分析，即计算算法的时间复杂度和空间复杂度；时间复杂度是算法从开始到运行结束所需要的时间；时间复杂度通常根据问题的规模、数据集的状态划分为渐进时间复杂度、平均时间复杂度和最坏时间复杂度；而空间复杂度是指算法从开始到结束所需要的内存空间的大小，若以固定部分和可变部分来划分：</w:t>
       </w:r>
     </w:p>
     <w:p>
@@ -2809,41 +2753,32 @@
         <w:spacing w:line="288" w:lineRule="auto"/>
         <w:textAlignment w:val="auto"/>
         <w:rPr>
-          <w:rFonts w:hint="default" w:ascii="宋体" w:hAnsi="宋体" w:eastAsia="宋体" w:cs="宋体"/>
-          <w:sz w:val="24"/>
-          <w:szCs w:val="24"/>
-          <w:lang w:val="en-US" w:eastAsia="zh-CN"/>
-        </w:rPr>
-      </w:pPr>
-      <w:r>
-        <w:rPr>
-          <w:rFonts w:hint="default" w:ascii="宋体" w:hAnsi="宋体" w:eastAsia="宋体" w:cs="宋体"/>
-          <w:sz w:val="24"/>
-          <w:szCs w:val="24"/>
-          <w:lang w:val="en-US" w:eastAsia="zh-CN"/>
-        </w:rPr>
-        <w:br w:type="page"/>
-      </w:r>
-    </w:p>
-    <w:p>
-      <w:pPr>
-        <w:keepNext w:val="0"/>
-        <w:keepLines w:val="0"/>
-        <w:pageBreakBefore w:val="0"/>
-        <w:widowControl w:val="0"/>
-        <w:kinsoku/>
-        <w:wordWrap/>
-        <w:overflowPunct/>
-        <w:topLinePunct w:val="0"/>
-        <w:autoSpaceDE/>
-        <w:autoSpaceDN/>
-        <w:bidi w:val="0"/>
-        <w:adjustRightInd/>
-        <w:snapToGrid/>
-        <w:spacing w:line="288" w:lineRule="auto"/>
-        <w:textAlignment w:val="auto"/>
-        <w:rPr>
-          <w:rFonts w:hint="default" w:ascii="宋体" w:hAnsi="宋体" w:eastAsia="宋体" w:cs="宋体"/>
+          <w:rFonts w:hint="eastAsia" w:ascii="宋体" w:hAnsi="宋体" w:eastAsia="宋体" w:cs="宋体"/>
+          <w:sz w:val="24"/>
+          <w:szCs w:val="24"/>
+          <w:lang w:val="en-US" w:eastAsia="zh-CN"/>
+        </w:rPr>
+      </w:pPr>
+    </w:p>
+    <w:p>
+      <w:pPr>
+        <w:keepNext w:val="0"/>
+        <w:keepLines w:val="0"/>
+        <w:pageBreakBefore w:val="0"/>
+        <w:widowControl w:val="0"/>
+        <w:kinsoku/>
+        <w:wordWrap/>
+        <w:overflowPunct/>
+        <w:topLinePunct w:val="0"/>
+        <w:autoSpaceDE/>
+        <w:autoSpaceDN/>
+        <w:bidi w:val="0"/>
+        <w:adjustRightInd/>
+        <w:snapToGrid/>
+        <w:spacing w:line="288" w:lineRule="auto"/>
+        <w:textAlignment w:val="auto"/>
+        <w:rPr>
+          <w:rFonts w:hint="eastAsia" w:ascii="宋体" w:hAnsi="宋体" w:eastAsia="宋体" w:cs="宋体"/>
           <w:sz w:val="24"/>
           <w:szCs w:val="24"/>
           <w:lang w:val="en-US" w:eastAsia="zh-CN"/>
@@ -2877,7 +2812,7 @@
         <w:spacing w:line="288" w:lineRule="auto"/>
         <w:textAlignment w:val="auto"/>
         <w:rPr>
-          <w:rFonts w:hint="default" w:ascii="宋体" w:hAnsi="宋体" w:eastAsia="宋体" w:cs="宋体"/>
+          <w:rFonts w:hint="eastAsia" w:ascii="宋体" w:hAnsi="宋体" w:eastAsia="宋体" w:cs="宋体"/>
           <w:sz w:val="24"/>
           <w:szCs w:val="24"/>
           <w:lang w:val="en-US" w:eastAsia="zh-CN"/>
@@ -2983,8 +2918,33 @@
           <w:szCs w:val="24"/>
           <w:lang w:val="en-US" w:eastAsia="zh-CN"/>
         </w:rPr>
-        <w:t>1.线性表：是最简单和最常用的一种数据结构，按照物理存储方式划分为，顺序存储结构（顺序表）、链式存储结构（单链表、双向链表、单向循环链表等）；线性表是一个典型的线性结构</w:t>
-      </w:r>
+        <w:t>1.线性表：是最简单和最常用的一种数据结构，按照物理存储方式划分为，顺序存储结构（顺序表）、链式存储结构（单链表、双向链表、单向循环链表等）；</w:t>
+      </w:r>
+    </w:p>
+    <w:p>
+      <w:pPr>
+        <w:keepNext w:val="0"/>
+        <w:keepLines w:val="0"/>
+        <w:pageBreakBefore w:val="0"/>
+        <w:widowControl w:val="0"/>
+        <w:kinsoku/>
+        <w:wordWrap/>
+        <w:overflowPunct/>
+        <w:topLinePunct w:val="0"/>
+        <w:autoSpaceDE/>
+        <w:autoSpaceDN/>
+        <w:bidi w:val="0"/>
+        <w:adjustRightInd/>
+        <w:snapToGrid/>
+        <w:spacing w:line="288" w:lineRule="auto"/>
+        <w:textAlignment w:val="auto"/>
+        <w:rPr>
+          <w:rFonts w:hint="eastAsia" w:ascii="宋体" w:hAnsi="宋体" w:eastAsia="宋体" w:cs="宋体"/>
+          <w:sz w:val="24"/>
+          <w:szCs w:val="24"/>
+          <w:lang w:val="en-US" w:eastAsia="zh-CN"/>
+        </w:rPr>
+      </w:pPr>
     </w:p>
     <w:p>
       <w:pPr>
@@ -3038,41 +2998,134 @@
         <w:spacing w:line="288" w:lineRule="auto"/>
         <w:textAlignment w:val="auto"/>
         <w:rPr>
-          <w:rFonts w:hint="default" w:ascii="宋体" w:hAnsi="宋体" w:eastAsia="宋体" w:cs="宋体"/>
-          <w:sz w:val="24"/>
-          <w:szCs w:val="24"/>
-          <w:lang w:val="en-US" w:eastAsia="zh-CN"/>
-        </w:rPr>
-      </w:pPr>
-      <w:r>
-        <w:rPr>
-          <w:rFonts w:hint="eastAsia" w:ascii="宋体" w:hAnsi="宋体" w:eastAsia="宋体" w:cs="宋体"/>
-          <w:sz w:val="24"/>
-          <w:szCs w:val="24"/>
-          <w:lang w:val="en-US" w:eastAsia="zh-CN"/>
-        </w:rPr>
-        <w:t>顺序栈和链栈的基本操作差别不大，链栈</w:t>
-      </w:r>
-    </w:p>
-    <w:p>
-      <w:pPr>
-        <w:keepNext w:val="0"/>
-        <w:keepLines w:val="0"/>
-        <w:pageBreakBefore w:val="0"/>
-        <w:widowControl w:val="0"/>
-        <w:kinsoku/>
-        <w:wordWrap/>
-        <w:overflowPunct/>
-        <w:topLinePunct w:val="0"/>
-        <w:autoSpaceDE/>
-        <w:autoSpaceDN/>
-        <w:bidi w:val="0"/>
-        <w:adjustRightInd/>
-        <w:snapToGrid/>
-        <w:spacing w:line="288" w:lineRule="auto"/>
-        <w:textAlignment w:val="auto"/>
-        <w:rPr>
-          <w:rFonts w:hint="default" w:ascii="宋体" w:hAnsi="宋体" w:eastAsia="宋体" w:cs="宋体"/>
+          <w:rFonts w:hint="eastAsia" w:ascii="宋体" w:hAnsi="宋体" w:eastAsia="宋体" w:cs="宋体"/>
+          <w:sz w:val="24"/>
+          <w:szCs w:val="24"/>
+          <w:lang w:val="en-US" w:eastAsia="zh-CN"/>
+        </w:rPr>
+      </w:pPr>
+      <w:r>
+        <w:rPr>
+          <w:rFonts w:hint="eastAsia" w:ascii="宋体" w:hAnsi="宋体" w:eastAsia="宋体" w:cs="宋体"/>
+          <w:sz w:val="24"/>
+          <w:szCs w:val="24"/>
+          <w:lang w:val="en-US" w:eastAsia="zh-CN"/>
+        </w:rPr>
+        <w:t>顺序栈和链栈的基本操作差别不大</w:t>
+      </w:r>
+    </w:p>
+    <w:p>
+      <w:pPr>
+        <w:keepNext w:val="0"/>
+        <w:keepLines w:val="0"/>
+        <w:pageBreakBefore w:val="0"/>
+        <w:widowControl w:val="0"/>
+        <w:kinsoku/>
+        <w:wordWrap/>
+        <w:overflowPunct/>
+        <w:topLinePunct w:val="0"/>
+        <w:autoSpaceDE/>
+        <w:autoSpaceDN/>
+        <w:bidi w:val="0"/>
+        <w:adjustRightInd/>
+        <w:snapToGrid/>
+        <w:spacing w:line="288" w:lineRule="auto"/>
+        <w:textAlignment w:val="auto"/>
+        <w:rPr>
+          <w:rFonts w:hint="eastAsia" w:ascii="宋体" w:hAnsi="宋体" w:eastAsia="宋体" w:cs="宋体"/>
+          <w:sz w:val="24"/>
+          <w:szCs w:val="24"/>
+          <w:lang w:val="en-US" w:eastAsia="zh-CN"/>
+        </w:rPr>
+      </w:pPr>
+      <w:r>
+        <w:rPr>
+          <w:rFonts w:hint="eastAsia" w:ascii="宋体" w:hAnsi="宋体" w:eastAsia="宋体" w:cs="宋体"/>
+          <w:sz w:val="24"/>
+          <w:szCs w:val="24"/>
+          <w:lang w:val="en-US" w:eastAsia="zh-CN"/>
+        </w:rPr>
+        <w:t>入栈（push）出栈（pop）栈顶（top）栈底（bottom）</w:t>
+      </w:r>
+    </w:p>
+    <w:p>
+      <w:pPr>
+        <w:keepNext w:val="0"/>
+        <w:keepLines w:val="0"/>
+        <w:pageBreakBefore w:val="0"/>
+        <w:widowControl w:val="0"/>
+        <w:kinsoku/>
+        <w:wordWrap/>
+        <w:overflowPunct/>
+        <w:topLinePunct w:val="0"/>
+        <w:autoSpaceDE/>
+        <w:autoSpaceDN/>
+        <w:bidi w:val="0"/>
+        <w:adjustRightInd/>
+        <w:snapToGrid/>
+        <w:spacing w:line="288" w:lineRule="auto"/>
+        <w:textAlignment w:val="auto"/>
+        <w:rPr>
+          <w:rFonts w:hint="eastAsia" w:ascii="宋体" w:hAnsi="宋体" w:eastAsia="宋体" w:cs="宋体"/>
+          <w:sz w:val="24"/>
+          <w:szCs w:val="24"/>
+          <w:lang w:val="en-US" w:eastAsia="zh-CN"/>
+        </w:rPr>
+      </w:pPr>
+      <w:r>
+        <w:rPr>
+          <w:rFonts w:hint="eastAsia" w:ascii="宋体" w:hAnsi="宋体" w:eastAsia="宋体" w:cs="宋体"/>
+          <w:sz w:val="24"/>
+          <w:szCs w:val="24"/>
+          <w:lang w:val="en-US" w:eastAsia="zh-CN"/>
+        </w:rPr>
+        <w:t>应用：撤销（undo）:栈1：出栈+栈2：入栈、重做（redo）:栈1：入栈+栈2：出栈、递归</w:t>
+      </w:r>
+    </w:p>
+    <w:p>
+      <w:pPr>
+        <w:keepNext w:val="0"/>
+        <w:keepLines w:val="0"/>
+        <w:pageBreakBefore w:val="0"/>
+        <w:widowControl w:val="0"/>
+        <w:kinsoku/>
+        <w:wordWrap/>
+        <w:overflowPunct/>
+        <w:topLinePunct w:val="0"/>
+        <w:autoSpaceDE/>
+        <w:autoSpaceDN/>
+        <w:bidi w:val="0"/>
+        <w:adjustRightInd/>
+        <w:snapToGrid/>
+        <w:spacing w:line="288" w:lineRule="auto"/>
+        <w:textAlignment w:val="auto"/>
+        <w:rPr>
+          <w:rFonts w:hint="eastAsia" w:ascii="宋体" w:hAnsi="宋体" w:eastAsia="宋体" w:cs="宋体"/>
+          <w:sz w:val="24"/>
+          <w:szCs w:val="24"/>
+          <w:lang w:val="en-US" w:eastAsia="zh-CN"/>
+        </w:rPr>
+      </w:pPr>
+    </w:p>
+    <w:p>
+      <w:pPr>
+        <w:keepNext w:val="0"/>
+        <w:keepLines w:val="0"/>
+        <w:pageBreakBefore w:val="0"/>
+        <w:widowControl w:val="0"/>
+        <w:kinsoku/>
+        <w:wordWrap/>
+        <w:overflowPunct/>
+        <w:topLinePunct w:val="0"/>
+        <w:autoSpaceDE/>
+        <w:autoSpaceDN/>
+        <w:bidi w:val="0"/>
+        <w:adjustRightInd/>
+        <w:snapToGrid/>
+        <w:spacing w:line="288" w:lineRule="auto"/>
+        <w:textAlignment w:val="auto"/>
+        <w:rPr>
+          <w:rFonts w:hint="eastAsia" w:ascii="宋体" w:hAnsi="宋体" w:eastAsia="宋体" w:cs="宋体"/>
           <w:sz w:val="24"/>
           <w:szCs w:val="24"/>
           <w:lang w:val="en-US" w:eastAsia="zh-CN"/>
@@ -3106,7 +3159,134 @@
         <w:spacing w:line="288" w:lineRule="auto"/>
         <w:textAlignment w:val="auto"/>
         <w:rPr>
-          <w:rFonts w:hint="default" w:ascii="宋体" w:hAnsi="宋体" w:eastAsia="宋体" w:cs="宋体"/>
+          <w:rFonts w:hint="eastAsia" w:ascii="宋体" w:hAnsi="宋体" w:eastAsia="宋体" w:cs="宋体"/>
+          <w:sz w:val="24"/>
+          <w:szCs w:val="24"/>
+          <w:lang w:val="en-US" w:eastAsia="zh-CN"/>
+        </w:rPr>
+      </w:pPr>
+      <w:r>
+        <w:rPr>
+          <w:rFonts w:hint="eastAsia" w:ascii="宋体" w:hAnsi="宋体" w:eastAsia="宋体" w:cs="宋体"/>
+          <w:sz w:val="24"/>
+          <w:szCs w:val="24"/>
+          <w:lang w:val="en-US" w:eastAsia="zh-CN"/>
+        </w:rPr>
+        <w:t>font rear</w:t>
+      </w:r>
+    </w:p>
+    <w:p>
+      <w:pPr>
+        <w:keepNext w:val="0"/>
+        <w:keepLines w:val="0"/>
+        <w:pageBreakBefore w:val="0"/>
+        <w:widowControl w:val="0"/>
+        <w:kinsoku/>
+        <w:wordWrap/>
+        <w:overflowPunct/>
+        <w:topLinePunct w:val="0"/>
+        <w:autoSpaceDE/>
+        <w:autoSpaceDN/>
+        <w:bidi w:val="0"/>
+        <w:adjustRightInd/>
+        <w:snapToGrid/>
+        <w:spacing w:line="288" w:lineRule="auto"/>
+        <w:textAlignment w:val="auto"/>
+        <w:rPr>
+          <w:rFonts w:hint="eastAsia" w:ascii="宋体" w:hAnsi="宋体" w:eastAsia="宋体" w:cs="宋体"/>
+          <w:sz w:val="24"/>
+          <w:szCs w:val="24"/>
+          <w:lang w:val="en-US" w:eastAsia="zh-CN"/>
+        </w:rPr>
+      </w:pPr>
+      <w:r>
+        <w:rPr>
+          <w:rFonts w:hint="eastAsia" w:ascii="宋体" w:hAnsi="宋体" w:eastAsia="宋体" w:cs="宋体"/>
+          <w:sz w:val="24"/>
+          <w:szCs w:val="24"/>
+          <w:lang w:val="en-US" w:eastAsia="zh-CN"/>
+        </w:rPr>
+        <w:t>队列的判空：</w:t>
+      </w:r>
+    </w:p>
+    <w:p>
+      <w:pPr>
+        <w:keepNext w:val="0"/>
+        <w:keepLines w:val="0"/>
+        <w:pageBreakBefore w:val="0"/>
+        <w:widowControl w:val="0"/>
+        <w:kinsoku/>
+        <w:wordWrap/>
+        <w:overflowPunct/>
+        <w:topLinePunct w:val="0"/>
+        <w:autoSpaceDE/>
+        <w:autoSpaceDN/>
+        <w:bidi w:val="0"/>
+        <w:adjustRightInd/>
+        <w:snapToGrid/>
+        <w:spacing w:line="288" w:lineRule="auto"/>
+        <w:textAlignment w:val="auto"/>
+        <w:rPr>
+          <w:rFonts w:hint="eastAsia" w:ascii="宋体" w:hAnsi="宋体" w:eastAsia="宋体" w:cs="宋体"/>
+          <w:sz w:val="24"/>
+          <w:szCs w:val="24"/>
+          <w:lang w:val="en-US" w:eastAsia="zh-CN"/>
+        </w:rPr>
+      </w:pPr>
+      <w:r>
+        <w:rPr>
+          <w:rFonts w:hint="eastAsia" w:ascii="宋体" w:hAnsi="宋体" w:eastAsia="宋体" w:cs="宋体"/>
+          <w:sz w:val="24"/>
+          <w:szCs w:val="24"/>
+          <w:lang w:val="en-US" w:eastAsia="zh-CN"/>
+        </w:rPr>
+        <w:t>顺序存储的队列队满：</w:t>
+      </w:r>
+    </w:p>
+    <w:p>
+      <w:pPr>
+        <w:keepNext w:val="0"/>
+        <w:keepLines w:val="0"/>
+        <w:pageBreakBefore w:val="0"/>
+        <w:widowControl w:val="0"/>
+        <w:kinsoku/>
+        <w:wordWrap/>
+        <w:overflowPunct/>
+        <w:topLinePunct w:val="0"/>
+        <w:autoSpaceDE/>
+        <w:autoSpaceDN/>
+        <w:bidi w:val="0"/>
+        <w:adjustRightInd/>
+        <w:snapToGrid/>
+        <w:spacing w:line="288" w:lineRule="auto"/>
+        <w:textAlignment w:val="auto"/>
+        <w:rPr>
+          <w:rFonts w:hint="eastAsia" w:ascii="宋体" w:hAnsi="宋体" w:eastAsia="宋体" w:cs="宋体"/>
+          <w:sz w:val="24"/>
+          <w:szCs w:val="24"/>
+          <w:lang w:val="en-US" w:eastAsia="zh-CN"/>
+        </w:rPr>
+      </w:pPr>
+    </w:p>
+    <w:p>
+      <w:pPr>
+        <w:keepNext w:val="0"/>
+        <w:keepLines w:val="0"/>
+        <w:pageBreakBefore w:val="0"/>
+        <w:widowControl w:val="0"/>
+        <w:kinsoku/>
+        <w:wordWrap/>
+        <w:overflowPunct/>
+        <w:topLinePunct w:val="0"/>
+        <w:autoSpaceDE/>
+        <w:autoSpaceDN/>
+        <w:bidi w:val="0"/>
+        <w:adjustRightInd/>
+        <w:snapToGrid/>
+        <w:spacing w:line="288" w:lineRule="auto"/>
+        <w:textAlignment w:val="auto"/>
+        <w:rPr>
+          <w:rFonts w:hint="eastAsia" w:ascii="宋体" w:hAnsi="宋体" w:eastAsia="宋体" w:cs="宋体"/>
           <w:sz w:val="24"/>
           <w:szCs w:val="24"/>
           <w:lang w:val="en-US" w:eastAsia="zh-CN"/>
@@ -3153,87 +3333,536 @@
           <w:szCs w:val="24"/>
           <w:lang w:val="en-US" w:eastAsia="zh-CN"/>
         </w:rPr>
-        <w:t>广义表：线性表的推广</w:t>
-      </w:r>
-    </w:p>
-    <w:p>
-      <w:pPr>
-        <w:keepNext w:val="0"/>
-        <w:keepLines w:val="0"/>
-        <w:pageBreakBefore w:val="0"/>
-        <w:widowControl w:val="0"/>
-        <w:kinsoku/>
-        <w:wordWrap/>
-        <w:overflowPunct/>
-        <w:topLinePunct w:val="0"/>
-        <w:autoSpaceDE/>
-        <w:autoSpaceDN/>
-        <w:bidi w:val="0"/>
-        <w:adjustRightInd/>
-        <w:snapToGrid/>
-        <w:spacing w:line="288" w:lineRule="auto"/>
-        <w:textAlignment w:val="auto"/>
-        <w:rPr>
-          <w:rFonts w:hint="default" w:ascii="宋体" w:hAnsi="宋体" w:eastAsia="宋体" w:cs="宋体"/>
-          <w:sz w:val="24"/>
-          <w:szCs w:val="24"/>
-          <w:lang w:val="en-US" w:eastAsia="zh-CN"/>
-        </w:rPr>
-      </w:pPr>
-      <w:r>
-        <w:rPr>
-          <w:rFonts w:hint="eastAsia" w:ascii="宋体" w:hAnsi="宋体" w:eastAsia="宋体" w:cs="宋体"/>
-          <w:sz w:val="24"/>
-          <w:szCs w:val="24"/>
-          <w:lang w:val="en-US" w:eastAsia="zh-CN"/>
-        </w:rPr>
-        <w:t>数组：</w:t>
-      </w:r>
-    </w:p>
-    <w:p>
-      <w:pPr>
-        <w:keepNext w:val="0"/>
-        <w:keepLines w:val="0"/>
-        <w:pageBreakBefore w:val="0"/>
-        <w:widowControl w:val="0"/>
-        <w:kinsoku/>
-        <w:wordWrap/>
-        <w:overflowPunct/>
-        <w:topLinePunct w:val="0"/>
-        <w:autoSpaceDE/>
-        <w:autoSpaceDN/>
-        <w:bidi w:val="0"/>
-        <w:adjustRightInd/>
-        <w:snapToGrid/>
-        <w:spacing w:line="288" w:lineRule="auto"/>
-        <w:textAlignment w:val="auto"/>
-        <w:rPr>
-          <w:rFonts w:hint="default" w:ascii="宋体" w:hAnsi="宋体" w:eastAsia="宋体" w:cs="宋体"/>
-          <w:sz w:val="24"/>
-          <w:szCs w:val="24"/>
-          <w:lang w:val="en-US" w:eastAsia="zh-CN"/>
-        </w:rPr>
-      </w:pPr>
-    </w:p>
-    <w:p>
-      <w:pPr>
-        <w:keepNext w:val="0"/>
-        <w:keepLines w:val="0"/>
-        <w:pageBreakBefore w:val="0"/>
-        <w:widowControl w:val="0"/>
-        <w:kinsoku/>
-        <w:wordWrap/>
-        <w:overflowPunct/>
-        <w:topLinePunct w:val="0"/>
-        <w:autoSpaceDE/>
-        <w:autoSpaceDN/>
-        <w:bidi w:val="0"/>
-        <w:adjustRightInd/>
-        <w:snapToGrid/>
-        <w:spacing w:line="288" w:lineRule="auto"/>
-        <w:textAlignment w:val="auto"/>
-        <w:rPr>
-          <w:rFonts w:hint="default" w:ascii="宋体" w:hAnsi="宋体" w:eastAsia="宋体" w:cs="宋体"/>
+        <w:t>空串：长度为0；空格串：是由一个或多个空格组成的串，长度空格的个数；</w:t>
+      </w:r>
+    </w:p>
+    <w:p>
+      <w:pPr>
+        <w:keepNext w:val="0"/>
+        <w:keepLines w:val="0"/>
+        <w:pageBreakBefore w:val="0"/>
+        <w:widowControl w:val="0"/>
+        <w:kinsoku/>
+        <w:wordWrap/>
+        <w:overflowPunct/>
+        <w:topLinePunct w:val="0"/>
+        <w:autoSpaceDE/>
+        <w:autoSpaceDN/>
+        <w:bidi w:val="0"/>
+        <w:adjustRightInd/>
+        <w:snapToGrid/>
+        <w:spacing w:line="288" w:lineRule="auto"/>
+        <w:textAlignment w:val="auto"/>
+        <w:rPr>
+          <w:rFonts w:hint="eastAsia" w:ascii="宋体" w:hAnsi="宋体" w:eastAsia="宋体" w:cs="宋体"/>
+          <w:sz w:val="24"/>
+          <w:szCs w:val="24"/>
+          <w:lang w:val="en-US" w:eastAsia="zh-CN"/>
+        </w:rPr>
+      </w:pPr>
+      <w:r>
+        <w:rPr>
+          <w:rFonts w:hint="eastAsia" w:ascii="宋体" w:hAnsi="宋体" w:eastAsia="宋体" w:cs="宋体"/>
+          <w:sz w:val="24"/>
+          <w:szCs w:val="24"/>
+          <w:lang w:val="en-US" w:eastAsia="zh-CN"/>
+        </w:rPr>
+        <w:t>两个字符串相等的充分必要条件：长度相同且各个对应位置上的字符都相等；</w:t>
+      </w:r>
+    </w:p>
+    <w:p>
+      <w:pPr>
+        <w:keepNext w:val="0"/>
+        <w:keepLines w:val="0"/>
+        <w:pageBreakBefore w:val="0"/>
+        <w:widowControl w:val="0"/>
+        <w:kinsoku/>
+        <w:wordWrap/>
+        <w:overflowPunct/>
+        <w:topLinePunct w:val="0"/>
+        <w:autoSpaceDE/>
+        <w:autoSpaceDN/>
+        <w:bidi w:val="0"/>
+        <w:adjustRightInd/>
+        <w:snapToGrid/>
+        <w:spacing w:line="288" w:lineRule="auto"/>
+        <w:textAlignment w:val="auto"/>
+        <w:rPr>
+          <w:rFonts w:hint="eastAsia" w:ascii="宋体" w:hAnsi="宋体" w:eastAsia="宋体" w:cs="宋体"/>
+          <w:sz w:val="24"/>
+          <w:szCs w:val="24"/>
+          <w:lang w:val="en-US" w:eastAsia="zh-CN"/>
+        </w:rPr>
+      </w:pPr>
+      <w:r>
+        <w:rPr>
+          <w:rFonts w:hint="eastAsia" w:ascii="宋体" w:hAnsi="宋体" w:eastAsia="宋体" w:cs="宋体"/>
+          <w:sz w:val="24"/>
+          <w:szCs w:val="24"/>
+          <w:lang w:val="en-US" w:eastAsia="zh-CN"/>
+        </w:rPr>
+        <w:t>串的基本操作：判空、串的比较、求子串、串的连接。</w:t>
+      </w:r>
+    </w:p>
+    <w:p>
+      <w:pPr>
+        <w:keepNext w:val="0"/>
+        <w:keepLines w:val="0"/>
+        <w:pageBreakBefore w:val="0"/>
+        <w:widowControl w:val="0"/>
+        <w:kinsoku/>
+        <w:wordWrap/>
+        <w:overflowPunct/>
+        <w:topLinePunct w:val="0"/>
+        <w:autoSpaceDE/>
+        <w:autoSpaceDN/>
+        <w:bidi w:val="0"/>
+        <w:adjustRightInd/>
+        <w:snapToGrid/>
+        <w:spacing w:line="288" w:lineRule="auto"/>
+        <w:textAlignment w:val="auto"/>
+        <w:rPr>
+          <w:rFonts w:hint="eastAsia" w:ascii="宋体" w:hAnsi="宋体" w:eastAsia="宋体" w:cs="宋体"/>
+          <w:sz w:val="24"/>
+          <w:szCs w:val="24"/>
+          <w:lang w:val="en-US" w:eastAsia="zh-CN"/>
+        </w:rPr>
+      </w:pPr>
+      <w:r>
+        <w:rPr>
+          <w:rFonts w:hint="eastAsia" w:ascii="宋体" w:hAnsi="宋体" w:eastAsia="宋体" w:cs="宋体"/>
+          <w:sz w:val="24"/>
+          <w:szCs w:val="24"/>
+          <w:lang w:val="en-US" w:eastAsia="zh-CN"/>
+        </w:rPr>
+        <w:t>特殊的是：串的链式存储中，一般采用块链存储的方式存储，该种方法的查找操作需要掌握一定规律。</w:t>
+      </w:r>
+    </w:p>
+    <w:p>
+      <w:pPr>
+        <w:keepNext w:val="0"/>
+        <w:keepLines w:val="0"/>
+        <w:pageBreakBefore w:val="0"/>
+        <w:widowControl w:val="0"/>
+        <w:kinsoku/>
+        <w:wordWrap/>
+        <w:overflowPunct/>
+        <w:topLinePunct w:val="0"/>
+        <w:autoSpaceDE/>
+        <w:autoSpaceDN/>
+        <w:bidi w:val="0"/>
+        <w:adjustRightInd/>
+        <w:snapToGrid/>
+        <w:spacing w:line="288" w:lineRule="auto"/>
+        <w:textAlignment w:val="auto"/>
+        <w:rPr>
+          <w:rFonts w:hint="eastAsia" w:ascii="宋体" w:hAnsi="宋体" w:eastAsia="宋体" w:cs="宋体"/>
+          <w:sz w:val="24"/>
+          <w:szCs w:val="24"/>
+          <w:lang w:val="en-US" w:eastAsia="zh-CN"/>
+        </w:rPr>
+      </w:pPr>
+      <w:r>
+        <w:rPr>
+          <w:rFonts w:hint="eastAsia" w:ascii="宋体" w:hAnsi="宋体" w:eastAsia="宋体" w:cs="宋体"/>
+          <w:sz w:val="24"/>
+          <w:szCs w:val="24"/>
+          <w:lang w:val="en-US" w:eastAsia="zh-CN"/>
+        </w:rPr>
+        <w:t>串的模式匹配：模式匹配BF（暴力算法）和KMP算法（模式串整体移动）。</w:t>
+      </w:r>
+    </w:p>
+    <w:p>
+      <w:pPr>
+        <w:keepNext w:val="0"/>
+        <w:keepLines w:val="0"/>
+        <w:pageBreakBefore w:val="0"/>
+        <w:widowControl w:val="0"/>
+        <w:kinsoku/>
+        <w:wordWrap/>
+        <w:overflowPunct/>
+        <w:topLinePunct w:val="0"/>
+        <w:autoSpaceDE/>
+        <w:autoSpaceDN/>
+        <w:bidi w:val="0"/>
+        <w:adjustRightInd/>
+        <w:snapToGrid/>
+        <w:spacing w:line="288" w:lineRule="auto"/>
+        <w:textAlignment w:val="auto"/>
+        <w:rPr>
+          <w:rFonts w:hint="eastAsia" w:ascii="宋体" w:hAnsi="宋体" w:eastAsia="宋体" w:cs="宋体"/>
+          <w:sz w:val="24"/>
+          <w:szCs w:val="24"/>
+          <w:lang w:val="en-US" w:eastAsia="zh-CN"/>
+        </w:rPr>
+      </w:pPr>
+    </w:p>
+    <w:p>
+      <w:pPr>
+        <w:keepNext w:val="0"/>
+        <w:keepLines w:val="0"/>
+        <w:pageBreakBefore w:val="0"/>
+        <w:widowControl w:val="0"/>
+        <w:kinsoku/>
+        <w:wordWrap/>
+        <w:overflowPunct/>
+        <w:topLinePunct w:val="0"/>
+        <w:autoSpaceDE/>
+        <w:autoSpaceDN/>
+        <w:bidi w:val="0"/>
+        <w:adjustRightInd/>
+        <w:snapToGrid/>
+        <w:spacing w:line="288" w:lineRule="auto"/>
+        <w:textAlignment w:val="auto"/>
+        <w:rPr>
+          <w:rFonts w:hint="eastAsia" w:ascii="宋体" w:hAnsi="宋体" w:eastAsia="宋体" w:cs="宋体"/>
+          <w:sz w:val="24"/>
+          <w:szCs w:val="24"/>
+          <w:lang w:val="en-US" w:eastAsia="zh-CN"/>
+        </w:rPr>
+      </w:pPr>
+      <w:r>
+        <w:rPr>
+          <w:rFonts w:hint="eastAsia" w:ascii="宋体" w:hAnsi="宋体" w:eastAsia="宋体" w:cs="宋体"/>
+          <w:sz w:val="24"/>
+          <w:szCs w:val="24"/>
+          <w:lang w:val="en-US" w:eastAsia="zh-CN"/>
+        </w:rPr>
+        <w:t>5.广义表：线性表的推广，表中的元素即可以是数据元素，也可以是表的线性表，叫做广义表；</w:t>
+      </w:r>
+    </w:p>
+    <w:p>
+      <w:pPr>
+        <w:keepNext w:val="0"/>
+        <w:keepLines w:val="0"/>
+        <w:pageBreakBefore w:val="0"/>
+        <w:widowControl w:val="0"/>
+        <w:kinsoku/>
+        <w:wordWrap/>
+        <w:overflowPunct/>
+        <w:topLinePunct w:val="0"/>
+        <w:autoSpaceDE/>
+        <w:autoSpaceDN/>
+        <w:bidi w:val="0"/>
+        <w:adjustRightInd/>
+        <w:snapToGrid/>
+        <w:spacing w:line="288" w:lineRule="auto"/>
+        <w:textAlignment w:val="auto"/>
+        <w:rPr>
+          <w:rFonts w:hint="eastAsia" w:ascii="宋体" w:hAnsi="宋体" w:eastAsia="宋体" w:cs="宋体"/>
+          <w:sz w:val="24"/>
+          <w:szCs w:val="24"/>
+          <w:lang w:val="en-US" w:eastAsia="zh-CN"/>
+        </w:rPr>
+      </w:pPr>
+      <w:r>
+        <w:rPr>
+          <w:rFonts w:hint="eastAsia" w:ascii="宋体" w:hAnsi="宋体" w:eastAsia="宋体" w:cs="宋体"/>
+          <w:sz w:val="24"/>
+          <w:szCs w:val="24"/>
+          <w:lang w:val="en-US" w:eastAsia="zh-CN"/>
+        </w:rPr>
+        <w:t>广义表的长度是指该表中元素的个数；广义表的深度是指该表所含括号的层数；</w:t>
+      </w:r>
+    </w:p>
+    <w:p>
+      <w:pPr>
+        <w:keepNext w:val="0"/>
+        <w:keepLines w:val="0"/>
+        <w:pageBreakBefore w:val="0"/>
+        <w:widowControl w:val="0"/>
+        <w:kinsoku/>
+        <w:wordWrap/>
+        <w:overflowPunct/>
+        <w:topLinePunct w:val="0"/>
+        <w:autoSpaceDE/>
+        <w:autoSpaceDN/>
+        <w:bidi w:val="0"/>
+        <w:adjustRightInd/>
+        <w:snapToGrid/>
+        <w:spacing w:line="288" w:lineRule="auto"/>
+        <w:textAlignment w:val="auto"/>
+        <w:rPr>
+          <w:rFonts w:hint="eastAsia" w:ascii="宋体" w:hAnsi="宋体" w:eastAsia="宋体" w:cs="宋体"/>
+          <w:sz w:val="24"/>
+          <w:szCs w:val="24"/>
+          <w:lang w:val="en-US" w:eastAsia="zh-CN"/>
+        </w:rPr>
+      </w:pPr>
+      <w:r>
+        <w:rPr>
+          <w:rFonts w:hint="eastAsia" w:ascii="宋体" w:hAnsi="宋体" w:eastAsia="宋体" w:cs="宋体"/>
+          <w:sz w:val="24"/>
+          <w:szCs w:val="24"/>
+          <w:lang w:val="en-US" w:eastAsia="zh-CN"/>
+        </w:rPr>
+        <w:t>当广义表为非空时，称第一个元素为表头，其余元素组成的表为表尾；</w:t>
+      </w:r>
+    </w:p>
+    <w:p>
+      <w:pPr>
+        <w:keepNext w:val="0"/>
+        <w:keepLines w:val="0"/>
+        <w:pageBreakBefore w:val="0"/>
+        <w:widowControl w:val="0"/>
+        <w:kinsoku/>
+        <w:wordWrap/>
+        <w:overflowPunct/>
+        <w:topLinePunct w:val="0"/>
+        <w:autoSpaceDE/>
+        <w:autoSpaceDN/>
+        <w:bidi w:val="0"/>
+        <w:adjustRightInd/>
+        <w:snapToGrid/>
+        <w:spacing w:line="288" w:lineRule="auto"/>
+        <w:textAlignment w:val="auto"/>
+        <w:rPr>
+          <w:rFonts w:hint="eastAsia" w:ascii="宋体" w:hAnsi="宋体" w:eastAsia="宋体" w:cs="宋体"/>
+          <w:sz w:val="24"/>
+          <w:szCs w:val="24"/>
+          <w:lang w:val="en-US" w:eastAsia="zh-CN"/>
+        </w:rPr>
+      </w:pPr>
+      <w:r>
+        <w:rPr>
+          <w:rFonts w:hint="eastAsia" w:ascii="宋体" w:hAnsi="宋体" w:eastAsia="宋体" w:cs="宋体"/>
+          <w:sz w:val="24"/>
+          <w:szCs w:val="24"/>
+          <w:lang w:val="en-US" w:eastAsia="zh-CN"/>
+        </w:rPr>
+        <w:t>如：（a,b,c）,取表头a,取表尾(b,c)</w:t>
+      </w:r>
+    </w:p>
+    <w:p>
+      <w:pPr>
+        <w:keepNext w:val="0"/>
+        <w:keepLines w:val="0"/>
+        <w:pageBreakBefore w:val="0"/>
+        <w:widowControl w:val="0"/>
+        <w:kinsoku/>
+        <w:wordWrap/>
+        <w:overflowPunct/>
+        <w:topLinePunct w:val="0"/>
+        <w:autoSpaceDE/>
+        <w:autoSpaceDN/>
+        <w:bidi w:val="0"/>
+        <w:adjustRightInd/>
+        <w:snapToGrid/>
+        <w:spacing w:line="288" w:lineRule="auto"/>
+        <w:textAlignment w:val="auto"/>
+        <w:rPr>
+          <w:rFonts w:hint="eastAsia" w:ascii="宋体" w:hAnsi="宋体" w:eastAsia="宋体" w:cs="宋体"/>
+          <w:sz w:val="24"/>
+          <w:szCs w:val="24"/>
+          <w:lang w:val="en-US" w:eastAsia="zh-CN"/>
+        </w:rPr>
+      </w:pPr>
+      <w:r>
+        <w:rPr>
+          <w:rFonts w:hint="eastAsia" w:ascii="宋体" w:hAnsi="宋体" w:eastAsia="宋体" w:cs="宋体"/>
+          <w:sz w:val="24"/>
+          <w:szCs w:val="24"/>
+          <w:lang w:val="en-US" w:eastAsia="zh-CN"/>
+        </w:rPr>
+        <w:t>广义表的操作，注意：标识，取表头、取表尾操作，广义表的遍历可用递归解决</w:t>
+      </w:r>
+    </w:p>
+    <w:p>
+      <w:pPr>
+        <w:keepNext w:val="0"/>
+        <w:keepLines w:val="0"/>
+        <w:pageBreakBefore w:val="0"/>
+        <w:widowControl w:val="0"/>
+        <w:kinsoku/>
+        <w:wordWrap/>
+        <w:overflowPunct/>
+        <w:topLinePunct w:val="0"/>
+        <w:autoSpaceDE/>
+        <w:autoSpaceDN/>
+        <w:bidi w:val="0"/>
+        <w:adjustRightInd/>
+        <w:snapToGrid/>
+        <w:spacing w:line="288" w:lineRule="auto"/>
+        <w:textAlignment w:val="auto"/>
+        <w:rPr>
+          <w:rFonts w:hint="eastAsia" w:ascii="宋体" w:hAnsi="宋体" w:eastAsia="宋体" w:cs="宋体"/>
+          <w:sz w:val="24"/>
+          <w:szCs w:val="24"/>
+          <w:lang w:val="en-US" w:eastAsia="zh-CN"/>
+        </w:rPr>
+      </w:pPr>
+    </w:p>
+    <w:p>
+      <w:pPr>
+        <w:keepNext w:val="0"/>
+        <w:keepLines w:val="0"/>
+        <w:pageBreakBefore w:val="0"/>
+        <w:widowControl w:val="0"/>
+        <w:kinsoku/>
+        <w:wordWrap/>
+        <w:overflowPunct/>
+        <w:topLinePunct w:val="0"/>
+        <w:autoSpaceDE/>
+        <w:autoSpaceDN/>
+        <w:bidi w:val="0"/>
+        <w:adjustRightInd/>
+        <w:snapToGrid/>
+        <w:spacing w:line="288" w:lineRule="auto"/>
+        <w:textAlignment w:val="auto"/>
+        <w:rPr>
+          <w:rFonts w:hint="eastAsia" w:ascii="宋体" w:hAnsi="宋体" w:eastAsia="宋体" w:cs="宋体"/>
+          <w:sz w:val="24"/>
+          <w:szCs w:val="24"/>
+          <w:lang w:val="en-US" w:eastAsia="zh-CN"/>
+        </w:rPr>
+      </w:pPr>
+      <w:r>
+        <w:rPr>
+          <w:rFonts w:hint="eastAsia" w:ascii="宋体" w:hAnsi="宋体" w:eastAsia="宋体" w:cs="宋体"/>
+          <w:sz w:val="24"/>
+          <w:szCs w:val="24"/>
+          <w:lang w:val="en-US" w:eastAsia="zh-CN"/>
+        </w:rPr>
+        <w:t>6.数组：</w:t>
+      </w:r>
+    </w:p>
+    <w:p>
+      <w:pPr>
+        <w:keepNext w:val="0"/>
+        <w:keepLines w:val="0"/>
+        <w:pageBreakBefore w:val="0"/>
+        <w:widowControl w:val="0"/>
+        <w:kinsoku/>
+        <w:wordWrap/>
+        <w:overflowPunct/>
+        <w:topLinePunct w:val="0"/>
+        <w:autoSpaceDE/>
+        <w:autoSpaceDN/>
+        <w:bidi w:val="0"/>
+        <w:adjustRightInd/>
+        <w:snapToGrid/>
+        <w:spacing w:line="288" w:lineRule="auto"/>
+        <w:textAlignment w:val="auto"/>
+        <w:rPr>
+          <w:rFonts w:hint="eastAsia" w:ascii="宋体" w:hAnsi="宋体" w:eastAsia="宋体" w:cs="宋体"/>
+          <w:sz w:val="24"/>
+          <w:szCs w:val="24"/>
+          <w:lang w:val="en-US" w:eastAsia="zh-CN"/>
+        </w:rPr>
+      </w:pPr>
+      <w:r>
+        <w:rPr>
+          <w:rFonts w:hint="eastAsia" w:ascii="宋体" w:hAnsi="宋体" w:eastAsia="宋体" w:cs="宋体"/>
+          <w:sz w:val="24"/>
+          <w:szCs w:val="24"/>
+          <w:lang w:val="en-US" w:eastAsia="zh-CN"/>
+        </w:rPr>
+        <w:t>一维数组是线性结构；</w:t>
+      </w:r>
+    </w:p>
+    <w:p>
+      <w:pPr>
+        <w:keepNext w:val="0"/>
+        <w:keepLines w:val="0"/>
+        <w:pageBreakBefore w:val="0"/>
+        <w:widowControl w:val="0"/>
+        <w:kinsoku/>
+        <w:wordWrap/>
+        <w:overflowPunct/>
+        <w:topLinePunct w:val="0"/>
+        <w:autoSpaceDE/>
+        <w:autoSpaceDN/>
+        <w:bidi w:val="0"/>
+        <w:adjustRightInd/>
+        <w:snapToGrid/>
+        <w:spacing w:line="288" w:lineRule="auto"/>
+        <w:textAlignment w:val="auto"/>
+        <w:rPr>
+          <w:rFonts w:hint="eastAsia" w:ascii="宋体" w:hAnsi="宋体" w:eastAsia="宋体" w:cs="宋体"/>
+          <w:sz w:val="24"/>
+          <w:szCs w:val="24"/>
+          <w:lang w:val="en-US" w:eastAsia="zh-CN"/>
+        </w:rPr>
+      </w:pPr>
+      <w:r>
+        <w:rPr>
+          <w:rFonts w:hint="eastAsia" w:ascii="宋体" w:hAnsi="宋体" w:eastAsia="宋体" w:cs="宋体"/>
+          <w:sz w:val="24"/>
+          <w:szCs w:val="24"/>
+          <w:lang w:val="en-US" w:eastAsia="zh-CN"/>
+        </w:rPr>
+        <w:t>二维数组的排列、以行存储和以列存储的方式；</w:t>
+      </w:r>
+    </w:p>
+    <w:p>
+      <w:pPr>
+        <w:keepNext w:val="0"/>
+        <w:keepLines w:val="0"/>
+        <w:pageBreakBefore w:val="0"/>
+        <w:widowControl w:val="0"/>
+        <w:kinsoku/>
+        <w:wordWrap/>
+        <w:overflowPunct/>
+        <w:topLinePunct w:val="0"/>
+        <w:autoSpaceDE/>
+        <w:autoSpaceDN/>
+        <w:bidi w:val="0"/>
+        <w:adjustRightInd/>
+        <w:snapToGrid/>
+        <w:spacing w:line="288" w:lineRule="auto"/>
+        <w:textAlignment w:val="auto"/>
+        <w:rPr>
+          <w:rFonts w:hint="eastAsia" w:ascii="宋体" w:hAnsi="宋体" w:eastAsia="宋体" w:cs="宋体"/>
+          <w:sz w:val="24"/>
+          <w:szCs w:val="24"/>
+          <w:lang w:val="en-US" w:eastAsia="zh-CN"/>
+        </w:rPr>
+      </w:pPr>
+    </w:p>
+    <w:p>
+      <w:pPr>
+        <w:keepNext w:val="0"/>
+        <w:keepLines w:val="0"/>
+        <w:pageBreakBefore w:val="0"/>
+        <w:widowControl w:val="0"/>
+        <w:kinsoku/>
+        <w:wordWrap/>
+        <w:overflowPunct/>
+        <w:topLinePunct w:val="0"/>
+        <w:autoSpaceDE/>
+        <w:autoSpaceDN/>
+        <w:bidi w:val="0"/>
+        <w:adjustRightInd/>
+        <w:snapToGrid/>
+        <w:spacing w:line="288" w:lineRule="auto"/>
+        <w:textAlignment w:val="auto"/>
+        <w:rPr>
+          <w:rFonts w:hint="eastAsia" w:ascii="宋体" w:hAnsi="宋体" w:eastAsia="宋体" w:cs="宋体"/>
+          <w:sz w:val="24"/>
+          <w:szCs w:val="24"/>
+          <w:lang w:val="en-US" w:eastAsia="zh-CN"/>
+        </w:rPr>
+      </w:pPr>
+    </w:p>
+    <w:p>
+      <w:pPr>
+        <w:keepNext w:val="0"/>
+        <w:keepLines w:val="0"/>
+        <w:pageBreakBefore w:val="0"/>
+        <w:widowControl w:val="0"/>
+        <w:kinsoku/>
+        <w:wordWrap/>
+        <w:overflowPunct/>
+        <w:topLinePunct w:val="0"/>
+        <w:autoSpaceDE/>
+        <w:autoSpaceDN/>
+        <w:bidi w:val="0"/>
+        <w:adjustRightInd/>
+        <w:snapToGrid/>
+        <w:spacing w:line="288" w:lineRule="auto"/>
+        <w:textAlignment w:val="auto"/>
+        <w:rPr>
+          <w:rFonts w:hint="eastAsia" w:ascii="宋体" w:hAnsi="宋体" w:eastAsia="宋体" w:cs="宋体"/>
           <w:sz w:val="24"/>
           <w:szCs w:val="24"/>
           <w:lang w:val="en-US" w:eastAsia="zh-CN"/>
@@ -3280,362 +3909,2778 @@
           <w:szCs w:val="24"/>
           <w:lang w:val="en-US" w:eastAsia="zh-CN"/>
         </w:rPr>
-        <w:t>1.树：</w:t>
-      </w:r>
-    </w:p>
-    <w:p>
-      <w:pPr>
-        <w:keepNext w:val="0"/>
-        <w:keepLines w:val="0"/>
-        <w:pageBreakBefore w:val="0"/>
-        <w:widowControl w:val="0"/>
-        <w:kinsoku/>
-        <w:wordWrap/>
-        <w:overflowPunct/>
-        <w:topLinePunct w:val="0"/>
-        <w:autoSpaceDE/>
-        <w:autoSpaceDN/>
-        <w:bidi w:val="0"/>
-        <w:adjustRightInd/>
-        <w:snapToGrid/>
-        <w:spacing w:line="288" w:lineRule="auto"/>
-        <w:textAlignment w:val="auto"/>
-        <w:rPr>
-          <w:rFonts w:hint="default" w:ascii="宋体" w:hAnsi="宋体" w:eastAsia="宋体" w:cs="宋体"/>
-          <w:sz w:val="24"/>
-          <w:szCs w:val="24"/>
-          <w:lang w:val="en-US" w:eastAsia="zh-CN"/>
-        </w:rPr>
-      </w:pPr>
-      <w:r>
-        <w:rPr>
-          <w:rFonts w:hint="eastAsia" w:ascii="宋体" w:hAnsi="宋体" w:eastAsia="宋体" w:cs="宋体"/>
-          <w:sz w:val="24"/>
-          <w:szCs w:val="24"/>
-          <w:lang w:val="en-US" w:eastAsia="zh-CN"/>
-        </w:rPr>
-        <w:t>2.图：</w:t>
-      </w:r>
-    </w:p>
-    <w:p>
-      <w:pPr>
-        <w:keepNext w:val="0"/>
-        <w:keepLines w:val="0"/>
-        <w:pageBreakBefore w:val="0"/>
-        <w:widowControl w:val="0"/>
-        <w:kinsoku/>
-        <w:wordWrap/>
-        <w:overflowPunct/>
-        <w:topLinePunct w:val="0"/>
-        <w:autoSpaceDE/>
-        <w:autoSpaceDN/>
-        <w:bidi w:val="0"/>
-        <w:adjustRightInd/>
-        <w:snapToGrid/>
-        <w:spacing w:line="288" w:lineRule="auto"/>
-        <w:textAlignment w:val="auto"/>
-        <w:rPr>
-          <w:rFonts w:hint="default" w:ascii="宋体" w:hAnsi="宋体" w:eastAsia="宋体" w:cs="宋体"/>
-          <w:sz w:val="24"/>
-          <w:szCs w:val="24"/>
-          <w:lang w:val="en-US" w:eastAsia="zh-CN"/>
-        </w:rPr>
-      </w:pPr>
-    </w:p>
-    <w:p>
-      <w:pPr>
-        <w:keepNext w:val="0"/>
-        <w:keepLines w:val="0"/>
-        <w:pageBreakBefore w:val="0"/>
-        <w:widowControl w:val="0"/>
-        <w:kinsoku/>
-        <w:wordWrap/>
-        <w:overflowPunct/>
-        <w:topLinePunct w:val="0"/>
-        <w:autoSpaceDE/>
-        <w:autoSpaceDN/>
-        <w:bidi w:val="0"/>
-        <w:adjustRightInd/>
-        <w:snapToGrid/>
-        <w:spacing w:line="288" w:lineRule="auto"/>
-        <w:textAlignment w:val="auto"/>
-        <w:rPr>
-          <w:rFonts w:hint="default" w:ascii="宋体" w:hAnsi="宋体" w:eastAsia="宋体" w:cs="宋体"/>
-          <w:sz w:val="24"/>
-          <w:szCs w:val="24"/>
-          <w:lang w:val="en-US" w:eastAsia="zh-CN"/>
-        </w:rPr>
-      </w:pPr>
-    </w:p>
-    <w:p>
-      <w:pPr>
-        <w:keepNext w:val="0"/>
-        <w:keepLines w:val="0"/>
-        <w:pageBreakBefore w:val="0"/>
-        <w:widowControl w:val="0"/>
-        <w:kinsoku/>
-        <w:wordWrap/>
-        <w:overflowPunct/>
-        <w:topLinePunct w:val="0"/>
-        <w:autoSpaceDE/>
-        <w:autoSpaceDN/>
-        <w:bidi w:val="0"/>
-        <w:adjustRightInd/>
-        <w:snapToGrid/>
-        <w:spacing w:line="288" w:lineRule="auto"/>
-        <w:textAlignment w:val="auto"/>
-        <w:rPr>
-          <w:rFonts w:hint="default" w:ascii="宋体" w:hAnsi="宋体" w:eastAsia="宋体" w:cs="宋体"/>
-          <w:sz w:val="24"/>
-          <w:szCs w:val="24"/>
-          <w:lang w:val="en-US" w:eastAsia="zh-CN"/>
-        </w:rPr>
-      </w:pPr>
-    </w:p>
-    <w:p>
-      <w:pPr>
-        <w:keepNext w:val="0"/>
-        <w:keepLines w:val="0"/>
-        <w:pageBreakBefore w:val="0"/>
-        <w:widowControl w:val="0"/>
-        <w:kinsoku/>
-        <w:wordWrap/>
-        <w:overflowPunct/>
-        <w:topLinePunct w:val="0"/>
-        <w:autoSpaceDE/>
-        <w:autoSpaceDN/>
-        <w:bidi w:val="0"/>
-        <w:adjustRightInd/>
-        <w:snapToGrid/>
-        <w:spacing w:line="288" w:lineRule="auto"/>
-        <w:textAlignment w:val="auto"/>
-        <w:rPr>
-          <w:rFonts w:hint="eastAsia" w:ascii="宋体" w:hAnsi="宋体" w:eastAsia="宋体" w:cs="宋体"/>
-          <w:sz w:val="24"/>
-          <w:szCs w:val="24"/>
-          <w:lang w:val="en-US" w:eastAsia="zh-CN"/>
-        </w:rPr>
-      </w:pPr>
-      <w:r>
-        <w:rPr>
-          <w:rFonts w:hint="eastAsia" w:ascii="宋体" w:hAnsi="宋体" w:eastAsia="宋体" w:cs="宋体"/>
-          <w:sz w:val="24"/>
-          <w:szCs w:val="24"/>
-          <w:lang w:val="en-US" w:eastAsia="zh-CN"/>
-        </w:rPr>
-        <w:t>1.首先我会想队列、栈若以链式存储结构的定义、操作，并能画出结点本身的数据域、指针域内容和结点之间的联系；熟悉以链式存储结构表示的队列和栈的插入和删除的位置，理解首尾结点的差异和有关单链表中指针指向的方向的影响；</w:t>
-      </w:r>
-    </w:p>
-    <w:p>
-      <w:pPr>
-        <w:keepNext w:val="0"/>
-        <w:keepLines w:val="0"/>
-        <w:pageBreakBefore w:val="0"/>
-        <w:widowControl w:val="0"/>
-        <w:kinsoku/>
-        <w:wordWrap/>
-        <w:overflowPunct/>
-        <w:topLinePunct w:val="0"/>
-        <w:autoSpaceDE/>
-        <w:autoSpaceDN/>
-        <w:bidi w:val="0"/>
-        <w:adjustRightInd/>
-        <w:snapToGrid/>
-        <w:spacing w:line="288" w:lineRule="auto"/>
-        <w:textAlignment w:val="auto"/>
-        <w:rPr>
-          <w:rFonts w:hint="eastAsia" w:ascii="宋体" w:hAnsi="宋体" w:eastAsia="宋体" w:cs="宋体"/>
-          <w:sz w:val="24"/>
-          <w:szCs w:val="24"/>
-          <w:lang w:val="en-US" w:eastAsia="zh-CN"/>
-        </w:rPr>
-      </w:pPr>
-      <w:r>
-        <w:rPr>
-          <w:rFonts w:hint="eastAsia" w:ascii="宋体" w:hAnsi="宋体" w:eastAsia="宋体" w:cs="宋体"/>
-          <w:sz w:val="24"/>
-          <w:szCs w:val="24"/>
-          <w:lang w:val="en-US" w:eastAsia="zh-CN"/>
-        </w:rPr>
-        <w:t>2.然后我会想到广义表，有关广义表、子表、深度、长度概念，并知道取队首和取队尾如何操作的；</w:t>
-      </w:r>
-    </w:p>
-    <w:p>
-      <w:pPr>
-        <w:keepNext w:val="0"/>
-        <w:keepLines w:val="0"/>
-        <w:pageBreakBefore w:val="0"/>
-        <w:widowControl w:val="0"/>
-        <w:kinsoku/>
-        <w:wordWrap/>
-        <w:overflowPunct/>
-        <w:topLinePunct w:val="0"/>
-        <w:autoSpaceDE/>
-        <w:autoSpaceDN/>
-        <w:bidi w:val="0"/>
-        <w:adjustRightInd/>
-        <w:snapToGrid/>
-        <w:spacing w:line="288" w:lineRule="auto"/>
-        <w:textAlignment w:val="auto"/>
-        <w:rPr>
-          <w:rFonts w:hint="eastAsia" w:ascii="宋体" w:hAnsi="宋体" w:eastAsia="宋体" w:cs="宋体"/>
-          <w:sz w:val="24"/>
-          <w:szCs w:val="24"/>
-          <w:lang w:val="en-US" w:eastAsia="zh-CN"/>
-        </w:rPr>
-      </w:pPr>
-      <w:r>
-        <w:rPr>
-          <w:rFonts w:hint="eastAsia" w:ascii="宋体" w:hAnsi="宋体" w:eastAsia="宋体" w:cs="宋体"/>
-          <w:sz w:val="24"/>
-          <w:szCs w:val="24"/>
-          <w:lang w:val="en-US" w:eastAsia="zh-CN"/>
-        </w:rPr>
-        <w:t>3.有关树，要了解树的度、结点的度、叶子结点和结点与结点之间各种关系等概念；以及二叉树的多个性质，如能够推算二叉树结点个数、层数、不同度的结点的关系等性质；掌握前中后遍历顺序，了解线索二叉树等概念；</w:t>
-      </w:r>
-    </w:p>
-    <w:p>
-      <w:pPr>
-        <w:keepNext w:val="0"/>
-        <w:keepLines w:val="0"/>
-        <w:pageBreakBefore w:val="0"/>
-        <w:widowControl w:val="0"/>
-        <w:kinsoku/>
-        <w:wordWrap/>
-        <w:overflowPunct/>
-        <w:topLinePunct w:val="0"/>
-        <w:autoSpaceDE/>
-        <w:autoSpaceDN/>
-        <w:bidi w:val="0"/>
-        <w:adjustRightInd/>
-        <w:snapToGrid/>
-        <w:spacing w:line="288" w:lineRule="auto"/>
-        <w:textAlignment w:val="auto"/>
-        <w:rPr>
-          <w:rFonts w:hint="eastAsia" w:ascii="宋体" w:hAnsi="宋体" w:eastAsia="宋体" w:cs="宋体"/>
-          <w:sz w:val="24"/>
-          <w:szCs w:val="24"/>
-          <w:lang w:val="en-US" w:eastAsia="zh-CN"/>
-        </w:rPr>
-      </w:pPr>
-      <w:r>
-        <w:rPr>
-          <w:rFonts w:hint="eastAsia" w:ascii="宋体" w:hAnsi="宋体" w:eastAsia="宋体" w:cs="宋体"/>
-          <w:sz w:val="24"/>
-          <w:szCs w:val="24"/>
-          <w:lang w:val="en-US" w:eastAsia="zh-CN"/>
-        </w:rPr>
-        <w:t>4.有关图，要了解图的基本概念，如有向图和无向图、连通图、度等相关概念；熟悉图邻接矩阵和邻接表两种存储结点关系的方式；熟悉图的两种遍历方式，深度优先、广度优先；</w:t>
-      </w:r>
-    </w:p>
-    <w:p>
-      <w:pPr>
-        <w:keepNext w:val="0"/>
-        <w:keepLines w:val="0"/>
-        <w:pageBreakBefore w:val="0"/>
-        <w:widowControl w:val="0"/>
-        <w:kinsoku/>
-        <w:wordWrap/>
-        <w:overflowPunct/>
-        <w:topLinePunct w:val="0"/>
-        <w:autoSpaceDE/>
-        <w:autoSpaceDN/>
-        <w:bidi w:val="0"/>
-        <w:adjustRightInd/>
-        <w:snapToGrid/>
-        <w:spacing w:line="288" w:lineRule="auto"/>
-        <w:textAlignment w:val="auto"/>
-        <w:rPr>
-          <w:rFonts w:hint="eastAsia" w:ascii="宋体" w:hAnsi="宋体" w:eastAsia="宋体" w:cs="宋体"/>
-          <w:sz w:val="24"/>
-          <w:szCs w:val="24"/>
-          <w:lang w:val="en-US" w:eastAsia="zh-CN"/>
-        </w:rPr>
-      </w:pPr>
-    </w:p>
-    <w:p>
-      <w:pPr>
-        <w:keepNext w:val="0"/>
-        <w:keepLines w:val="0"/>
-        <w:pageBreakBefore w:val="0"/>
-        <w:widowControl w:val="0"/>
-        <w:kinsoku/>
-        <w:wordWrap/>
-        <w:overflowPunct/>
-        <w:topLinePunct w:val="0"/>
-        <w:autoSpaceDE/>
-        <w:autoSpaceDN/>
-        <w:bidi w:val="0"/>
-        <w:adjustRightInd/>
-        <w:snapToGrid/>
-        <w:spacing w:line="288" w:lineRule="auto"/>
-        <w:textAlignment w:val="auto"/>
-        <w:rPr>
-          <w:rFonts w:hint="eastAsia" w:ascii="宋体" w:hAnsi="宋体" w:eastAsia="宋体" w:cs="宋体"/>
-          <w:sz w:val="24"/>
-          <w:szCs w:val="24"/>
-          <w:lang w:val="en-US" w:eastAsia="zh-CN"/>
-        </w:rPr>
-      </w:pPr>
-    </w:p>
-    <w:p>
-      <w:pPr>
-        <w:keepNext w:val="0"/>
-        <w:keepLines w:val="0"/>
-        <w:pageBreakBefore w:val="0"/>
-        <w:widowControl w:val="0"/>
-        <w:kinsoku/>
-        <w:wordWrap/>
-        <w:overflowPunct/>
-        <w:topLinePunct w:val="0"/>
-        <w:autoSpaceDE/>
-        <w:autoSpaceDN/>
-        <w:bidi w:val="0"/>
-        <w:adjustRightInd/>
-        <w:snapToGrid/>
-        <w:spacing w:line="288" w:lineRule="auto"/>
-        <w:textAlignment w:val="auto"/>
-        <w:rPr>
-          <w:rFonts w:hint="eastAsia" w:ascii="宋体" w:hAnsi="宋体" w:eastAsia="宋体" w:cs="宋体"/>
-          <w:sz w:val="24"/>
-          <w:szCs w:val="24"/>
-          <w:lang w:val="en-US" w:eastAsia="zh-CN"/>
-        </w:rPr>
-      </w:pPr>
-    </w:p>
-    <w:p>
-      <w:pPr>
-        <w:keepNext w:val="0"/>
-        <w:keepLines w:val="0"/>
-        <w:pageBreakBefore w:val="0"/>
-        <w:widowControl w:val="0"/>
-        <w:kinsoku/>
-        <w:wordWrap/>
-        <w:overflowPunct/>
-        <w:topLinePunct w:val="0"/>
-        <w:autoSpaceDE/>
-        <w:autoSpaceDN/>
-        <w:bidi w:val="0"/>
-        <w:adjustRightInd/>
-        <w:snapToGrid/>
-        <w:spacing w:line="288" w:lineRule="auto"/>
-        <w:textAlignment w:val="auto"/>
-        <w:rPr>
-          <w:rFonts w:hint="eastAsia" w:ascii="宋体" w:hAnsi="宋体" w:eastAsia="宋体" w:cs="宋体"/>
-          <w:sz w:val="24"/>
-          <w:szCs w:val="24"/>
-          <w:lang w:val="en-US" w:eastAsia="zh-CN"/>
-        </w:rPr>
-      </w:pPr>
-      <w:r>
-        <w:rPr>
-          <w:rFonts w:hint="eastAsia" w:ascii="宋体" w:hAnsi="宋体" w:eastAsia="宋体" w:cs="宋体"/>
-          <w:sz w:val="24"/>
-          <w:szCs w:val="24"/>
-          <w:lang w:val="en-US" w:eastAsia="zh-CN"/>
-        </w:rPr>
-        <w:br w:type="page"/>
-      </w:r>
+        <w:t>1树：</w:t>
+      </w:r>
+    </w:p>
+    <w:p>
+      <w:pPr>
+        <w:keepNext w:val="0"/>
+        <w:keepLines w:val="0"/>
+        <w:pageBreakBefore w:val="0"/>
+        <w:widowControl w:val="0"/>
+        <w:kinsoku/>
+        <w:wordWrap/>
+        <w:overflowPunct/>
+        <w:topLinePunct w:val="0"/>
+        <w:autoSpaceDE/>
+        <w:autoSpaceDN/>
+        <w:bidi w:val="0"/>
+        <w:adjustRightInd/>
+        <w:snapToGrid/>
+        <w:spacing w:line="288" w:lineRule="auto"/>
+        <w:textAlignment w:val="auto"/>
+        <w:rPr>
+          <w:rFonts w:hint="eastAsia" w:ascii="宋体" w:hAnsi="宋体" w:eastAsia="宋体" w:cs="宋体"/>
+          <w:sz w:val="24"/>
+          <w:szCs w:val="24"/>
+          <w:lang w:val="en-US" w:eastAsia="zh-CN"/>
+        </w:rPr>
+      </w:pPr>
+      <w:r>
+        <w:rPr>
+          <w:rFonts w:hint="eastAsia" w:ascii="宋体" w:hAnsi="宋体" w:eastAsia="宋体" w:cs="宋体"/>
+          <w:sz w:val="24"/>
+          <w:szCs w:val="24"/>
+          <w:lang w:val="en-US" w:eastAsia="zh-CN"/>
+        </w:rPr>
+        <w:t>1.树和二叉树的概念：</w:t>
+      </w:r>
+    </w:p>
+    <w:p>
+      <w:pPr>
+        <w:keepNext w:val="0"/>
+        <w:keepLines w:val="0"/>
+        <w:pageBreakBefore w:val="0"/>
+        <w:widowControl w:val="0"/>
+        <w:kinsoku/>
+        <w:wordWrap/>
+        <w:overflowPunct/>
+        <w:topLinePunct w:val="0"/>
+        <w:autoSpaceDE/>
+        <w:autoSpaceDN/>
+        <w:bidi w:val="0"/>
+        <w:adjustRightInd/>
+        <w:snapToGrid/>
+        <w:spacing w:line="288" w:lineRule="auto"/>
+        <w:textAlignment w:val="auto"/>
+        <w:rPr>
+          <w:rFonts w:hint="eastAsia" w:ascii="宋体" w:hAnsi="宋体" w:eastAsia="宋体" w:cs="宋体"/>
+          <w:sz w:val="24"/>
+          <w:szCs w:val="24"/>
+          <w:lang w:val="en-US" w:eastAsia="zh-CN"/>
+        </w:rPr>
+      </w:pPr>
+      <w:r>
+        <w:rPr>
+          <w:rFonts w:hint="eastAsia" w:ascii="宋体" w:hAnsi="宋体" w:eastAsia="宋体" w:cs="宋体"/>
+          <w:sz w:val="24"/>
+          <w:szCs w:val="24"/>
+          <w:lang w:val="en-US" w:eastAsia="zh-CN"/>
+        </w:rPr>
+        <w:t>树是n(n&gt;=0)个有限数据元素的集合，n=0时为空树；n&gt;0时为非空树；</w:t>
+      </w:r>
+    </w:p>
+    <w:p>
+      <w:pPr>
+        <w:keepNext w:val="0"/>
+        <w:keepLines w:val="0"/>
+        <w:pageBreakBefore w:val="0"/>
+        <w:widowControl w:val="0"/>
+        <w:kinsoku/>
+        <w:wordWrap/>
+        <w:overflowPunct/>
+        <w:topLinePunct w:val="0"/>
+        <w:autoSpaceDE/>
+        <w:autoSpaceDN/>
+        <w:bidi w:val="0"/>
+        <w:adjustRightInd/>
+        <w:snapToGrid/>
+        <w:spacing w:line="288" w:lineRule="auto"/>
+        <w:textAlignment w:val="auto"/>
+        <w:rPr>
+          <w:rFonts w:hint="eastAsia" w:ascii="宋体" w:hAnsi="宋体" w:eastAsia="宋体" w:cs="宋体"/>
+          <w:sz w:val="24"/>
+          <w:szCs w:val="24"/>
+          <w:lang w:val="en-US" w:eastAsia="zh-CN"/>
+        </w:rPr>
+      </w:pPr>
+      <w:r>
+        <w:rPr>
+          <w:rFonts w:hint="eastAsia" w:ascii="宋体" w:hAnsi="宋体" w:eastAsia="宋体" w:cs="宋体"/>
+          <w:sz w:val="24"/>
+          <w:szCs w:val="24"/>
+          <w:lang w:val="en-US" w:eastAsia="zh-CN"/>
+        </w:rPr>
+        <w:t>n=1时，有且仅有一个元素，称为树的根结点；n&gt;1时，除根结点之外，其余结点被分为若干互不相交的子集，每个子集又是一个数，称为子树；</w:t>
+      </w:r>
+    </w:p>
+    <w:p>
+      <w:pPr>
+        <w:keepNext w:val="0"/>
+        <w:keepLines w:val="0"/>
+        <w:pageBreakBefore w:val="0"/>
+        <w:widowControl w:val="0"/>
+        <w:kinsoku/>
+        <w:wordWrap/>
+        <w:overflowPunct/>
+        <w:topLinePunct w:val="0"/>
+        <w:autoSpaceDE/>
+        <w:autoSpaceDN/>
+        <w:bidi w:val="0"/>
+        <w:adjustRightInd/>
+        <w:snapToGrid/>
+        <w:spacing w:line="288" w:lineRule="auto"/>
+        <w:textAlignment w:val="auto"/>
+        <w:rPr>
+          <w:rFonts w:hint="eastAsia" w:ascii="宋体" w:hAnsi="宋体" w:eastAsia="宋体" w:cs="宋体"/>
+          <w:sz w:val="24"/>
+          <w:szCs w:val="24"/>
+          <w:lang w:val="en-US" w:eastAsia="zh-CN"/>
+        </w:rPr>
+      </w:pPr>
+      <w:r>
+        <w:rPr>
+          <w:rFonts w:hint="eastAsia" w:ascii="宋体" w:hAnsi="宋体" w:eastAsia="宋体" w:cs="宋体"/>
+          <w:sz w:val="24"/>
+          <w:szCs w:val="24"/>
+          <w:lang w:val="en-US" w:eastAsia="zh-CN"/>
+        </w:rPr>
+        <w:t>树的表示法：树形表示法、文氏表示法（集合以及集合的包含关系）、凹入表示法（使用线段的伸缩来描述树结构）、括号表示法（将树的根结点写在括号的左边，其余结点写在括号中并用逗号间隔来描述）</w:t>
+      </w:r>
+    </w:p>
+    <w:p>
+      <w:pPr>
+        <w:keepNext w:val="0"/>
+        <w:keepLines w:val="0"/>
+        <w:pageBreakBefore w:val="0"/>
+        <w:widowControl w:val="0"/>
+        <w:kinsoku/>
+        <w:wordWrap/>
+        <w:overflowPunct/>
+        <w:topLinePunct w:val="0"/>
+        <w:autoSpaceDE/>
+        <w:autoSpaceDN/>
+        <w:bidi w:val="0"/>
+        <w:adjustRightInd/>
+        <w:snapToGrid/>
+        <w:spacing w:line="288" w:lineRule="auto"/>
+        <w:textAlignment w:val="auto"/>
+        <w:rPr>
+          <w:rFonts w:hint="eastAsia" w:ascii="宋体" w:hAnsi="宋体" w:eastAsia="宋体" w:cs="宋体"/>
+          <w:sz w:val="24"/>
+          <w:szCs w:val="24"/>
+          <w:lang w:val="en-US" w:eastAsia="zh-CN"/>
+        </w:rPr>
+      </w:pPr>
+      <w:r>
+        <w:rPr>
+          <w:rFonts w:hint="eastAsia" w:ascii="宋体" w:hAnsi="宋体" w:eastAsia="宋体" w:cs="宋体"/>
+          <w:sz w:val="24"/>
+          <w:szCs w:val="24"/>
+          <w:lang w:val="en-US" w:eastAsia="zh-CN"/>
+        </w:rPr>
+        <w:t>二叉树：</w:t>
+      </w:r>
+    </w:p>
+    <w:p>
+      <w:pPr>
+        <w:keepNext w:val="0"/>
+        <w:keepLines w:val="0"/>
+        <w:pageBreakBefore w:val="0"/>
+        <w:widowControl w:val="0"/>
+        <w:kinsoku/>
+        <w:wordWrap/>
+        <w:overflowPunct/>
+        <w:topLinePunct w:val="0"/>
+        <w:autoSpaceDE/>
+        <w:autoSpaceDN/>
+        <w:bidi w:val="0"/>
+        <w:adjustRightInd/>
+        <w:snapToGrid/>
+        <w:spacing w:line="288" w:lineRule="auto"/>
+        <w:textAlignment w:val="auto"/>
+        <w:rPr>
+          <w:rFonts w:hint="eastAsia" w:ascii="宋体" w:hAnsi="宋体" w:eastAsia="宋体" w:cs="宋体"/>
+          <w:sz w:val="24"/>
+          <w:szCs w:val="24"/>
+          <w:lang w:val="en-US" w:eastAsia="zh-CN"/>
+        </w:rPr>
+      </w:pPr>
+      <w:r>
+        <w:rPr>
+          <w:rFonts w:hint="eastAsia" w:ascii="宋体" w:hAnsi="宋体" w:eastAsia="宋体" w:cs="宋体"/>
+          <w:sz w:val="24"/>
+          <w:szCs w:val="24"/>
+          <w:lang w:val="en-US" w:eastAsia="zh-CN"/>
+        </w:rPr>
+        <w:t>二叉树是n(n&gt;=0)个有限数据元素的集合；当n=0时，成为空二叉树；当n&gt;0时，由根及左、右子树组成；左子树和右子树都是二叉树。</w:t>
+      </w:r>
+    </w:p>
+    <w:p>
+      <w:pPr>
+        <w:keepNext w:val="0"/>
+        <w:keepLines w:val="0"/>
+        <w:pageBreakBefore w:val="0"/>
+        <w:widowControl w:val="0"/>
+        <w:kinsoku/>
+        <w:wordWrap/>
+        <w:overflowPunct/>
+        <w:topLinePunct w:val="0"/>
+        <w:autoSpaceDE/>
+        <w:autoSpaceDN/>
+        <w:bidi w:val="0"/>
+        <w:adjustRightInd/>
+        <w:snapToGrid/>
+        <w:spacing w:line="288" w:lineRule="auto"/>
+        <w:textAlignment w:val="auto"/>
+        <w:rPr>
+          <w:rFonts w:hint="eastAsia" w:ascii="宋体" w:hAnsi="宋体" w:eastAsia="宋体" w:cs="宋体"/>
+          <w:sz w:val="24"/>
+          <w:szCs w:val="24"/>
+          <w:lang w:val="en-US" w:eastAsia="zh-CN"/>
+        </w:rPr>
+      </w:pPr>
+    </w:p>
+    <w:p>
+      <w:pPr>
+        <w:keepNext w:val="0"/>
+        <w:keepLines w:val="0"/>
+        <w:pageBreakBefore w:val="0"/>
+        <w:widowControl w:val="0"/>
+        <w:kinsoku/>
+        <w:wordWrap/>
+        <w:overflowPunct/>
+        <w:topLinePunct w:val="0"/>
+        <w:autoSpaceDE/>
+        <w:autoSpaceDN/>
+        <w:bidi w:val="0"/>
+        <w:adjustRightInd/>
+        <w:snapToGrid/>
+        <w:spacing w:line="288" w:lineRule="auto"/>
+        <w:textAlignment w:val="auto"/>
+        <w:rPr>
+          <w:rFonts w:hint="eastAsia" w:ascii="宋体" w:hAnsi="宋体" w:eastAsia="宋体" w:cs="宋体"/>
+          <w:sz w:val="24"/>
+          <w:szCs w:val="24"/>
+          <w:lang w:val="en-US" w:eastAsia="zh-CN"/>
+        </w:rPr>
+      </w:pPr>
+    </w:p>
+    <w:p>
+      <w:pPr>
+        <w:keepNext w:val="0"/>
+        <w:keepLines w:val="0"/>
+        <w:pageBreakBefore w:val="0"/>
+        <w:widowControl w:val="0"/>
+        <w:kinsoku/>
+        <w:wordWrap/>
+        <w:overflowPunct/>
+        <w:topLinePunct w:val="0"/>
+        <w:autoSpaceDE/>
+        <w:autoSpaceDN/>
+        <w:bidi w:val="0"/>
+        <w:adjustRightInd/>
+        <w:snapToGrid/>
+        <w:spacing w:line="288" w:lineRule="auto"/>
+        <w:textAlignment w:val="auto"/>
+        <w:rPr>
+          <w:rFonts w:hint="eastAsia" w:ascii="宋体" w:hAnsi="宋体" w:eastAsia="宋体" w:cs="宋体"/>
+          <w:sz w:val="24"/>
+          <w:szCs w:val="24"/>
+          <w:lang w:val="en-US" w:eastAsia="zh-CN"/>
+        </w:rPr>
+      </w:pPr>
+      <w:r>
+        <w:rPr>
+          <w:rFonts w:hint="eastAsia" w:ascii="宋体" w:hAnsi="宋体" w:eastAsia="宋体" w:cs="宋体"/>
+          <w:sz w:val="24"/>
+          <w:szCs w:val="24"/>
+          <w:lang w:val="en-US" w:eastAsia="zh-CN"/>
+        </w:rPr>
+        <w:t>2.树的特点：</w:t>
+      </w:r>
+    </w:p>
+    <w:p>
+      <w:pPr>
+        <w:keepNext w:val="0"/>
+        <w:keepLines w:val="0"/>
+        <w:pageBreakBefore w:val="0"/>
+        <w:widowControl w:val="0"/>
+        <w:kinsoku/>
+        <w:wordWrap/>
+        <w:overflowPunct/>
+        <w:topLinePunct w:val="0"/>
+        <w:autoSpaceDE/>
+        <w:autoSpaceDN/>
+        <w:bidi w:val="0"/>
+        <w:adjustRightInd/>
+        <w:snapToGrid/>
+        <w:spacing w:line="288" w:lineRule="auto"/>
+        <w:textAlignment w:val="auto"/>
+        <w:rPr>
+          <w:rFonts w:hint="eastAsia" w:ascii="宋体" w:hAnsi="宋体" w:eastAsia="宋体" w:cs="宋体"/>
+          <w:sz w:val="24"/>
+          <w:szCs w:val="24"/>
+          <w:lang w:val="en-US" w:eastAsia="zh-CN"/>
+        </w:rPr>
+      </w:pPr>
+      <w:r>
+        <w:rPr>
+          <w:rFonts w:hint="eastAsia" w:ascii="宋体" w:hAnsi="宋体" w:eastAsia="宋体" w:cs="宋体"/>
+          <w:sz w:val="24"/>
+          <w:szCs w:val="24"/>
+          <w:lang w:val="en-US" w:eastAsia="zh-CN"/>
+        </w:rPr>
+        <w:t>根节点没有前驱结点、其余结点有且仅有一个前驱结点、所有结点可有零个或多个后继结点</w:t>
+      </w:r>
+    </w:p>
+    <w:p>
+      <w:pPr>
+        <w:keepNext w:val="0"/>
+        <w:keepLines w:val="0"/>
+        <w:pageBreakBefore w:val="0"/>
+        <w:widowControl w:val="0"/>
+        <w:kinsoku/>
+        <w:wordWrap/>
+        <w:overflowPunct/>
+        <w:topLinePunct w:val="0"/>
+        <w:autoSpaceDE/>
+        <w:autoSpaceDN/>
+        <w:bidi w:val="0"/>
+        <w:adjustRightInd/>
+        <w:snapToGrid/>
+        <w:spacing w:line="288" w:lineRule="auto"/>
+        <w:textAlignment w:val="auto"/>
+        <w:rPr>
+          <w:rFonts w:hint="eastAsia" w:ascii="宋体" w:hAnsi="宋体" w:eastAsia="宋体" w:cs="宋体"/>
+          <w:sz w:val="24"/>
+          <w:szCs w:val="24"/>
+          <w:lang w:val="en-US" w:eastAsia="zh-CN"/>
+        </w:rPr>
+      </w:pPr>
+      <w:r>
+        <w:rPr>
+          <w:rFonts w:hint="eastAsia" w:ascii="宋体" w:hAnsi="宋体" w:eastAsia="宋体" w:cs="宋体"/>
+          <w:sz w:val="24"/>
+          <w:szCs w:val="24"/>
+          <w:lang w:val="en-US" w:eastAsia="zh-CN"/>
+        </w:rPr>
+        <w:t>3.树和二叉树的相关术语：</w:t>
+      </w:r>
+    </w:p>
+    <w:p>
+      <w:pPr>
+        <w:keepNext w:val="0"/>
+        <w:keepLines w:val="0"/>
+        <w:pageBreakBefore w:val="0"/>
+        <w:widowControl w:val="0"/>
+        <w:kinsoku/>
+        <w:wordWrap/>
+        <w:overflowPunct/>
+        <w:topLinePunct w:val="0"/>
+        <w:autoSpaceDE/>
+        <w:autoSpaceDN/>
+        <w:bidi w:val="0"/>
+        <w:adjustRightInd/>
+        <w:snapToGrid/>
+        <w:spacing w:line="288" w:lineRule="auto"/>
+        <w:textAlignment w:val="auto"/>
+        <w:rPr>
+          <w:rFonts w:hint="eastAsia" w:ascii="宋体" w:hAnsi="宋体" w:eastAsia="宋体" w:cs="宋体"/>
+          <w:sz w:val="24"/>
+          <w:szCs w:val="24"/>
+          <w:lang w:val="en-US" w:eastAsia="zh-CN"/>
+        </w:rPr>
+      </w:pPr>
+      <w:r>
+        <w:rPr>
+          <w:rFonts w:hint="eastAsia" w:ascii="宋体" w:hAnsi="宋体" w:eastAsia="宋体" w:cs="宋体"/>
+          <w:sz w:val="24"/>
+          <w:szCs w:val="24"/>
+          <w:lang w:val="en-US" w:eastAsia="zh-CN"/>
+        </w:rPr>
+        <w:t>结点的度：结点拥有的子树数量；树的度：树中结点的度的最大值</w:t>
+      </w:r>
+    </w:p>
+    <w:p>
+      <w:pPr>
+        <w:keepNext w:val="0"/>
+        <w:keepLines w:val="0"/>
+        <w:pageBreakBefore w:val="0"/>
+        <w:widowControl w:val="0"/>
+        <w:kinsoku/>
+        <w:wordWrap/>
+        <w:overflowPunct/>
+        <w:topLinePunct w:val="0"/>
+        <w:autoSpaceDE/>
+        <w:autoSpaceDN/>
+        <w:bidi w:val="0"/>
+        <w:adjustRightInd/>
+        <w:snapToGrid/>
+        <w:spacing w:line="288" w:lineRule="auto"/>
+        <w:textAlignment w:val="auto"/>
+        <w:rPr>
+          <w:rFonts w:hint="eastAsia" w:ascii="宋体" w:hAnsi="宋体" w:eastAsia="宋体" w:cs="宋体"/>
+          <w:sz w:val="24"/>
+          <w:szCs w:val="24"/>
+          <w:lang w:val="en-US" w:eastAsia="zh-CN"/>
+        </w:rPr>
+      </w:pPr>
+      <w:r>
+        <w:rPr>
+          <w:rFonts w:hint="eastAsia" w:ascii="宋体" w:hAnsi="宋体" w:eastAsia="宋体" w:cs="宋体"/>
+          <w:sz w:val="24"/>
+          <w:szCs w:val="24"/>
+          <w:lang w:val="en-US" w:eastAsia="zh-CN"/>
+        </w:rPr>
+        <w:t>叶结点：度为0的结点；分支结点：度不为0的结点</w:t>
+      </w:r>
+    </w:p>
+    <w:p>
+      <w:pPr>
+        <w:keepNext w:val="0"/>
+        <w:keepLines w:val="0"/>
+        <w:pageBreakBefore w:val="0"/>
+        <w:widowControl w:val="0"/>
+        <w:kinsoku/>
+        <w:wordWrap/>
+        <w:overflowPunct/>
+        <w:topLinePunct w:val="0"/>
+        <w:autoSpaceDE/>
+        <w:autoSpaceDN/>
+        <w:bidi w:val="0"/>
+        <w:adjustRightInd/>
+        <w:snapToGrid/>
+        <w:spacing w:line="288" w:lineRule="auto"/>
+        <w:textAlignment w:val="auto"/>
+        <w:rPr>
+          <w:rFonts w:hint="eastAsia" w:ascii="宋体" w:hAnsi="宋体" w:eastAsia="宋体" w:cs="宋体"/>
+          <w:sz w:val="24"/>
+          <w:szCs w:val="24"/>
+          <w:lang w:val="en-US" w:eastAsia="zh-CN"/>
+        </w:rPr>
+      </w:pPr>
+      <w:r>
+        <w:rPr>
+          <w:rFonts w:hint="eastAsia" w:ascii="宋体" w:hAnsi="宋体" w:eastAsia="宋体" w:cs="宋体"/>
+          <w:sz w:val="24"/>
+          <w:szCs w:val="24"/>
+          <w:lang w:val="en-US" w:eastAsia="zh-CN"/>
+        </w:rPr>
+        <w:t>内部结点：除根结点外的分支结点；孩子结点和父结点：树中某结点的子树的根称为该结点的孩子结点；该结点则称为孩子结点的父节点；堂兄弟结点：父节点互为兄弟结点的结点；路径：若树中存在某一个结点序列n1,n2,n3……nk,若n1是ni+1的父节点，则把n1,n2,n3……nk称为n1到nk的路径；</w:t>
+      </w:r>
+    </w:p>
+    <w:p>
+      <w:pPr>
+        <w:keepNext w:val="0"/>
+        <w:keepLines w:val="0"/>
+        <w:pageBreakBefore w:val="0"/>
+        <w:widowControl w:val="0"/>
+        <w:kinsoku/>
+        <w:wordWrap/>
+        <w:overflowPunct/>
+        <w:topLinePunct w:val="0"/>
+        <w:autoSpaceDE/>
+        <w:autoSpaceDN/>
+        <w:bidi w:val="0"/>
+        <w:adjustRightInd/>
+        <w:snapToGrid/>
+        <w:spacing w:line="288" w:lineRule="auto"/>
+        <w:textAlignment w:val="auto"/>
+        <w:rPr>
+          <w:rFonts w:hint="eastAsia" w:ascii="宋体" w:hAnsi="宋体" w:eastAsia="宋体" w:cs="宋体"/>
+          <w:sz w:val="24"/>
+          <w:szCs w:val="24"/>
+          <w:lang w:val="en-US" w:eastAsia="zh-CN"/>
+        </w:rPr>
+      </w:pPr>
+      <w:r>
+        <w:rPr>
+          <w:rFonts w:hint="eastAsia" w:ascii="宋体" w:hAnsi="宋体" w:eastAsia="宋体" w:cs="宋体"/>
+          <w:sz w:val="24"/>
+          <w:szCs w:val="24"/>
+          <w:lang w:val="en-US" w:eastAsia="zh-CN"/>
+        </w:rPr>
+        <w:t>路径长度：路径所经历的边的数目</w:t>
+      </w:r>
+    </w:p>
+    <w:p>
+      <w:pPr>
+        <w:keepNext w:val="0"/>
+        <w:keepLines w:val="0"/>
+        <w:pageBreakBefore w:val="0"/>
+        <w:widowControl w:val="0"/>
+        <w:kinsoku/>
+        <w:wordWrap/>
+        <w:overflowPunct/>
+        <w:topLinePunct w:val="0"/>
+        <w:autoSpaceDE/>
+        <w:autoSpaceDN/>
+        <w:bidi w:val="0"/>
+        <w:adjustRightInd/>
+        <w:snapToGrid/>
+        <w:spacing w:line="288" w:lineRule="auto"/>
+        <w:textAlignment w:val="auto"/>
+        <w:rPr>
+          <w:rFonts w:hint="eastAsia" w:ascii="宋体" w:hAnsi="宋体" w:eastAsia="宋体" w:cs="宋体"/>
+          <w:sz w:val="24"/>
+          <w:szCs w:val="24"/>
+          <w:lang w:val="en-US" w:eastAsia="zh-CN"/>
+        </w:rPr>
+      </w:pPr>
+      <w:r>
+        <w:rPr>
+          <w:rFonts w:hint="eastAsia" w:ascii="宋体" w:hAnsi="宋体" w:eastAsia="宋体" w:cs="宋体"/>
+          <w:sz w:val="24"/>
+          <w:szCs w:val="24"/>
+          <w:lang w:val="en-US" w:eastAsia="zh-CN"/>
+        </w:rPr>
+        <w:t>结点的层次（深度）：从根节点到该结点的路径长度；</w:t>
+      </w:r>
+    </w:p>
+    <w:p>
+      <w:pPr>
+        <w:keepNext w:val="0"/>
+        <w:keepLines w:val="0"/>
+        <w:pageBreakBefore w:val="0"/>
+        <w:widowControl w:val="0"/>
+        <w:kinsoku/>
+        <w:wordWrap/>
+        <w:overflowPunct/>
+        <w:topLinePunct w:val="0"/>
+        <w:autoSpaceDE/>
+        <w:autoSpaceDN/>
+        <w:bidi w:val="0"/>
+        <w:adjustRightInd/>
+        <w:snapToGrid/>
+        <w:spacing w:line="288" w:lineRule="auto"/>
+        <w:textAlignment w:val="auto"/>
+        <w:rPr>
+          <w:rFonts w:hint="eastAsia" w:ascii="宋体" w:hAnsi="宋体" w:eastAsia="宋体" w:cs="宋体"/>
+          <w:sz w:val="24"/>
+          <w:szCs w:val="24"/>
+          <w:lang w:val="en-US" w:eastAsia="zh-CN"/>
+        </w:rPr>
+      </w:pPr>
+      <w:r>
+        <w:rPr>
+          <w:rFonts w:hint="eastAsia" w:ascii="宋体" w:hAnsi="宋体" w:eastAsia="宋体" w:cs="宋体"/>
+          <w:sz w:val="24"/>
+          <w:szCs w:val="24"/>
+          <w:lang w:val="en-US" w:eastAsia="zh-CN"/>
+        </w:rPr>
+        <w:t>树的深度：树中所有结点的层次的最大值；</w:t>
+      </w:r>
+    </w:p>
+    <w:p>
+      <w:pPr>
+        <w:keepNext w:val="0"/>
+        <w:keepLines w:val="0"/>
+        <w:pageBreakBefore w:val="0"/>
+        <w:widowControl w:val="0"/>
+        <w:kinsoku/>
+        <w:wordWrap/>
+        <w:overflowPunct/>
+        <w:topLinePunct w:val="0"/>
+        <w:autoSpaceDE/>
+        <w:autoSpaceDN/>
+        <w:bidi w:val="0"/>
+        <w:adjustRightInd/>
+        <w:snapToGrid/>
+        <w:spacing w:line="288" w:lineRule="auto"/>
+        <w:textAlignment w:val="auto"/>
+        <w:rPr>
+          <w:rFonts w:hint="eastAsia" w:ascii="宋体" w:hAnsi="宋体" w:eastAsia="宋体" w:cs="宋体"/>
+          <w:sz w:val="24"/>
+          <w:szCs w:val="24"/>
+          <w:lang w:val="en-US" w:eastAsia="zh-CN"/>
+        </w:rPr>
+      </w:pPr>
+      <w:r>
+        <w:rPr>
+          <w:rFonts w:hint="eastAsia" w:ascii="宋体" w:hAnsi="宋体" w:eastAsia="宋体" w:cs="宋体"/>
+          <w:sz w:val="24"/>
+          <w:szCs w:val="24"/>
+          <w:lang w:val="en-US" w:eastAsia="zh-CN"/>
+        </w:rPr>
+        <w:t>祖先：从根节点到该结点的路径上的所有结点（不包括自身）</w:t>
+      </w:r>
+    </w:p>
+    <w:p>
+      <w:pPr>
+        <w:keepNext w:val="0"/>
+        <w:keepLines w:val="0"/>
+        <w:pageBreakBefore w:val="0"/>
+        <w:widowControl w:val="0"/>
+        <w:kinsoku/>
+        <w:wordWrap/>
+        <w:overflowPunct/>
+        <w:topLinePunct w:val="0"/>
+        <w:autoSpaceDE/>
+        <w:autoSpaceDN/>
+        <w:bidi w:val="0"/>
+        <w:adjustRightInd/>
+        <w:snapToGrid/>
+        <w:spacing w:line="288" w:lineRule="auto"/>
+        <w:textAlignment w:val="auto"/>
+        <w:rPr>
+          <w:rFonts w:hint="eastAsia" w:ascii="宋体" w:hAnsi="宋体" w:eastAsia="宋体" w:cs="宋体"/>
+          <w:sz w:val="24"/>
+          <w:szCs w:val="24"/>
+          <w:lang w:val="en-US" w:eastAsia="zh-CN"/>
+        </w:rPr>
+      </w:pPr>
+      <w:r>
+        <w:rPr>
+          <w:rFonts w:hint="eastAsia" w:ascii="宋体" w:hAnsi="宋体" w:eastAsia="宋体" w:cs="宋体"/>
+          <w:sz w:val="24"/>
+          <w:szCs w:val="24"/>
+          <w:lang w:val="en-US" w:eastAsia="zh-CN"/>
+        </w:rPr>
+        <w:t>有序树：树中结点的各子树从左到右是有次序的</w:t>
+      </w:r>
+    </w:p>
+    <w:p>
+      <w:pPr>
+        <w:keepNext w:val="0"/>
+        <w:keepLines w:val="0"/>
+        <w:pageBreakBefore w:val="0"/>
+        <w:widowControl w:val="0"/>
+        <w:kinsoku/>
+        <w:wordWrap/>
+        <w:overflowPunct/>
+        <w:topLinePunct w:val="0"/>
+        <w:autoSpaceDE/>
+        <w:autoSpaceDN/>
+        <w:bidi w:val="0"/>
+        <w:adjustRightInd/>
+        <w:snapToGrid/>
+        <w:spacing w:line="288" w:lineRule="auto"/>
+        <w:textAlignment w:val="auto"/>
+        <w:rPr>
+          <w:rFonts w:hint="eastAsia" w:ascii="宋体" w:hAnsi="宋体" w:eastAsia="宋体" w:cs="宋体"/>
+          <w:sz w:val="24"/>
+          <w:szCs w:val="24"/>
+          <w:lang w:val="en-US" w:eastAsia="zh-CN"/>
+        </w:rPr>
+      </w:pPr>
+      <w:r>
+        <w:rPr>
+          <w:rFonts w:hint="eastAsia" w:ascii="宋体" w:hAnsi="宋体" w:eastAsia="宋体" w:cs="宋体"/>
+          <w:sz w:val="24"/>
+          <w:szCs w:val="24"/>
+          <w:lang w:val="en-US" w:eastAsia="zh-CN"/>
+        </w:rPr>
+        <w:t>满二叉树：是所有分支结点都存在左子树和右子树，且所有叶结点都在同一层上的二叉树；满二叉树不存在度为1的结点；每一层的结点树都达到了最大值。</w:t>
+      </w:r>
+    </w:p>
+    <w:p>
+      <w:pPr>
+        <w:keepNext w:val="0"/>
+        <w:keepLines w:val="0"/>
+        <w:pageBreakBefore w:val="0"/>
+        <w:widowControl w:val="0"/>
+        <w:kinsoku/>
+        <w:wordWrap/>
+        <w:overflowPunct/>
+        <w:topLinePunct w:val="0"/>
+        <w:autoSpaceDE/>
+        <w:autoSpaceDN/>
+        <w:bidi w:val="0"/>
+        <w:adjustRightInd/>
+        <w:snapToGrid/>
+        <w:spacing w:line="288" w:lineRule="auto"/>
+        <w:textAlignment w:val="auto"/>
+        <w:rPr>
+          <w:rFonts w:hint="eastAsia" w:ascii="宋体" w:hAnsi="宋体" w:eastAsia="宋体" w:cs="宋体"/>
+          <w:sz w:val="24"/>
+          <w:szCs w:val="24"/>
+          <w:lang w:val="en-US" w:eastAsia="zh-CN"/>
+        </w:rPr>
+      </w:pPr>
+      <w:r>
+        <w:rPr>
+          <w:rFonts w:hint="eastAsia" w:ascii="宋体" w:hAnsi="宋体" w:eastAsia="宋体" w:cs="宋体"/>
+          <w:sz w:val="24"/>
+          <w:szCs w:val="24"/>
+          <w:lang w:val="en-US" w:eastAsia="zh-CN"/>
+        </w:rPr>
+        <w:t>完全二叉树：如果一颗二叉树只有最底层结点数可能未达到最大，且最底层结点集中在该层的左端；在满二叉树的最低层从右边开始连续删去若干结点后得到的二叉树是一颗完全二叉树；若某个结点没有左孩子，则该结点必是叶节点；</w:t>
+      </w:r>
+    </w:p>
+    <w:p>
+      <w:pPr>
+        <w:keepNext w:val="0"/>
+        <w:keepLines w:val="0"/>
+        <w:pageBreakBefore w:val="0"/>
+        <w:widowControl w:val="0"/>
+        <w:kinsoku/>
+        <w:wordWrap/>
+        <w:overflowPunct/>
+        <w:topLinePunct w:val="0"/>
+        <w:autoSpaceDE/>
+        <w:autoSpaceDN/>
+        <w:bidi w:val="0"/>
+        <w:adjustRightInd/>
+        <w:snapToGrid/>
+        <w:spacing w:line="288" w:lineRule="auto"/>
+        <w:textAlignment w:val="auto"/>
+        <w:rPr>
+          <w:rFonts w:hint="eastAsia" w:ascii="宋体" w:hAnsi="宋体" w:eastAsia="宋体" w:cs="宋体"/>
+          <w:sz w:val="24"/>
+          <w:szCs w:val="24"/>
+          <w:lang w:val="en-US" w:eastAsia="zh-CN"/>
+        </w:rPr>
+      </w:pPr>
+      <w:r>
+        <w:rPr>
+          <w:rFonts w:hint="eastAsia" w:ascii="宋体" w:hAnsi="宋体" w:eastAsia="宋体" w:cs="宋体"/>
+          <w:sz w:val="24"/>
+          <w:szCs w:val="24"/>
+          <w:lang w:val="en-US" w:eastAsia="zh-CN"/>
+        </w:rPr>
+        <w:t>4.二叉树的性质：</w:t>
+      </w:r>
+    </w:p>
+    <w:p>
+      <w:pPr>
+        <w:keepNext w:val="0"/>
+        <w:keepLines w:val="0"/>
+        <w:pageBreakBefore w:val="0"/>
+        <w:widowControl w:val="0"/>
+        <w:kinsoku/>
+        <w:wordWrap/>
+        <w:overflowPunct/>
+        <w:topLinePunct w:val="0"/>
+        <w:autoSpaceDE/>
+        <w:autoSpaceDN/>
+        <w:bidi w:val="0"/>
+        <w:adjustRightInd/>
+        <w:snapToGrid/>
+        <w:spacing w:line="288" w:lineRule="auto"/>
+        <w:textAlignment w:val="auto"/>
+        <w:rPr>
+          <w:rFonts w:hint="eastAsia" w:ascii="宋体" w:hAnsi="宋体" w:eastAsia="宋体" w:cs="宋体"/>
+          <w:sz w:val="24"/>
+          <w:szCs w:val="24"/>
+          <w:vertAlign w:val="baseline"/>
+          <w:lang w:val="en-US" w:eastAsia="zh-CN"/>
+        </w:rPr>
+      </w:pPr>
+      <w:r>
+        <w:rPr>
+          <w:rFonts w:hint="eastAsia" w:ascii="宋体" w:hAnsi="宋体" w:eastAsia="宋体" w:cs="宋体"/>
+          <w:sz w:val="24"/>
+          <w:szCs w:val="24"/>
+          <w:lang w:val="en-US" w:eastAsia="zh-CN"/>
+        </w:rPr>
+        <w:t>二叉树的第i层上最多有2</w:t>
+      </w:r>
+      <w:r>
+        <w:rPr>
+          <w:rFonts w:hint="eastAsia" w:ascii="宋体" w:hAnsi="宋体" w:eastAsia="宋体" w:cs="宋体"/>
+          <w:sz w:val="24"/>
+          <w:szCs w:val="24"/>
+          <w:vertAlign w:val="superscript"/>
+          <w:lang w:val="en-US" w:eastAsia="zh-CN"/>
+        </w:rPr>
+        <w:t xml:space="preserve">i   </w:t>
+      </w:r>
+      <w:r>
+        <w:rPr>
+          <w:rFonts w:hint="eastAsia" w:ascii="宋体" w:hAnsi="宋体" w:eastAsia="宋体" w:cs="宋体"/>
+          <w:sz w:val="24"/>
+          <w:szCs w:val="24"/>
+          <w:vertAlign w:val="baseline"/>
+          <w:lang w:val="en-US" w:eastAsia="zh-CN"/>
+        </w:rPr>
+        <w:t>个结点</w:t>
+      </w:r>
+    </w:p>
+    <w:p>
+      <w:pPr>
+        <w:keepNext w:val="0"/>
+        <w:keepLines w:val="0"/>
+        <w:pageBreakBefore w:val="0"/>
+        <w:widowControl w:val="0"/>
+        <w:kinsoku/>
+        <w:wordWrap/>
+        <w:overflowPunct/>
+        <w:topLinePunct w:val="0"/>
+        <w:autoSpaceDE/>
+        <w:autoSpaceDN/>
+        <w:bidi w:val="0"/>
+        <w:adjustRightInd/>
+        <w:snapToGrid/>
+        <w:spacing w:line="288" w:lineRule="auto"/>
+        <w:textAlignment w:val="auto"/>
+        <w:rPr>
+          <w:rFonts w:hint="eastAsia" w:ascii="宋体" w:hAnsi="宋体" w:eastAsia="宋体" w:cs="宋体"/>
+          <w:sz w:val="24"/>
+          <w:szCs w:val="24"/>
+          <w:vertAlign w:val="baseline"/>
+          <w:lang w:val="en-US" w:eastAsia="zh-CN"/>
+        </w:rPr>
+      </w:pPr>
+      <w:r>
+        <w:rPr>
+          <w:rFonts w:hint="eastAsia" w:ascii="宋体" w:hAnsi="宋体" w:eastAsia="宋体" w:cs="宋体"/>
+          <w:sz w:val="24"/>
+          <w:szCs w:val="24"/>
+          <w:vertAlign w:val="baseline"/>
+          <w:lang w:val="en-US" w:eastAsia="zh-CN"/>
+        </w:rPr>
+        <w:t>深度为k(k&gt;0)的二叉树最多有2</w:t>
+      </w:r>
+      <w:r>
+        <w:rPr>
+          <w:rFonts w:hint="eastAsia" w:ascii="宋体" w:hAnsi="宋体" w:eastAsia="宋体" w:cs="宋体"/>
+          <w:sz w:val="24"/>
+          <w:szCs w:val="24"/>
+          <w:vertAlign w:val="superscript"/>
+          <w:lang w:val="en-US" w:eastAsia="zh-CN"/>
+        </w:rPr>
+        <w:t>k+1</w:t>
+      </w:r>
+      <w:r>
+        <w:rPr>
+          <w:rFonts w:hint="eastAsia" w:ascii="宋体" w:hAnsi="宋体" w:eastAsia="宋体" w:cs="宋体"/>
+          <w:sz w:val="24"/>
+          <w:szCs w:val="24"/>
+          <w:vertAlign w:val="baseline"/>
+          <w:lang w:val="en-US" w:eastAsia="zh-CN"/>
+        </w:rPr>
+        <w:t xml:space="preserve"> -1个结点</w:t>
+      </w:r>
+    </w:p>
+    <w:p>
+      <w:pPr>
+        <w:keepNext w:val="0"/>
+        <w:keepLines w:val="0"/>
+        <w:pageBreakBefore w:val="0"/>
+        <w:widowControl w:val="0"/>
+        <w:kinsoku/>
+        <w:wordWrap/>
+        <w:overflowPunct/>
+        <w:topLinePunct w:val="0"/>
+        <w:autoSpaceDE/>
+        <w:autoSpaceDN/>
+        <w:bidi w:val="0"/>
+        <w:adjustRightInd/>
+        <w:snapToGrid/>
+        <w:spacing w:line="288" w:lineRule="auto"/>
+        <w:textAlignment w:val="auto"/>
+        <w:rPr>
+          <w:rFonts w:hint="eastAsia" w:ascii="宋体" w:hAnsi="宋体" w:eastAsia="宋体" w:cs="宋体"/>
+          <w:sz w:val="24"/>
+          <w:szCs w:val="24"/>
+          <w:vertAlign w:val="baseline"/>
+          <w:lang w:val="en-US" w:eastAsia="zh-CN"/>
+        </w:rPr>
+      </w:pPr>
+      <w:r>
+        <w:rPr>
+          <w:rFonts w:hint="eastAsia" w:ascii="宋体" w:hAnsi="宋体" w:eastAsia="宋体" w:cs="宋体"/>
+          <w:sz w:val="24"/>
+          <w:szCs w:val="24"/>
+          <w:vertAlign w:val="baseline"/>
+          <w:lang w:val="en-US" w:eastAsia="zh-CN"/>
+        </w:rPr>
+        <w:t>任意一颗二叉树中，若度为0的结点数为n</w:t>
+      </w:r>
+      <w:r>
+        <w:rPr>
+          <w:rFonts w:hint="eastAsia" w:ascii="宋体" w:hAnsi="宋体" w:eastAsia="宋体" w:cs="宋体"/>
+          <w:sz w:val="24"/>
+          <w:szCs w:val="24"/>
+          <w:vertAlign w:val="subscript"/>
+          <w:lang w:val="en-US" w:eastAsia="zh-CN"/>
+        </w:rPr>
+        <w:t>0</w:t>
+      </w:r>
+      <w:r>
+        <w:rPr>
+          <w:rFonts w:hint="eastAsia" w:ascii="宋体" w:hAnsi="宋体" w:eastAsia="宋体" w:cs="宋体"/>
+          <w:sz w:val="24"/>
+          <w:szCs w:val="24"/>
+          <w:vertAlign w:val="baseline"/>
+          <w:lang w:val="en-US" w:eastAsia="zh-CN"/>
+        </w:rPr>
+        <w:t>,度为2的结点数为n</w:t>
+      </w:r>
+      <w:r>
+        <w:rPr>
+          <w:rFonts w:hint="eastAsia" w:ascii="宋体" w:hAnsi="宋体" w:eastAsia="宋体" w:cs="宋体"/>
+          <w:sz w:val="24"/>
+          <w:szCs w:val="24"/>
+          <w:vertAlign w:val="subscript"/>
+          <w:lang w:val="en-US" w:eastAsia="zh-CN"/>
+        </w:rPr>
+        <w:t>2</w:t>
+      </w:r>
+      <w:r>
+        <w:rPr>
+          <w:rFonts w:hint="eastAsia" w:ascii="宋体" w:hAnsi="宋体" w:eastAsia="宋体" w:cs="宋体"/>
+          <w:sz w:val="24"/>
+          <w:szCs w:val="24"/>
+          <w:vertAlign w:val="baseline"/>
+          <w:lang w:val="en-US" w:eastAsia="zh-CN"/>
+        </w:rPr>
+        <w:t>，则n</w:t>
+      </w:r>
+      <w:r>
+        <w:rPr>
+          <w:rFonts w:hint="eastAsia" w:ascii="宋体" w:hAnsi="宋体" w:eastAsia="宋体" w:cs="宋体"/>
+          <w:sz w:val="24"/>
+          <w:szCs w:val="24"/>
+          <w:vertAlign w:val="subscript"/>
+          <w:lang w:val="en-US" w:eastAsia="zh-CN"/>
+        </w:rPr>
+        <w:t>0</w:t>
+      </w:r>
+      <w:r>
+        <w:rPr>
+          <w:rFonts w:hint="eastAsia" w:ascii="宋体" w:hAnsi="宋体" w:eastAsia="宋体" w:cs="宋体"/>
+          <w:sz w:val="24"/>
+          <w:szCs w:val="24"/>
+          <w:vertAlign w:val="baseline"/>
+          <w:lang w:val="en-US" w:eastAsia="zh-CN"/>
+        </w:rPr>
+        <w:t>=n</w:t>
+      </w:r>
+      <w:r>
+        <w:rPr>
+          <w:rFonts w:hint="eastAsia" w:ascii="宋体" w:hAnsi="宋体" w:eastAsia="宋体" w:cs="宋体"/>
+          <w:sz w:val="24"/>
+          <w:szCs w:val="24"/>
+          <w:vertAlign w:val="subscript"/>
+          <w:lang w:val="en-US" w:eastAsia="zh-CN"/>
+        </w:rPr>
+        <w:t>2</w:t>
+      </w:r>
+      <w:r>
+        <w:rPr>
+          <w:rFonts w:hint="eastAsia" w:ascii="宋体" w:hAnsi="宋体" w:eastAsia="宋体" w:cs="宋体"/>
+          <w:sz w:val="24"/>
+          <w:szCs w:val="24"/>
+          <w:vertAlign w:val="baseline"/>
+          <w:lang w:val="en-US" w:eastAsia="zh-CN"/>
+        </w:rPr>
+        <w:t>+1.（推导: ）</w:t>
+      </w:r>
+    </w:p>
+    <w:p>
+      <w:pPr>
+        <w:keepNext w:val="0"/>
+        <w:keepLines w:val="0"/>
+        <w:pageBreakBefore w:val="0"/>
+        <w:widowControl w:val="0"/>
+        <w:kinsoku/>
+        <w:wordWrap/>
+        <w:overflowPunct/>
+        <w:topLinePunct w:val="0"/>
+        <w:autoSpaceDE/>
+        <w:autoSpaceDN/>
+        <w:bidi w:val="0"/>
+        <w:adjustRightInd/>
+        <w:snapToGrid/>
+        <w:spacing w:line="288" w:lineRule="auto"/>
+        <w:textAlignment w:val="auto"/>
+        <w:rPr>
+          <w:rFonts w:hint="eastAsia" w:ascii="宋体" w:hAnsi="宋体" w:eastAsia="宋体" w:cs="宋体"/>
+          <w:sz w:val="24"/>
+          <w:szCs w:val="24"/>
+          <w:vertAlign w:val="baseline"/>
+          <w:lang w:val="en-US" w:eastAsia="zh-CN"/>
+        </w:rPr>
+      </w:pPr>
+      <w:r>
+        <w:rPr>
+          <w:rFonts w:hint="eastAsia" w:ascii="宋体" w:hAnsi="宋体" w:eastAsia="宋体" w:cs="宋体"/>
+          <w:sz w:val="24"/>
+          <w:szCs w:val="24"/>
+          <w:vertAlign w:val="baseline"/>
+          <w:lang w:val="en-US" w:eastAsia="zh-CN"/>
+        </w:rPr>
+        <w:t>具有n个结点的完全二叉树的深度为[log</w:t>
+      </w:r>
+      <w:r>
+        <w:rPr>
+          <w:rFonts w:hint="eastAsia" w:ascii="宋体" w:hAnsi="宋体" w:eastAsia="宋体" w:cs="宋体"/>
+          <w:sz w:val="24"/>
+          <w:szCs w:val="24"/>
+          <w:vertAlign w:val="subscript"/>
+          <w:lang w:val="en-US" w:eastAsia="zh-CN"/>
+        </w:rPr>
+        <w:t>2</w:t>
+      </w:r>
+      <w:r>
+        <w:rPr>
+          <w:rFonts w:hint="eastAsia" w:ascii="宋体" w:hAnsi="宋体" w:eastAsia="宋体" w:cs="宋体"/>
+          <w:sz w:val="24"/>
+          <w:szCs w:val="24"/>
+          <w:vertAlign w:val="baseline"/>
+          <w:lang w:val="en-US" w:eastAsia="zh-CN"/>
+        </w:rPr>
+        <w:t>(n+1)]-1</w:t>
+      </w:r>
+    </w:p>
+    <w:p>
+      <w:pPr>
+        <w:keepNext w:val="0"/>
+        <w:keepLines w:val="0"/>
+        <w:pageBreakBefore w:val="0"/>
+        <w:widowControl w:val="0"/>
+        <w:kinsoku/>
+        <w:wordWrap/>
+        <w:overflowPunct/>
+        <w:topLinePunct w:val="0"/>
+        <w:autoSpaceDE/>
+        <w:autoSpaceDN/>
+        <w:bidi w:val="0"/>
+        <w:adjustRightInd/>
+        <w:snapToGrid/>
+        <w:spacing w:line="288" w:lineRule="auto"/>
+        <w:textAlignment w:val="auto"/>
+        <w:rPr>
+          <w:rFonts w:hint="eastAsia" w:ascii="宋体" w:hAnsi="宋体" w:eastAsia="宋体" w:cs="宋体"/>
+          <w:sz w:val="24"/>
+          <w:szCs w:val="24"/>
+          <w:vertAlign w:val="baseline"/>
+          <w:lang w:val="en-US" w:eastAsia="zh-CN"/>
+        </w:rPr>
+      </w:pPr>
+      <w:r>
+        <w:rPr>
+          <w:rFonts w:hint="eastAsia" w:ascii="宋体" w:hAnsi="宋体" w:eastAsia="宋体" w:cs="宋体"/>
+          <w:sz w:val="24"/>
+          <w:szCs w:val="24"/>
+          <w:vertAlign w:val="baseline"/>
+          <w:lang w:val="en-US" w:eastAsia="zh-CN"/>
+        </w:rPr>
+        <w:t>设n个结点的完全二叉树的深度为k，则2</w:t>
+      </w:r>
+      <w:r>
+        <w:rPr>
+          <w:rFonts w:hint="eastAsia" w:ascii="宋体" w:hAnsi="宋体" w:eastAsia="宋体" w:cs="宋体"/>
+          <w:sz w:val="24"/>
+          <w:szCs w:val="24"/>
+          <w:vertAlign w:val="superscript"/>
+          <w:lang w:val="en-US" w:eastAsia="zh-CN"/>
+        </w:rPr>
+        <w:t>k</w:t>
+      </w:r>
+      <w:r>
+        <w:rPr>
+          <w:rFonts w:hint="eastAsia" w:ascii="宋体" w:hAnsi="宋体" w:eastAsia="宋体" w:cs="宋体"/>
+          <w:sz w:val="24"/>
+          <w:szCs w:val="24"/>
+          <w:vertAlign w:val="baseline"/>
+          <w:lang w:val="en-US" w:eastAsia="zh-CN"/>
+        </w:rPr>
+        <w:t>-1&lt;n&lt;2</w:t>
+      </w:r>
+      <w:r>
+        <w:rPr>
+          <w:rFonts w:hint="eastAsia" w:ascii="宋体" w:hAnsi="宋体" w:eastAsia="宋体" w:cs="宋体"/>
+          <w:sz w:val="24"/>
+          <w:szCs w:val="24"/>
+          <w:vertAlign w:val="superscript"/>
+          <w:lang w:val="en-US" w:eastAsia="zh-CN"/>
+        </w:rPr>
+        <w:t>k+1</w:t>
+      </w:r>
+      <w:r>
+        <w:rPr>
+          <w:rFonts w:hint="eastAsia" w:ascii="宋体" w:hAnsi="宋体" w:eastAsia="宋体" w:cs="宋体"/>
+          <w:sz w:val="24"/>
+          <w:szCs w:val="24"/>
+          <w:vertAlign w:val="baseline"/>
+          <w:lang w:val="en-US" w:eastAsia="zh-CN"/>
+        </w:rPr>
+        <w:t>-1</w:t>
+      </w:r>
+    </w:p>
+    <w:p>
+      <w:pPr>
+        <w:keepNext w:val="0"/>
+        <w:keepLines w:val="0"/>
+        <w:pageBreakBefore w:val="0"/>
+        <w:widowControl w:val="0"/>
+        <w:kinsoku/>
+        <w:wordWrap/>
+        <w:overflowPunct/>
+        <w:topLinePunct w:val="0"/>
+        <w:autoSpaceDE/>
+        <w:autoSpaceDN/>
+        <w:bidi w:val="0"/>
+        <w:adjustRightInd/>
+        <w:snapToGrid/>
+        <w:spacing w:line="288" w:lineRule="auto"/>
+        <w:textAlignment w:val="auto"/>
+        <w:rPr>
+          <w:rFonts w:hint="eastAsia" w:ascii="宋体" w:hAnsi="宋体" w:eastAsia="宋体" w:cs="宋体"/>
+          <w:sz w:val="24"/>
+          <w:szCs w:val="24"/>
+          <w:vertAlign w:val="baseline"/>
+          <w:lang w:val="en-US" w:eastAsia="zh-CN"/>
+        </w:rPr>
+      </w:pPr>
+      <w:r>
+        <w:rPr>
+          <w:rFonts w:hint="eastAsia" w:ascii="宋体" w:hAnsi="宋体" w:eastAsia="宋体" w:cs="宋体"/>
+          <w:sz w:val="24"/>
+          <w:szCs w:val="24"/>
+          <w:vertAlign w:val="baseline"/>
+          <w:lang w:val="en-US" w:eastAsia="zh-CN"/>
+        </w:rPr>
+        <w:t>5.树和二叉树的遍历</w:t>
+      </w:r>
+    </w:p>
+    <w:p>
+      <w:pPr>
+        <w:keepNext w:val="0"/>
+        <w:keepLines w:val="0"/>
+        <w:pageBreakBefore w:val="0"/>
+        <w:widowControl w:val="0"/>
+        <w:kinsoku/>
+        <w:wordWrap/>
+        <w:overflowPunct/>
+        <w:topLinePunct w:val="0"/>
+        <w:autoSpaceDE/>
+        <w:autoSpaceDN/>
+        <w:bidi w:val="0"/>
+        <w:adjustRightInd/>
+        <w:snapToGrid/>
+        <w:spacing w:line="288" w:lineRule="auto"/>
+        <w:textAlignment w:val="auto"/>
+        <w:rPr>
+          <w:rFonts w:hint="eastAsia" w:ascii="宋体" w:hAnsi="宋体" w:eastAsia="宋体" w:cs="宋体"/>
+          <w:sz w:val="24"/>
+          <w:szCs w:val="24"/>
+          <w:vertAlign w:val="baseline"/>
+          <w:lang w:val="en-US" w:eastAsia="zh-CN"/>
+        </w:rPr>
+      </w:pPr>
+      <w:r>
+        <w:rPr>
+          <w:rFonts w:hint="eastAsia" w:ascii="宋体" w:hAnsi="宋体" w:eastAsia="宋体" w:cs="宋体"/>
+          <w:sz w:val="24"/>
+          <w:szCs w:val="24"/>
+          <w:vertAlign w:val="baseline"/>
+          <w:lang w:val="en-US" w:eastAsia="zh-CN"/>
+        </w:rPr>
+        <w:t>树顺序、二叉树左右顺序不同</w:t>
+      </w:r>
+    </w:p>
+    <w:p>
+      <w:pPr>
+        <w:keepNext w:val="0"/>
+        <w:keepLines w:val="0"/>
+        <w:pageBreakBefore w:val="0"/>
+        <w:widowControl w:val="0"/>
+        <w:kinsoku/>
+        <w:wordWrap/>
+        <w:overflowPunct/>
+        <w:topLinePunct w:val="0"/>
+        <w:autoSpaceDE/>
+        <w:autoSpaceDN/>
+        <w:bidi w:val="0"/>
+        <w:adjustRightInd/>
+        <w:snapToGrid/>
+        <w:spacing w:line="288" w:lineRule="auto"/>
+        <w:textAlignment w:val="auto"/>
+        <w:rPr>
+          <w:rFonts w:hint="eastAsia" w:ascii="宋体" w:hAnsi="宋体" w:eastAsia="宋体" w:cs="宋体"/>
+          <w:sz w:val="24"/>
+          <w:szCs w:val="24"/>
+          <w:vertAlign w:val="baseline"/>
+          <w:lang w:val="en-US" w:eastAsia="zh-CN"/>
+        </w:rPr>
+      </w:pPr>
+      <w:r>
+        <w:rPr>
+          <w:rFonts w:hint="eastAsia" w:ascii="宋体" w:hAnsi="宋体" w:eastAsia="宋体" w:cs="宋体"/>
+          <w:sz w:val="24"/>
+          <w:szCs w:val="24"/>
+          <w:vertAlign w:val="baseline"/>
+          <w:lang w:val="en-US" w:eastAsia="zh-CN"/>
+        </w:rPr>
+        <w:t>先根遍历、后根遍历、中序遍历</w:t>
+      </w:r>
+    </w:p>
+    <w:p>
+      <w:pPr>
+        <w:keepNext w:val="0"/>
+        <w:keepLines w:val="0"/>
+        <w:pageBreakBefore w:val="0"/>
+        <w:widowControl w:val="0"/>
+        <w:kinsoku/>
+        <w:wordWrap/>
+        <w:overflowPunct/>
+        <w:topLinePunct w:val="0"/>
+        <w:autoSpaceDE/>
+        <w:autoSpaceDN/>
+        <w:bidi w:val="0"/>
+        <w:adjustRightInd/>
+        <w:snapToGrid/>
+        <w:spacing w:line="288" w:lineRule="auto"/>
+        <w:textAlignment w:val="auto"/>
+        <w:rPr>
+          <w:rFonts w:hint="eastAsia" w:ascii="宋体" w:hAnsi="宋体" w:eastAsia="宋体" w:cs="宋体"/>
+          <w:sz w:val="24"/>
+          <w:szCs w:val="24"/>
+          <w:vertAlign w:val="baseline"/>
+          <w:lang w:val="en-US" w:eastAsia="zh-CN"/>
+        </w:rPr>
+      </w:pPr>
+      <w:r>
+        <w:rPr>
+          <w:rFonts w:hint="eastAsia" w:ascii="宋体" w:hAnsi="宋体" w:eastAsia="宋体" w:cs="宋体"/>
+          <w:sz w:val="24"/>
+          <w:szCs w:val="24"/>
+          <w:vertAlign w:val="baseline"/>
+          <w:lang w:val="en-US" w:eastAsia="zh-CN"/>
+        </w:rPr>
+        <w:t>6.线索二叉树、哈夫曼树、R树空间索引、树、森林、二叉树的转换等</w:t>
+      </w:r>
+    </w:p>
+    <w:p>
+      <w:pPr>
+        <w:keepNext w:val="0"/>
+        <w:keepLines w:val="0"/>
+        <w:pageBreakBefore w:val="0"/>
+        <w:widowControl w:val="0"/>
+        <w:kinsoku/>
+        <w:wordWrap/>
+        <w:overflowPunct/>
+        <w:topLinePunct w:val="0"/>
+        <w:autoSpaceDE/>
+        <w:autoSpaceDN/>
+        <w:bidi w:val="0"/>
+        <w:adjustRightInd/>
+        <w:snapToGrid/>
+        <w:spacing w:line="288" w:lineRule="auto"/>
+        <w:textAlignment w:val="auto"/>
+        <w:rPr>
+          <w:rFonts w:hint="eastAsia" w:ascii="宋体" w:hAnsi="宋体" w:eastAsia="宋体" w:cs="宋体"/>
+          <w:sz w:val="24"/>
+          <w:szCs w:val="24"/>
+          <w:vertAlign w:val="baseline"/>
+          <w:lang w:val="en-US" w:eastAsia="zh-CN"/>
+        </w:rPr>
+      </w:pPr>
+      <w:r>
+        <w:rPr>
+          <w:rFonts w:hint="eastAsia" w:ascii="宋体" w:hAnsi="宋体" w:eastAsia="宋体" w:cs="宋体"/>
+          <w:sz w:val="24"/>
+          <w:szCs w:val="24"/>
+          <w:vertAlign w:val="baseline"/>
+          <w:lang w:val="en-US" w:eastAsia="zh-CN"/>
+        </w:rPr>
+        <w:t>线索二叉树：n个结点的二叉树中含有n+1个空指针域。利用二叉链表中的空指针域，存放指向结点在某种遍历次序下的直接前趋和直接后继的指针</w:t>
+      </w:r>
+    </w:p>
+    <w:p>
+      <w:pPr>
+        <w:keepNext w:val="0"/>
+        <w:keepLines w:val="0"/>
+        <w:pageBreakBefore w:val="0"/>
+        <w:widowControl w:val="0"/>
+        <w:kinsoku/>
+        <w:wordWrap/>
+        <w:overflowPunct/>
+        <w:topLinePunct w:val="0"/>
+        <w:autoSpaceDE/>
+        <w:autoSpaceDN/>
+        <w:bidi w:val="0"/>
+        <w:adjustRightInd/>
+        <w:snapToGrid/>
+        <w:spacing w:line="288" w:lineRule="auto"/>
+        <w:textAlignment w:val="auto"/>
+        <w:rPr>
+          <w:rFonts w:hint="eastAsia" w:ascii="宋体" w:hAnsi="宋体" w:eastAsia="宋体" w:cs="宋体"/>
+          <w:sz w:val="24"/>
+          <w:szCs w:val="24"/>
+          <w:vertAlign w:val="baseline"/>
+          <w:lang w:val="en-US" w:eastAsia="zh-CN"/>
+        </w:rPr>
+      </w:pPr>
+      <w:r>
+        <w:rPr>
+          <w:rFonts w:hint="eastAsia" w:ascii="宋体" w:hAnsi="宋体" w:eastAsia="宋体" w:cs="宋体"/>
+          <w:sz w:val="24"/>
+          <w:szCs w:val="24"/>
+          <w:vertAlign w:val="baseline"/>
+          <w:lang w:val="en-US" w:eastAsia="zh-CN"/>
+        </w:rPr>
+        <w:t>即：充分利用各结点的指针</w:t>
+      </w:r>
+    </w:p>
+    <w:p>
+      <w:pPr>
+        <w:keepNext w:val="0"/>
+        <w:keepLines w:val="0"/>
+        <w:pageBreakBefore w:val="0"/>
+        <w:widowControl w:val="0"/>
+        <w:kinsoku/>
+        <w:wordWrap/>
+        <w:overflowPunct/>
+        <w:topLinePunct w:val="0"/>
+        <w:autoSpaceDE/>
+        <w:autoSpaceDN/>
+        <w:bidi w:val="0"/>
+        <w:adjustRightInd/>
+        <w:snapToGrid/>
+        <w:spacing w:line="288" w:lineRule="auto"/>
+        <w:textAlignment w:val="auto"/>
+        <w:rPr>
+          <w:rFonts w:hint="eastAsia" w:ascii="宋体" w:hAnsi="宋体" w:eastAsia="宋体" w:cs="宋体"/>
+          <w:sz w:val="24"/>
+          <w:szCs w:val="24"/>
+          <w:vertAlign w:val="baseline"/>
+          <w:lang w:val="en-US" w:eastAsia="zh-CN"/>
+        </w:rPr>
+      </w:pPr>
+      <w:r>
+        <w:rPr>
+          <w:rFonts w:hint="eastAsia" w:ascii="宋体" w:hAnsi="宋体" w:eastAsia="宋体" w:cs="宋体"/>
+          <w:sz w:val="24"/>
+          <w:szCs w:val="24"/>
+          <w:vertAlign w:val="baseline"/>
+          <w:lang w:val="en-US" w:eastAsia="zh-CN"/>
+        </w:rPr>
+        <w:t>结点的带权路径长度：路径长度（路径上的边数）*结点的权（给数的结点赋予的具有某种实际意义的实数）</w:t>
+      </w:r>
+    </w:p>
+    <w:p>
+      <w:pPr>
+        <w:keepNext w:val="0"/>
+        <w:keepLines w:val="0"/>
+        <w:pageBreakBefore w:val="0"/>
+        <w:widowControl w:val="0"/>
+        <w:kinsoku/>
+        <w:wordWrap/>
+        <w:overflowPunct/>
+        <w:topLinePunct w:val="0"/>
+        <w:autoSpaceDE/>
+        <w:autoSpaceDN/>
+        <w:bidi w:val="0"/>
+        <w:adjustRightInd/>
+        <w:snapToGrid/>
+        <w:spacing w:line="288" w:lineRule="auto"/>
+        <w:textAlignment w:val="auto"/>
+        <w:rPr>
+          <w:rFonts w:hint="eastAsia" w:ascii="宋体" w:hAnsi="宋体" w:eastAsia="宋体" w:cs="宋体"/>
+          <w:sz w:val="24"/>
+          <w:szCs w:val="24"/>
+          <w:vertAlign w:val="baseline"/>
+          <w:lang w:val="en-US" w:eastAsia="zh-CN"/>
+        </w:rPr>
+      </w:pPr>
+      <w:r>
+        <w:rPr>
+          <w:rFonts w:hint="eastAsia" w:ascii="宋体" w:hAnsi="宋体" w:eastAsia="宋体" w:cs="宋体"/>
+          <w:sz w:val="24"/>
+          <w:szCs w:val="24"/>
+          <w:vertAlign w:val="baseline"/>
+          <w:lang w:val="en-US" w:eastAsia="zh-CN"/>
+        </w:rPr>
+        <w:t>二叉树的带权路径长度：设二叉树具有n个带权值的叶节点，则从根节点到各个结点的路径长度与相应叶节点权值的乘积之和。</w:t>
+      </w:r>
+    </w:p>
+    <w:p>
+      <w:pPr>
+        <w:keepNext w:val="0"/>
+        <w:keepLines w:val="0"/>
+        <w:pageBreakBefore w:val="0"/>
+        <w:widowControl w:val="0"/>
+        <w:kinsoku/>
+        <w:wordWrap/>
+        <w:overflowPunct/>
+        <w:topLinePunct w:val="0"/>
+        <w:autoSpaceDE/>
+        <w:autoSpaceDN/>
+        <w:bidi w:val="0"/>
+        <w:adjustRightInd/>
+        <w:snapToGrid/>
+        <w:spacing w:line="288" w:lineRule="auto"/>
+        <w:textAlignment w:val="auto"/>
+        <w:rPr>
+          <w:rFonts w:hint="eastAsia" w:ascii="宋体" w:hAnsi="宋体" w:eastAsia="宋体" w:cs="宋体"/>
+          <w:sz w:val="24"/>
+          <w:szCs w:val="24"/>
+          <w:lang w:val="en-US" w:eastAsia="zh-CN"/>
+        </w:rPr>
+      </w:pPr>
+      <w:r>
+        <w:rPr>
+          <w:rFonts w:hint="eastAsia" w:ascii="宋体" w:hAnsi="宋体" w:eastAsia="宋体" w:cs="宋体"/>
+          <w:sz w:val="24"/>
+          <w:szCs w:val="24"/>
+          <w:vertAlign w:val="baseline"/>
+          <w:lang w:val="en-US" w:eastAsia="zh-CN"/>
+        </w:rPr>
+        <w:t>哈夫曼树：由一组带有确定权值的叶节点构造的具有带有最小带权路径长度的二叉树。（最优二叉树）。</w:t>
+      </w:r>
+    </w:p>
+    <w:p>
+      <w:pPr>
+        <w:keepNext w:val="0"/>
+        <w:keepLines w:val="0"/>
+        <w:pageBreakBefore w:val="0"/>
+        <w:widowControl w:val="0"/>
+        <w:kinsoku/>
+        <w:wordWrap/>
+        <w:overflowPunct/>
+        <w:topLinePunct w:val="0"/>
+        <w:autoSpaceDE/>
+        <w:autoSpaceDN/>
+        <w:bidi w:val="0"/>
+        <w:adjustRightInd/>
+        <w:snapToGrid/>
+        <w:spacing w:line="288" w:lineRule="auto"/>
+        <w:textAlignment w:val="auto"/>
+        <w:rPr>
+          <w:rFonts w:hint="eastAsia" w:ascii="宋体" w:hAnsi="宋体" w:eastAsia="宋体" w:cs="宋体"/>
+          <w:sz w:val="24"/>
+          <w:szCs w:val="24"/>
+          <w:lang w:val="en-US" w:eastAsia="zh-CN"/>
+        </w:rPr>
+      </w:pPr>
+    </w:p>
+    <w:p>
+      <w:pPr>
+        <w:keepNext w:val="0"/>
+        <w:keepLines w:val="0"/>
+        <w:pageBreakBefore w:val="0"/>
+        <w:widowControl w:val="0"/>
+        <w:kinsoku/>
+        <w:wordWrap/>
+        <w:overflowPunct/>
+        <w:topLinePunct w:val="0"/>
+        <w:autoSpaceDE/>
+        <w:autoSpaceDN/>
+        <w:bidi w:val="0"/>
+        <w:adjustRightInd/>
+        <w:snapToGrid/>
+        <w:spacing w:line="288" w:lineRule="auto"/>
+        <w:textAlignment w:val="auto"/>
+        <w:rPr>
+          <w:rFonts w:hint="eastAsia" w:ascii="宋体" w:hAnsi="宋体" w:eastAsia="宋体" w:cs="宋体"/>
+          <w:sz w:val="24"/>
+          <w:szCs w:val="24"/>
+          <w:lang w:val="en-US" w:eastAsia="zh-CN"/>
+        </w:rPr>
+      </w:pPr>
+      <w:r>
+        <w:rPr>
+          <w:rFonts w:hint="eastAsia" w:ascii="宋体" w:hAnsi="宋体" w:eastAsia="宋体" w:cs="宋体"/>
+          <w:sz w:val="24"/>
+          <w:szCs w:val="24"/>
+          <w:lang w:val="en-US" w:eastAsia="zh-CN"/>
+        </w:rPr>
+        <w:t>2 图：</w:t>
+      </w:r>
+    </w:p>
+    <w:p>
+      <w:pPr>
+        <w:keepNext w:val="0"/>
+        <w:keepLines w:val="0"/>
+        <w:pageBreakBefore w:val="0"/>
+        <w:widowControl w:val="0"/>
+        <w:kinsoku/>
+        <w:wordWrap/>
+        <w:overflowPunct/>
+        <w:topLinePunct w:val="0"/>
+        <w:autoSpaceDE/>
+        <w:autoSpaceDN/>
+        <w:bidi w:val="0"/>
+        <w:adjustRightInd/>
+        <w:snapToGrid/>
+        <w:spacing w:line="288" w:lineRule="auto"/>
+        <w:textAlignment w:val="auto"/>
+        <w:rPr>
+          <w:rFonts w:hint="eastAsia" w:ascii="宋体" w:hAnsi="宋体" w:eastAsia="宋体" w:cs="宋体"/>
+          <w:sz w:val="24"/>
+          <w:szCs w:val="24"/>
+          <w:lang w:val="en-US" w:eastAsia="zh-CN"/>
+        </w:rPr>
+      </w:pPr>
+      <w:r>
+        <w:rPr>
+          <w:rFonts w:hint="eastAsia" w:ascii="宋体" w:hAnsi="宋体" w:eastAsia="宋体" w:cs="宋体"/>
+          <w:sz w:val="24"/>
+          <w:szCs w:val="24"/>
+          <w:lang w:val="en-US" w:eastAsia="zh-CN"/>
+        </w:rPr>
+        <w:t>1.图的概念：</w:t>
+      </w:r>
+    </w:p>
+    <w:p>
+      <w:pPr>
+        <w:keepNext w:val="0"/>
+        <w:keepLines w:val="0"/>
+        <w:pageBreakBefore w:val="0"/>
+        <w:widowControl w:val="0"/>
+        <w:kinsoku/>
+        <w:wordWrap/>
+        <w:overflowPunct/>
+        <w:topLinePunct w:val="0"/>
+        <w:autoSpaceDE/>
+        <w:autoSpaceDN/>
+        <w:bidi w:val="0"/>
+        <w:adjustRightInd/>
+        <w:snapToGrid/>
+        <w:spacing w:line="288" w:lineRule="auto"/>
+        <w:textAlignment w:val="auto"/>
+        <w:rPr>
+          <w:rFonts w:hint="eastAsia" w:ascii="宋体" w:hAnsi="宋体" w:eastAsia="宋体" w:cs="宋体"/>
+          <w:sz w:val="24"/>
+          <w:szCs w:val="24"/>
+          <w:lang w:val="en-US" w:eastAsia="zh-CN"/>
+        </w:rPr>
+      </w:pPr>
+      <w:r>
+        <w:rPr>
+          <w:rFonts w:hint="eastAsia" w:ascii="宋体" w:hAnsi="宋体" w:eastAsia="宋体" w:cs="宋体"/>
+          <w:sz w:val="24"/>
+          <w:szCs w:val="24"/>
+          <w:lang w:val="en-US" w:eastAsia="zh-CN"/>
+        </w:rPr>
+        <w:t>图：是由两个集合V和E组成，记为G=（V，E）。</w:t>
+      </w:r>
+    </w:p>
+    <w:p>
+      <w:pPr>
+        <w:keepNext w:val="0"/>
+        <w:keepLines w:val="0"/>
+        <w:pageBreakBefore w:val="0"/>
+        <w:widowControl w:val="0"/>
+        <w:kinsoku/>
+        <w:wordWrap/>
+        <w:overflowPunct/>
+        <w:topLinePunct w:val="0"/>
+        <w:autoSpaceDE/>
+        <w:autoSpaceDN/>
+        <w:bidi w:val="0"/>
+        <w:adjustRightInd/>
+        <w:snapToGrid/>
+        <w:spacing w:line="288" w:lineRule="auto"/>
+        <w:textAlignment w:val="auto"/>
+        <w:rPr>
+          <w:rFonts w:hint="eastAsia" w:ascii="宋体" w:hAnsi="宋体" w:eastAsia="宋体" w:cs="宋体"/>
+          <w:sz w:val="24"/>
+          <w:szCs w:val="24"/>
+          <w:lang w:val="en-US" w:eastAsia="zh-CN"/>
+        </w:rPr>
+      </w:pPr>
+      <w:r>
+        <w:rPr>
+          <w:rFonts w:hint="eastAsia" w:ascii="宋体" w:hAnsi="宋体" w:eastAsia="宋体" w:cs="宋体"/>
+          <w:sz w:val="24"/>
+          <w:szCs w:val="24"/>
+          <w:lang w:val="en-US" w:eastAsia="zh-CN"/>
+        </w:rPr>
+        <w:t>V是顶点的有限集合。</w:t>
+      </w:r>
+    </w:p>
+    <w:p>
+      <w:pPr>
+        <w:keepNext w:val="0"/>
+        <w:keepLines w:val="0"/>
+        <w:pageBreakBefore w:val="0"/>
+        <w:widowControl w:val="0"/>
+        <w:kinsoku/>
+        <w:wordWrap/>
+        <w:overflowPunct/>
+        <w:topLinePunct w:val="0"/>
+        <w:autoSpaceDE/>
+        <w:autoSpaceDN/>
+        <w:bidi w:val="0"/>
+        <w:adjustRightInd/>
+        <w:snapToGrid/>
+        <w:spacing w:line="288" w:lineRule="auto"/>
+        <w:textAlignment w:val="auto"/>
+        <w:rPr>
+          <w:rFonts w:hint="eastAsia" w:ascii="宋体" w:hAnsi="宋体" w:eastAsia="宋体" w:cs="宋体"/>
+          <w:sz w:val="24"/>
+          <w:szCs w:val="24"/>
+          <w:lang w:val="en-US" w:eastAsia="zh-CN"/>
+        </w:rPr>
+      </w:pPr>
+      <w:r>
+        <w:rPr>
+          <w:rFonts w:hint="eastAsia" w:ascii="宋体" w:hAnsi="宋体" w:eastAsia="宋体" w:cs="宋体"/>
+          <w:sz w:val="24"/>
+          <w:szCs w:val="24"/>
+          <w:lang w:val="en-US" w:eastAsia="zh-CN"/>
+        </w:rPr>
+        <w:t>E是连接V中两个不同顶点的边的有限集合</w:t>
+      </w:r>
+    </w:p>
+    <w:p>
+      <w:pPr>
+        <w:keepNext w:val="0"/>
+        <w:keepLines w:val="0"/>
+        <w:pageBreakBefore w:val="0"/>
+        <w:widowControl w:val="0"/>
+        <w:kinsoku/>
+        <w:wordWrap/>
+        <w:overflowPunct/>
+        <w:topLinePunct w:val="0"/>
+        <w:autoSpaceDE/>
+        <w:autoSpaceDN/>
+        <w:bidi w:val="0"/>
+        <w:adjustRightInd/>
+        <w:snapToGrid/>
+        <w:spacing w:line="288" w:lineRule="auto"/>
+        <w:textAlignment w:val="auto"/>
+        <w:rPr>
+          <w:rFonts w:hint="eastAsia" w:ascii="宋体" w:hAnsi="宋体" w:eastAsia="宋体" w:cs="宋体"/>
+          <w:sz w:val="24"/>
+          <w:szCs w:val="24"/>
+          <w:lang w:val="en-US" w:eastAsia="zh-CN"/>
+        </w:rPr>
+      </w:pPr>
+      <w:r>
+        <w:rPr>
+          <w:rFonts w:hint="eastAsia" w:ascii="宋体" w:hAnsi="宋体" w:eastAsia="宋体" w:cs="宋体"/>
+          <w:sz w:val="24"/>
+          <w:szCs w:val="24"/>
+          <w:lang w:val="en-US" w:eastAsia="zh-CN"/>
+        </w:rPr>
+        <w:t>无向图：</w:t>
+      </w:r>
+    </w:p>
+    <w:p>
+      <w:pPr>
+        <w:keepNext w:val="0"/>
+        <w:keepLines w:val="0"/>
+        <w:pageBreakBefore w:val="0"/>
+        <w:widowControl w:val="0"/>
+        <w:kinsoku/>
+        <w:wordWrap/>
+        <w:overflowPunct/>
+        <w:topLinePunct w:val="0"/>
+        <w:autoSpaceDE/>
+        <w:autoSpaceDN/>
+        <w:bidi w:val="0"/>
+        <w:adjustRightInd/>
+        <w:snapToGrid/>
+        <w:spacing w:line="288" w:lineRule="auto"/>
+        <w:textAlignment w:val="auto"/>
+        <w:rPr>
+          <w:rFonts w:hint="eastAsia" w:ascii="宋体" w:hAnsi="宋体" w:eastAsia="宋体" w:cs="宋体"/>
+          <w:sz w:val="24"/>
+          <w:szCs w:val="24"/>
+          <w:lang w:val="en-US" w:eastAsia="zh-CN"/>
+        </w:rPr>
+      </w:pPr>
+      <w:r>
+        <w:rPr>
+          <w:rFonts w:hint="eastAsia" w:ascii="宋体" w:hAnsi="宋体" w:eastAsia="宋体" w:cs="宋体"/>
+          <w:sz w:val="24"/>
+          <w:szCs w:val="24"/>
+          <w:lang w:val="en-US" w:eastAsia="zh-CN"/>
+        </w:rPr>
+        <w:t>边的结点对是无序的。通常用圆括号表示边</w:t>
+      </w:r>
+    </w:p>
+    <w:p>
+      <w:pPr>
+        <w:keepNext w:val="0"/>
+        <w:keepLines w:val="0"/>
+        <w:pageBreakBefore w:val="0"/>
+        <w:widowControl w:val="0"/>
+        <w:kinsoku/>
+        <w:wordWrap/>
+        <w:overflowPunct/>
+        <w:topLinePunct w:val="0"/>
+        <w:autoSpaceDE/>
+        <w:autoSpaceDN/>
+        <w:bidi w:val="0"/>
+        <w:adjustRightInd/>
+        <w:snapToGrid/>
+        <w:spacing w:line="288" w:lineRule="auto"/>
+        <w:textAlignment w:val="auto"/>
+        <w:rPr>
+          <w:rFonts w:hint="eastAsia" w:ascii="宋体" w:hAnsi="宋体" w:eastAsia="宋体" w:cs="宋体"/>
+          <w:sz w:val="24"/>
+          <w:szCs w:val="24"/>
+          <w:lang w:val="en-US" w:eastAsia="zh-CN"/>
+        </w:rPr>
+      </w:pPr>
+      <w:r>
+        <w:rPr>
+          <w:rFonts w:hint="eastAsia" w:ascii="宋体" w:hAnsi="宋体" w:eastAsia="宋体" w:cs="宋体"/>
+          <w:sz w:val="24"/>
+          <w:szCs w:val="24"/>
+          <w:lang w:val="en-US" w:eastAsia="zh-CN"/>
+        </w:rPr>
+        <w:t>（v1,v2）和（v2,v1）表示同一条边</w:t>
+      </w:r>
+    </w:p>
+    <w:p>
+      <w:pPr>
+        <w:keepNext w:val="0"/>
+        <w:keepLines w:val="0"/>
+        <w:pageBreakBefore w:val="0"/>
+        <w:widowControl w:val="0"/>
+        <w:kinsoku/>
+        <w:wordWrap/>
+        <w:overflowPunct/>
+        <w:topLinePunct w:val="0"/>
+        <w:autoSpaceDE/>
+        <w:autoSpaceDN/>
+        <w:bidi w:val="0"/>
+        <w:adjustRightInd/>
+        <w:snapToGrid/>
+        <w:spacing w:line="288" w:lineRule="auto"/>
+        <w:textAlignment w:val="auto"/>
+        <w:rPr>
+          <w:rFonts w:hint="eastAsia" w:ascii="宋体" w:hAnsi="宋体" w:eastAsia="宋体" w:cs="宋体"/>
+          <w:sz w:val="24"/>
+          <w:szCs w:val="24"/>
+          <w:lang w:val="en-US" w:eastAsia="zh-CN"/>
+        </w:rPr>
+      </w:pPr>
+      <w:r>
+        <w:rPr>
+          <w:rFonts w:hint="eastAsia" w:ascii="宋体" w:hAnsi="宋体" w:eastAsia="宋体" w:cs="宋体"/>
+          <w:sz w:val="24"/>
+          <w:szCs w:val="24"/>
+          <w:lang w:val="en-US" w:eastAsia="zh-CN"/>
+        </w:rPr>
+        <w:t>有向图：</w:t>
+      </w:r>
+    </w:p>
+    <w:p>
+      <w:pPr>
+        <w:keepNext w:val="0"/>
+        <w:keepLines w:val="0"/>
+        <w:pageBreakBefore w:val="0"/>
+        <w:widowControl w:val="0"/>
+        <w:kinsoku/>
+        <w:wordWrap/>
+        <w:overflowPunct/>
+        <w:topLinePunct w:val="0"/>
+        <w:autoSpaceDE/>
+        <w:autoSpaceDN/>
+        <w:bidi w:val="0"/>
+        <w:adjustRightInd/>
+        <w:snapToGrid/>
+        <w:spacing w:line="288" w:lineRule="auto"/>
+        <w:textAlignment w:val="auto"/>
+        <w:rPr>
+          <w:rFonts w:hint="eastAsia" w:ascii="宋体" w:hAnsi="宋体" w:eastAsia="宋体" w:cs="宋体"/>
+          <w:sz w:val="24"/>
+          <w:szCs w:val="24"/>
+          <w:lang w:val="en-US" w:eastAsia="zh-CN"/>
+        </w:rPr>
+      </w:pPr>
+      <w:r>
+        <w:rPr>
+          <w:rFonts w:hint="eastAsia" w:ascii="宋体" w:hAnsi="宋体" w:eastAsia="宋体" w:cs="宋体"/>
+          <w:sz w:val="24"/>
+          <w:szCs w:val="24"/>
+          <w:lang w:val="en-US" w:eastAsia="zh-CN"/>
+        </w:rPr>
+        <w:t>每条边都是有方向的图。变得顶点对是有序的；通常用尖括号表示边;</w:t>
+      </w:r>
+    </w:p>
+    <w:p>
+      <w:pPr>
+        <w:keepNext w:val="0"/>
+        <w:keepLines w:val="0"/>
+        <w:pageBreakBefore w:val="0"/>
+        <w:widowControl w:val="0"/>
+        <w:kinsoku/>
+        <w:wordWrap/>
+        <w:overflowPunct/>
+        <w:topLinePunct w:val="0"/>
+        <w:autoSpaceDE/>
+        <w:autoSpaceDN/>
+        <w:bidi w:val="0"/>
+        <w:adjustRightInd/>
+        <w:snapToGrid/>
+        <w:spacing w:line="288" w:lineRule="auto"/>
+        <w:textAlignment w:val="auto"/>
+        <w:rPr>
+          <w:rFonts w:hint="eastAsia" w:ascii="宋体" w:hAnsi="宋体" w:eastAsia="宋体" w:cs="宋体"/>
+          <w:sz w:val="24"/>
+          <w:szCs w:val="24"/>
+          <w:lang w:val="en-US" w:eastAsia="zh-CN"/>
+        </w:rPr>
+      </w:pPr>
+      <w:r>
+        <w:rPr>
+          <w:rFonts w:hint="eastAsia" w:ascii="宋体" w:hAnsi="宋体" w:eastAsia="宋体" w:cs="宋体"/>
+          <w:sz w:val="24"/>
+          <w:szCs w:val="24"/>
+          <w:lang w:val="en-US" w:eastAsia="zh-CN"/>
+        </w:rPr>
+        <w:t>&lt;v1,v2&gt;和&lt;v2,v1&gt;表示不同的边</w:t>
+      </w:r>
+    </w:p>
+    <w:p>
+      <w:pPr>
+        <w:keepNext w:val="0"/>
+        <w:keepLines w:val="0"/>
+        <w:pageBreakBefore w:val="0"/>
+        <w:widowControl w:val="0"/>
+        <w:kinsoku/>
+        <w:wordWrap/>
+        <w:overflowPunct/>
+        <w:topLinePunct w:val="0"/>
+        <w:autoSpaceDE/>
+        <w:autoSpaceDN/>
+        <w:bidi w:val="0"/>
+        <w:adjustRightInd/>
+        <w:snapToGrid/>
+        <w:spacing w:line="288" w:lineRule="auto"/>
+        <w:textAlignment w:val="auto"/>
+        <w:rPr>
+          <w:rFonts w:hint="eastAsia" w:ascii="宋体" w:hAnsi="宋体" w:eastAsia="宋体" w:cs="宋体"/>
+          <w:sz w:val="24"/>
+          <w:szCs w:val="24"/>
+          <w:lang w:val="en-US" w:eastAsia="zh-CN"/>
+        </w:rPr>
+      </w:pPr>
+      <w:r>
+        <w:rPr>
+          <w:rFonts w:hint="eastAsia" w:ascii="宋体" w:hAnsi="宋体" w:eastAsia="宋体" w:cs="宋体"/>
+          <w:sz w:val="24"/>
+          <w:szCs w:val="24"/>
+          <w:lang w:val="en-US" w:eastAsia="zh-CN"/>
+        </w:rPr>
+        <w:t>完全图：任意一对顶点间都有边相连的图；</w:t>
+      </w:r>
+    </w:p>
+    <w:p>
+      <w:pPr>
+        <w:keepNext w:val="0"/>
+        <w:keepLines w:val="0"/>
+        <w:pageBreakBefore w:val="0"/>
+        <w:widowControl w:val="0"/>
+        <w:kinsoku/>
+        <w:wordWrap/>
+        <w:overflowPunct/>
+        <w:topLinePunct w:val="0"/>
+        <w:autoSpaceDE/>
+        <w:autoSpaceDN/>
+        <w:bidi w:val="0"/>
+        <w:adjustRightInd/>
+        <w:snapToGrid/>
+        <w:spacing w:line="288" w:lineRule="auto"/>
+        <w:textAlignment w:val="auto"/>
+        <w:rPr>
+          <w:rFonts w:hint="eastAsia" w:ascii="宋体" w:hAnsi="宋体" w:eastAsia="宋体" w:cs="宋体"/>
+          <w:sz w:val="24"/>
+          <w:szCs w:val="24"/>
+          <w:lang w:val="en-US" w:eastAsia="zh-CN"/>
+        </w:rPr>
+      </w:pPr>
+      <w:r>
+        <w:rPr>
+          <w:rFonts w:hint="eastAsia" w:ascii="宋体" w:hAnsi="宋体" w:eastAsia="宋体" w:cs="宋体"/>
+          <w:sz w:val="24"/>
+          <w:szCs w:val="24"/>
+          <w:lang w:val="en-US" w:eastAsia="zh-CN"/>
+        </w:rPr>
+        <w:t>有向完全图：在有向完全图中，任意一对顶点间都有边相连的图；</w:t>
+      </w:r>
+    </w:p>
+    <w:p>
+      <w:pPr>
+        <w:keepNext w:val="0"/>
+        <w:keepLines w:val="0"/>
+        <w:pageBreakBefore w:val="0"/>
+        <w:widowControl w:val="0"/>
+        <w:kinsoku/>
+        <w:wordWrap/>
+        <w:overflowPunct/>
+        <w:topLinePunct w:val="0"/>
+        <w:autoSpaceDE/>
+        <w:autoSpaceDN/>
+        <w:bidi w:val="0"/>
+        <w:adjustRightInd/>
+        <w:snapToGrid/>
+        <w:spacing w:line="288" w:lineRule="auto"/>
+        <w:textAlignment w:val="auto"/>
+        <w:rPr>
+          <w:rFonts w:hint="eastAsia" w:ascii="宋体" w:hAnsi="宋体" w:eastAsia="宋体" w:cs="宋体"/>
+          <w:sz w:val="24"/>
+          <w:szCs w:val="24"/>
+          <w:lang w:val="en-US" w:eastAsia="zh-CN"/>
+        </w:rPr>
+      </w:pPr>
+      <w:r>
+        <w:rPr>
+          <w:rFonts w:hint="eastAsia" w:ascii="宋体" w:hAnsi="宋体" w:eastAsia="宋体" w:cs="宋体"/>
+          <w:sz w:val="24"/>
+          <w:szCs w:val="24"/>
+          <w:lang w:val="en-US" w:eastAsia="zh-CN"/>
+        </w:rPr>
+        <w:t>顶点的度：无向图顶点的度是关联于该顶点的边的数目</w:t>
+      </w:r>
+    </w:p>
+    <w:p>
+      <w:pPr>
+        <w:keepNext w:val="0"/>
+        <w:keepLines w:val="0"/>
+        <w:pageBreakBefore w:val="0"/>
+        <w:widowControl w:val="0"/>
+        <w:kinsoku/>
+        <w:wordWrap/>
+        <w:overflowPunct/>
+        <w:topLinePunct w:val="0"/>
+        <w:autoSpaceDE/>
+        <w:autoSpaceDN/>
+        <w:bidi w:val="0"/>
+        <w:adjustRightInd/>
+        <w:snapToGrid/>
+        <w:spacing w:line="288" w:lineRule="auto"/>
+        <w:textAlignment w:val="auto"/>
+        <w:rPr>
+          <w:rFonts w:hint="eastAsia" w:ascii="宋体" w:hAnsi="宋体" w:eastAsia="宋体" w:cs="宋体"/>
+          <w:sz w:val="24"/>
+          <w:szCs w:val="24"/>
+          <w:lang w:val="en-US" w:eastAsia="zh-CN"/>
+        </w:rPr>
+      </w:pPr>
+      <w:r>
+        <w:rPr>
+          <w:rFonts w:hint="eastAsia" w:ascii="宋体" w:hAnsi="宋体" w:eastAsia="宋体" w:cs="宋体"/>
+          <w:sz w:val="24"/>
+          <w:szCs w:val="24"/>
+          <w:lang w:val="en-US" w:eastAsia="zh-CN"/>
+        </w:rPr>
+        <w:t>顶点的入度：有向图中顶点的入度是以该顶点为终点的有向边的数目。</w:t>
+      </w:r>
+    </w:p>
+    <w:p>
+      <w:pPr>
+        <w:keepNext w:val="0"/>
+        <w:keepLines w:val="0"/>
+        <w:pageBreakBefore w:val="0"/>
+        <w:widowControl w:val="0"/>
+        <w:kinsoku/>
+        <w:wordWrap/>
+        <w:overflowPunct/>
+        <w:topLinePunct w:val="0"/>
+        <w:autoSpaceDE/>
+        <w:autoSpaceDN/>
+        <w:bidi w:val="0"/>
+        <w:adjustRightInd/>
+        <w:snapToGrid/>
+        <w:spacing w:line="288" w:lineRule="auto"/>
+        <w:textAlignment w:val="auto"/>
+        <w:rPr>
+          <w:rFonts w:hint="eastAsia" w:ascii="宋体" w:hAnsi="宋体" w:eastAsia="宋体" w:cs="宋体"/>
+          <w:sz w:val="24"/>
+          <w:szCs w:val="24"/>
+          <w:lang w:val="en-US" w:eastAsia="zh-CN"/>
+        </w:rPr>
+      </w:pPr>
+      <w:r>
+        <w:rPr>
+          <w:rFonts w:hint="eastAsia" w:ascii="宋体" w:hAnsi="宋体" w:eastAsia="宋体" w:cs="宋体"/>
+          <w:sz w:val="24"/>
+          <w:szCs w:val="24"/>
+          <w:lang w:val="en-US" w:eastAsia="zh-CN"/>
+        </w:rPr>
+        <w:t>顶点的出度：有向图中顶点的出度是以该顶点为起点的有向边的数目。</w:t>
+      </w:r>
+    </w:p>
+    <w:p>
+      <w:pPr>
+        <w:keepNext w:val="0"/>
+        <w:keepLines w:val="0"/>
+        <w:pageBreakBefore w:val="0"/>
+        <w:widowControl w:val="0"/>
+        <w:kinsoku/>
+        <w:wordWrap/>
+        <w:overflowPunct/>
+        <w:topLinePunct w:val="0"/>
+        <w:autoSpaceDE/>
+        <w:autoSpaceDN/>
+        <w:bidi w:val="0"/>
+        <w:adjustRightInd/>
+        <w:snapToGrid/>
+        <w:spacing w:line="288" w:lineRule="auto"/>
+        <w:textAlignment w:val="auto"/>
+        <w:rPr>
+          <w:rFonts w:hint="eastAsia" w:ascii="宋体" w:hAnsi="宋体" w:eastAsia="宋体" w:cs="宋体"/>
+          <w:sz w:val="24"/>
+          <w:szCs w:val="24"/>
+          <w:lang w:val="en-US" w:eastAsia="zh-CN"/>
+        </w:rPr>
+      </w:pPr>
+      <w:r>
+        <w:rPr>
+          <w:rFonts w:hint="eastAsia" w:ascii="宋体" w:hAnsi="宋体" w:eastAsia="宋体" w:cs="宋体"/>
+          <w:sz w:val="24"/>
+          <w:szCs w:val="24"/>
+          <w:lang w:val="en-US" w:eastAsia="zh-CN"/>
+        </w:rPr>
+        <w:t>路径：</w:t>
+      </w:r>
+    </w:p>
+    <w:p>
+      <w:pPr>
+        <w:keepNext w:val="0"/>
+        <w:keepLines w:val="0"/>
+        <w:pageBreakBefore w:val="0"/>
+        <w:widowControl w:val="0"/>
+        <w:kinsoku/>
+        <w:wordWrap/>
+        <w:overflowPunct/>
+        <w:topLinePunct w:val="0"/>
+        <w:autoSpaceDE/>
+        <w:autoSpaceDN/>
+        <w:bidi w:val="0"/>
+        <w:adjustRightInd/>
+        <w:snapToGrid/>
+        <w:spacing w:line="288" w:lineRule="auto"/>
+        <w:textAlignment w:val="auto"/>
+        <w:rPr>
+          <w:rFonts w:hint="eastAsia" w:ascii="宋体" w:hAnsi="宋体" w:eastAsia="宋体" w:cs="宋体"/>
+          <w:sz w:val="24"/>
+          <w:szCs w:val="24"/>
+          <w:lang w:val="en-US" w:eastAsia="zh-CN"/>
+        </w:rPr>
+      </w:pPr>
+      <w:r>
+        <w:rPr>
+          <w:rFonts w:hint="eastAsia" w:ascii="宋体" w:hAnsi="宋体" w:eastAsia="宋体" w:cs="宋体"/>
+          <w:sz w:val="24"/>
+          <w:szCs w:val="24"/>
+          <w:lang w:val="en-US" w:eastAsia="zh-CN"/>
+        </w:rPr>
+        <w:t>源点、终点：vp、vq分别称为该路径的源点、终点</w:t>
+      </w:r>
+    </w:p>
+    <w:p>
+      <w:pPr>
+        <w:keepNext w:val="0"/>
+        <w:keepLines w:val="0"/>
+        <w:pageBreakBefore w:val="0"/>
+        <w:widowControl w:val="0"/>
+        <w:kinsoku/>
+        <w:wordWrap/>
+        <w:overflowPunct/>
+        <w:topLinePunct w:val="0"/>
+        <w:autoSpaceDE/>
+        <w:autoSpaceDN/>
+        <w:bidi w:val="0"/>
+        <w:adjustRightInd/>
+        <w:snapToGrid/>
+        <w:spacing w:line="288" w:lineRule="auto"/>
+        <w:textAlignment w:val="auto"/>
+        <w:rPr>
+          <w:rFonts w:hint="eastAsia" w:ascii="宋体" w:hAnsi="宋体" w:eastAsia="宋体" w:cs="宋体"/>
+          <w:sz w:val="24"/>
+          <w:szCs w:val="24"/>
+          <w:lang w:val="en-US" w:eastAsia="zh-CN"/>
+        </w:rPr>
+      </w:pPr>
+      <w:r>
+        <w:rPr>
+          <w:rFonts w:hint="eastAsia" w:ascii="宋体" w:hAnsi="宋体" w:eastAsia="宋体" w:cs="宋体"/>
+          <w:sz w:val="24"/>
+          <w:szCs w:val="24"/>
+          <w:lang w:val="en-US" w:eastAsia="zh-CN"/>
+        </w:rPr>
+        <w:t>路径长度：路径上边的数目</w:t>
+      </w:r>
+    </w:p>
+    <w:p>
+      <w:pPr>
+        <w:keepNext w:val="0"/>
+        <w:keepLines w:val="0"/>
+        <w:pageBreakBefore w:val="0"/>
+        <w:widowControl w:val="0"/>
+        <w:kinsoku/>
+        <w:wordWrap/>
+        <w:overflowPunct/>
+        <w:topLinePunct w:val="0"/>
+        <w:autoSpaceDE/>
+        <w:autoSpaceDN/>
+        <w:bidi w:val="0"/>
+        <w:adjustRightInd/>
+        <w:snapToGrid/>
+        <w:spacing w:line="288" w:lineRule="auto"/>
+        <w:textAlignment w:val="auto"/>
+        <w:rPr>
+          <w:rFonts w:hint="eastAsia" w:ascii="宋体" w:hAnsi="宋体" w:eastAsia="宋体" w:cs="宋体"/>
+          <w:sz w:val="24"/>
+          <w:szCs w:val="24"/>
+          <w:lang w:val="en-US" w:eastAsia="zh-CN"/>
+        </w:rPr>
+      </w:pPr>
+      <w:r>
+        <w:rPr>
+          <w:rFonts w:hint="eastAsia" w:ascii="宋体" w:hAnsi="宋体" w:eastAsia="宋体" w:cs="宋体"/>
+          <w:sz w:val="24"/>
+          <w:szCs w:val="24"/>
+          <w:lang w:val="en-US" w:eastAsia="zh-CN"/>
+        </w:rPr>
+        <w:t>简单路径：若一条路径上除源点和终点可以相同外，其余顶点均不相同，则称此路径为简单路径。</w:t>
+      </w:r>
+    </w:p>
+    <w:p>
+      <w:pPr>
+        <w:keepNext w:val="0"/>
+        <w:keepLines w:val="0"/>
+        <w:pageBreakBefore w:val="0"/>
+        <w:widowControl w:val="0"/>
+        <w:kinsoku/>
+        <w:wordWrap/>
+        <w:overflowPunct/>
+        <w:topLinePunct w:val="0"/>
+        <w:autoSpaceDE/>
+        <w:autoSpaceDN/>
+        <w:bidi w:val="0"/>
+        <w:adjustRightInd/>
+        <w:snapToGrid/>
+        <w:spacing w:line="288" w:lineRule="auto"/>
+        <w:textAlignment w:val="auto"/>
+        <w:rPr>
+          <w:rFonts w:hint="eastAsia" w:ascii="宋体" w:hAnsi="宋体" w:eastAsia="宋体" w:cs="宋体"/>
+          <w:sz w:val="24"/>
+          <w:szCs w:val="24"/>
+          <w:lang w:val="en-US" w:eastAsia="zh-CN"/>
+        </w:rPr>
+      </w:pPr>
+      <w:r>
+        <w:rPr>
+          <w:rFonts w:hint="eastAsia" w:ascii="宋体" w:hAnsi="宋体" w:eastAsia="宋体" w:cs="宋体"/>
+          <w:sz w:val="24"/>
+          <w:szCs w:val="24"/>
+          <w:lang w:val="en-US" w:eastAsia="zh-CN"/>
+        </w:rPr>
+        <w:t>回路：若一条路径上的源点与终点为同一个顶点，则此路径被称为回路或环；</w:t>
+      </w:r>
+    </w:p>
+    <w:p>
+      <w:pPr>
+        <w:keepNext w:val="0"/>
+        <w:keepLines w:val="0"/>
+        <w:pageBreakBefore w:val="0"/>
+        <w:widowControl w:val="0"/>
+        <w:kinsoku/>
+        <w:wordWrap/>
+        <w:overflowPunct/>
+        <w:topLinePunct w:val="0"/>
+        <w:autoSpaceDE/>
+        <w:autoSpaceDN/>
+        <w:bidi w:val="0"/>
+        <w:adjustRightInd/>
+        <w:snapToGrid/>
+        <w:spacing w:line="288" w:lineRule="auto"/>
+        <w:textAlignment w:val="auto"/>
+        <w:rPr>
+          <w:rFonts w:hint="eastAsia" w:ascii="宋体" w:hAnsi="宋体" w:eastAsia="宋体" w:cs="宋体"/>
+          <w:sz w:val="24"/>
+          <w:szCs w:val="24"/>
+          <w:lang w:val="en-US" w:eastAsia="zh-CN"/>
+        </w:rPr>
+      </w:pPr>
+      <w:r>
+        <w:rPr>
+          <w:rFonts w:hint="eastAsia" w:ascii="宋体" w:hAnsi="宋体" w:eastAsia="宋体" w:cs="宋体"/>
+          <w:sz w:val="24"/>
+          <w:szCs w:val="24"/>
+          <w:lang w:val="en-US" w:eastAsia="zh-CN"/>
+        </w:rPr>
+        <w:t>简单回路：源点与终点相同的简单路径被称为简单回路或简单环。</w:t>
+      </w:r>
+    </w:p>
+    <w:p>
+      <w:pPr>
+        <w:keepNext w:val="0"/>
+        <w:keepLines w:val="0"/>
+        <w:pageBreakBefore w:val="0"/>
+        <w:widowControl w:val="0"/>
+        <w:kinsoku/>
+        <w:wordWrap/>
+        <w:overflowPunct/>
+        <w:topLinePunct w:val="0"/>
+        <w:autoSpaceDE/>
+        <w:autoSpaceDN/>
+        <w:bidi w:val="0"/>
+        <w:adjustRightInd/>
+        <w:snapToGrid/>
+        <w:spacing w:line="288" w:lineRule="auto"/>
+        <w:textAlignment w:val="auto"/>
+        <w:rPr>
+          <w:rFonts w:hint="eastAsia" w:ascii="宋体" w:hAnsi="宋体" w:eastAsia="宋体" w:cs="宋体"/>
+          <w:sz w:val="24"/>
+          <w:szCs w:val="24"/>
+          <w:lang w:val="en-US" w:eastAsia="zh-CN"/>
+        </w:rPr>
+      </w:pPr>
+      <w:r>
+        <w:rPr>
+          <w:rFonts w:hint="eastAsia" w:ascii="宋体" w:hAnsi="宋体" w:eastAsia="宋体" w:cs="宋体"/>
+          <w:sz w:val="24"/>
+          <w:szCs w:val="24"/>
+          <w:lang w:val="en-US" w:eastAsia="zh-CN"/>
+        </w:rPr>
+        <w:t>2.图的存储结构：</w:t>
+      </w:r>
+    </w:p>
+    <w:p>
+      <w:pPr>
+        <w:keepNext w:val="0"/>
+        <w:keepLines w:val="0"/>
+        <w:pageBreakBefore w:val="0"/>
+        <w:widowControl w:val="0"/>
+        <w:kinsoku/>
+        <w:wordWrap/>
+        <w:overflowPunct/>
+        <w:topLinePunct w:val="0"/>
+        <w:autoSpaceDE/>
+        <w:autoSpaceDN/>
+        <w:bidi w:val="0"/>
+        <w:adjustRightInd/>
+        <w:snapToGrid/>
+        <w:spacing w:line="288" w:lineRule="auto"/>
+        <w:textAlignment w:val="auto"/>
+        <w:rPr>
+          <w:rFonts w:hint="eastAsia" w:ascii="宋体" w:hAnsi="宋体" w:eastAsia="宋体" w:cs="宋体"/>
+          <w:sz w:val="24"/>
+          <w:szCs w:val="24"/>
+          <w:lang w:val="en-US" w:eastAsia="zh-CN"/>
+        </w:rPr>
+      </w:pPr>
+      <w:r>
+        <w:rPr>
+          <w:rFonts w:hint="eastAsia" w:ascii="宋体" w:hAnsi="宋体" w:eastAsia="宋体" w:cs="宋体"/>
+          <w:sz w:val="24"/>
+          <w:szCs w:val="24"/>
+          <w:lang w:val="en-US" w:eastAsia="zh-CN"/>
+        </w:rPr>
+        <w:t>图的邻接矩阵、</w:t>
+      </w:r>
+    </w:p>
+    <w:p>
+      <w:pPr>
+        <w:keepNext w:val="0"/>
+        <w:keepLines w:val="0"/>
+        <w:pageBreakBefore w:val="0"/>
+        <w:widowControl w:val="0"/>
+        <w:kinsoku/>
+        <w:wordWrap/>
+        <w:overflowPunct/>
+        <w:topLinePunct w:val="0"/>
+        <w:autoSpaceDE/>
+        <w:autoSpaceDN/>
+        <w:bidi w:val="0"/>
+        <w:adjustRightInd/>
+        <w:snapToGrid/>
+        <w:spacing w:line="288" w:lineRule="auto"/>
+        <w:textAlignment w:val="auto"/>
+        <w:rPr>
+          <w:rFonts w:hint="eastAsia" w:ascii="宋体" w:hAnsi="宋体" w:eastAsia="宋体" w:cs="宋体"/>
+          <w:sz w:val="24"/>
+          <w:szCs w:val="24"/>
+          <w:lang w:val="en-US" w:eastAsia="zh-CN"/>
+        </w:rPr>
+      </w:pPr>
+      <w:r>
+        <w:rPr>
+          <w:rFonts w:hint="eastAsia" w:ascii="宋体" w:hAnsi="宋体" w:eastAsia="宋体" w:cs="宋体"/>
+          <w:sz w:val="24"/>
+          <w:szCs w:val="24"/>
+          <w:lang w:val="en-US" w:eastAsia="zh-CN"/>
+        </w:rPr>
+        <w:t>图的邻接表：顶点：通常按编号将顶点数据存储在一维数组中；关联同一顶点的边：用线性链表存储；</w:t>
+      </w:r>
+    </w:p>
+    <w:p>
+      <w:pPr>
+        <w:keepNext w:val="0"/>
+        <w:keepLines w:val="0"/>
+        <w:pageBreakBefore w:val="0"/>
+        <w:widowControl w:val="0"/>
+        <w:kinsoku/>
+        <w:wordWrap/>
+        <w:overflowPunct/>
+        <w:topLinePunct w:val="0"/>
+        <w:autoSpaceDE/>
+        <w:autoSpaceDN/>
+        <w:bidi w:val="0"/>
+        <w:adjustRightInd/>
+        <w:snapToGrid/>
+        <w:spacing w:line="288" w:lineRule="auto"/>
+        <w:textAlignment w:val="auto"/>
+        <w:rPr>
+          <w:rFonts w:hint="eastAsia" w:ascii="宋体" w:hAnsi="宋体" w:eastAsia="宋体" w:cs="宋体"/>
+          <w:sz w:val="24"/>
+          <w:szCs w:val="24"/>
+          <w:lang w:val="en-US" w:eastAsia="zh-CN"/>
+        </w:rPr>
+      </w:pPr>
+      <w:r>
+        <w:rPr>
+          <w:rFonts w:hint="eastAsia" w:ascii="宋体" w:hAnsi="宋体" w:eastAsia="宋体" w:cs="宋体"/>
+          <w:sz w:val="24"/>
+          <w:szCs w:val="24"/>
+          <w:lang w:val="en-US" w:eastAsia="zh-CN"/>
+        </w:rPr>
+        <w:t>无向图的邻接表：</w:t>
+      </w:r>
+    </w:p>
+    <w:p>
+      <w:pPr>
+        <w:keepNext w:val="0"/>
+        <w:keepLines w:val="0"/>
+        <w:pageBreakBefore w:val="0"/>
+        <w:widowControl w:val="0"/>
+        <w:kinsoku/>
+        <w:wordWrap/>
+        <w:overflowPunct/>
+        <w:topLinePunct w:val="0"/>
+        <w:autoSpaceDE/>
+        <w:autoSpaceDN/>
+        <w:bidi w:val="0"/>
+        <w:adjustRightInd/>
+        <w:snapToGrid/>
+        <w:spacing w:line="288" w:lineRule="auto"/>
+        <w:textAlignment w:val="auto"/>
+        <w:rPr>
+          <w:rFonts w:hint="eastAsia" w:ascii="宋体" w:hAnsi="宋体" w:eastAsia="宋体" w:cs="宋体"/>
+          <w:sz w:val="24"/>
+          <w:szCs w:val="24"/>
+          <w:lang w:val="en-US" w:eastAsia="zh-CN"/>
+        </w:rPr>
+      </w:pPr>
+      <w:r>
+        <w:rPr>
+          <w:rFonts w:hint="eastAsia" w:ascii="宋体" w:hAnsi="宋体" w:eastAsia="宋体" w:cs="宋体"/>
+          <w:sz w:val="24"/>
+          <w:szCs w:val="24"/>
+          <w:lang w:val="en-US" w:eastAsia="zh-CN"/>
+        </w:rPr>
+        <w:t>有向图的邻接表：</w:t>
+      </w:r>
+    </w:p>
+    <w:p>
+      <w:pPr>
+        <w:keepNext w:val="0"/>
+        <w:keepLines w:val="0"/>
+        <w:pageBreakBefore w:val="0"/>
+        <w:widowControl w:val="0"/>
+        <w:kinsoku/>
+        <w:wordWrap/>
+        <w:overflowPunct/>
+        <w:topLinePunct w:val="0"/>
+        <w:autoSpaceDE/>
+        <w:autoSpaceDN/>
+        <w:bidi w:val="0"/>
+        <w:adjustRightInd/>
+        <w:snapToGrid/>
+        <w:spacing w:line="288" w:lineRule="auto"/>
+        <w:textAlignment w:val="auto"/>
+        <w:rPr>
+          <w:rFonts w:hint="eastAsia" w:ascii="宋体" w:hAnsi="宋体" w:eastAsia="宋体" w:cs="宋体"/>
+          <w:sz w:val="24"/>
+          <w:szCs w:val="24"/>
+          <w:lang w:val="en-US" w:eastAsia="zh-CN"/>
+        </w:rPr>
+      </w:pPr>
+      <w:r>
+        <w:rPr>
+          <w:rFonts w:hint="eastAsia" w:ascii="宋体" w:hAnsi="宋体" w:eastAsia="宋体" w:cs="宋体"/>
+          <w:sz w:val="24"/>
+          <w:szCs w:val="24"/>
+          <w:lang w:val="en-US" w:eastAsia="zh-CN"/>
+        </w:rPr>
+        <w:t>3.图的遍历：</w:t>
+      </w:r>
+    </w:p>
+    <w:p>
+      <w:pPr>
+        <w:keepNext w:val="0"/>
+        <w:keepLines w:val="0"/>
+        <w:pageBreakBefore w:val="0"/>
+        <w:widowControl w:val="0"/>
+        <w:kinsoku/>
+        <w:wordWrap/>
+        <w:overflowPunct/>
+        <w:topLinePunct w:val="0"/>
+        <w:autoSpaceDE/>
+        <w:autoSpaceDN/>
+        <w:bidi w:val="0"/>
+        <w:adjustRightInd/>
+        <w:snapToGrid/>
+        <w:spacing w:line="288" w:lineRule="auto"/>
+        <w:textAlignment w:val="auto"/>
+        <w:rPr>
+          <w:rFonts w:hint="eastAsia" w:ascii="宋体" w:hAnsi="宋体" w:eastAsia="宋体" w:cs="宋体"/>
+          <w:sz w:val="24"/>
+          <w:szCs w:val="24"/>
+          <w:lang w:val="en-US" w:eastAsia="zh-CN"/>
+        </w:rPr>
+      </w:pPr>
+      <w:r>
+        <w:rPr>
+          <w:rFonts w:hint="eastAsia" w:ascii="宋体" w:hAnsi="宋体" w:eastAsia="宋体" w:cs="宋体"/>
+          <w:sz w:val="24"/>
+          <w:szCs w:val="24"/>
+          <w:lang w:val="en-US" w:eastAsia="zh-CN"/>
+        </w:rPr>
+        <w:t>深度遍历：</w:t>
+      </w:r>
+    </w:p>
+    <w:p>
+      <w:pPr>
+        <w:keepNext w:val="0"/>
+        <w:keepLines w:val="0"/>
+        <w:pageBreakBefore w:val="0"/>
+        <w:widowControl w:val="0"/>
+        <w:kinsoku/>
+        <w:wordWrap/>
+        <w:overflowPunct/>
+        <w:topLinePunct w:val="0"/>
+        <w:autoSpaceDE/>
+        <w:autoSpaceDN/>
+        <w:bidi w:val="0"/>
+        <w:adjustRightInd/>
+        <w:snapToGrid/>
+        <w:spacing w:line="288" w:lineRule="auto"/>
+        <w:textAlignment w:val="auto"/>
+        <w:rPr>
+          <w:rFonts w:hint="eastAsia" w:ascii="宋体" w:hAnsi="宋体" w:eastAsia="宋体" w:cs="宋体"/>
+          <w:sz w:val="24"/>
+          <w:szCs w:val="24"/>
+          <w:lang w:val="en-US" w:eastAsia="zh-CN"/>
+        </w:rPr>
+      </w:pPr>
+      <w:r>
+        <w:rPr>
+          <w:rFonts w:hint="eastAsia" w:ascii="宋体" w:hAnsi="宋体" w:eastAsia="宋体" w:cs="宋体"/>
+          <w:sz w:val="24"/>
+          <w:szCs w:val="24"/>
+          <w:lang w:val="en-US" w:eastAsia="zh-CN"/>
+        </w:rPr>
+        <w:t>从图中某顶点v出发：</w:t>
+      </w:r>
+    </w:p>
+    <w:p>
+      <w:pPr>
+        <w:keepNext w:val="0"/>
+        <w:keepLines w:val="0"/>
+        <w:pageBreakBefore w:val="0"/>
+        <w:widowControl w:val="0"/>
+        <w:kinsoku/>
+        <w:wordWrap/>
+        <w:overflowPunct/>
+        <w:topLinePunct w:val="0"/>
+        <w:autoSpaceDE/>
+        <w:autoSpaceDN/>
+        <w:bidi w:val="0"/>
+        <w:adjustRightInd/>
+        <w:snapToGrid/>
+        <w:spacing w:line="288" w:lineRule="auto"/>
+        <w:textAlignment w:val="auto"/>
+        <w:rPr>
+          <w:rFonts w:hint="eastAsia" w:ascii="宋体" w:hAnsi="宋体" w:eastAsia="宋体" w:cs="宋体"/>
+          <w:sz w:val="24"/>
+          <w:szCs w:val="24"/>
+          <w:lang w:val="en-US" w:eastAsia="zh-CN"/>
+        </w:rPr>
+      </w:pPr>
+      <w:r>
+        <w:rPr>
+          <w:rFonts w:hint="eastAsia" w:ascii="宋体" w:hAnsi="宋体" w:eastAsia="宋体" w:cs="宋体"/>
+          <w:sz w:val="24"/>
+          <w:szCs w:val="24"/>
+          <w:lang w:val="en-US" w:eastAsia="zh-CN"/>
+        </w:rPr>
+        <w:t>访问顶点v</w:t>
+      </w:r>
+    </w:p>
+    <w:p>
+      <w:pPr>
+        <w:keepNext w:val="0"/>
+        <w:keepLines w:val="0"/>
+        <w:pageBreakBefore w:val="0"/>
+        <w:widowControl w:val="0"/>
+        <w:kinsoku/>
+        <w:wordWrap/>
+        <w:overflowPunct/>
+        <w:topLinePunct w:val="0"/>
+        <w:autoSpaceDE/>
+        <w:autoSpaceDN/>
+        <w:bidi w:val="0"/>
+        <w:adjustRightInd/>
+        <w:snapToGrid/>
+        <w:spacing w:line="288" w:lineRule="auto"/>
+        <w:textAlignment w:val="auto"/>
+        <w:rPr>
+          <w:rFonts w:hint="eastAsia" w:ascii="宋体" w:hAnsi="宋体" w:eastAsia="宋体" w:cs="宋体"/>
+          <w:sz w:val="24"/>
+          <w:szCs w:val="24"/>
+          <w:lang w:val="en-US" w:eastAsia="zh-CN"/>
+        </w:rPr>
+      </w:pPr>
+      <w:r>
+        <w:rPr>
+          <w:rFonts w:hint="eastAsia" w:ascii="宋体" w:hAnsi="宋体" w:eastAsia="宋体" w:cs="宋体"/>
+          <w:sz w:val="24"/>
+          <w:szCs w:val="24"/>
+          <w:lang w:val="en-US" w:eastAsia="zh-CN"/>
+        </w:rPr>
+        <w:t>依次从v的未被访问的邻接表出发，继续对图进行深度优先遍历</w:t>
+      </w:r>
+    </w:p>
+    <w:p>
+      <w:pPr>
+        <w:keepNext w:val="0"/>
+        <w:keepLines w:val="0"/>
+        <w:pageBreakBefore w:val="0"/>
+        <w:widowControl w:val="0"/>
+        <w:kinsoku/>
+        <w:wordWrap/>
+        <w:overflowPunct/>
+        <w:topLinePunct w:val="0"/>
+        <w:autoSpaceDE/>
+        <w:autoSpaceDN/>
+        <w:bidi w:val="0"/>
+        <w:adjustRightInd/>
+        <w:snapToGrid/>
+        <w:spacing w:line="288" w:lineRule="auto"/>
+        <w:textAlignment w:val="auto"/>
+        <w:rPr>
+          <w:rFonts w:hint="eastAsia" w:ascii="宋体" w:hAnsi="宋体" w:eastAsia="宋体" w:cs="宋体"/>
+          <w:sz w:val="24"/>
+          <w:szCs w:val="24"/>
+          <w:lang w:val="en-US" w:eastAsia="zh-CN"/>
+        </w:rPr>
+      </w:pPr>
+    </w:p>
+    <w:p>
+      <w:pPr>
+        <w:keepNext w:val="0"/>
+        <w:keepLines w:val="0"/>
+        <w:pageBreakBefore w:val="0"/>
+        <w:widowControl w:val="0"/>
+        <w:kinsoku/>
+        <w:wordWrap/>
+        <w:overflowPunct/>
+        <w:topLinePunct w:val="0"/>
+        <w:autoSpaceDE/>
+        <w:autoSpaceDN/>
+        <w:bidi w:val="0"/>
+        <w:adjustRightInd/>
+        <w:snapToGrid/>
+        <w:spacing w:line="288" w:lineRule="auto"/>
+        <w:textAlignment w:val="auto"/>
+        <w:rPr>
+          <w:rFonts w:hint="eastAsia" w:ascii="宋体" w:hAnsi="宋体" w:eastAsia="宋体" w:cs="宋体"/>
+          <w:sz w:val="24"/>
+          <w:szCs w:val="24"/>
+          <w:lang w:val="en-US" w:eastAsia="zh-CN"/>
+        </w:rPr>
+      </w:pPr>
+      <w:r>
+        <w:rPr>
+          <w:rFonts w:hint="eastAsia" w:ascii="宋体" w:hAnsi="宋体" w:eastAsia="宋体" w:cs="宋体"/>
+          <w:sz w:val="24"/>
+          <w:szCs w:val="24"/>
+          <w:lang w:val="en-US" w:eastAsia="zh-CN"/>
+        </w:rPr>
+        <w:t>广度优先遍历：</w:t>
+      </w:r>
+    </w:p>
+    <w:p>
+      <w:pPr>
+        <w:keepNext w:val="0"/>
+        <w:keepLines w:val="0"/>
+        <w:pageBreakBefore w:val="0"/>
+        <w:widowControl w:val="0"/>
+        <w:kinsoku/>
+        <w:wordWrap/>
+        <w:overflowPunct/>
+        <w:topLinePunct w:val="0"/>
+        <w:autoSpaceDE/>
+        <w:autoSpaceDN/>
+        <w:bidi w:val="0"/>
+        <w:adjustRightInd/>
+        <w:snapToGrid/>
+        <w:spacing w:line="288" w:lineRule="auto"/>
+        <w:textAlignment w:val="auto"/>
+        <w:rPr>
+          <w:rFonts w:hint="eastAsia" w:ascii="宋体" w:hAnsi="宋体" w:eastAsia="宋体" w:cs="宋体"/>
+          <w:sz w:val="24"/>
+          <w:szCs w:val="24"/>
+          <w:lang w:val="en-US" w:eastAsia="zh-CN"/>
+        </w:rPr>
+      </w:pPr>
+      <w:r>
+        <w:rPr>
+          <w:rFonts w:hint="eastAsia" w:ascii="宋体" w:hAnsi="宋体" w:eastAsia="宋体" w:cs="宋体"/>
+          <w:sz w:val="24"/>
+          <w:szCs w:val="24"/>
+          <w:lang w:val="en-US" w:eastAsia="zh-CN"/>
+        </w:rPr>
+        <w:t>从图中某顶点v出发：</w:t>
+      </w:r>
+    </w:p>
+    <w:p>
+      <w:pPr>
+        <w:keepNext w:val="0"/>
+        <w:keepLines w:val="0"/>
+        <w:pageBreakBefore w:val="0"/>
+        <w:widowControl w:val="0"/>
+        <w:kinsoku/>
+        <w:wordWrap/>
+        <w:overflowPunct/>
+        <w:topLinePunct w:val="0"/>
+        <w:autoSpaceDE/>
+        <w:autoSpaceDN/>
+        <w:bidi w:val="0"/>
+        <w:adjustRightInd/>
+        <w:snapToGrid/>
+        <w:spacing w:line="288" w:lineRule="auto"/>
+        <w:textAlignment w:val="auto"/>
+        <w:rPr>
+          <w:rFonts w:hint="eastAsia" w:ascii="宋体" w:hAnsi="宋体" w:eastAsia="宋体" w:cs="宋体"/>
+          <w:sz w:val="24"/>
+          <w:szCs w:val="24"/>
+          <w:lang w:val="en-US" w:eastAsia="zh-CN"/>
+        </w:rPr>
+      </w:pPr>
+      <w:r>
+        <w:rPr>
+          <w:rFonts w:hint="eastAsia" w:ascii="宋体" w:hAnsi="宋体" w:eastAsia="宋体" w:cs="宋体"/>
+          <w:sz w:val="24"/>
+          <w:szCs w:val="24"/>
+          <w:lang w:val="en-US" w:eastAsia="zh-CN"/>
+        </w:rPr>
+        <w:t>访问顶点v1</w:t>
+      </w:r>
+    </w:p>
+    <w:p>
+      <w:pPr>
+        <w:keepNext w:val="0"/>
+        <w:keepLines w:val="0"/>
+        <w:pageBreakBefore w:val="0"/>
+        <w:widowControl w:val="0"/>
+        <w:kinsoku/>
+        <w:wordWrap/>
+        <w:overflowPunct/>
+        <w:topLinePunct w:val="0"/>
+        <w:autoSpaceDE/>
+        <w:autoSpaceDN/>
+        <w:bidi w:val="0"/>
+        <w:adjustRightInd/>
+        <w:snapToGrid/>
+        <w:spacing w:line="288" w:lineRule="auto"/>
+        <w:textAlignment w:val="auto"/>
+        <w:rPr>
+          <w:rFonts w:hint="eastAsia" w:ascii="宋体" w:hAnsi="宋体" w:eastAsia="宋体" w:cs="宋体"/>
+          <w:sz w:val="24"/>
+          <w:szCs w:val="24"/>
+          <w:lang w:val="en-US" w:eastAsia="zh-CN"/>
+        </w:rPr>
+      </w:pPr>
+      <w:r>
+        <w:rPr>
+          <w:rFonts w:hint="eastAsia" w:ascii="宋体" w:hAnsi="宋体" w:eastAsia="宋体" w:cs="宋体"/>
+          <w:sz w:val="24"/>
+          <w:szCs w:val="24"/>
+          <w:lang w:val="en-US" w:eastAsia="zh-CN"/>
+        </w:rPr>
+        <w:t>访问v1未被访问的邻接表v1,v2……；</w:t>
+      </w:r>
+    </w:p>
+    <w:p>
+      <w:pPr>
+        <w:keepNext w:val="0"/>
+        <w:keepLines w:val="0"/>
+        <w:pageBreakBefore w:val="0"/>
+        <w:widowControl w:val="0"/>
+        <w:kinsoku/>
+        <w:wordWrap/>
+        <w:overflowPunct/>
+        <w:topLinePunct w:val="0"/>
+        <w:autoSpaceDE/>
+        <w:autoSpaceDN/>
+        <w:bidi w:val="0"/>
+        <w:adjustRightInd/>
+        <w:snapToGrid/>
+        <w:spacing w:line="288" w:lineRule="auto"/>
+        <w:textAlignment w:val="auto"/>
+        <w:rPr>
+          <w:rFonts w:hint="eastAsia" w:ascii="宋体" w:hAnsi="宋体" w:eastAsia="宋体" w:cs="宋体"/>
+          <w:sz w:val="24"/>
+          <w:szCs w:val="24"/>
+          <w:lang w:val="en-US" w:eastAsia="zh-CN"/>
+        </w:rPr>
+      </w:pPr>
+      <w:r>
+        <w:rPr>
+          <w:rFonts w:hint="eastAsia" w:ascii="宋体" w:hAnsi="宋体" w:eastAsia="宋体" w:cs="宋体"/>
+          <w:sz w:val="24"/>
+          <w:szCs w:val="24"/>
+          <w:lang w:val="en-US" w:eastAsia="zh-CN"/>
+        </w:rPr>
+        <w:t>图的相关算法：GIS最短路径</w:t>
+      </w:r>
+    </w:p>
+    <w:p>
+      <w:pPr>
+        <w:keepNext w:val="0"/>
+        <w:keepLines w:val="0"/>
+        <w:pageBreakBefore w:val="0"/>
+        <w:widowControl w:val="0"/>
+        <w:kinsoku/>
+        <w:wordWrap/>
+        <w:overflowPunct/>
+        <w:topLinePunct w:val="0"/>
+        <w:autoSpaceDE/>
+        <w:autoSpaceDN/>
+        <w:bidi w:val="0"/>
+        <w:adjustRightInd/>
+        <w:snapToGrid/>
+        <w:spacing w:line="288" w:lineRule="auto"/>
+        <w:textAlignment w:val="auto"/>
+        <w:rPr>
+          <w:rFonts w:hint="eastAsia" w:ascii="宋体" w:hAnsi="宋体" w:eastAsia="宋体" w:cs="宋体"/>
+          <w:sz w:val="24"/>
+          <w:szCs w:val="24"/>
+          <w:lang w:val="en-US" w:eastAsia="zh-CN"/>
+        </w:rPr>
+      </w:pPr>
+    </w:p>
+    <w:p>
+      <w:pPr>
+        <w:keepNext w:val="0"/>
+        <w:keepLines w:val="0"/>
+        <w:pageBreakBefore w:val="0"/>
+        <w:widowControl w:val="0"/>
+        <w:kinsoku/>
+        <w:wordWrap/>
+        <w:overflowPunct/>
+        <w:topLinePunct w:val="0"/>
+        <w:autoSpaceDE/>
+        <w:autoSpaceDN/>
+        <w:bidi w:val="0"/>
+        <w:adjustRightInd/>
+        <w:snapToGrid/>
+        <w:spacing w:line="288" w:lineRule="auto"/>
+        <w:textAlignment w:val="auto"/>
+        <w:rPr>
+          <w:rFonts w:hint="eastAsia" w:ascii="宋体" w:hAnsi="宋体" w:eastAsia="宋体" w:cs="宋体"/>
+          <w:sz w:val="24"/>
+          <w:szCs w:val="24"/>
+          <w:lang w:val="en-US" w:eastAsia="zh-CN"/>
+        </w:rPr>
+      </w:pPr>
     </w:p>
     <w:p>
       <w:pPr>
@@ -3702,16 +6747,7 @@
           <w:szCs w:val="24"/>
           <w:lang w:val="en-US" w:eastAsia="zh-CN"/>
         </w:rPr>
-        <w:t>熟悉了数据结构的基本内容，在日常思考问题中，可以以数据结构中表、树、图</w:t>
-      </w:r>
-      <w:r>
-        <w:rPr>
-          <w:rFonts w:hint="eastAsia" w:ascii="宋体" w:hAnsi="宋体" w:eastAsia="宋体" w:cs="宋体"/>
-          <w:sz w:val="24"/>
-          <w:szCs w:val="24"/>
-          <w:lang w:val="en-US" w:eastAsia="zh-CN"/>
-        </w:rPr>
-        <w:t>结构来看问题，同时有利于今后扩展数据结构和算法的相关知识；</w:t>
+        <w:t>熟悉了数据结构的基本内容，在日常思考问题中，可以以数据结构中表、树、图结构解决问题，同时有利于今后扩展数据结构和算法的相关知识；</w:t>
       </w:r>
     </w:p>
     <w:p>
@@ -3816,7 +6852,7 @@
         <w:spacing w:line="288" w:lineRule="auto"/>
         <w:textAlignment w:val="auto"/>
         <w:rPr>
-          <w:rFonts w:hint="default" w:ascii="宋体" w:hAnsi="宋体" w:eastAsia="宋体" w:cs="宋体"/>
+          <w:rFonts w:hint="eastAsia" w:ascii="宋体" w:hAnsi="宋体" w:eastAsia="宋体" w:cs="宋体"/>
           <w:sz w:val="24"/>
           <w:szCs w:val="24"/>
           <w:lang w:val="en-US" w:eastAsia="zh-CN"/>
@@ -3875,7 +6911,7 @@
         <w:spacing w:line="288" w:lineRule="auto"/>
         <w:textAlignment w:val="auto"/>
         <w:rPr>
-          <w:rFonts w:hint="default" w:ascii="宋体" w:hAnsi="宋体" w:eastAsia="宋体" w:cs="宋体"/>
+          <w:rFonts w:hint="eastAsia" w:ascii="宋体" w:hAnsi="宋体" w:eastAsia="宋体" w:cs="宋体"/>
           <w:sz w:val="24"/>
           <w:szCs w:val="24"/>
           <w:lang w:val="en-US" w:eastAsia="zh-CN"/>
